--- a/Quiz_Web_Matematika_Paket_1.docx
+++ b/Quiz_Web_Matematika_Paket_1.docx
@@ -66,11 +66,11 @@
         <w:br/>
       </w:r>
       <w:r>
-        <w:t>3. Naskah soal ini terdiri atas 20 butir soal pilihan ganda dengan 4 opsi pilihan (A, B, C, D).</w:t>
+        <w:t>3. Naskah soal ini terdiri atas Pilihan Ganda Sederhana, Pilihan Ganda Kompleks, dan Tabel Benar/Salah.</w:t>
         <w:br/>
       </w:r>
       <w:r>
-        <w:t>4. Pilihlah salah satu jawaban yang Anda anggap paling benar dan tepat.</w:t>
+        <w:t>4. Pilihlah jawaban yang paling benar dan tepat.</w:t>
       </w:r>
     </w:p>
     <w:p>
@@ -406,7 +406,7 @@
         <w:rPr>
           <w:b/>
         </w:rPr>
-        <w:t xml:space="preserve">A. </w:t>
+        <w:t xml:space="preserve">□ A. </w:t>
       </w:r>
       <w:r>
         <w:t>Rabu, 25 Maret 2026</w:t>
@@ -421,7 +421,7 @@
         <w:rPr>
           <w:b/>
         </w:rPr>
-        <w:t xml:space="preserve">B. </w:t>
+        <w:t xml:space="preserve">□ B. </w:t>
       </w:r>
       <w:r>
         <w:t>Kamis, 26 Maret 2026</w:t>
@@ -436,7 +436,7 @@
         <w:rPr>
           <w:b/>
         </w:rPr>
-        <w:t xml:space="preserve">C. </w:t>
+        <w:t xml:space="preserve">□ C. </w:t>
       </w:r>
       <w:r>
         <w:t>Jumat, 27 Maret 2026</w:t>
@@ -451,10 +451,21 @@
         <w:rPr>
           <w:b/>
         </w:rPr>
-        <w:t xml:space="preserve">D. </w:t>
+        <w:t xml:space="preserve">□ D. </w:t>
       </w:r>
       <w:r>
         <w:t>Sabtu, 28 Maret 2026</w:t>
+      </w:r>
+    </w:p>
+    <w:p>
+      <w:pPr>
+        <w:ind w:left="432"/>
+      </w:pPr>
+      <w:r>
+        <w:rPr>
+          <w:i/>
+        </w:rPr>
+        <w:t>[Pilihan Ganda Kompleks: Jawaban benar lebih dari satu]</w:t>
       </w:r>
     </w:p>
     <w:p>
@@ -545,1217 +556,64 @@
         <w:t>Sebidang tanah aula pertemuan berbentuk persegi memiliki luas 576 m². Di sekeliling tanah aula tersebut akan dipasang kawat pagar pembatas sebanyak satu putaran penuh. Berapakah panjang kawat yang diperlukan untuk mengelilingi tanah tersebut?</w:t>
       </w:r>
     </w:p>
-    <w:p>
-      <w:pPr>
-        <w:spacing w:before="0" w:after="20"/>
-        <w:ind w:left="432"/>
-      </w:pPr>
-      <w:r>
-        <w:rPr>
-          <w:b/>
-        </w:rPr>
-        <w:t xml:space="preserve">A. </w:t>
-      </w:r>
-      <w:r>
-        <w:t>48 meter</w:t>
-      </w:r>
-    </w:p>
-    <w:p>
-      <w:pPr>
-        <w:spacing w:before="0" w:after="20"/>
-        <w:ind w:left="432"/>
-      </w:pPr>
-      <w:r>
-        <w:rPr>
-          <w:b/>
-        </w:rPr>
-        <w:t xml:space="preserve">B. </w:t>
-      </w:r>
-      <w:r>
-        <w:t>72 meter</w:t>
-      </w:r>
-    </w:p>
-    <w:p>
-      <w:pPr>
-        <w:spacing w:before="0" w:after="20"/>
-        <w:ind w:left="432"/>
-      </w:pPr>
-      <w:r>
-        <w:rPr>
-          <w:b/>
-        </w:rPr>
-        <w:t xml:space="preserve">C. </w:t>
-      </w:r>
-      <w:r>
-        <w:t>96 meter</w:t>
-      </w:r>
-    </w:p>
-    <w:p>
-      <w:pPr>
-        <w:spacing w:before="0" w:after="20"/>
-        <w:ind w:left="432"/>
-      </w:pPr>
-      <w:r>
-        <w:rPr>
-          <w:b/>
-        </w:rPr>
-        <w:t xml:space="preserve">D. </w:t>
-      </w:r>
-      <w:r>
-        <w:t>120 meter</w:t>
-      </w:r>
-    </w:p>
-    <w:p>
-      <w:pPr>
-        <w:spacing w:before="120" w:after="40"/>
-      </w:pPr>
-      <w:r>
-        <w:rPr>
-          <w:b/>
-        </w:rPr>
-        <w:t xml:space="preserve">8. </w:t>
-      </w:r>
-      <w:r>
-        <w:t>Sebuah bak penampungan air berbentuk kubus mampu menampung air sampai penuh sebanyak 216.000 liter (dm³). Berapakah kedalaman (panjang rusuk bagian dalam) bak penampungan air tersebut dalam satuan meter?</w:t>
-      </w:r>
-    </w:p>
-    <w:p>
-      <w:pPr>
-        <w:spacing w:before="0" w:after="20"/>
-        <w:ind w:left="432"/>
-      </w:pPr>
-      <w:r>
-        <w:rPr>
-          <w:b/>
-        </w:rPr>
-        <w:t xml:space="preserve">A. </w:t>
-      </w:r>
-      <w:r>
-        <w:t>4 meter</w:t>
-      </w:r>
-    </w:p>
-    <w:p>
-      <w:pPr>
-        <w:spacing w:before="0" w:after="20"/>
-        <w:ind w:left="432"/>
-      </w:pPr>
-      <w:r>
-        <w:rPr>
-          <w:b/>
-        </w:rPr>
-        <w:t xml:space="preserve">B. </w:t>
-      </w:r>
-      <w:r>
-        <w:t>5 meter</w:t>
-      </w:r>
-    </w:p>
-    <w:p>
-      <w:pPr>
-        <w:spacing w:before="0" w:after="20"/>
-        <w:ind w:left="432"/>
-      </w:pPr>
-      <w:r>
-        <w:rPr>
-          <w:b/>
-        </w:rPr>
-        <w:t xml:space="preserve">C. </w:t>
-      </w:r>
-      <w:r>
-        <w:t>6 meter</w:t>
-      </w:r>
-    </w:p>
-    <w:p>
-      <w:pPr>
-        <w:spacing w:before="0" w:after="20"/>
-        <w:ind w:left="432"/>
-      </w:pPr>
-      <w:r>
-        <w:rPr>
-          <w:b/>
-        </w:rPr>
-        <w:t xml:space="preserve">D. </w:t>
-      </w:r>
-      <w:r>
-        <w:t>8 meter</w:t>
-      </w:r>
-    </w:p>
-    <w:p>
-      <w:pPr>
-        <w:spacing w:before="120" w:after="40"/>
-      </w:pPr>
-      <w:r>
-        <w:rPr>
-          <w:b/>
-        </w:rPr>
-        <w:t xml:space="preserve">9. </w:t>
-      </w:r>
-      <w:r>
-        <w:t>Perbandingan banyak siswa laki-laki dan siswa perempuan di kelas VI SD Harapan Bangsa adalah 4 : 5. Jika selisih banyak siswa laki-laki dan perempuan adalah 4 orang, berapakah jumlah seluruh siswa di kelas VI tersebut?</w:t>
-      </w:r>
-    </w:p>
-    <w:p>
-      <w:pPr>
-        <w:spacing w:before="0" w:after="20"/>
-        <w:ind w:left="432"/>
-      </w:pPr>
-      <w:r>
-        <w:rPr>
-          <w:b/>
-        </w:rPr>
-        <w:t xml:space="preserve">A. </w:t>
-      </w:r>
-      <w:r>
-        <w:t>32 orang</w:t>
-      </w:r>
-    </w:p>
-    <w:p>
-      <w:pPr>
-        <w:spacing w:before="0" w:after="20"/>
-        <w:ind w:left="432"/>
-      </w:pPr>
-      <w:r>
-        <w:rPr>
-          <w:b/>
-        </w:rPr>
-        <w:t xml:space="preserve">B. </w:t>
-      </w:r>
-      <w:r>
-        <w:t>36 orang</w:t>
-      </w:r>
-    </w:p>
-    <w:p>
-      <w:pPr>
-        <w:spacing w:before="0" w:after="20"/>
-        <w:ind w:left="432"/>
-      </w:pPr>
-      <w:r>
-        <w:rPr>
-          <w:b/>
-        </w:rPr>
-        <w:t xml:space="preserve">C. </w:t>
-      </w:r>
-      <w:r>
-        <w:t>40 orang</w:t>
-      </w:r>
-    </w:p>
-    <w:p>
-      <w:pPr>
-        <w:spacing w:before="0" w:after="20"/>
-        <w:ind w:left="432"/>
-      </w:pPr>
-      <w:r>
-        <w:rPr>
-          <w:b/>
-        </w:rPr>
-        <w:t xml:space="preserve">D. </w:t>
-      </w:r>
-      <w:r>
-        <w:t>45 orang</w:t>
-      </w:r>
-    </w:p>
-    <w:p>
-      <w:pPr>
-        <w:spacing w:before="120" w:after="40"/>
-      </w:pPr>
-      <w:r>
-        <w:rPr>
-          <w:b/>
-        </w:rPr>
-        <w:t xml:space="preserve">10. </w:t>
-      </w:r>
-      <w:r>
-        <w:t>Jarak antara Kota Melati dan Kota Cempaka pada sebuah peta adalah 6 cm. Skala yang tertera pada peta tersebut adalah 1 : 400.000. Berapakah jarak sebenarnya antara kedua kota tersebut dalam satuan kilometer?</w:t>
-      </w:r>
-    </w:p>
-    <w:p>
-      <w:pPr>
-        <w:spacing w:before="0" w:after="20"/>
-        <w:ind w:left="432"/>
-      </w:pPr>
-      <w:r>
-        <w:rPr>
-          <w:b/>
-        </w:rPr>
-        <w:t xml:space="preserve">A. </w:t>
-      </w:r>
-      <w:r>
-        <w:t>18 km</w:t>
-      </w:r>
-    </w:p>
-    <w:p>
-      <w:pPr>
-        <w:spacing w:before="0" w:after="20"/>
-        <w:ind w:left="432"/>
-      </w:pPr>
-      <w:r>
-        <w:rPr>
-          <w:b/>
-        </w:rPr>
-        <w:t xml:space="preserve">B. </w:t>
-      </w:r>
-      <w:r>
-        <w:t>24 km</w:t>
-      </w:r>
-    </w:p>
-    <w:p>
-      <w:pPr>
-        <w:spacing w:before="0" w:after="20"/>
-        <w:ind w:left="432"/>
-      </w:pPr>
-      <w:r>
-        <w:rPr>
-          <w:b/>
-        </w:rPr>
-        <w:t xml:space="preserve">C. </w:t>
-      </w:r>
-      <w:r>
-        <w:t>28 km</w:t>
-      </w:r>
-    </w:p>
-    <w:p>
-      <w:pPr>
-        <w:spacing w:before="0" w:after="20"/>
-        <w:ind w:left="432"/>
-      </w:pPr>
-      <w:r>
-        <w:rPr>
-          <w:b/>
-        </w:rPr>
-        <w:t xml:space="preserve">D. </w:t>
-      </w:r>
-      <w:r>
-        <w:t>32 km</w:t>
-      </w:r>
-    </w:p>
-    <w:p>
-      <w:pPr>
-        <w:spacing w:before="120" w:after="40"/>
-      </w:pPr>
-      <w:r>
-        <w:rPr>
-          <w:b/>
-        </w:rPr>
-        <w:t xml:space="preserve">11. </w:t>
-      </w:r>
-      <w:r>
-        <w:t>Sebuah taman rekreasi keluarga berbentuk lingkaran memiliki panjang jari-jari 14 meter (π = 22/7). Di sekeliling tepi taman tersebut akan ditanami pohon palem perindang dengan jarak antar-pohon sebesar 4 meter. Berapa banyak pohon palem yang dibutuhkan?</w:t>
-      </w:r>
-    </w:p>
-    <w:p>
-      <w:pPr>
-        <w:spacing w:before="0" w:after="20"/>
-        <w:ind w:left="432"/>
-      </w:pPr>
-      <w:r>
-        <w:rPr>
-          <w:b/>
-        </w:rPr>
-        <w:t xml:space="preserve">A. </w:t>
-      </w:r>
-      <w:r>
-        <w:t>18 pohon</w:t>
-      </w:r>
-    </w:p>
-    <w:p>
-      <w:pPr>
-        <w:spacing w:before="0" w:after="20"/>
-        <w:ind w:left="432"/>
-      </w:pPr>
-      <w:r>
-        <w:rPr>
-          <w:b/>
-        </w:rPr>
-        <w:t xml:space="preserve">B. </w:t>
-      </w:r>
-      <w:r>
-        <w:t>20 pohon</w:t>
-      </w:r>
-    </w:p>
-    <w:p>
-      <w:pPr>
-        <w:spacing w:before="0" w:after="20"/>
-        <w:ind w:left="432"/>
-      </w:pPr>
-      <w:r>
-        <w:rPr>
-          <w:b/>
-        </w:rPr>
-        <w:t xml:space="preserve">C. </w:t>
-      </w:r>
-      <w:r>
-        <w:t>22 pohon</w:t>
-      </w:r>
-    </w:p>
-    <w:p>
-      <w:pPr>
-        <w:spacing w:before="0" w:after="20"/>
-        <w:ind w:left="432"/>
-      </w:pPr>
-      <w:r>
-        <w:rPr>
-          <w:b/>
-        </w:rPr>
-        <w:t xml:space="preserve">D. </w:t>
-      </w:r>
-      <w:r>
-        <w:t>24 pohon</w:t>
-      </w:r>
-    </w:p>
-    <w:p>
-      <w:pPr>
-        <w:spacing w:before="120" w:after="40"/>
-      </w:pPr>
-      <w:r>
-        <w:rPr>
-          <w:b/>
-        </w:rPr>
-        <w:t xml:space="preserve">12. </w:t>
-      </w:r>
-      <w:r>
-        <w:t>Sebuah bidang hiasan dinding berbentuk gabungan persegi panjang dan segitiga sama kaki. Persegi panjang memiliki panjang 18 cm dan lebar 10 cm. Di atas salah satu sisi panjangnya menempel alas segitiga sama kaki yang berukuran alas 18 cm dan tinggi 8 cm. Berapakah luas total bangun gabungan tersebut?</w:t>
-      </w:r>
-    </w:p>
-    <w:p>
-      <w:pPr>
-        <w:spacing w:before="0" w:after="20"/>
-        <w:ind w:left="432"/>
-      </w:pPr>
-      <w:r>
-        <w:rPr>
-          <w:b/>
-        </w:rPr>
-        <w:t xml:space="preserve">A. </w:t>
-      </w:r>
-      <w:r>
-        <w:t>216 cm²</w:t>
-      </w:r>
-    </w:p>
-    <w:p>
-      <w:pPr>
-        <w:spacing w:before="0" w:after="20"/>
-        <w:ind w:left="432"/>
-      </w:pPr>
-      <w:r>
-        <w:rPr>
-          <w:b/>
-        </w:rPr>
-        <w:t xml:space="preserve">B. </w:t>
-      </w:r>
-      <w:r>
-        <w:t>252 cm²</w:t>
-      </w:r>
-    </w:p>
-    <w:p>
-      <w:pPr>
-        <w:spacing w:before="0" w:after="20"/>
-        <w:ind w:left="432"/>
-      </w:pPr>
-      <w:r>
-        <w:rPr>
-          <w:b/>
-        </w:rPr>
-        <w:t xml:space="preserve">C. </w:t>
-      </w:r>
-      <w:r>
-        <w:t>288 cm²</w:t>
-      </w:r>
-    </w:p>
-    <w:p>
-      <w:pPr>
-        <w:spacing w:before="0" w:after="20"/>
-        <w:ind w:left="432"/>
-      </w:pPr>
-      <w:r>
-        <w:rPr>
-          <w:b/>
-        </w:rPr>
-        <w:t xml:space="preserve">D. </w:t>
-      </w:r>
-      <w:r>
-        <w:t>324 cm²</w:t>
-      </w:r>
-    </w:p>
-    <w:p>
-      <w:pPr>
-        <w:spacing w:before="120" w:after="40"/>
-      </w:pPr>
-      <w:r>
-        <w:rPr>
-          <w:b/>
-        </w:rPr>
-        <w:t xml:space="preserve">13. </w:t>
-      </w:r>
-      <w:r>
-        <w:t>Sebuah bak penampungan air berbentuk balok memiliki ukuran panjang 120 cm, lebar 80 cm, dan tinggi 100 cm. Bak tersebut telah terisi air sebanyak 3/4 bagian. Berapa liter air yang masih harus ditambahkan agar bak penampungan air tersebut terisi penuh?</w:t>
-      </w:r>
-    </w:p>
-    <w:p>
-      <w:pPr>
-        <w:spacing w:before="0" w:after="20"/>
-        <w:ind w:left="432"/>
-      </w:pPr>
-      <w:r>
-        <w:rPr>
-          <w:b/>
-        </w:rPr>
-        <w:t xml:space="preserve">A. </w:t>
-      </w:r>
-      <w:r>
-        <w:t>180 liter</w:t>
-      </w:r>
-    </w:p>
-    <w:p>
-      <w:pPr>
-        <w:spacing w:before="0" w:after="20"/>
-        <w:ind w:left="432"/>
-      </w:pPr>
-      <w:r>
-        <w:rPr>
-          <w:b/>
-        </w:rPr>
-        <w:t xml:space="preserve">B. </w:t>
-      </w:r>
-      <w:r>
-        <w:t>240 liter</w:t>
-      </w:r>
-    </w:p>
-    <w:p>
-      <w:pPr>
-        <w:spacing w:before="0" w:after="20"/>
-        <w:ind w:left="432"/>
-      </w:pPr>
-      <w:r>
-        <w:rPr>
-          <w:b/>
-        </w:rPr>
-        <w:t xml:space="preserve">C. </w:t>
-      </w:r>
-      <w:r>
-        <w:t>320 liter</w:t>
-      </w:r>
-    </w:p>
-    <w:p>
-      <w:pPr>
-        <w:spacing w:before="0" w:after="20"/>
-        <w:ind w:left="432"/>
-      </w:pPr>
-      <w:r>
-        <w:rPr>
-          <w:b/>
-        </w:rPr>
-        <w:t xml:space="preserve">D. </w:t>
-      </w:r>
-      <w:r>
-        <w:t>720 liter</w:t>
-      </w:r>
-    </w:p>
-    <w:p>
-      <w:pPr>
-        <w:spacing w:before="120" w:after="40"/>
-      </w:pPr>
-      <w:r>
-        <w:rPr>
-          <w:b/>
-        </w:rPr>
-        <w:t xml:space="preserve">14. </w:t>
-      </w:r>
-      <w:r>
-        <w:t>Perhatikan ciri-ciri bangun ruang berikut:</w:t>
-        <w:br/>
-      </w:r>
-    </w:p>
-    <w:p>
-      <w:pPr>
-        <w:spacing w:before="0" w:after="40"/>
-      </w:pPr>
-      <w:r>
-        <w:t>(1) Memiliki 5 buah sisi (1 sisi alas dan 4 sisi tegak berbentuk segitiga).</w:t>
-      </w:r>
-    </w:p>
-    <w:p>
-      <w:pPr>
-        <w:spacing w:before="0" w:after="40"/>
-      </w:pPr>
-      <w:r>
-        <w:t>(2) Memiliki 8 buah rusuk.</w:t>
-      </w:r>
-    </w:p>
-    <w:p>
-      <w:pPr>
-        <w:spacing w:before="0" w:after="40"/>
-      </w:pPr>
-      <w:r>
-        <w:t>(3) Memiliki 5 buah titik sudut (satu di antaranya merupakan titik puncak).</w:t>
-      </w:r>
-    </w:p>
-    <w:p>
-      <w:pPr>
-        <w:spacing w:before="0" w:after="40"/>
-      </w:pPr>
-      <w:r>
-        <w:t>Bangun ruang yang memiliki karakteristik tersebut adalah....</w:t>
-      </w:r>
-    </w:p>
-    <w:p>
-      <w:pPr>
-        <w:spacing w:before="0" w:after="20"/>
-        <w:ind w:left="432"/>
-      </w:pPr>
-      <w:r>
-        <w:rPr>
-          <w:b/>
-        </w:rPr>
-        <w:t xml:space="preserve">A. </w:t>
-      </w:r>
-      <w:r>
-        <w:t>Prisma segitiga</w:t>
-      </w:r>
-    </w:p>
-    <w:p>
-      <w:pPr>
-        <w:spacing w:before="0" w:after="20"/>
-        <w:ind w:left="432"/>
-      </w:pPr>
-      <w:r>
-        <w:rPr>
-          <w:b/>
-        </w:rPr>
-        <w:t xml:space="preserve">B. </w:t>
-      </w:r>
-      <w:r>
-        <w:t>Limas segitiga</w:t>
-      </w:r>
-    </w:p>
-    <w:p>
-      <w:pPr>
-        <w:spacing w:before="0" w:after="20"/>
-        <w:ind w:left="432"/>
-      </w:pPr>
-      <w:r>
-        <w:rPr>
-          <w:b/>
-        </w:rPr>
-        <w:t xml:space="preserve">C. </w:t>
-      </w:r>
-      <w:r>
-        <w:t>Limas segi empat</w:t>
-      </w:r>
-    </w:p>
-    <w:p>
-      <w:pPr>
-        <w:spacing w:before="0" w:after="20"/>
-        <w:ind w:left="432"/>
-      </w:pPr>
-      <w:r>
-        <w:rPr>
-          <w:b/>
-        </w:rPr>
-        <w:t xml:space="preserve">D. </w:t>
-      </w:r>
-      <w:r>
-        <w:t>Prisma segi empat</w:t>
-      </w:r>
-    </w:p>
-    <w:p>
-      <w:pPr>
-        <w:spacing w:before="120" w:after="40"/>
-      </w:pPr>
-      <w:r>
-        <w:rPr>
-          <w:b/>
-        </w:rPr>
-        <w:t xml:space="preserve">15. </w:t>
-      </w:r>
-      <w:r>
-        <w:t>Pak Rahmat berangkat dari Bandung menuju Jakarta mengendarai mobil dengan kecepatan rata-rata 75 km/jam. Jarak yang ditempuh adalah 150 km. Jika Pak Rahmat berangkat dari Bandung pada pukul 06.30 WIB dan sempat beristirahat di rest area selama 30 menit di tengah perjalanan, pada pukul berapakah Pak Rahmat tiba di Jakarta?</w:t>
-      </w:r>
-    </w:p>
-    <w:p>
-      <w:pPr>
-        <w:spacing w:before="0" w:after="20"/>
-        <w:ind w:left="432"/>
-      </w:pPr>
-      <w:r>
-        <w:rPr>
-          <w:b/>
-        </w:rPr>
-        <w:t xml:space="preserve">A. </w:t>
-      </w:r>
-      <w:r>
-        <w:t>08.30 WIB</w:t>
-      </w:r>
-    </w:p>
-    <w:p>
-      <w:pPr>
-        <w:spacing w:before="0" w:after="20"/>
-        <w:ind w:left="432"/>
-      </w:pPr>
-      <w:r>
-        <w:rPr>
-          <w:b/>
-        </w:rPr>
-        <w:t xml:space="preserve">B. </w:t>
-      </w:r>
-      <w:r>
-        <w:t>09.00 WIB</w:t>
-      </w:r>
-    </w:p>
-    <w:p>
-      <w:pPr>
-        <w:spacing w:before="0" w:after="20"/>
-        <w:ind w:left="432"/>
-      </w:pPr>
-      <w:r>
-        <w:rPr>
-          <w:b/>
-        </w:rPr>
-        <w:t xml:space="preserve">C. </w:t>
-      </w:r>
-      <w:r>
-        <w:t>09.15 WIB</w:t>
-      </w:r>
-    </w:p>
-    <w:p>
-      <w:pPr>
-        <w:spacing w:before="0" w:after="20"/>
-        <w:ind w:left="432"/>
-      </w:pPr>
-      <w:r>
-        <w:rPr>
-          <w:b/>
-        </w:rPr>
-        <w:t xml:space="preserve">D. </w:t>
-      </w:r>
-      <w:r>
-        <w:t>09.30 WIB</w:t>
-      </w:r>
-    </w:p>
-    <w:p>
-      <w:pPr>
-        <w:spacing w:before="120" w:after="40"/>
-      </w:pPr>
-      <w:r>
-        <w:rPr>
-          <w:b/>
-        </w:rPr>
-        <w:t xml:space="preserve">16. </w:t>
-      </w:r>
-      <w:r>
-        <w:t>Sebuah kolam renang anak dengan kapasitas volume air 3.600 liter dikosongkan untuk dibersihkan menggunakan pipa pembuangan. Seluruh air di dalam kolam habis terkuras dalam waktu 30 menit. Berapakah debit aliran air yang keluar melalui pipa pembuangan tersebut dalam satuan liter/detik?</w:t>
-      </w:r>
-    </w:p>
-    <w:p>
-      <w:pPr>
-        <w:spacing w:before="0" w:after="20"/>
-        <w:ind w:left="432"/>
-      </w:pPr>
-      <w:r>
-        <w:rPr>
-          <w:b/>
-        </w:rPr>
-        <w:t xml:space="preserve">A. </w:t>
-      </w:r>
-      <w:r>
-        <w:t>1,5 liter/detik</w:t>
-      </w:r>
-    </w:p>
-    <w:p>
-      <w:pPr>
-        <w:spacing w:before="0" w:after="20"/>
-        <w:ind w:left="432"/>
-      </w:pPr>
-      <w:r>
-        <w:rPr>
-          <w:b/>
-        </w:rPr>
-        <w:t xml:space="preserve">B. </w:t>
-      </w:r>
-      <w:r>
-        <w:t>2 liter/detik</w:t>
-      </w:r>
-    </w:p>
-    <w:p>
-      <w:pPr>
-        <w:spacing w:before="0" w:after="20"/>
-        <w:ind w:left="432"/>
-      </w:pPr>
-      <w:r>
-        <w:rPr>
-          <w:b/>
-        </w:rPr>
-        <w:t xml:space="preserve">C. </w:t>
-      </w:r>
-      <w:r>
-        <w:t>2,5 liter/detik</w:t>
-      </w:r>
-    </w:p>
-    <w:p>
-      <w:pPr>
-        <w:spacing w:before="0" w:after="20"/>
-        <w:ind w:left="432"/>
-      </w:pPr>
-      <w:r>
-        <w:rPr>
-          <w:b/>
-        </w:rPr>
-        <w:t xml:space="preserve">D. </w:t>
-      </w:r>
-      <w:r>
-        <w:t>3 liter/detik</w:t>
-      </w:r>
-    </w:p>
-    <w:p>
-      <w:pPr>
-        <w:spacing w:before="120" w:after="40"/>
-      </w:pPr>
-      <w:r>
-        <w:rPr>
-          <w:b/>
-        </w:rPr>
-        <w:t xml:space="preserve">17. </w:t>
-      </w:r>
-      <w:r>
-        <w:t>Perhatikan tabel hasil panen jagung Desa Makmur berikut:</w:t>
-        <w:br/>
-      </w:r>
-    </w:p>
-    <w:p>
-      <w:pPr>
-        <w:spacing w:before="0" w:after="40"/>
-      </w:pPr>
-      <w:r>
-        <w:t>- Tahun 2021: 45 ton</w:t>
-      </w:r>
-    </w:p>
-    <w:p>
-      <w:pPr>
-        <w:spacing w:before="0" w:after="40"/>
-      </w:pPr>
-      <w:r>
-        <w:t>- Tahun 2022: 50 ton</w:t>
-      </w:r>
-    </w:p>
-    <w:p>
-      <w:pPr>
-        <w:spacing w:before="0" w:after="40"/>
-      </w:pPr>
-      <w:r>
-        <w:t>- Tahun 2023: 65 ton</w:t>
-      </w:r>
-    </w:p>
-    <w:p>
-      <w:pPr>
-        <w:spacing w:before="0" w:after="40"/>
-      </w:pPr>
-      <w:r>
-        <w:t>- Tahun 2024: 55 ton</w:t>
-      </w:r>
-    </w:p>
-    <w:p>
-      <w:pPr>
-        <w:spacing w:before="0" w:after="40"/>
-      </w:pPr>
-      <w:r>
-        <w:t>- Tahun 2025: 75 ton</w:t>
-      </w:r>
-    </w:p>
-    <w:p>
-      <w:pPr>
-        <w:spacing w:before="0" w:after="40"/>
-      </w:pPr>
-      <w:r>
-        <w:t>Berapakah selisih hasil panen jagung tertinggi dan hasil panen jagung terendah selama periode tersebut?</w:t>
-      </w:r>
-    </w:p>
-    <w:p>
-      <w:pPr>
-        <w:spacing w:before="0" w:after="20"/>
-        <w:ind w:left="432"/>
-      </w:pPr>
-      <w:r>
-        <w:rPr>
-          <w:b/>
-        </w:rPr>
-        <w:t xml:space="preserve">A. </w:t>
-      </w:r>
-      <w:r>
-        <w:t>20 ton</w:t>
-      </w:r>
-    </w:p>
-    <w:p>
-      <w:pPr>
-        <w:spacing w:before="0" w:after="20"/>
-        <w:ind w:left="432"/>
-      </w:pPr>
-      <w:r>
-        <w:rPr>
-          <w:b/>
-        </w:rPr>
-        <w:t xml:space="preserve">B. </w:t>
-      </w:r>
-      <w:r>
-        <w:t>25 ton</w:t>
-      </w:r>
-    </w:p>
-    <w:p>
-      <w:pPr>
-        <w:spacing w:before="0" w:after="20"/>
-        <w:ind w:left="432"/>
-      </w:pPr>
-      <w:r>
-        <w:rPr>
-          <w:b/>
-        </w:rPr>
-        <w:t xml:space="preserve">C. </w:t>
-      </w:r>
-      <w:r>
-        <w:t>30 ton</w:t>
-      </w:r>
-    </w:p>
-    <w:p>
-      <w:pPr>
-        <w:spacing w:before="0" w:after="20"/>
-        <w:ind w:left="432"/>
-      </w:pPr>
-      <w:r>
-        <w:rPr>
-          <w:b/>
-        </w:rPr>
-        <w:t xml:space="preserve">D. </w:t>
-      </w:r>
-      <w:r>
-        <w:t>35 ton</w:t>
-      </w:r>
-    </w:p>
-    <w:p>
-      <w:pPr>
-        <w:spacing w:before="120" w:after="40"/>
-      </w:pPr>
-      <w:r>
-        <w:rPr>
-          <w:b/>
-        </w:rPr>
-        <w:t xml:space="preserve">18. </w:t>
-      </w:r>
-      <w:r>
-        <w:t>Data penjualan buku ensiklopedia anak di sebuah toko buku selama enam hari berturut-turut tercatat sebagai berikut: Senin 35 buku, Selasa 45 buku, Rabu 40 buku, Kamis 55 buku, Jumat 50 buku, dan Sabtu 75 buku. Berapakah rata-rata penjualan buku per hari selama enam hari tersebut?</w:t>
-      </w:r>
-    </w:p>
-    <w:p>
-      <w:pPr>
-        <w:spacing w:before="0" w:after="20"/>
-        <w:ind w:left="432"/>
-      </w:pPr>
-      <w:r>
-        <w:rPr>
-          <w:b/>
-        </w:rPr>
-        <w:t xml:space="preserve">A. </w:t>
-      </w:r>
-      <w:r>
-        <w:t>45 buku</w:t>
-      </w:r>
-    </w:p>
-    <w:p>
-      <w:pPr>
-        <w:spacing w:before="0" w:after="20"/>
-        <w:ind w:left="432"/>
-      </w:pPr>
-      <w:r>
-        <w:rPr>
-          <w:b/>
-        </w:rPr>
-        <w:t xml:space="preserve">B. </w:t>
-      </w:r>
-      <w:r>
-        <w:t>48 buku</w:t>
-      </w:r>
-    </w:p>
-    <w:p>
-      <w:pPr>
-        <w:spacing w:before="0" w:after="20"/>
-        <w:ind w:left="432"/>
-      </w:pPr>
-      <w:r>
-        <w:rPr>
-          <w:b/>
-        </w:rPr>
-        <w:t xml:space="preserve">C. </w:t>
-      </w:r>
-      <w:r>
-        <w:t>50 buku</w:t>
-      </w:r>
-    </w:p>
-    <w:p>
-      <w:pPr>
-        <w:spacing w:before="0" w:after="20"/>
-        <w:ind w:left="432"/>
-      </w:pPr>
-      <w:r>
-        <w:rPr>
-          <w:b/>
-        </w:rPr>
-        <w:t xml:space="preserve">D. </w:t>
-      </w:r>
-      <w:r>
-        <w:t>52 buku</w:t>
-      </w:r>
-    </w:p>
-    <w:p>
-      <w:pPr>
-        <w:spacing w:before="120" w:after="40"/>
-      </w:pPr>
-      <w:r>
-        <w:rPr>
-          <w:b/>
-        </w:rPr>
-        <w:t xml:space="preserve">19. </w:t>
-      </w:r>
-      <w:r>
-        <w:t>Nilai ulangan matematika dari 8 orang siswa adalah: 75, 80, 85, 70, 90, 85, 75, dan 80. Ketika nilai ulangan milik siswa ke-9 dimasukkan ke dalam kelompok tersebut, nilai rata-rata keseluruhan menjadi 81. Berapakah nilai ulangan matematika siswa ke-9 tersebut?</w:t>
-      </w:r>
-    </w:p>
-    <w:p>
-      <w:pPr>
-        <w:spacing w:before="0" w:after="20"/>
-        <w:ind w:left="432"/>
-      </w:pPr>
-      <w:r>
-        <w:rPr>
-          <w:b/>
-        </w:rPr>
-        <w:t xml:space="preserve">A. </w:t>
-      </w:r>
-      <w:r>
-        <w:t>86</w:t>
-      </w:r>
-    </w:p>
-    <w:p>
-      <w:pPr>
-        <w:spacing w:before="0" w:after="20"/>
-        <w:ind w:left="432"/>
-      </w:pPr>
-      <w:r>
-        <w:rPr>
-          <w:b/>
-        </w:rPr>
-        <w:t xml:space="preserve">B. </w:t>
-      </w:r>
-      <w:r>
-        <w:t>87</w:t>
-      </w:r>
-    </w:p>
-    <w:p>
-      <w:pPr>
-        <w:spacing w:before="0" w:after="20"/>
-        <w:ind w:left="432"/>
-      </w:pPr>
-      <w:r>
-        <w:rPr>
-          <w:b/>
-        </w:rPr>
-        <w:t xml:space="preserve">C. </w:t>
-      </w:r>
-      <w:r>
-        <w:t>88</w:t>
-      </w:r>
-    </w:p>
-    <w:p>
-      <w:pPr>
-        <w:spacing w:before="0" w:after="20"/>
-        <w:ind w:left="432"/>
-      </w:pPr>
-      <w:r>
-        <w:rPr>
-          <w:b/>
-        </w:rPr>
-        <w:t xml:space="preserve">D. </w:t>
-      </w:r>
-      <w:r>
-        <w:t>89</w:t>
-      </w:r>
-    </w:p>
-    <w:p>
-      <w:pPr>
-        <w:spacing w:before="120" w:after="40"/>
-      </w:pPr>
-      <w:r>
-        <w:rPr>
-          <w:b/>
-        </w:rPr>
-        <w:t xml:space="preserve">20. </w:t>
-      </w:r>
-      <w:r>
-        <w:t>Data berat badan (dalam kg) dari 15 siswa kelas VI SD disajikan sebagai berikut:</w:t>
-        <w:br/>
-      </w:r>
-    </w:p>
-    <w:p>
-      <w:pPr>
-        <w:spacing w:before="0" w:after="40"/>
-      </w:pPr>
-      <w:r>
-        <w:t>32, 34, 32, 36, 35, 34, 32, 38, 35, 36, 32, 32, 35, 37, 34.</w:t>
-      </w:r>
-    </w:p>
-    <w:p>
-      <w:pPr>
-        <w:spacing w:before="0" w:after="40"/>
-      </w:pPr>
-      <w:r>
-        <w:t>Modus dan median dari data berat badan siswa tersebut berturut-turut adalah....</w:t>
-      </w:r>
-    </w:p>
-    <w:p>
-      <w:pPr>
-        <w:spacing w:before="0" w:after="20"/>
-        <w:ind w:left="432"/>
-      </w:pPr>
-      <w:r>
-        <w:rPr>
-          <w:b/>
-        </w:rPr>
-        <w:t xml:space="preserve">A. </w:t>
-      </w:r>
-      <w:r>
-        <w:t>Modus = 32 kg dan Median = 34 kg</w:t>
-      </w:r>
-    </w:p>
-    <w:p>
-      <w:pPr>
-        <w:spacing w:before="0" w:after="20"/>
-        <w:ind w:left="432"/>
-      </w:pPr>
-      <w:r>
-        <w:rPr>
-          <w:b/>
-        </w:rPr>
-        <w:t xml:space="preserve">B. </w:t>
-      </w:r>
-      <w:r>
-        <w:t>Modus = 34 kg dan Median = 35 kg</w:t>
-      </w:r>
-    </w:p>
-    <w:p>
-      <w:pPr>
-        <w:spacing w:before="0" w:after="20"/>
-        <w:ind w:left="432"/>
-      </w:pPr>
-      <w:r>
-        <w:rPr>
-          <w:b/>
-        </w:rPr>
-        <w:t xml:space="preserve">C. </w:t>
-      </w:r>
-      <w:r>
-        <w:t>Modus = 32 kg dan Median = 35 kg</w:t>
-      </w:r>
-    </w:p>
-    <w:p>
-      <w:pPr>
-        <w:spacing w:before="0" w:after="20"/>
-        <w:ind w:left="432"/>
-      </w:pPr>
-      <w:r>
-        <w:rPr>
-          <w:b/>
-        </w:rPr>
-        <w:t xml:space="preserve">D. </w:t>
-      </w:r>
-      <w:r>
-        <w:t>Modus = 35 kg dan Median = 34 kg</w:t>
-      </w:r>
-    </w:p>
-    <w:p>
-      <w:r>
-        <w:br w:type="page"/>
-      </w:r>
-    </w:p>
-    <w:p>
-      <w:pPr>
-        <w:pStyle w:val="Heading2"/>
-        <w:spacing w:before="160" w:after="160"/>
-      </w:pPr>
-      <w:r>
-        <w:rPr>
-          <w:b/>
-          <w:color w:val="15803D"/>
-          <w:sz w:val="26"/>
-        </w:rPr>
-        <w:t>BAGIAN B: KUNCI JAWABAN &amp; PEMBAHASAN LENGKAP</w:t>
-      </w:r>
-    </w:p>
-    <w:p>
-      <w:r>
-        <w:rPr>
-          <w:b/>
-        </w:rPr>
-        <w:t>TABEL KUNCI JAWABAN CEPAT:</w:t>
-        <w:br/>
-      </w:r>
-    </w:p>
     <w:tbl>
       <w:tblPr>
-        <w:tblStyle w:val="LightShading-Accent1"/>
+        <w:tblStyle w:val="TableGrid"/>
         <w:tblW w:type="auto" w:w="0"/>
         <w:jc w:val="center"/>
         <w:tblLook w:firstColumn="1" w:firstRow="1" w:lastColumn="0" w:lastRow="0" w:noHBand="0" w:noVBand="1" w:val="04A0"/>
       </w:tblPr>
       <w:tblGrid>
-        <w:gridCol w:w="1930"/>
-        <w:gridCol w:w="1930"/>
-        <w:gridCol w:w="1930"/>
-        <w:gridCol w:w="1930"/>
-        <w:gridCol w:w="1930"/>
+        <w:gridCol w:w="3216"/>
+        <w:gridCol w:w="3216"/>
+        <w:gridCol w:w="3216"/>
       </w:tblGrid>
       <w:tr>
         <w:tc>
           <w:tcPr>
-            <w:tcW w:type="dxa" w:w="1930"/>
+            <w:tcW w:type="dxa" w:w="3216"/>
           </w:tcPr>
           <w:p>
+            <w:pPr>
+              <w:jc w:val="center"/>
+            </w:pPr>
             <w:r>
-              <w:t>No 1-4</w:t>
+              <w:rPr>
+                <w:b/>
+              </w:rPr>
+              <w:t>Pernyataan</w:t>
             </w:r>
           </w:p>
         </w:tc>
         <w:tc>
           <w:tcPr>
-            <w:tcW w:type="dxa" w:w="1930"/>
+            <w:tcW w:type="dxa" w:w="3216"/>
           </w:tcPr>
           <w:p>
+            <w:pPr>
+              <w:jc w:val="center"/>
+            </w:pPr>
             <w:r>
-              <w:t>No 5-8</w:t>
+              <w:rPr>
+                <w:b/>
+              </w:rPr>
+              <w:t>Benar</w:t>
             </w:r>
           </w:p>
         </w:tc>
         <w:tc>
           <w:tcPr>
-            <w:tcW w:type="dxa" w:w="1930"/>
+            <w:tcW w:type="dxa" w:w="3216"/>
           </w:tcPr>
           <w:p>
+            <w:pPr>
+              <w:jc w:val="center"/>
+            </w:pPr>
             <w:r>
-              <w:t>No 9-12</w:t>
-            </w:r>
-          </w:p>
-        </w:tc>
-        <w:tc>
-          <w:tcPr>
-            <w:tcW w:type="dxa" w:w="1930"/>
-          </w:tcPr>
-          <w:p>
-            <w:r>
-              <w:t>No 13-16</w:t>
-            </w:r>
-          </w:p>
-        </w:tc>
-        <w:tc>
-          <w:tcPr>
-            <w:tcW w:type="dxa" w:w="1930"/>
-          </w:tcPr>
-          <w:p>
-            <w:r>
-              <w:t>No 17-20</w:t>
+              <w:rPr>
+                <w:b/>
+              </w:rPr>
+              <w:t>Salah</w:t>
             </w:r>
           </w:p>
         </w:tc>
@@ -1763,51 +621,37 @@
       <w:tr>
         <w:tc>
           <w:tcPr>
-            <w:tcW w:type="dxa" w:w="1930"/>
+            <w:tcW w:type="dxa" w:w="3216"/>
           </w:tcPr>
           <w:p>
             <w:r>
-              <w:t>No 1: B</w:t>
+              <w:t>A. Pernyataan pertama berkaitan dengan konsep dasar materi ini.</w:t>
             </w:r>
           </w:p>
         </w:tc>
         <w:tc>
           <w:tcPr>
-            <w:tcW w:type="dxa" w:w="1930"/>
+            <w:tcW w:type="dxa" w:w="3216"/>
           </w:tcPr>
           <w:p>
+            <w:pPr>
+              <w:jc w:val="center"/>
+            </w:pPr>
             <w:r>
-              <w:t>No 5: B</w:t>
+              <w:t>[   ]</w:t>
             </w:r>
           </w:p>
         </w:tc>
         <w:tc>
           <w:tcPr>
-            <w:tcW w:type="dxa" w:w="1930"/>
+            <w:tcW w:type="dxa" w:w="3216"/>
           </w:tcPr>
           <w:p>
+            <w:pPr>
+              <w:jc w:val="center"/>
+            </w:pPr>
             <w:r>
-              <w:t>No 9: B</w:t>
-            </w:r>
-          </w:p>
-        </w:tc>
-        <w:tc>
-          <w:tcPr>
-            <w:tcW w:type="dxa" w:w="1930"/>
-          </w:tcPr>
-          <w:p>
-            <w:r>
-              <w:t>No 13: B</w:t>
-            </w:r>
-          </w:p>
-        </w:tc>
-        <w:tc>
-          <w:tcPr>
-            <w:tcW w:type="dxa" w:w="1930"/>
-          </w:tcPr>
-          <w:p>
-            <w:r>
-              <w:t>No 17: C</w:t>
+              <w:t>[   ]</w:t>
             </w:r>
           </w:p>
         </w:tc>
@@ -1815,51 +659,37 @@
       <w:tr>
         <w:tc>
           <w:tcPr>
-            <w:tcW w:type="dxa" w:w="1930"/>
+            <w:tcW w:type="dxa" w:w="3216"/>
           </w:tcPr>
           <w:p>
             <w:r>
-              <w:t>No 2: C</w:t>
+              <w:t>B. Hasil perhitungan akhir bernilai lebih dari 50.</w:t>
             </w:r>
           </w:p>
         </w:tc>
         <w:tc>
           <w:tcPr>
-            <w:tcW w:type="dxa" w:w="1930"/>
+            <w:tcW w:type="dxa" w:w="3216"/>
           </w:tcPr>
           <w:p>
+            <w:pPr>
+              <w:jc w:val="center"/>
+            </w:pPr>
             <w:r>
-              <w:t>No 6: C</w:t>
+              <w:t>[   ]</w:t>
             </w:r>
           </w:p>
         </w:tc>
         <w:tc>
           <w:tcPr>
-            <w:tcW w:type="dxa" w:w="1930"/>
+            <w:tcW w:type="dxa" w:w="3216"/>
           </w:tcPr>
           <w:p>
+            <w:pPr>
+              <w:jc w:val="center"/>
+            </w:pPr>
             <w:r>
-              <w:t>No 10: B</w:t>
-            </w:r>
-          </w:p>
-        </w:tc>
-        <w:tc>
-          <w:tcPr>
-            <w:tcW w:type="dxa" w:w="1930"/>
-          </w:tcPr>
-          <w:p>
-            <w:r>
-              <w:t>No 14: C</w:t>
-            </w:r>
-          </w:p>
-        </w:tc>
-        <w:tc>
-          <w:tcPr>
-            <w:tcW w:type="dxa" w:w="1930"/>
-          </w:tcPr>
-          <w:p>
-            <w:r>
-              <w:t>No 18: C</w:t>
+              <w:t>[   ]</w:t>
             </w:r>
           </w:p>
         </w:tc>
@@ -1867,51 +697,659 @@
       <w:tr>
         <w:tc>
           <w:tcPr>
-            <w:tcW w:type="dxa" w:w="1930"/>
+            <w:tcW w:type="dxa" w:w="3216"/>
           </w:tcPr>
           <w:p>
             <w:r>
-              <w:t>No 3: A</w:t>
+              <w:t>C. Pernyataan ketiga bernilai salah berdasarkan analisis rumus.</w:t>
             </w:r>
           </w:p>
         </w:tc>
         <w:tc>
           <w:tcPr>
-            <w:tcW w:type="dxa" w:w="1930"/>
+            <w:tcW w:type="dxa" w:w="3216"/>
           </w:tcPr>
           <w:p>
+            <w:pPr>
+              <w:jc w:val="center"/>
+            </w:pPr>
             <w:r>
-              <w:t>No 7: C</w:t>
+              <w:t>[   ]</w:t>
             </w:r>
           </w:p>
         </w:tc>
         <w:tc>
           <w:tcPr>
-            <w:tcW w:type="dxa" w:w="1930"/>
+            <w:tcW w:type="dxa" w:w="3216"/>
           </w:tcPr>
           <w:p>
+            <w:pPr>
+              <w:jc w:val="center"/>
+            </w:pPr>
             <w:r>
-              <w:t>No 11: C</w:t>
+              <w:t>[   ]</w:t>
+            </w:r>
+          </w:p>
+        </w:tc>
+      </w:tr>
+    </w:tbl>
+    <w:p>
+      <w:r>
+        <w:rPr>
+          <w:i/>
+        </w:rPr>
+        <w:t>[Pilihan Ganda Kompleks: Kategori Benar / Salah]</w:t>
+      </w:r>
+    </w:p>
+    <w:p>
+      <w:pPr>
+        <w:spacing w:before="120" w:after="40"/>
+      </w:pPr>
+      <w:r>
+        <w:rPr>
+          <w:b/>
+        </w:rPr>
+        <w:t xml:space="preserve">8. </w:t>
+      </w:r>
+      <w:r>
+        <w:t>Sebuah bak penampungan air berbentuk kubus mampu menampung air sampai penuh sebanyak 216.000 liter (dm³). Berapakah kedalaman (panjang rusuk bagian dalam) bak penampungan air tersebut dalam satuan meter?</w:t>
+      </w:r>
+    </w:p>
+    <w:p>
+      <w:pPr>
+        <w:spacing w:before="0" w:after="20"/>
+        <w:ind w:left="432"/>
+      </w:pPr>
+      <w:r>
+        <w:rPr>
+          <w:b/>
+        </w:rPr>
+        <w:t xml:space="preserve">A. </w:t>
+      </w:r>
+      <w:r>
+        <w:t>4 meter</w:t>
+      </w:r>
+    </w:p>
+    <w:p>
+      <w:pPr>
+        <w:spacing w:before="0" w:after="20"/>
+        <w:ind w:left="432"/>
+      </w:pPr>
+      <w:r>
+        <w:rPr>
+          <w:b/>
+        </w:rPr>
+        <w:t xml:space="preserve">B. </w:t>
+      </w:r>
+      <w:r>
+        <w:t>5 meter</w:t>
+      </w:r>
+    </w:p>
+    <w:p>
+      <w:pPr>
+        <w:spacing w:before="0" w:after="20"/>
+        <w:ind w:left="432"/>
+      </w:pPr>
+      <w:r>
+        <w:rPr>
+          <w:b/>
+        </w:rPr>
+        <w:t xml:space="preserve">C. </w:t>
+      </w:r>
+      <w:r>
+        <w:t>6 meter</w:t>
+      </w:r>
+    </w:p>
+    <w:p>
+      <w:pPr>
+        <w:spacing w:before="0" w:after="20"/>
+        <w:ind w:left="432"/>
+      </w:pPr>
+      <w:r>
+        <w:rPr>
+          <w:b/>
+        </w:rPr>
+        <w:t xml:space="preserve">D. </w:t>
+      </w:r>
+      <w:r>
+        <w:t>8 meter</w:t>
+      </w:r>
+    </w:p>
+    <w:p>
+      <w:pPr>
+        <w:spacing w:before="120" w:after="40"/>
+      </w:pPr>
+      <w:r>
+        <w:rPr>
+          <w:b/>
+        </w:rPr>
+        <w:t xml:space="preserve">9. </w:t>
+      </w:r>
+      <w:r>
+        <w:t>Perbandingan banyak siswa laki-laki dan siswa perempuan di kelas VI SD Harapan Bangsa adalah 4 : 5. Jika selisih banyak siswa laki-laki dan perempuan adalah 4 orang, berapakah jumlah seluruh siswa di kelas VI tersebut?</w:t>
+      </w:r>
+    </w:p>
+    <w:p>
+      <w:pPr>
+        <w:spacing w:before="0" w:after="20"/>
+        <w:ind w:left="432"/>
+      </w:pPr>
+      <w:r>
+        <w:rPr>
+          <w:b/>
+        </w:rPr>
+        <w:t xml:space="preserve">A. </w:t>
+      </w:r>
+      <w:r>
+        <w:t>32 orang</w:t>
+      </w:r>
+    </w:p>
+    <w:p>
+      <w:pPr>
+        <w:spacing w:before="0" w:after="20"/>
+        <w:ind w:left="432"/>
+      </w:pPr>
+      <w:r>
+        <w:rPr>
+          <w:b/>
+        </w:rPr>
+        <w:t xml:space="preserve">B. </w:t>
+      </w:r>
+      <w:r>
+        <w:t>36 orang</w:t>
+      </w:r>
+    </w:p>
+    <w:p>
+      <w:pPr>
+        <w:spacing w:before="0" w:after="20"/>
+        <w:ind w:left="432"/>
+      </w:pPr>
+      <w:r>
+        <w:rPr>
+          <w:b/>
+        </w:rPr>
+        <w:t xml:space="preserve">C. </w:t>
+      </w:r>
+      <w:r>
+        <w:t>40 orang</w:t>
+      </w:r>
+    </w:p>
+    <w:p>
+      <w:pPr>
+        <w:spacing w:before="0" w:after="20"/>
+        <w:ind w:left="432"/>
+      </w:pPr>
+      <w:r>
+        <w:rPr>
+          <w:b/>
+        </w:rPr>
+        <w:t xml:space="preserve">D. </w:t>
+      </w:r>
+      <w:r>
+        <w:t>45 orang</w:t>
+      </w:r>
+    </w:p>
+    <w:p>
+      <w:pPr>
+        <w:spacing w:before="120" w:after="40"/>
+      </w:pPr>
+      <w:r>
+        <w:rPr>
+          <w:b/>
+        </w:rPr>
+        <w:t xml:space="preserve">10. </w:t>
+      </w:r>
+      <w:r>
+        <w:t>Jarak antara Kota Melati dan Kota Cempaka pada sebuah peta adalah 6 cm. Skala yang tertera pada peta tersebut adalah 1 : 400.000. Berapakah jarak sebenarnya antara kedua kota tersebut dalam satuan kilometer?</w:t>
+      </w:r>
+    </w:p>
+    <w:p>
+      <w:pPr>
+        <w:spacing w:before="0" w:after="20"/>
+        <w:ind w:left="432"/>
+      </w:pPr>
+      <w:r>
+        <w:rPr>
+          <w:b/>
+        </w:rPr>
+        <w:t xml:space="preserve">A. </w:t>
+      </w:r>
+      <w:r>
+        <w:t>18 km</w:t>
+      </w:r>
+    </w:p>
+    <w:p>
+      <w:pPr>
+        <w:spacing w:before="0" w:after="20"/>
+        <w:ind w:left="432"/>
+      </w:pPr>
+      <w:r>
+        <w:rPr>
+          <w:b/>
+        </w:rPr>
+        <w:t xml:space="preserve">B. </w:t>
+      </w:r>
+      <w:r>
+        <w:t>24 km</w:t>
+      </w:r>
+    </w:p>
+    <w:p>
+      <w:pPr>
+        <w:spacing w:before="0" w:after="20"/>
+        <w:ind w:left="432"/>
+      </w:pPr>
+      <w:r>
+        <w:rPr>
+          <w:b/>
+        </w:rPr>
+        <w:t xml:space="preserve">C. </w:t>
+      </w:r>
+      <w:r>
+        <w:t>28 km</w:t>
+      </w:r>
+    </w:p>
+    <w:p>
+      <w:pPr>
+        <w:spacing w:before="0" w:after="20"/>
+        <w:ind w:left="432"/>
+      </w:pPr>
+      <w:r>
+        <w:rPr>
+          <w:b/>
+        </w:rPr>
+        <w:t xml:space="preserve">D. </w:t>
+      </w:r>
+      <w:r>
+        <w:t>32 km</w:t>
+      </w:r>
+    </w:p>
+    <w:p>
+      <w:pPr>
+        <w:spacing w:before="120" w:after="40"/>
+      </w:pPr>
+      <w:r>
+        <w:rPr>
+          <w:b/>
+        </w:rPr>
+        <w:t xml:space="preserve">11. </w:t>
+      </w:r>
+      <w:r>
+        <w:t>Sebuah taman rekreasi keluarga berbentuk lingkaran memiliki panjang jari-jari 14 meter (π = 22/7). Di sekeliling tepi taman tersebut akan ditanami pohon palem perindang dengan jarak antar-pohon sebesar 4 meter. Berapa banyak pohon palem yang dibutuhkan?</w:t>
+      </w:r>
+    </w:p>
+    <w:p>
+      <w:pPr>
+        <w:spacing w:before="0" w:after="20"/>
+        <w:ind w:left="432"/>
+      </w:pPr>
+      <w:r>
+        <w:rPr>
+          <w:b/>
+        </w:rPr>
+        <w:t xml:space="preserve">A. </w:t>
+      </w:r>
+      <w:r>
+        <w:t>18 pohon</w:t>
+      </w:r>
+    </w:p>
+    <w:p>
+      <w:pPr>
+        <w:spacing w:before="0" w:after="20"/>
+        <w:ind w:left="432"/>
+      </w:pPr>
+      <w:r>
+        <w:rPr>
+          <w:b/>
+        </w:rPr>
+        <w:t xml:space="preserve">B. </w:t>
+      </w:r>
+      <w:r>
+        <w:t>20 pohon</w:t>
+      </w:r>
+    </w:p>
+    <w:p>
+      <w:pPr>
+        <w:spacing w:before="0" w:after="20"/>
+        <w:ind w:left="432"/>
+      </w:pPr>
+      <w:r>
+        <w:rPr>
+          <w:b/>
+        </w:rPr>
+        <w:t xml:space="preserve">C. </w:t>
+      </w:r>
+      <w:r>
+        <w:t>22 pohon</w:t>
+      </w:r>
+    </w:p>
+    <w:p>
+      <w:pPr>
+        <w:spacing w:before="0" w:after="20"/>
+        <w:ind w:left="432"/>
+      </w:pPr>
+      <w:r>
+        <w:rPr>
+          <w:b/>
+        </w:rPr>
+        <w:t xml:space="preserve">D. </w:t>
+      </w:r>
+      <w:r>
+        <w:t>24 pohon</w:t>
+      </w:r>
+    </w:p>
+    <w:p>
+      <w:pPr>
+        <w:spacing w:before="120" w:after="40"/>
+      </w:pPr>
+      <w:r>
+        <w:rPr>
+          <w:b/>
+        </w:rPr>
+        <w:t xml:space="preserve">12. </w:t>
+      </w:r>
+      <w:r>
+        <w:t>Sebuah bidang hiasan dinding berbentuk gabungan persegi panjang dan segitiga sama kaki. Persegi panjang memiliki panjang 18 cm dan lebar 10 cm. Di atas salah satu sisi panjangnya menempel alas segitiga sama kaki yang berukuran alas 18 cm dan tinggi 8 cm. Berapakah luas total bangun gabungan tersebut?</w:t>
+      </w:r>
+    </w:p>
+    <w:p>
+      <w:pPr>
+        <w:spacing w:before="0" w:after="20"/>
+        <w:ind w:left="432"/>
+      </w:pPr>
+      <w:r>
+        <w:rPr>
+          <w:b/>
+        </w:rPr>
+        <w:t xml:space="preserve">□ A. </w:t>
+      </w:r>
+      <w:r>
+        <w:t>216 cm²</w:t>
+      </w:r>
+    </w:p>
+    <w:p>
+      <w:pPr>
+        <w:spacing w:before="0" w:after="20"/>
+        <w:ind w:left="432"/>
+      </w:pPr>
+      <w:r>
+        <w:rPr>
+          <w:b/>
+        </w:rPr>
+        <w:t xml:space="preserve">□ B. </w:t>
+      </w:r>
+      <w:r>
+        <w:t>252 cm²</w:t>
+      </w:r>
+    </w:p>
+    <w:p>
+      <w:pPr>
+        <w:spacing w:before="0" w:after="20"/>
+        <w:ind w:left="432"/>
+      </w:pPr>
+      <w:r>
+        <w:rPr>
+          <w:b/>
+        </w:rPr>
+        <w:t xml:space="preserve">□ C. </w:t>
+      </w:r>
+      <w:r>
+        <w:t>288 cm²</w:t>
+      </w:r>
+    </w:p>
+    <w:p>
+      <w:pPr>
+        <w:spacing w:before="0" w:after="20"/>
+        <w:ind w:left="432"/>
+      </w:pPr>
+      <w:r>
+        <w:rPr>
+          <w:b/>
+        </w:rPr>
+        <w:t xml:space="preserve">□ D. </w:t>
+      </w:r>
+      <w:r>
+        <w:t>324 cm²</w:t>
+      </w:r>
+    </w:p>
+    <w:p>
+      <w:pPr>
+        <w:ind w:left="432"/>
+      </w:pPr>
+      <w:r>
+        <w:rPr>
+          <w:i/>
+        </w:rPr>
+        <w:t>[Pilihan Ganda Kompleks: Jawaban benar lebih dari satu]</w:t>
+      </w:r>
+    </w:p>
+    <w:p>
+      <w:pPr>
+        <w:spacing w:before="120" w:after="40"/>
+      </w:pPr>
+      <w:r>
+        <w:rPr>
+          <w:b/>
+        </w:rPr>
+        <w:t xml:space="preserve">13. </w:t>
+      </w:r>
+      <w:r>
+        <w:t>Sebuah bak penampungan air berbentuk balok memiliki ukuran panjang 120 cm, lebar 80 cm, dan tinggi 100 cm. Bak tersebut telah terisi air sebanyak 3/4 bagian. Berapa liter air yang masih harus ditambahkan agar bak penampungan air tersebut terisi penuh?</w:t>
+      </w:r>
+    </w:p>
+    <w:p>
+      <w:pPr>
+        <w:spacing w:before="0" w:after="20"/>
+        <w:ind w:left="432"/>
+      </w:pPr>
+      <w:r>
+        <w:rPr>
+          <w:b/>
+        </w:rPr>
+        <w:t xml:space="preserve">A. </w:t>
+      </w:r>
+      <w:r>
+        <w:t>180 liter</w:t>
+      </w:r>
+    </w:p>
+    <w:p>
+      <w:pPr>
+        <w:spacing w:before="0" w:after="20"/>
+        <w:ind w:left="432"/>
+      </w:pPr>
+      <w:r>
+        <w:rPr>
+          <w:b/>
+        </w:rPr>
+        <w:t xml:space="preserve">B. </w:t>
+      </w:r>
+      <w:r>
+        <w:t>240 liter</w:t>
+      </w:r>
+    </w:p>
+    <w:p>
+      <w:pPr>
+        <w:spacing w:before="0" w:after="20"/>
+        <w:ind w:left="432"/>
+      </w:pPr>
+      <w:r>
+        <w:rPr>
+          <w:b/>
+        </w:rPr>
+        <w:t xml:space="preserve">C. </w:t>
+      </w:r>
+      <w:r>
+        <w:t>320 liter</w:t>
+      </w:r>
+    </w:p>
+    <w:p>
+      <w:pPr>
+        <w:spacing w:before="0" w:after="20"/>
+        <w:ind w:left="432"/>
+      </w:pPr>
+      <w:r>
+        <w:rPr>
+          <w:b/>
+        </w:rPr>
+        <w:t xml:space="preserve">D. </w:t>
+      </w:r>
+      <w:r>
+        <w:t>720 liter</w:t>
+      </w:r>
+    </w:p>
+    <w:p>
+      <w:pPr>
+        <w:spacing w:before="120" w:after="40"/>
+      </w:pPr>
+      <w:r>
+        <w:rPr>
+          <w:b/>
+        </w:rPr>
+        <w:t xml:space="preserve">14. </w:t>
+      </w:r>
+      <w:r>
+        <w:t>Perhatikan ciri-ciri bangun ruang berikut:</w:t>
+        <w:br/>
+        <w:t>(1) Memiliki 5 buah sisi (1 sisi alas dan 4 sisi tegak berbentuk segitiga).</w:t>
+        <w:br/>
+        <w:t>(2) Memiliki 8 buah rusuk.</w:t>
+        <w:br/>
+        <w:t>(3) Memiliki 5 buah titik sudut (satu di antaranya merupakan titik puncak).</w:t>
+        <w:br/>
+        <w:t>Bangun ruang yang memiliki karakteristik tersebut adalah....</w:t>
+      </w:r>
+    </w:p>
+    <w:p>
+      <w:pPr>
+        <w:spacing w:before="0" w:after="20"/>
+        <w:ind w:left="432"/>
+      </w:pPr>
+      <w:r>
+        <w:rPr>
+          <w:b/>
+        </w:rPr>
+        <w:t xml:space="preserve">A. </w:t>
+      </w:r>
+      <w:r>
+        <w:t>Prisma segitiga</w:t>
+      </w:r>
+    </w:p>
+    <w:p>
+      <w:pPr>
+        <w:spacing w:before="0" w:after="20"/>
+        <w:ind w:left="432"/>
+      </w:pPr>
+      <w:r>
+        <w:rPr>
+          <w:b/>
+        </w:rPr>
+        <w:t xml:space="preserve">B. </w:t>
+      </w:r>
+      <w:r>
+        <w:t>Limas segitiga</w:t>
+      </w:r>
+    </w:p>
+    <w:p>
+      <w:pPr>
+        <w:spacing w:before="0" w:after="20"/>
+        <w:ind w:left="432"/>
+      </w:pPr>
+      <w:r>
+        <w:rPr>
+          <w:b/>
+        </w:rPr>
+        <w:t xml:space="preserve">C. </w:t>
+      </w:r>
+      <w:r>
+        <w:t>Limas segi empat</w:t>
+      </w:r>
+    </w:p>
+    <w:p>
+      <w:pPr>
+        <w:spacing w:before="0" w:after="20"/>
+        <w:ind w:left="432"/>
+      </w:pPr>
+      <w:r>
+        <w:rPr>
+          <w:b/>
+        </w:rPr>
+        <w:t xml:space="preserve">D. </w:t>
+      </w:r>
+      <w:r>
+        <w:t>Prisma segi empat</w:t>
+      </w:r>
+    </w:p>
+    <w:p>
+      <w:pPr>
+        <w:spacing w:before="120" w:after="40"/>
+      </w:pPr>
+      <w:r>
+        <w:rPr>
+          <w:b/>
+        </w:rPr>
+        <w:t xml:space="preserve">15. </w:t>
+      </w:r>
+      <w:r>
+        <w:t>Pak Rahmat berangkat dari Bandung menuju Jakarta mengendarai mobil dengan kecepatan rata-rata 75 km/jam. Jarak yang ditempuh adalah 150 km. Jika Pak Rahmat berangkat dari Bandung pada pukul 06.30 WIB dan sempat beristirahat di rest area selama 30 menit di tengah perjalanan, pada pukul berapakah Pak Rahmat tiba di Jakarta?</w:t>
+      </w:r>
+    </w:p>
+    <w:tbl>
+      <w:tblPr>
+        <w:tblStyle w:val="TableGrid"/>
+        <w:tblW w:type="auto" w:w="0"/>
+        <w:jc w:val="center"/>
+        <w:tblLook w:firstColumn="1" w:firstRow="1" w:lastColumn="0" w:lastRow="0" w:noHBand="0" w:noVBand="1" w:val="04A0"/>
+      </w:tblPr>
+      <w:tblGrid>
+        <w:gridCol w:w="3216"/>
+        <w:gridCol w:w="3216"/>
+        <w:gridCol w:w="3216"/>
+      </w:tblGrid>
+      <w:tr>
+        <w:tc>
+          <w:tcPr>
+            <w:tcW w:type="dxa" w:w="3216"/>
+          </w:tcPr>
+          <w:p>
+            <w:pPr>
+              <w:jc w:val="center"/>
+            </w:pPr>
+            <w:r>
+              <w:rPr>
+                <w:b/>
+              </w:rPr>
+              <w:t>Pernyataan</w:t>
             </w:r>
           </w:p>
         </w:tc>
         <w:tc>
           <w:tcPr>
-            <w:tcW w:type="dxa" w:w="1930"/>
+            <w:tcW w:type="dxa" w:w="3216"/>
           </w:tcPr>
           <w:p>
+            <w:pPr>
+              <w:jc w:val="center"/>
+            </w:pPr>
             <w:r>
-              <w:t>No 15: B</w:t>
+              <w:rPr>
+                <w:b/>
+              </w:rPr>
+              <w:t>Benar</w:t>
             </w:r>
           </w:p>
         </w:tc>
         <w:tc>
           <w:tcPr>
-            <w:tcW w:type="dxa" w:w="1930"/>
+            <w:tcW w:type="dxa" w:w="3216"/>
           </w:tcPr>
           <w:p>
+            <w:pPr>
+              <w:jc w:val="center"/>
+            </w:pPr>
             <w:r>
-              <w:t>No 19: D</w:t>
+              <w:rPr>
+                <w:b/>
+              </w:rPr>
+              <w:t>Salah</w:t>
             </w:r>
           </w:p>
         </w:tc>
@@ -1919,60 +1357,666 @@
       <w:tr>
         <w:tc>
           <w:tcPr>
-            <w:tcW w:type="dxa" w:w="1930"/>
+            <w:tcW w:type="dxa" w:w="3216"/>
           </w:tcPr>
           <w:p>
             <w:r>
-              <w:t>No 4: A</w:t>
+              <w:t>A. Pernyataan pertama berkaitan dengan konsep dasar materi ini.</w:t>
             </w:r>
           </w:p>
         </w:tc>
         <w:tc>
           <w:tcPr>
-            <w:tcW w:type="dxa" w:w="1930"/>
+            <w:tcW w:type="dxa" w:w="3216"/>
           </w:tcPr>
           <w:p>
+            <w:pPr>
+              <w:jc w:val="center"/>
+            </w:pPr>
             <w:r>
-              <w:t>No 8: C</w:t>
+              <w:t>[   ]</w:t>
             </w:r>
           </w:p>
         </w:tc>
         <w:tc>
           <w:tcPr>
-            <w:tcW w:type="dxa" w:w="1930"/>
+            <w:tcW w:type="dxa" w:w="3216"/>
+          </w:tcPr>
+          <w:p>
+            <w:pPr>
+              <w:jc w:val="center"/>
+            </w:pPr>
+            <w:r>
+              <w:t>[   ]</w:t>
+            </w:r>
+          </w:p>
+        </w:tc>
+      </w:tr>
+      <w:tr>
+        <w:tc>
+          <w:tcPr>
+            <w:tcW w:type="dxa" w:w="3216"/>
           </w:tcPr>
           <w:p>
             <w:r>
-              <w:t>No 12: B</w:t>
+              <w:t>B. Hasil perhitungan akhir bernilai lebih dari 50.</w:t>
             </w:r>
           </w:p>
         </w:tc>
         <w:tc>
           <w:tcPr>
-            <w:tcW w:type="dxa" w:w="1930"/>
+            <w:tcW w:type="dxa" w:w="3216"/>
           </w:tcPr>
           <w:p>
+            <w:pPr>
+              <w:jc w:val="center"/>
+            </w:pPr>
             <w:r>
-              <w:t>No 16: B</w:t>
+              <w:t>[   ]</w:t>
             </w:r>
           </w:p>
         </w:tc>
         <w:tc>
           <w:tcPr>
-            <w:tcW w:type="dxa" w:w="1930"/>
+            <w:tcW w:type="dxa" w:w="3216"/>
+          </w:tcPr>
+          <w:p>
+            <w:pPr>
+              <w:jc w:val="center"/>
+            </w:pPr>
+            <w:r>
+              <w:t>[   ]</w:t>
+            </w:r>
+          </w:p>
+        </w:tc>
+      </w:tr>
+      <w:tr>
+        <w:tc>
+          <w:tcPr>
+            <w:tcW w:type="dxa" w:w="3216"/>
           </w:tcPr>
           <w:p>
             <w:r>
-              <w:t>No 20: A</w:t>
+              <w:t>C. Pernyataan ketiga bernilai salah berdasarkan analisis rumus.</w:t>
+            </w:r>
+          </w:p>
+        </w:tc>
+        <w:tc>
+          <w:tcPr>
+            <w:tcW w:type="dxa" w:w="3216"/>
+          </w:tcPr>
+          <w:p>
+            <w:pPr>
+              <w:jc w:val="center"/>
+            </w:pPr>
+            <w:r>
+              <w:t>[   ]</w:t>
+            </w:r>
+          </w:p>
+        </w:tc>
+        <w:tc>
+          <w:tcPr>
+            <w:tcW w:type="dxa" w:w="3216"/>
+          </w:tcPr>
+          <w:p>
+            <w:pPr>
+              <w:jc w:val="center"/>
+            </w:pPr>
+            <w:r>
+              <w:t>[   ]</w:t>
             </w:r>
           </w:p>
         </w:tc>
       </w:tr>
     </w:tbl>
     <w:p>
+      <w:r>
+        <w:rPr>
+          <w:i/>
+        </w:rPr>
+        <w:t>[Pilihan Ganda Kompleks: Kategori Benar / Salah]</w:t>
+      </w:r>
+    </w:p>
+    <w:p>
       <w:pPr>
-        <w:spacing w:after="160"/>
+        <w:spacing w:before="120" w:after="40"/>
       </w:pPr>
+      <w:r>
+        <w:rPr>
+          <w:b/>
+        </w:rPr>
+        <w:t xml:space="preserve">16. </w:t>
+      </w:r>
+      <w:r>
+        <w:t>Sebuah kolam renang anak dengan kapasitas volume air 3.600 liter dikosongkan untuk dibersihkan menggunakan pipa pembuangan. Seluruh air di dalam kolam habis terkuras dalam waktu 30 menit. Berapakah debit aliran air yang keluar melalui pipa pembuangan tersebut dalam satuan liter/detik?</w:t>
+      </w:r>
+    </w:p>
+    <w:p>
+      <w:pPr>
+        <w:spacing w:before="0" w:after="20"/>
+        <w:ind w:left="432"/>
+      </w:pPr>
+      <w:r>
+        <w:rPr>
+          <w:b/>
+        </w:rPr>
+        <w:t xml:space="preserve">A. </w:t>
+      </w:r>
+      <w:r>
+        <w:t>1,5 liter/detik</w:t>
+      </w:r>
+    </w:p>
+    <w:p>
+      <w:pPr>
+        <w:spacing w:before="0" w:after="20"/>
+        <w:ind w:left="432"/>
+      </w:pPr>
+      <w:r>
+        <w:rPr>
+          <w:b/>
+        </w:rPr>
+        <w:t xml:space="preserve">B. </w:t>
+      </w:r>
+      <w:r>
+        <w:t>2 liter/detik</w:t>
+      </w:r>
+    </w:p>
+    <w:p>
+      <w:pPr>
+        <w:spacing w:before="0" w:after="20"/>
+        <w:ind w:left="432"/>
+      </w:pPr>
+      <w:r>
+        <w:rPr>
+          <w:b/>
+        </w:rPr>
+        <w:t xml:space="preserve">C. </w:t>
+      </w:r>
+      <w:r>
+        <w:t>2,5 liter/detik</w:t>
+      </w:r>
+    </w:p>
+    <w:p>
+      <w:pPr>
+        <w:spacing w:before="0" w:after="20"/>
+        <w:ind w:left="432"/>
+      </w:pPr>
+      <w:r>
+        <w:rPr>
+          <w:b/>
+        </w:rPr>
+        <w:t xml:space="preserve">D. </w:t>
+      </w:r>
+      <w:r>
+        <w:t>3 liter/detik</w:t>
+      </w:r>
+    </w:p>
+    <w:p>
+      <w:pPr>
+        <w:spacing w:before="120" w:after="40"/>
+      </w:pPr>
+      <w:r>
+        <w:rPr>
+          <w:b/>
+        </w:rPr>
+        <w:t xml:space="preserve">17. </w:t>
+      </w:r>
+      <w:r>
+        <w:t>Perhatikan tabel hasil panen jagung Desa Makmur berikut:</w:t>
+        <w:br/>
+        <w:t>- Tahun 2021: 45 ton</w:t>
+        <w:br/>
+        <w:t>- Tahun 2022: 50 ton</w:t>
+        <w:br/>
+        <w:t>- Tahun 2023: 65 ton</w:t>
+        <w:br/>
+        <w:t>- Tahun 2024: 55 ton</w:t>
+        <w:br/>
+        <w:t>- Tahun 2025: 75 ton</w:t>
+        <w:br/>
+        <w:t>Berapakah selisih hasil panen jagung tertinggi dan hasil panen jagung terendah selama periode tersebut?</w:t>
+      </w:r>
+    </w:p>
+    <w:p>
+      <w:pPr>
+        <w:spacing w:before="0" w:after="20"/>
+        <w:ind w:left="432"/>
+      </w:pPr>
+      <w:r>
+        <w:rPr>
+          <w:b/>
+        </w:rPr>
+        <w:t xml:space="preserve">A. </w:t>
+      </w:r>
+      <w:r>
+        <w:t>20 ton</w:t>
+      </w:r>
+    </w:p>
+    <w:p>
+      <w:pPr>
+        <w:spacing w:before="0" w:after="20"/>
+        <w:ind w:left="432"/>
+      </w:pPr>
+      <w:r>
+        <w:rPr>
+          <w:b/>
+        </w:rPr>
+        <w:t xml:space="preserve">B. </w:t>
+      </w:r>
+      <w:r>
+        <w:t>25 ton</w:t>
+      </w:r>
+    </w:p>
+    <w:p>
+      <w:pPr>
+        <w:spacing w:before="0" w:after="20"/>
+        <w:ind w:left="432"/>
+      </w:pPr>
+      <w:r>
+        <w:rPr>
+          <w:b/>
+        </w:rPr>
+        <w:t xml:space="preserve">C. </w:t>
+      </w:r>
+      <w:r>
+        <w:t>30 ton</w:t>
+      </w:r>
+    </w:p>
+    <w:p>
+      <w:pPr>
+        <w:spacing w:before="0" w:after="20"/>
+        <w:ind w:left="432"/>
+      </w:pPr>
+      <w:r>
+        <w:rPr>
+          <w:b/>
+        </w:rPr>
+        <w:t xml:space="preserve">D. </w:t>
+      </w:r>
+      <w:r>
+        <w:t>35 ton</w:t>
+      </w:r>
+    </w:p>
+    <w:p>
+      <w:pPr>
+        <w:spacing w:before="120" w:after="40"/>
+      </w:pPr>
+      <w:r>
+        <w:rPr>
+          <w:b/>
+        </w:rPr>
+        <w:t xml:space="preserve">18. </w:t>
+      </w:r>
+      <w:r>
+        <w:t>Data penjualan buku ensiklopedia anak di sebuah toko buku selama enam hari berturut-turut tercatat sebagai berikut: Senin 35 buku, Selasa 45 buku, Rabu 40 buku, Kamis 55 buku, Jumat 50 buku, dan Sabtu 75 buku. Berapakah rata-rata penjualan buku per hari selama enam hari tersebut?</w:t>
+      </w:r>
+    </w:p>
+    <w:p>
+      <w:pPr>
+        <w:spacing w:before="0" w:after="20"/>
+        <w:ind w:left="432"/>
+      </w:pPr>
+      <w:r>
+        <w:rPr>
+          <w:b/>
+        </w:rPr>
+        <w:t xml:space="preserve">□ A. </w:t>
+      </w:r>
+      <w:r>
+        <w:t>45 buku</w:t>
+      </w:r>
+    </w:p>
+    <w:p>
+      <w:pPr>
+        <w:spacing w:before="0" w:after="20"/>
+        <w:ind w:left="432"/>
+      </w:pPr>
+      <w:r>
+        <w:rPr>
+          <w:b/>
+        </w:rPr>
+        <w:t xml:space="preserve">□ B. </w:t>
+      </w:r>
+      <w:r>
+        <w:t>48 buku</w:t>
+      </w:r>
+    </w:p>
+    <w:p>
+      <w:pPr>
+        <w:spacing w:before="0" w:after="20"/>
+        <w:ind w:left="432"/>
+      </w:pPr>
+      <w:r>
+        <w:rPr>
+          <w:b/>
+        </w:rPr>
+        <w:t xml:space="preserve">□ C. </w:t>
+      </w:r>
+      <w:r>
+        <w:t>50 buku</w:t>
+      </w:r>
+    </w:p>
+    <w:p>
+      <w:pPr>
+        <w:spacing w:before="0" w:after="20"/>
+        <w:ind w:left="432"/>
+      </w:pPr>
+      <w:r>
+        <w:rPr>
+          <w:b/>
+        </w:rPr>
+        <w:t xml:space="preserve">□ D. </w:t>
+      </w:r>
+      <w:r>
+        <w:t>52 buku</w:t>
+      </w:r>
+    </w:p>
+    <w:p>
+      <w:pPr>
+        <w:ind w:left="432"/>
+      </w:pPr>
+      <w:r>
+        <w:rPr>
+          <w:i/>
+        </w:rPr>
+        <w:t>[Pilihan Ganda Kompleks: Jawaban benar lebih dari satu]</w:t>
+      </w:r>
+    </w:p>
+    <w:p>
+      <w:pPr>
+        <w:spacing w:before="120" w:after="40"/>
+      </w:pPr>
+      <w:r>
+        <w:rPr>
+          <w:b/>
+        </w:rPr>
+        <w:t xml:space="preserve">19. </w:t>
+      </w:r>
+      <w:r>
+        <w:t>Nilai ulangan matematika dari 8 orang siswa adalah: 75, 80, 85, 70, 90, 85, 75, dan 80. Ketika nilai ulangan milik siswa ke-9 dimasukkan ke dalam kelompok tersebut, nilai rata-rata keseluruhan menjadi 81. Berapakah nilai ulangan matematika siswa ke-9 tersebut?</w:t>
+      </w:r>
+    </w:p>
+    <w:p>
+      <w:pPr>
+        <w:spacing w:before="0" w:after="20"/>
+        <w:ind w:left="432"/>
+      </w:pPr>
+      <w:r>
+        <w:rPr>
+          <w:b/>
+        </w:rPr>
+        <w:t xml:space="preserve">A. </w:t>
+      </w:r>
+      <w:r>
+        <w:t>86</w:t>
+      </w:r>
+    </w:p>
+    <w:p>
+      <w:pPr>
+        <w:spacing w:before="0" w:after="20"/>
+        <w:ind w:left="432"/>
+      </w:pPr>
+      <w:r>
+        <w:rPr>
+          <w:b/>
+        </w:rPr>
+        <w:t xml:space="preserve">B. </w:t>
+      </w:r>
+      <w:r>
+        <w:t>87</w:t>
+      </w:r>
+    </w:p>
+    <w:p>
+      <w:pPr>
+        <w:spacing w:before="0" w:after="20"/>
+        <w:ind w:left="432"/>
+      </w:pPr>
+      <w:r>
+        <w:rPr>
+          <w:b/>
+        </w:rPr>
+        <w:t xml:space="preserve">C. </w:t>
+      </w:r>
+      <w:r>
+        <w:t>88</w:t>
+      </w:r>
+    </w:p>
+    <w:p>
+      <w:pPr>
+        <w:spacing w:before="0" w:after="20"/>
+        <w:ind w:left="432"/>
+      </w:pPr>
+      <w:r>
+        <w:rPr>
+          <w:b/>
+        </w:rPr>
+        <w:t xml:space="preserve">D. </w:t>
+      </w:r>
+      <w:r>
+        <w:t>89</w:t>
+      </w:r>
+    </w:p>
+    <w:p>
+      <w:pPr>
+        <w:spacing w:before="120" w:after="40"/>
+      </w:pPr>
+      <w:r>
+        <w:rPr>
+          <w:b/>
+        </w:rPr>
+        <w:t xml:space="preserve">20. </w:t>
+      </w:r>
+      <w:r>
+        <w:t>Data berat badan (dalam kg) dari 15 siswa kelas VI SD disajikan sebagai berikut:</w:t>
+        <w:br/>
+        <w:t>32, 34, 32, 36, 35, 34, 32, 38, 35, 36, 32, 32, 35, 37, 34.</w:t>
+        <w:br/>
+        <w:t>Modus dan median dari data berat badan siswa tersebut berturut-turut adalah....</w:t>
+      </w:r>
+    </w:p>
+    <w:tbl>
+      <w:tblPr>
+        <w:tblStyle w:val="TableGrid"/>
+        <w:tblW w:type="auto" w:w="0"/>
+        <w:jc w:val="center"/>
+        <w:tblLook w:firstColumn="1" w:firstRow="1" w:lastColumn="0" w:lastRow="0" w:noHBand="0" w:noVBand="1" w:val="04A0"/>
+      </w:tblPr>
+      <w:tblGrid>
+        <w:gridCol w:w="3216"/>
+        <w:gridCol w:w="3216"/>
+        <w:gridCol w:w="3216"/>
+      </w:tblGrid>
+      <w:tr>
+        <w:tc>
+          <w:tcPr>
+            <w:tcW w:type="dxa" w:w="3216"/>
+          </w:tcPr>
+          <w:p>
+            <w:pPr>
+              <w:jc w:val="center"/>
+            </w:pPr>
+            <w:r>
+              <w:rPr>
+                <w:b/>
+              </w:rPr>
+              <w:t>Pernyataan</w:t>
+            </w:r>
+          </w:p>
+        </w:tc>
+        <w:tc>
+          <w:tcPr>
+            <w:tcW w:type="dxa" w:w="3216"/>
+          </w:tcPr>
+          <w:p>
+            <w:pPr>
+              <w:jc w:val="center"/>
+            </w:pPr>
+            <w:r>
+              <w:rPr>
+                <w:b/>
+              </w:rPr>
+              <w:t>Benar</w:t>
+            </w:r>
+          </w:p>
+        </w:tc>
+        <w:tc>
+          <w:tcPr>
+            <w:tcW w:type="dxa" w:w="3216"/>
+          </w:tcPr>
+          <w:p>
+            <w:pPr>
+              <w:jc w:val="center"/>
+            </w:pPr>
+            <w:r>
+              <w:rPr>
+                <w:b/>
+              </w:rPr>
+              <w:t>Salah</w:t>
+            </w:r>
+          </w:p>
+        </w:tc>
+      </w:tr>
+      <w:tr>
+        <w:tc>
+          <w:tcPr>
+            <w:tcW w:type="dxa" w:w="3216"/>
+          </w:tcPr>
+          <w:p>
+            <w:r>
+              <w:t>A. Pernyataan pertama berkaitan dengan konsep dasar materi ini.</w:t>
+            </w:r>
+          </w:p>
+        </w:tc>
+        <w:tc>
+          <w:tcPr>
+            <w:tcW w:type="dxa" w:w="3216"/>
+          </w:tcPr>
+          <w:p>
+            <w:pPr>
+              <w:jc w:val="center"/>
+            </w:pPr>
+            <w:r>
+              <w:t>[   ]</w:t>
+            </w:r>
+          </w:p>
+        </w:tc>
+        <w:tc>
+          <w:tcPr>
+            <w:tcW w:type="dxa" w:w="3216"/>
+          </w:tcPr>
+          <w:p>
+            <w:pPr>
+              <w:jc w:val="center"/>
+            </w:pPr>
+            <w:r>
+              <w:t>[   ]</w:t>
+            </w:r>
+          </w:p>
+        </w:tc>
+      </w:tr>
+      <w:tr>
+        <w:tc>
+          <w:tcPr>
+            <w:tcW w:type="dxa" w:w="3216"/>
+          </w:tcPr>
+          <w:p>
+            <w:r>
+              <w:t>B. Hasil perhitungan akhir bernilai lebih dari 50.</w:t>
+            </w:r>
+          </w:p>
+        </w:tc>
+        <w:tc>
+          <w:tcPr>
+            <w:tcW w:type="dxa" w:w="3216"/>
+          </w:tcPr>
+          <w:p>
+            <w:pPr>
+              <w:jc w:val="center"/>
+            </w:pPr>
+            <w:r>
+              <w:t>[   ]</w:t>
+            </w:r>
+          </w:p>
+        </w:tc>
+        <w:tc>
+          <w:tcPr>
+            <w:tcW w:type="dxa" w:w="3216"/>
+          </w:tcPr>
+          <w:p>
+            <w:pPr>
+              <w:jc w:val="center"/>
+            </w:pPr>
+            <w:r>
+              <w:t>[   ]</w:t>
+            </w:r>
+          </w:p>
+        </w:tc>
+      </w:tr>
+      <w:tr>
+        <w:tc>
+          <w:tcPr>
+            <w:tcW w:type="dxa" w:w="3216"/>
+          </w:tcPr>
+          <w:p>
+            <w:r>
+              <w:t>C. Pernyataan ketiga bernilai salah berdasarkan analisis rumus.</w:t>
+            </w:r>
+          </w:p>
+        </w:tc>
+        <w:tc>
+          <w:tcPr>
+            <w:tcW w:type="dxa" w:w="3216"/>
+          </w:tcPr>
+          <w:p>
+            <w:pPr>
+              <w:jc w:val="center"/>
+            </w:pPr>
+            <w:r>
+              <w:t>[   ]</w:t>
+            </w:r>
+          </w:p>
+        </w:tc>
+        <w:tc>
+          <w:tcPr>
+            <w:tcW w:type="dxa" w:w="3216"/>
+          </w:tcPr>
+          <w:p>
+            <w:pPr>
+              <w:jc w:val="center"/>
+            </w:pPr>
+            <w:r>
+              <w:t>[   ]</w:t>
+            </w:r>
+          </w:p>
+        </w:tc>
+      </w:tr>
+    </w:tbl>
+    <w:p>
+      <w:r>
+        <w:rPr>
+          <w:i/>
+        </w:rPr>
+        <w:t>[Pilihan Ganda Kompleks: Kategori Benar / Salah]</w:t>
+      </w:r>
+    </w:p>
+    <w:p>
+      <w:r>
+        <w:br w:type="page"/>
+      </w:r>
+    </w:p>
+    <w:p>
+      <w:pPr>
+        <w:pStyle w:val="Heading2"/>
+        <w:spacing w:before="160" w:after="160"/>
+      </w:pPr>
+      <w:r>
+        <w:rPr>
+          <w:b/>
+          <w:color w:val="15803D"/>
+          <w:sz w:val="26"/>
+        </w:rPr>
+        <w:t>BAGIAN B: KUNCI JAWABAN &amp; PEMBAHASAN LENGKAP</w:t>
+      </w:r>
     </w:p>
     <w:p>
       <w:pPr>
@@ -2014,9 +2058,6 @@
       </w:r>
     </w:p>
     <w:p>
-      <w:pPr>
-        <w:spacing w:before="0" w:after="80"/>
-      </w:pPr>
       <w:r>
         <w:rPr>
           <w:color w:val="E5E7EB"/>
@@ -2062,9 +2103,6 @@
       </w:r>
     </w:p>
     <w:p>
-      <w:pPr>
-        <w:spacing w:before="0" w:after="80"/>
-      </w:pPr>
       <w:r>
         <w:rPr>
           <w:color w:val="E5E7EB"/>
@@ -2114,9 +2152,6 @@
       </w:r>
     </w:p>
     <w:p>
-      <w:pPr>
-        <w:spacing w:before="0" w:after="80"/>
-      </w:pPr>
       <w:r>
         <w:rPr>
           <w:color w:val="E5E7EB"/>
@@ -2166,9 +2201,6 @@
       </w:r>
     </w:p>
     <w:p>
-      <w:pPr>
-        <w:spacing w:before="0" w:after="80"/>
-      </w:pPr>
       <w:r>
         <w:rPr>
           <w:color w:val="E5E7EB"/>
@@ -2185,7 +2217,7 @@
           <w:b/>
           <w:color w:val="1E3A8A"/>
         </w:rPr>
-        <w:t>Soal Nomor 5  |  Kunci Jawaban: B</w:t>
+        <w:t>Soal Nomor 5  |  Kunci Jawaban: A, C</w:t>
         <w:br/>
       </w:r>
       <w:r>
@@ -2224,9 +2256,6 @@
       </w:r>
     </w:p>
     <w:p>
-      <w:pPr>
-        <w:spacing w:before="0" w:after="80"/>
-      </w:pPr>
       <w:r>
         <w:rPr>
           <w:color w:val="E5E7EB"/>
@@ -2276,9 +2305,6 @@
       </w:r>
     </w:p>
     <w:p>
-      <w:pPr>
-        <w:spacing w:before="0" w:after="80"/>
-      </w:pPr>
       <w:r>
         <w:rPr>
           <w:color w:val="E5E7EB"/>
@@ -2295,7 +2321,7 @@
           <w:b/>
           <w:color w:val="1E3A8A"/>
         </w:rPr>
-        <w:t>Soal Nomor 7  |  Kunci Jawaban: C</w:t>
+        <w:t>Soal Nomor 7  |  Kunci Jawaban: A: Benar, B: Benar, C: Salah</w:t>
         <w:br/>
       </w:r>
       <w:r>
@@ -2324,9 +2350,6 @@
       </w:r>
     </w:p>
     <w:p>
-      <w:pPr>
-        <w:spacing w:before="0" w:after="80"/>
-      </w:pPr>
       <w:r>
         <w:rPr>
           <w:color w:val="E5E7EB"/>
@@ -2374,9 +2397,6 @@
       </w:r>
     </w:p>
     <w:p>
-      <w:pPr>
-        <w:spacing w:before="0" w:after="80"/>
-      </w:pPr>
       <w:r>
         <w:rPr>
           <w:color w:val="E5E7EB"/>
@@ -2426,9 +2446,6 @@
       </w:r>
     </w:p>
     <w:p>
-      <w:pPr>
-        <w:spacing w:before="0" w:after="80"/>
-      </w:pPr>
       <w:r>
         <w:rPr>
           <w:color w:val="E5E7EB"/>
@@ -2474,9 +2491,6 @@
       </w:r>
     </w:p>
     <w:p>
-      <w:pPr>
-        <w:spacing w:before="0" w:after="80"/>
-      </w:pPr>
       <w:r>
         <w:rPr>
           <w:color w:val="E5E7EB"/>
@@ -2524,9 +2538,6 @@
       </w:r>
     </w:p>
     <w:p>
-      <w:pPr>
-        <w:spacing w:before="0" w:after="80"/>
-      </w:pPr>
       <w:r>
         <w:rPr>
           <w:color w:val="E5E7EB"/>
@@ -2543,7 +2554,7 @@
           <w:b/>
           <w:color w:val="1E3A8A"/>
         </w:rPr>
-        <w:t>Soal Nomor 12  |  Kunci Jawaban: B</w:t>
+        <w:t>Soal Nomor 12  |  Kunci Jawaban: A, C</w:t>
         <w:br/>
       </w:r>
       <w:r>
@@ -2572,9 +2583,6 @@
       </w:r>
     </w:p>
     <w:p>
-      <w:pPr>
-        <w:spacing w:before="0" w:after="80"/>
-      </w:pPr>
       <w:r>
         <w:rPr>
           <w:color w:val="E5E7EB"/>
@@ -2624,9 +2632,6 @@
       </w:r>
     </w:p>
     <w:p>
-      <w:pPr>
-        <w:spacing w:before="0" w:after="80"/>
-      </w:pPr>
       <w:r>
         <w:rPr>
           <w:color w:val="E5E7EB"/>
@@ -2670,9 +2675,6 @@
       </w:r>
     </w:p>
     <w:p>
-      <w:pPr>
-        <w:spacing w:before="0" w:after="80"/>
-      </w:pPr>
       <w:r>
         <w:rPr>
           <w:color w:val="E5E7EB"/>
@@ -2689,7 +2691,7 @@
           <w:b/>
           <w:color w:val="1E3A8A"/>
         </w:rPr>
-        <w:t>Soal Nomor 15  |  Kunci Jawaban: B</w:t>
+        <w:t>Soal Nomor 15  |  Kunci Jawaban: A: Benar, B: Benar, C: Salah</w:t>
         <w:br/>
       </w:r>
       <w:r>
@@ -2722,9 +2724,6 @@
       </w:r>
     </w:p>
     <w:p>
-      <w:pPr>
-        <w:spacing w:before="0" w:after="80"/>
-      </w:pPr>
       <w:r>
         <w:rPr>
           <w:color w:val="E5E7EB"/>
@@ -2770,9 +2769,6 @@
       </w:r>
     </w:p>
     <w:p>
-      <w:pPr>
-        <w:spacing w:before="0" w:after="80"/>
-      </w:pPr>
       <w:r>
         <w:rPr>
           <w:color w:val="E5E7EB"/>
@@ -2816,9 +2812,6 @@
       </w:r>
     </w:p>
     <w:p>
-      <w:pPr>
-        <w:spacing w:before="0" w:after="80"/>
-      </w:pPr>
       <w:r>
         <w:rPr>
           <w:color w:val="E5E7EB"/>
@@ -2835,7 +2828,7 @@
           <w:b/>
           <w:color w:val="1E3A8A"/>
         </w:rPr>
-        <w:t>Soal Nomor 18  |  Kunci Jawaban: C</w:t>
+        <w:t>Soal Nomor 18  |  Kunci Jawaban: A, C</w:t>
         <w:br/>
       </w:r>
       <w:r>
@@ -2862,9 +2855,6 @@
       </w:r>
     </w:p>
     <w:p>
-      <w:pPr>
-        <w:spacing w:before="0" w:after="80"/>
-      </w:pPr>
       <w:r>
         <w:rPr>
           <w:color w:val="E5E7EB"/>
@@ -2912,9 +2902,6 @@
       </w:r>
     </w:p>
     <w:p>
-      <w:pPr>
-        <w:spacing w:before="0" w:after="80"/>
-      </w:pPr>
       <w:r>
         <w:rPr>
           <w:color w:val="E5E7EB"/>
@@ -2931,7 +2918,7 @@
           <w:b/>
           <w:color w:val="1E3A8A"/>
         </w:rPr>
-        <w:t>Soal Nomor 20  |  Kunci Jawaban: A</w:t>
+        <w:t>Soal Nomor 20  |  Kunci Jawaban: A: Benar, B: Benar, C: Salah</w:t>
         <w:br/>
       </w:r>
       <w:r>
@@ -2976,9 +2963,6 @@
       </w:r>
     </w:p>
     <w:p>
-      <w:pPr>
-        <w:spacing w:before="0" w:after="80"/>
-      </w:pPr>
       <w:r>
         <w:rPr>
           <w:color w:val="E5E7EB"/>
@@ -3359,11 +3343,6 @@
     <w:name w:val="Normal"/>
     <w:qFormat/>
     <w:rsid w:val="00FC693F"/>
-    <w:rPr>
-      <w:rFonts w:ascii="Calibri" w:hAnsi="Calibri"/>
-      <w:color w:val="1F2937"/>
-      <w:sz w:val="22"/>
-    </w:rPr>
   </w:style>
   <w:style w:type="paragraph" w:styleId="Header">
     <w:name w:val="header"/>

--- a/Quiz_Web_Matematika_Paket_1.docx
+++ b/Quiz_Web_Matematika_Paket_1.docx
@@ -394,7 +394,7 @@
         <w:t xml:space="preserve">5. </w:t>
       </w:r>
       <w:r>
-        <w:t>Adit berlatih renang setiap 4 hari sekali, Bayu setiap 6 hari sekali, dan Citra setiap 8 hari sekali. Pada hari Senin, 2 Maret 2026, mereka bertiga berlatih renang bersama untuk pertama kalinya. Pada hari dan tanggal berapakah mereka akan berlatih renang bersama untuk kedua kalinya?</w:t>
+        <w:t>Pak Budi memanen 48 buah mangga dan 72 buah jeruk. Buah-buah tersebut akan dimasukkan ke dalam keranjang dengan jumlah mangga dan jeruk yang sama di setiap keranjang tanpa ada sisa. Tentukan pernyataan berikut yang BENAR! (Pilih lebih dari satu)</w:t>
       </w:r>
     </w:p>
     <w:p>
@@ -409,7 +409,7 @@
         <w:t xml:space="preserve">□ A. </w:t>
       </w:r>
       <w:r>
-        <w:t>Rabu, 25 Maret 2026</w:t>
+        <w:t>FPB dari 48 dan 72 adalah 24, sehingga jumlah keranjang maksimal adalah 24.</w:t>
       </w:r>
     </w:p>
     <w:p>
@@ -424,7 +424,7 @@
         <w:t xml:space="preserve">□ B. </w:t>
       </w:r>
       <w:r>
-        <w:t>Kamis, 26 Maret 2026</w:t>
+        <w:t>Setiap keranjang berisi 2 buah mangga.</w:t>
       </w:r>
     </w:p>
     <w:p>
@@ -439,7 +439,7 @@
         <w:t xml:space="preserve">□ C. </w:t>
       </w:r>
       <w:r>
-        <w:t>Jumat, 27 Maret 2026</w:t>
+        <w:t>Setiap keranjang berisi 4 buah jeruk.</w:t>
       </w:r>
     </w:p>
     <w:p>
@@ -454,7 +454,7 @@
         <w:t xml:space="preserve">□ D. </w:t>
       </w:r>
       <w:r>
-        <w:t>Sabtu, 28 Maret 2026</w:t>
+        <w:t>Total buah di setiap keranjang adalah 6 buah.</w:t>
       </w:r>
     </w:p>
     <w:p>
@@ -553,7 +553,7 @@
         <w:t xml:space="preserve">7. </w:t>
       </w:r>
       <w:r>
-        <w:t>Sebidang tanah aula pertemuan berbentuk persegi memiliki luas 576 m². Di sekeliling tanah aula tersebut akan dipasang kawat pagar pembatas sebanyak satu putaran penuh. Berapakah panjang kawat yang diperlukan untuk mengelilingi tanah tersebut?</w:t>
+        <w:t>Toko 'Buku Pintar' memberikan promosi: Buku A Rp50.000 diskon 20%, Buku B Rp40.000 diskon 1/4, Buku C Rp60.000 menjadi Rp45.000. Tentukan kebenaran pernyataan!</w:t>
       </w:r>
     </w:p>
     <w:tbl>
@@ -625,7 +625,7 @@
           </w:tcPr>
           <w:p>
             <w:r>
-              <w:t>A. Pernyataan pertama berkaitan dengan konsep dasar materi ini.</w:t>
+              <w:t>A. Potongan harga Buku A sebesar Rp10.000.</w:t>
             </w:r>
           </w:p>
         </w:tc>
@@ -663,7 +663,7 @@
           </w:tcPr>
           <w:p>
             <w:r>
-              <w:t>B. Hasil perhitungan akhir bernilai lebih dari 50.</w:t>
+              <w:t>B. Harga yang dibayar untuk Buku B adalah Rp30.000.</w:t>
             </w:r>
           </w:p>
         </w:tc>
@@ -701,7 +701,7 @@
           </w:tcPr>
           <w:p>
             <w:r>
-              <w:t>C. Pernyataan ketiga bernilai salah berdasarkan analisis rumus.</w:t>
+              <w:t>C. Persentase diskon Buku C adalah 30%.</w:t>
             </w:r>
           </w:p>
         </w:tc>
@@ -1048,7 +1048,7 @@
         <w:t xml:space="preserve">12. </w:t>
       </w:r>
       <w:r>
-        <w:t>Sebuah bidang hiasan dinding berbentuk gabungan persegi panjang dan segitiga sama kaki. Persegi panjang memiliki panjang 18 cm dan lebar 10 cm. Di atas salah satu sisi panjangnya menempel alas segitiga sama kaki yang berukuran alas 18 cm dan tinggi 8 cm. Berapakah luas total bangun gabungan tersebut?</w:t>
+        <w:t>Sebuah bangun datar memiliki ciri-ciri: (1) Memiliki 2 pasang sisi sejajar dan sama panjang, (2) Semua sudutnya sudut siku-siku, (3) Diagonalnya sama panjang dan saling membagi dua sama panjang. Pernyataan manakah yang BENAR mengenai bangun datar ini? (Pilih lebih dari satu)</w:t>
       </w:r>
     </w:p>
     <w:p>
@@ -1063,7 +1063,7 @@
         <w:t xml:space="preserve">□ A. </w:t>
       </w:r>
       <w:r>
-        <w:t>216 cm²</w:t>
+        <w:t>Bangun tersebut adalah persegi panjang.</w:t>
       </w:r>
     </w:p>
     <w:p>
@@ -1078,7 +1078,7 @@
         <w:t xml:space="preserve">□ B. </w:t>
       </w:r>
       <w:r>
-        <w:t>252 cm²</w:t>
+        <w:t>Bangun tersebut adalah persegi.</w:t>
       </w:r>
     </w:p>
     <w:p>
@@ -1093,7 +1093,7 @@
         <w:t xml:space="preserve">□ C. </w:t>
       </w:r>
       <w:r>
-        <w:t>288 cm²</w:t>
+        <w:t>Luas bangun datar = panjang × lebar.</w:t>
       </w:r>
     </w:p>
     <w:p>
@@ -1108,7 +1108,7 @@
         <w:t xml:space="preserve">□ D. </w:t>
       </w:r>
       <w:r>
-        <w:t>324 cm²</w:t>
+        <w:t>Keliling bangun datar = 4 × sisi.</w:t>
       </w:r>
     </w:p>
     <w:p>
@@ -1289,7 +1289,7 @@
         <w:t xml:space="preserve">15. </w:t>
       </w:r>
       <w:r>
-        <w:t>Pak Rahmat berangkat dari Bandung menuju Jakarta mengendarai mobil dengan kecepatan rata-rata 75 km/jam. Jarak yang ditempuh adalah 150 km. Jika Pak Rahmat berangkat dari Bandung pada pukul 06.30 WIB dan sempat beristirahat di rest area selama 30 menit di tengah perjalanan, pada pukul berapakah Pak Rahmat tiba di Jakarta?</w:t>
+        <w:t>Perhatikan jaring-jaring bangun ruang berikut! Tentukan kebenaran setiap pernyataan.</w:t>
       </w:r>
     </w:p>
     <w:tbl>
@@ -1361,7 +1361,7 @@
           </w:tcPr>
           <w:p>
             <w:r>
-              <w:t>A. Pernyataan pertama berkaitan dengan konsep dasar materi ini.</w:t>
+              <w:t>A. Jaring-jaring kubus terdiri dari 6 buah persegi yang kongruen.</w:t>
             </w:r>
           </w:p>
         </w:tc>
@@ -1399,7 +1399,7 @@
           </w:tcPr>
           <w:p>
             <w:r>
-              <w:t>B. Hasil perhitungan akhir bernilai lebih dari 50.</w:t>
+              <w:t>B. Jaring-jaring tabung tanpa tutup terdiri dari 2 lingkaran dan 1 persegi panjang.</w:t>
             </w:r>
           </w:p>
         </w:tc>
@@ -1437,7 +1437,7 @@
           </w:tcPr>
           <w:p>
             <w:r>
-              <w:t>C. Pernyataan ketiga bernilai salah berdasarkan analisis rumus.</w:t>
+              <w:t>C. Jaring-jaring limas segiempat terdiri dari 1 persegi dan 4 segitiga.</w:t>
             </w:r>
           </w:p>
         </w:tc>
@@ -1648,7 +1648,7 @@
         <w:t xml:space="preserve">18. </w:t>
       </w:r>
       <w:r>
-        <w:t>Data penjualan buku ensiklopedia anak di sebuah toko buku selama enam hari berturut-turut tercatat sebagai berikut: Senin 35 buku, Selasa 45 buku, Rabu 40 buku, Kamis 55 buku, Jumat 50 buku, dan Sabtu 75 buku. Berapakah rata-rata penjualan buku per hari selama enam hari tersebut?</w:t>
+        <w:t>Perpustakaan SD menyajikan data pengunjung menggunakan piktogram: 1 simbol buku besar = 20 pengunjung, 1 simbol buku kecil = 10 pengunjung. Data: Senin (3 besar + 1 kecil), Selasa (4 besar), Rabu (2 besar + 1 kecil). Pernyataan manakah yang BENAR? (Pilih lebih dari satu)</w:t>
       </w:r>
     </w:p>
     <w:p>
@@ -1663,7 +1663,7 @@
         <w:t xml:space="preserve">□ A. </w:t>
       </w:r>
       <w:r>
-        <w:t>45 buku</w:t>
+        <w:t>Pengunjung hari Senin = 70 orang.</w:t>
       </w:r>
     </w:p>
     <w:p>
@@ -1678,7 +1678,7 @@
         <w:t xml:space="preserve">□ B. </w:t>
       </w:r>
       <w:r>
-        <w:t>48 buku</w:t>
+        <w:t>Pengunjung hari Selasa = 80 orang.</w:t>
       </w:r>
     </w:p>
     <w:p>
@@ -1693,7 +1693,7 @@
         <w:t xml:space="preserve">□ C. </w:t>
       </w:r>
       <w:r>
-        <w:t>50 buku</w:t>
+        <w:t>Total pengunjung 3 hari = 210 orang.</w:t>
       </w:r>
     </w:p>
     <w:p>
@@ -1708,7 +1708,7 @@
         <w:t xml:space="preserve">□ D. </w:t>
       </w:r>
       <w:r>
-        <w:t>52 buku</w:t>
+        <w:t>Hari Rabu memiliki pengunjung paling sedikit.</w:t>
       </w:r>
     </w:p>
     <w:p>
@@ -1807,11 +1807,7 @@
         <w:t xml:space="preserve">20. </w:t>
       </w:r>
       <w:r>
-        <w:t>Data berat badan (dalam kg) dari 15 siswa kelas VI SD disajikan sebagai berikut:</w:t>
-        <w:br/>
-        <w:t>32, 34, 32, 36, 35, 34, 32, 38, 35, 36, 32, 32, 35, 37, 34.</w:t>
-        <w:br/>
-        <w:t>Modus dan median dari data berat badan siswa tersebut berturut-turut adalah....</w:t>
+        <w:t>Perhatikan dua barisan bilangan! Barisan X: 3, 6, 12, 24, 48... Barisan Y: 5, 9, 13, 17, 21... Tentukan kebenaran pernyataan!</w:t>
       </w:r>
     </w:p>
     <w:tbl>
@@ -1883,7 +1879,7 @@
           </w:tcPr>
           <w:p>
             <w:r>
-              <w:t>A. Pernyataan pertama berkaitan dengan konsep dasar materi ini.</w:t>
+              <w:t>A. Barisan X adalah barisan geometri dengan rasio 2.</w:t>
             </w:r>
           </w:p>
         </w:tc>
@@ -1921,7 +1917,7 @@
           </w:tcPr>
           <w:p>
             <w:r>
-              <w:t>B. Hasil perhitungan akhir bernilai lebih dari 50.</w:t>
+              <w:t>B. Barisan Y adalah barisan aritmatika dengan beda 4.</w:t>
             </w:r>
           </w:p>
         </w:tc>
@@ -1959,7 +1955,7 @@
           </w:tcPr>
           <w:p>
             <w:r>
-              <w:t>C. Pernyataan ketiga bernilai salah berdasarkan analisis rumus.</w:t>
+              <w:t>C. Suku ke-6 Barisan X adalah 96.</w:t>
             </w:r>
           </w:p>
         </w:tc>
@@ -2217,7 +2213,7 @@
           <w:b/>
           <w:color w:val="1E3A8A"/>
         </w:rPr>
-        <w:t>Soal Nomor 5  |  Kunci Jawaban: A, C</w:t>
+        <w:t>Soal Nomor 5  |  Kunci Jawaban: A, B, D</w:t>
         <w:br/>
       </w:r>
       <w:r>
@@ -2225,33 +2221,13 @@
           <w:i/>
           <w:color w:val="4B5563"/>
         </w:rPr>
-        <w:t>Materi / Lingkup Kompetensi: Kelipatan Persekutuan Terkecil (KPK)</w:t>
+        <w:t>Materi / Lingkup Kompetensi: FPB dalam Konteks Pembagian Rata (Pilihan Ganda Kompleks)</w:t>
         <w:br/>
       </w:r>
       <w:r>
         <w:t>Pembahasan &amp; Langkah Penyelesaian:</w:t>
         <w:br/>
-        <w:t>Langkah penyelesaian:</w:t>
-        <w:br/>
-        <w:t>1. Cari KPK dari 4, 6, dan 8:</w:t>
-        <w:br/>
-        <w:t xml:space="preserve">   4 = 2²</w:t>
-        <w:br/>
-        <w:t xml:space="preserve">   6 = 2 × 3</w:t>
-        <w:br/>
-        <w:t xml:space="preserve">   8 = 2³</w:t>
-        <w:br/>
-        <w:t xml:space="preserve">   KPK = 2³ × 3 = 8 × 3 = 24 hari.</w:t>
-        <w:br/>
-        <w:t>2. Mereka akan bersama 24 hari setelah 2 Maret 2026:</w:t>
-        <w:br/>
-        <w:t xml:space="preserve">   Tanggal = 2 + 24 = 26 Maret 2026.</w:t>
-        <w:br/>
-        <w:t>3. Menentukan hari: 24 : 7 = 3 sisa 3 hari.</w:t>
-        <w:br/>
-        <w:t xml:space="preserve">   3 hari setelah Senin adalah Kamis (Senin -&gt; Selasa -&gt; Rabu -&gt; Kamis).</w:t>
-        <w:br/>
-        <w:t>Jadi, mereka berlatih bersama lagi pada hari Kamis, 26 Maret 2026 (Pilihan B).</w:t>
+        <w:t>FPB(48, 72) = 24. A: Benar, 24 keranjang. B: 48/24 = 2 mangga/keranjang, Benar. C: 72/24 = 3 jeruk/keranjang (bukan 4), SALAH. D: 2 + 3 = 5 buah total per keranjang (bukan 6), SALAH. Jawaban benar: A, B.</w:t>
         <w:br/>
       </w:r>
     </w:p>
@@ -2329,23 +2305,13 @@
           <w:i/>
           <w:color w:val="4B5563"/>
         </w:rPr>
-        <w:t>Materi / Lingkup Kompetensi: Pangkat Dua dan Akar Pangkat Dua (Geometri)</w:t>
+        <w:t>Materi / Lingkup Kompetensi: Persentase &amp; Diskon (Tabel Kategori Benar/Salah)</w:t>
         <w:br/>
       </w:r>
       <w:r>
         <w:t>Pembahasan &amp; Langkah Penyelesaian:</w:t>
         <w:br/>
-        <w:t>Langkah penyelesaian:</w:t>
-        <w:br/>
-        <w:t>1. Luas persegi = sisi × sisi = s²</w:t>
-        <w:br/>
-        <w:t xml:space="preserve">   s² = 576 m² -&gt; s = √576 = 24 meter.</w:t>
-        <w:br/>
-        <w:t>2. Keliling persegi = 4 × sisi</w:t>
-        <w:br/>
-        <w:t xml:space="preserve">   Keliling = 4 × 24 m = 96 meter.</w:t>
-        <w:br/>
-        <w:t>Jadi, kawat yang diperlukan adalah 96 meter (Pilihan C).</w:t>
+        <w:t>A: 20% × 50.000 = 10.000 (BENAR). B: 1/4 × 40.000 = 10.000 potongan, bayar = 30.000 (BENAR). C: Potongan = 15.000, persen = 15.000/60.000 × 100% = 25% (SALAH, bukan 30%).</w:t>
         <w:br/>
       </w:r>
     </w:p>
@@ -2562,23 +2528,13 @@
           <w:i/>
           <w:color w:val="4B5563"/>
         </w:rPr>
-        <w:t>Materi / Lingkup Kompetensi: Luas Gabungan Bangun Datar</w:t>
+        <w:t>Materi / Lingkup Kompetensi: Sifat-Sifat Bangun Datar (Pilihan Ganda Kompleks)</w:t>
         <w:br/>
       </w:r>
       <w:r>
         <w:t>Pembahasan &amp; Langkah Penyelesaian:</w:t>
         <w:br/>
-        <w:t>Langkah penyelesaian:</w:t>
-        <w:br/>
-        <w:t>1. Luas Persegi Panjang = panjang × lebar = 18 cm × 10 cm = 180 cm².</w:t>
-        <w:br/>
-        <w:t>2. Luas Segitiga = 1/2 × alas × tinggi = 1/2 × 18 cm × 8 cm = 9 × 8 = 72 cm².</w:t>
-        <w:br/>
-        <w:t>3. Luas Gabungan = Luas persegi panjang + Luas segitiga</w:t>
-        <w:br/>
-        <w:t xml:space="preserve">   Luas Total = 180 cm² + 72 cm² = 252 cm².</w:t>
-        <w:br/>
-        <w:t>Jadi, luas gabungan tersebut adalah 252 cm² (Pilihan B).</w:t>
+        <w:t>Ciri-ciri cocok dengan persegi panjang (bukan persegi karena tidak disebut sisi semua sama). A: Benar. B: SALAH, bisa persegi panjang biasa. C: Benar (luas persegi panjang). D: SALAH (keliling persegi, bukan persegi panjang). Jawaban benar: A, C.</w:t>
         <w:br/>
       </w:r>
     </w:p>
@@ -2691,7 +2647,7 @@
           <w:b/>
           <w:color w:val="1E3A8A"/>
         </w:rPr>
-        <w:t>Soal Nomor 15  |  Kunci Jawaban: A: Benar, B: Benar, C: Salah</w:t>
+        <w:t>Soal Nomor 15  |  Kunci Jawaban: A: Benar, B: Salah, C: Benar</w:t>
         <w:br/>
       </w:r>
       <w:r>
@@ -2699,27 +2655,13 @@
           <w:i/>
           <w:color w:val="4B5563"/>
         </w:rPr>
-        <w:t>Materi / Lingkup Kompetensi: Pengukuran Waktu, Kecepatan, dan Jarak</w:t>
+        <w:t>Materi / Lingkup Kompetensi: Jaring-Jaring Bangun Ruang (Tabel Kategori Benar/Salah)</w:t>
         <w:br/>
       </w:r>
       <w:r>
         <w:t>Pembahasan &amp; Langkah Penyelesaian:</w:t>
         <w:br/>
-        <w:t>Langkah penyelesaian:</w:t>
-        <w:br/>
-        <w:t>1. Waktu tempuh murni = Jarak : Kecepatan</w:t>
-        <w:br/>
-        <w:t xml:space="preserve">   Waktu = 150 km : 75 km/jam = 2 jam.</w:t>
-        <w:br/>
-        <w:t>2. Waktu istirahat = 30 menit (0,5 jam).</w:t>
-        <w:br/>
-        <w:t>3. Total durasi perjalanan = 2 jam + 30 menit = 2 jam 30 menit.</w:t>
-        <w:br/>
-        <w:t>4. Waktu kedatangan = Waktu berangkat + Total durasi</w:t>
-        <w:br/>
-        <w:t xml:space="preserve">   = 06.30 WIB + 02.30 = 09.00 WIB.</w:t>
-        <w:br/>
-        <w:t>Jadi, Pak Rahmat tiba di Jakarta pada pukul 09.00 WIB (Pilihan B).</w:t>
+        <w:t>A: BENAR (kubus = 6 persegi kongruen). B: SALAH (tabung tanpa tutup = 1 lingkaran + 1 persegi panjang, BUKAN 2 lingkaran). C: BENAR (limas segiempat = 1 persegi alas + 4 segitiga sisi tegak).</w:t>
         <w:br/>
       </w:r>
     </w:p>
@@ -2828,7 +2770,7 @@
           <w:b/>
           <w:color w:val="1E3A8A"/>
         </w:rPr>
-        <w:t>Soal Nomor 18  |  Kunci Jawaban: A, C</w:t>
+        <w:t>Soal Nomor 18  |  Kunci Jawaban: A, B, D</w:t>
         <w:br/>
       </w:r>
       <w:r>
@@ -2836,21 +2778,13 @@
           <w:i/>
           <w:color w:val="4B5563"/>
         </w:rPr>
-        <w:t>Materi / Lingkup Kompetensi: Membaca Data Diagram Batang (Rata-rata Penjualan)</w:t>
+        <w:t>Materi / Lingkup Kompetensi: Membaca Piktogram / Diagram Gambar (Pilihan Ganda Kompleks)</w:t>
         <w:br/>
       </w:r>
       <w:r>
         <w:t>Pembahasan &amp; Langkah Penyelesaian:</w:t>
         <w:br/>
-        <w:t>Langkah penyelesaian:</w:t>
-        <w:br/>
-        <w:t>1. Jumlah seluruh buku terjual = 35 + 45 + 40 + 55 + 50 + 75 = 300 buku.</w:t>
-        <w:br/>
-        <w:t>2. Banyaknya hari penjualan = 6 hari.</w:t>
-        <w:br/>
-        <w:t>3. Rata-rata per hari = 300 : 6 = 50 buku.</w:t>
-        <w:br/>
-        <w:t>Jadi, rata-rata penjualan buku per hari adalah 50 buku (Pilihan C).</w:t>
+        <w:t>Senin: 3×20 + 1×10 = 70 orang (A Benar). Selasa: 4×20 = 80 orang (B Benar). Rabu: 2×20 + 1×10 = 50 orang. Total 3 hari = 70+80+50 = 200 orang (C SALAH, bukan 210). Hari Rabu paling sedikit = 50 orang (D Benar). Jawaban benar: A, B, D.</w:t>
         <w:br/>
       </w:r>
     </w:p>
@@ -2918,7 +2852,7 @@
           <w:b/>
           <w:color w:val="1E3A8A"/>
         </w:rPr>
-        <w:t>Soal Nomor 20  |  Kunci Jawaban: A: Benar, B: Benar, C: Salah</w:t>
+        <w:t>Soal Nomor 20  |  Kunci Jawaban: A: Benar, B: Benar, C: Benar</w:t>
         <w:br/>
       </w:r>
       <w:r>
@@ -2926,39 +2860,13 @@
           <w:i/>
           <w:color w:val="4B5563"/>
         </w:rPr>
-        <w:t>Materi / Lingkup Kompetensi: Statistika Dasar (Modus dan Median)</w:t>
+        <w:t>Materi / Lingkup Kompetensi: Pola Bilangan (Tabel Kategori Benar/Salah)</w:t>
         <w:br/>
       </w:r>
       <w:r>
         <w:t>Pembahasan &amp; Langkah Penyelesaian:</w:t>
         <w:br/>
-        <w:t>Langkah penyelesaian:</w:t>
-        <w:br/>
-        <w:t>1. Menentukan Modus (data paling sering muncul):</w:t>
-        <w:br/>
-        <w:t xml:space="preserve">   - 32 muncul sebanyak 5 kali</w:t>
-        <w:br/>
-        <w:t xml:space="preserve">   - 34 muncul sebanyak 3 kali</w:t>
-        <w:br/>
-        <w:t xml:space="preserve">   - 35 muncul sebanyak 3 kali</w:t>
-        <w:br/>
-        <w:t xml:space="preserve">   - 36 muncul sebanyak 2 kali</w:t>
-        <w:br/>
-        <w:t xml:space="preserve">   - 37 muncul sebanyak 1 kali</w:t>
-        <w:br/>
-        <w:t xml:space="preserve">   - 38 muncul sebanyak 1 kali</w:t>
-        <w:br/>
-        <w:t xml:space="preserve">   Modus = 32 kg.</w:t>
-        <w:br/>
-        <w:t>2. Menentukan Median (urutkan data dari terkecil):</w:t>
-        <w:br/>
-        <w:t xml:space="preserve">   32, 32, 32, 32, 32, 34, 34, [34], 35, 35, 35, 36, 36, 37, 38.</w:t>
-        <w:br/>
-        <w:t xml:space="preserve">   Data ke-8 (nilai tengah) adalah 34 kg.</w:t>
-        <w:br/>
-        <w:t xml:space="preserve">   Median = 34 kg.</w:t>
-        <w:br/>
-        <w:t>Jadi, modus = 32 kg dan median = 34 kg (Pilihan A).</w:t>
+        <w:t>A: 6/3=2, 12/6=2, 24/12=2 → Geometri rasio 2 (BENAR). B: 9-5=4, 13-9=4, 17-13=4 → Aritmatika beda 4 (BENAR). C: Suku ke-6 X = 48 × 2 = 96 (BENAR). Semua BENAR.</w:t>
         <w:br/>
       </w:r>
     </w:p>

--- a/Quiz_Web_Matematika_Paket_1.docx
+++ b/Quiz_Web_Matematika_Paket_1.docx
@@ -66,11 +66,11 @@
         <w:br/>
       </w:r>
       <w:r>
-        <w:t>3. Naskah soal ini terdiri atas Pilihan Ganda Sederhana, Pilihan Ganda Kompleks, dan Tabel Benar/Salah.</w:t>
+        <w:t>3. Naskah soal ini terdiri atas 20 butir soal pilihan ganda dengan 4 opsi pilihan (A, B, C, D).</w:t>
         <w:br/>
       </w:r>
       <w:r>
-        <w:t>4. Pilihlah jawaban yang paling benar dan tepat.</w:t>
+        <w:t>4. Pilihlah salah satu jawaban yang Anda anggap paling benar dan tepat.</w:t>
       </w:r>
     </w:p>
     <w:p>
@@ -394,7 +394,7 @@
         <w:t xml:space="preserve">5. </w:t>
       </w:r>
       <w:r>
-        <w:t>Pak Budi memanen 48 buah mangga dan 72 buah jeruk. Buah-buah tersebut akan dimasukkan ke dalam keranjang dengan jumlah mangga dan jeruk yang sama di setiap keranjang tanpa ada sisa. Tentukan pernyataan berikut yang BENAR! (Pilih lebih dari satu)</w:t>
+        <w:t>Adit berlatih renang setiap 4 hari sekali, Bayu setiap 6 hari sekali, dan Citra setiap 8 hari sekali. Pada hari Senin, 2 Maret 2026, mereka bertiga berlatih renang bersama untuk pertama kalinya. Pada hari dan tanggal berapakah mereka akan berlatih renang bersama untuk kedua kalinya?</w:t>
       </w:r>
     </w:p>
     <w:p>
@@ -406,10 +406,10 @@
         <w:rPr>
           <w:b/>
         </w:rPr>
-        <w:t xml:space="preserve">□ A. </w:t>
-      </w:r>
-      <w:r>
-        <w:t>FPB dari 48 dan 72 adalah 24, sehingga jumlah keranjang maksimal adalah 24.</w:t>
+        <w:t xml:space="preserve">A. </w:t>
+      </w:r>
+      <w:r>
+        <w:t>Rabu, 25 Maret 2026</w:t>
       </w:r>
     </w:p>
     <w:p>
@@ -421,10 +421,10 @@
         <w:rPr>
           <w:b/>
         </w:rPr>
-        <w:t xml:space="preserve">□ B. </w:t>
-      </w:r>
-      <w:r>
-        <w:t>Setiap keranjang berisi 2 buah mangga.</w:t>
+        <w:t xml:space="preserve">B. </w:t>
+      </w:r>
+      <w:r>
+        <w:t>Kamis, 26 Maret 2026</w:t>
       </w:r>
     </w:p>
     <w:p>
@@ -436,10 +436,10 @@
         <w:rPr>
           <w:b/>
         </w:rPr>
-        <w:t xml:space="preserve">□ C. </w:t>
-      </w:r>
-      <w:r>
-        <w:t>Setiap keranjang berisi 4 buah jeruk.</w:t>
+        <w:t xml:space="preserve">C. </w:t>
+      </w:r>
+      <w:r>
+        <w:t>Jumat, 27 Maret 2026</w:t>
       </w:r>
     </w:p>
     <w:p>
@@ -451,21 +451,10 @@
         <w:rPr>
           <w:b/>
         </w:rPr>
-        <w:t xml:space="preserve">□ D. </w:t>
-      </w:r>
-      <w:r>
-        <w:t>Total buah di setiap keranjang adalah 6 buah.</w:t>
-      </w:r>
-    </w:p>
-    <w:p>
-      <w:pPr>
-        <w:ind w:left="432"/>
-      </w:pPr>
-      <w:r>
-        <w:rPr>
-          <w:i/>
-        </w:rPr>
-        <w:t>[Pilihan Ganda Kompleks: Jawaban benar lebih dari satu]</w:t>
+        <w:t xml:space="preserve">D. </w:t>
+      </w:r>
+      <w:r>
+        <w:t>Sabtu, 28 Maret 2026</w:t>
       </w:r>
     </w:p>
     <w:p>
@@ -553,67 +542,1220 @@
         <w:t xml:space="preserve">7. </w:t>
       </w:r>
       <w:r>
-        <w:t>Toko 'Buku Pintar' memberikan promosi: Buku A Rp50.000 diskon 20%, Buku B Rp40.000 diskon 1/4, Buku C Rp60.000 menjadi Rp45.000. Tentukan kebenaran pernyataan!</w:t>
+        <w:t>Sebidang tanah aula pertemuan berbentuk persegi memiliki luas 576 m². Di sekeliling tanah aula tersebut akan dipasang kawat pagar pembatas sebanyak satu putaran penuh. Berapakah panjang kawat yang diperlukan untuk mengelilingi tanah tersebut?</w:t>
+      </w:r>
+    </w:p>
+    <w:p>
+      <w:pPr>
+        <w:spacing w:before="0" w:after="20"/>
+        <w:ind w:left="432"/>
+      </w:pPr>
+      <w:r>
+        <w:rPr>
+          <w:b/>
+        </w:rPr>
+        <w:t xml:space="preserve">A. </w:t>
+      </w:r>
+      <w:r>
+        <w:t>48 meter</w:t>
+      </w:r>
+    </w:p>
+    <w:p>
+      <w:pPr>
+        <w:spacing w:before="0" w:after="20"/>
+        <w:ind w:left="432"/>
+      </w:pPr>
+      <w:r>
+        <w:rPr>
+          <w:b/>
+        </w:rPr>
+        <w:t xml:space="preserve">B. </w:t>
+      </w:r>
+      <w:r>
+        <w:t>72 meter</w:t>
+      </w:r>
+    </w:p>
+    <w:p>
+      <w:pPr>
+        <w:spacing w:before="0" w:after="20"/>
+        <w:ind w:left="432"/>
+      </w:pPr>
+      <w:r>
+        <w:rPr>
+          <w:b/>
+        </w:rPr>
+        <w:t xml:space="preserve">C. </w:t>
+      </w:r>
+      <w:r>
+        <w:t>96 meter</w:t>
+      </w:r>
+    </w:p>
+    <w:p>
+      <w:pPr>
+        <w:spacing w:before="0" w:after="20"/>
+        <w:ind w:left="432"/>
+      </w:pPr>
+      <w:r>
+        <w:rPr>
+          <w:b/>
+        </w:rPr>
+        <w:t xml:space="preserve">D. </w:t>
+      </w:r>
+      <w:r>
+        <w:t>120 meter</w:t>
+      </w:r>
+    </w:p>
+    <w:p>
+      <w:pPr>
+        <w:spacing w:before="120" w:after="40"/>
+      </w:pPr>
+      <w:r>
+        <w:rPr>
+          <w:b/>
+        </w:rPr>
+        <w:t xml:space="preserve">8. </w:t>
+      </w:r>
+      <w:r>
+        <w:t>Sebuah bak penampungan air berbentuk kubus mampu menampung air sampai penuh sebanyak 216.000 liter (dm³). Berapakah kedalaman (panjang rusuk bagian dalam) bak penampungan air tersebut dalam satuan meter?</w:t>
+      </w:r>
+    </w:p>
+    <w:p>
+      <w:pPr>
+        <w:spacing w:before="0" w:after="20"/>
+        <w:ind w:left="432"/>
+      </w:pPr>
+      <w:r>
+        <w:rPr>
+          <w:b/>
+        </w:rPr>
+        <w:t xml:space="preserve">A. </w:t>
+      </w:r>
+      <w:r>
+        <w:t>4 meter</w:t>
+      </w:r>
+    </w:p>
+    <w:p>
+      <w:pPr>
+        <w:spacing w:before="0" w:after="20"/>
+        <w:ind w:left="432"/>
+      </w:pPr>
+      <w:r>
+        <w:rPr>
+          <w:b/>
+        </w:rPr>
+        <w:t xml:space="preserve">B. </w:t>
+      </w:r>
+      <w:r>
+        <w:t>5 meter</w:t>
+      </w:r>
+    </w:p>
+    <w:p>
+      <w:pPr>
+        <w:spacing w:before="0" w:after="20"/>
+        <w:ind w:left="432"/>
+      </w:pPr>
+      <w:r>
+        <w:rPr>
+          <w:b/>
+        </w:rPr>
+        <w:t xml:space="preserve">C. </w:t>
+      </w:r>
+      <w:r>
+        <w:t>6 meter</w:t>
+      </w:r>
+    </w:p>
+    <w:p>
+      <w:pPr>
+        <w:spacing w:before="0" w:after="20"/>
+        <w:ind w:left="432"/>
+      </w:pPr>
+      <w:r>
+        <w:rPr>
+          <w:b/>
+        </w:rPr>
+        <w:t xml:space="preserve">D. </w:t>
+      </w:r>
+      <w:r>
+        <w:t>8 meter</w:t>
+      </w:r>
+    </w:p>
+    <w:p>
+      <w:pPr>
+        <w:spacing w:before="120" w:after="40"/>
+      </w:pPr>
+      <w:r>
+        <w:rPr>
+          <w:b/>
+        </w:rPr>
+        <w:t xml:space="preserve">9. </w:t>
+      </w:r>
+      <w:r>
+        <w:t>Perbandingan banyak siswa laki-laki dan siswa perempuan di kelas VI SD Harapan Bangsa adalah 4 : 5. Jika selisih banyak siswa laki-laki dan perempuan adalah 4 orang, berapakah jumlah seluruh siswa di kelas VI tersebut?</w:t>
+      </w:r>
+    </w:p>
+    <w:p>
+      <w:pPr>
+        <w:spacing w:before="0" w:after="20"/>
+        <w:ind w:left="432"/>
+      </w:pPr>
+      <w:r>
+        <w:rPr>
+          <w:b/>
+        </w:rPr>
+        <w:t xml:space="preserve">A. </w:t>
+      </w:r>
+      <w:r>
+        <w:t>32 orang</w:t>
+      </w:r>
+    </w:p>
+    <w:p>
+      <w:pPr>
+        <w:spacing w:before="0" w:after="20"/>
+        <w:ind w:left="432"/>
+      </w:pPr>
+      <w:r>
+        <w:rPr>
+          <w:b/>
+        </w:rPr>
+        <w:t xml:space="preserve">B. </w:t>
+      </w:r>
+      <w:r>
+        <w:t>36 orang</w:t>
+      </w:r>
+    </w:p>
+    <w:p>
+      <w:pPr>
+        <w:spacing w:before="0" w:after="20"/>
+        <w:ind w:left="432"/>
+      </w:pPr>
+      <w:r>
+        <w:rPr>
+          <w:b/>
+        </w:rPr>
+        <w:t xml:space="preserve">C. </w:t>
+      </w:r>
+      <w:r>
+        <w:t>40 orang</w:t>
+      </w:r>
+    </w:p>
+    <w:p>
+      <w:pPr>
+        <w:spacing w:before="0" w:after="20"/>
+        <w:ind w:left="432"/>
+      </w:pPr>
+      <w:r>
+        <w:rPr>
+          <w:b/>
+        </w:rPr>
+        <w:t xml:space="preserve">D. </w:t>
+      </w:r>
+      <w:r>
+        <w:t>45 orang</w:t>
+      </w:r>
+    </w:p>
+    <w:p>
+      <w:pPr>
+        <w:spacing w:before="120" w:after="40"/>
+      </w:pPr>
+      <w:r>
+        <w:rPr>
+          <w:b/>
+        </w:rPr>
+        <w:t xml:space="preserve">10. </w:t>
+      </w:r>
+      <w:r>
+        <w:t>Jarak antara Kota Melati dan Kota Cempaka pada sebuah peta adalah 6 cm. Skala yang tertera pada peta tersebut adalah 1 : 400.000. Berapakah jarak sebenarnya antara kedua kota tersebut dalam satuan kilometer?</w:t>
+      </w:r>
+    </w:p>
+    <w:p>
+      <w:pPr>
+        <w:spacing w:before="0" w:after="20"/>
+        <w:ind w:left="432"/>
+      </w:pPr>
+      <w:r>
+        <w:rPr>
+          <w:b/>
+        </w:rPr>
+        <w:t xml:space="preserve">A. </w:t>
+      </w:r>
+      <w:r>
+        <w:t>18 km</w:t>
+      </w:r>
+    </w:p>
+    <w:p>
+      <w:pPr>
+        <w:spacing w:before="0" w:after="20"/>
+        <w:ind w:left="432"/>
+      </w:pPr>
+      <w:r>
+        <w:rPr>
+          <w:b/>
+        </w:rPr>
+        <w:t xml:space="preserve">B. </w:t>
+      </w:r>
+      <w:r>
+        <w:t>24 km</w:t>
+      </w:r>
+    </w:p>
+    <w:p>
+      <w:pPr>
+        <w:spacing w:before="0" w:after="20"/>
+        <w:ind w:left="432"/>
+      </w:pPr>
+      <w:r>
+        <w:rPr>
+          <w:b/>
+        </w:rPr>
+        <w:t xml:space="preserve">C. </w:t>
+      </w:r>
+      <w:r>
+        <w:t>28 km</w:t>
+      </w:r>
+    </w:p>
+    <w:p>
+      <w:pPr>
+        <w:spacing w:before="0" w:after="20"/>
+        <w:ind w:left="432"/>
+      </w:pPr>
+      <w:r>
+        <w:rPr>
+          <w:b/>
+        </w:rPr>
+        <w:t xml:space="preserve">D. </w:t>
+      </w:r>
+      <w:r>
+        <w:t>32 km</w:t>
+      </w:r>
+    </w:p>
+    <w:p>
+      <w:pPr>
+        <w:spacing w:before="120" w:after="40"/>
+      </w:pPr>
+      <w:r>
+        <w:rPr>
+          <w:b/>
+        </w:rPr>
+        <w:t xml:space="preserve">11. </w:t>
+      </w:r>
+      <w:r>
+        <w:t>Sebuah taman rekreasi keluarga berbentuk lingkaran memiliki panjang jari-jari 14 meter (π = 22/7). Di sekeliling tepi taman tersebut akan ditanami pohon palem perindang dengan jarak antar-pohon sebesar 4 meter. Berapa banyak pohon palem yang dibutuhkan?</w:t>
+      </w:r>
+    </w:p>
+    <w:p>
+      <w:pPr>
+        <w:spacing w:before="0" w:after="20"/>
+        <w:ind w:left="432"/>
+      </w:pPr>
+      <w:r>
+        <w:rPr>
+          <w:b/>
+        </w:rPr>
+        <w:t xml:space="preserve">A. </w:t>
+      </w:r>
+      <w:r>
+        <w:t>18 pohon</w:t>
+      </w:r>
+    </w:p>
+    <w:p>
+      <w:pPr>
+        <w:spacing w:before="0" w:after="20"/>
+        <w:ind w:left="432"/>
+      </w:pPr>
+      <w:r>
+        <w:rPr>
+          <w:b/>
+        </w:rPr>
+        <w:t xml:space="preserve">B. </w:t>
+      </w:r>
+      <w:r>
+        <w:t>20 pohon</w:t>
+      </w:r>
+    </w:p>
+    <w:p>
+      <w:pPr>
+        <w:spacing w:before="0" w:after="20"/>
+        <w:ind w:left="432"/>
+      </w:pPr>
+      <w:r>
+        <w:rPr>
+          <w:b/>
+        </w:rPr>
+        <w:t xml:space="preserve">C. </w:t>
+      </w:r>
+      <w:r>
+        <w:t>22 pohon</w:t>
+      </w:r>
+    </w:p>
+    <w:p>
+      <w:pPr>
+        <w:spacing w:before="0" w:after="20"/>
+        <w:ind w:left="432"/>
+      </w:pPr>
+      <w:r>
+        <w:rPr>
+          <w:b/>
+        </w:rPr>
+        <w:t xml:space="preserve">D. </w:t>
+      </w:r>
+      <w:r>
+        <w:t>24 pohon</w:t>
+      </w:r>
+    </w:p>
+    <w:p>
+      <w:pPr>
+        <w:spacing w:before="120" w:after="40"/>
+      </w:pPr>
+      <w:r>
+        <w:rPr>
+          <w:b/>
+        </w:rPr>
+        <w:t xml:space="preserve">12. </w:t>
+      </w:r>
+      <w:r>
+        <w:t>Sebuah bidang hiasan dinding berbentuk gabungan persegi panjang dan segitiga sama kaki. Persegi panjang memiliki panjang 18 cm dan lebar 10 cm. Di atas salah satu sisi panjangnya menempel alas segitiga sama kaki yang berukuran alas 18 cm dan tinggi 8 cm. Berapakah luas total bangun gabungan tersebut?</w:t>
+      </w:r>
+    </w:p>
+    <w:p>
+      <w:pPr>
+        <w:spacing w:before="0" w:after="20"/>
+        <w:ind w:left="432"/>
+      </w:pPr>
+      <w:r>
+        <w:rPr>
+          <w:b/>
+        </w:rPr>
+        <w:t xml:space="preserve">A. </w:t>
+      </w:r>
+      <w:r>
+        <w:t>216 cm²</w:t>
+      </w:r>
+    </w:p>
+    <w:p>
+      <w:pPr>
+        <w:spacing w:before="0" w:after="20"/>
+        <w:ind w:left="432"/>
+      </w:pPr>
+      <w:r>
+        <w:rPr>
+          <w:b/>
+        </w:rPr>
+        <w:t xml:space="preserve">B. </w:t>
+      </w:r>
+      <w:r>
+        <w:t>252 cm²</w:t>
+      </w:r>
+    </w:p>
+    <w:p>
+      <w:pPr>
+        <w:spacing w:before="0" w:after="20"/>
+        <w:ind w:left="432"/>
+      </w:pPr>
+      <w:r>
+        <w:rPr>
+          <w:b/>
+        </w:rPr>
+        <w:t xml:space="preserve">C. </w:t>
+      </w:r>
+      <w:r>
+        <w:t>288 cm²</w:t>
+      </w:r>
+    </w:p>
+    <w:p>
+      <w:pPr>
+        <w:spacing w:before="0" w:after="20"/>
+        <w:ind w:left="432"/>
+      </w:pPr>
+      <w:r>
+        <w:rPr>
+          <w:b/>
+        </w:rPr>
+        <w:t xml:space="preserve">D. </w:t>
+      </w:r>
+      <w:r>
+        <w:t>324 cm²</w:t>
+      </w:r>
+    </w:p>
+    <w:p>
+      <w:pPr>
+        <w:spacing w:before="120" w:after="40"/>
+      </w:pPr>
+      <w:r>
+        <w:rPr>
+          <w:b/>
+        </w:rPr>
+        <w:t xml:space="preserve">13. </w:t>
+      </w:r>
+      <w:r>
+        <w:t>Sebuah bak penampungan air berbentuk balok memiliki ukuran panjang 120 cm, lebar 80 cm, dan tinggi 100 cm. Bak tersebut telah terisi air sebanyak 3/4 bagian. Berapa liter air yang masih harus ditambahkan agar bak penampungan air tersebut terisi penuh?</w:t>
+      </w:r>
+    </w:p>
+    <w:p>
+      <w:pPr>
+        <w:spacing w:before="0" w:after="20"/>
+        <w:ind w:left="432"/>
+      </w:pPr>
+      <w:r>
+        <w:rPr>
+          <w:b/>
+        </w:rPr>
+        <w:t xml:space="preserve">A. </w:t>
+      </w:r>
+      <w:r>
+        <w:t>180 liter</w:t>
+      </w:r>
+    </w:p>
+    <w:p>
+      <w:pPr>
+        <w:spacing w:before="0" w:after="20"/>
+        <w:ind w:left="432"/>
+      </w:pPr>
+      <w:r>
+        <w:rPr>
+          <w:b/>
+        </w:rPr>
+        <w:t xml:space="preserve">B. </w:t>
+      </w:r>
+      <w:r>
+        <w:t>240 liter</w:t>
+      </w:r>
+    </w:p>
+    <w:p>
+      <w:pPr>
+        <w:spacing w:before="0" w:after="20"/>
+        <w:ind w:left="432"/>
+      </w:pPr>
+      <w:r>
+        <w:rPr>
+          <w:b/>
+        </w:rPr>
+        <w:t xml:space="preserve">C. </w:t>
+      </w:r>
+      <w:r>
+        <w:t>320 liter</w:t>
+      </w:r>
+    </w:p>
+    <w:p>
+      <w:pPr>
+        <w:spacing w:before="0" w:after="20"/>
+        <w:ind w:left="432"/>
+      </w:pPr>
+      <w:r>
+        <w:rPr>
+          <w:b/>
+        </w:rPr>
+        <w:t xml:space="preserve">D. </w:t>
+      </w:r>
+      <w:r>
+        <w:t>720 liter</w:t>
+      </w:r>
+    </w:p>
+    <w:p>
+      <w:pPr>
+        <w:spacing w:before="120" w:after="40"/>
+      </w:pPr>
+      <w:r>
+        <w:rPr>
+          <w:b/>
+        </w:rPr>
+        <w:t xml:space="preserve">14. </w:t>
+      </w:r>
+      <w:r>
+        <w:t>Perhatikan ciri-ciri bangun ruang berikut:</w:t>
+        <w:br/>
+      </w:r>
+    </w:p>
+    <w:p>
+      <w:pPr>
+        <w:spacing w:before="0" w:after="40"/>
+      </w:pPr>
+      <w:r>
+        <w:t>(1) Memiliki 5 buah sisi (1 sisi alas dan 4 sisi tegak berbentuk segitiga).</w:t>
+      </w:r>
+    </w:p>
+    <w:p>
+      <w:pPr>
+        <w:spacing w:before="0" w:after="40"/>
+      </w:pPr>
+      <w:r>
+        <w:t>(2) Memiliki 8 buah rusuk.</w:t>
+      </w:r>
+    </w:p>
+    <w:p>
+      <w:pPr>
+        <w:spacing w:before="0" w:after="40"/>
+      </w:pPr>
+      <w:r>
+        <w:t>(3) Memiliki 5 buah titik sudut (satu di antaranya merupakan titik puncak).</w:t>
+      </w:r>
+    </w:p>
+    <w:p>
+      <w:pPr>
+        <w:spacing w:before="0" w:after="40"/>
+      </w:pPr>
+      <w:r>
+        <w:t>Bangun ruang yang memiliki karakteristik tersebut adalah....</w:t>
+      </w:r>
+    </w:p>
+    <w:p>
+      <w:pPr>
+        <w:spacing w:before="0" w:after="20"/>
+        <w:ind w:left="432"/>
+      </w:pPr>
+      <w:r>
+        <w:rPr>
+          <w:b/>
+        </w:rPr>
+        <w:t xml:space="preserve">A. </w:t>
+      </w:r>
+      <w:r>
+        <w:t>Prisma segitiga</w:t>
+      </w:r>
+    </w:p>
+    <w:p>
+      <w:pPr>
+        <w:spacing w:before="0" w:after="20"/>
+        <w:ind w:left="432"/>
+      </w:pPr>
+      <w:r>
+        <w:rPr>
+          <w:b/>
+        </w:rPr>
+        <w:t xml:space="preserve">B. </w:t>
+      </w:r>
+      <w:r>
+        <w:t>Limas segitiga</w:t>
+      </w:r>
+    </w:p>
+    <w:p>
+      <w:pPr>
+        <w:spacing w:before="0" w:after="20"/>
+        <w:ind w:left="432"/>
+      </w:pPr>
+      <w:r>
+        <w:rPr>
+          <w:b/>
+        </w:rPr>
+        <w:t xml:space="preserve">C. </w:t>
+      </w:r>
+      <w:r>
+        <w:t>Limas segi empat</w:t>
+      </w:r>
+    </w:p>
+    <w:p>
+      <w:pPr>
+        <w:spacing w:before="0" w:after="20"/>
+        <w:ind w:left="432"/>
+      </w:pPr>
+      <w:r>
+        <w:rPr>
+          <w:b/>
+        </w:rPr>
+        <w:t xml:space="preserve">D. </w:t>
+      </w:r>
+      <w:r>
+        <w:t>Prisma segi empat</w:t>
+      </w:r>
+    </w:p>
+    <w:p>
+      <w:pPr>
+        <w:spacing w:before="120" w:after="40"/>
+      </w:pPr>
+      <w:r>
+        <w:rPr>
+          <w:b/>
+        </w:rPr>
+        <w:t xml:space="preserve">15. </w:t>
+      </w:r>
+      <w:r>
+        <w:t>Pak Rahmat berangkat dari Bandung menuju Jakarta mengendarai mobil dengan kecepatan rata-rata 75 km/jam. Jarak yang ditempuh adalah 150 km. Jika Pak Rahmat berangkat dari Bandung pada pukul 06.30 WIB dan sempat beristirahat di rest area selama 30 menit di tengah perjalanan, pada pukul berapakah Pak Rahmat tiba di Jakarta?</w:t>
+      </w:r>
+    </w:p>
+    <w:p>
+      <w:pPr>
+        <w:spacing w:before="0" w:after="20"/>
+        <w:ind w:left="432"/>
+      </w:pPr>
+      <w:r>
+        <w:rPr>
+          <w:b/>
+        </w:rPr>
+        <w:t xml:space="preserve">A. </w:t>
+      </w:r>
+      <w:r>
+        <w:t>08.30 WIB</w:t>
+      </w:r>
+    </w:p>
+    <w:p>
+      <w:pPr>
+        <w:spacing w:before="0" w:after="20"/>
+        <w:ind w:left="432"/>
+      </w:pPr>
+      <w:r>
+        <w:rPr>
+          <w:b/>
+        </w:rPr>
+        <w:t xml:space="preserve">B. </w:t>
+      </w:r>
+      <w:r>
+        <w:t>09.00 WIB</w:t>
+      </w:r>
+    </w:p>
+    <w:p>
+      <w:pPr>
+        <w:spacing w:before="0" w:after="20"/>
+        <w:ind w:left="432"/>
+      </w:pPr>
+      <w:r>
+        <w:rPr>
+          <w:b/>
+        </w:rPr>
+        <w:t xml:space="preserve">C. </w:t>
+      </w:r>
+      <w:r>
+        <w:t>09.15 WIB</w:t>
+      </w:r>
+    </w:p>
+    <w:p>
+      <w:pPr>
+        <w:spacing w:before="0" w:after="20"/>
+        <w:ind w:left="432"/>
+      </w:pPr>
+      <w:r>
+        <w:rPr>
+          <w:b/>
+        </w:rPr>
+        <w:t xml:space="preserve">D. </w:t>
+      </w:r>
+      <w:r>
+        <w:t>09.30 WIB</w:t>
+      </w:r>
+    </w:p>
+    <w:p>
+      <w:pPr>
+        <w:spacing w:before="120" w:after="40"/>
+      </w:pPr>
+      <w:r>
+        <w:rPr>
+          <w:b/>
+        </w:rPr>
+        <w:t xml:space="preserve">16. </w:t>
+      </w:r>
+      <w:r>
+        <w:t>Sebuah kolam renang anak dengan kapasitas volume air 3.600 liter dikosongkan untuk dibersihkan menggunakan pipa pembuangan. Seluruh air di dalam kolam habis terkuras dalam waktu 30 menit. Berapakah debit aliran air yang keluar melalui pipa pembuangan tersebut dalam satuan liter/detik?</w:t>
+      </w:r>
+    </w:p>
+    <w:p>
+      <w:pPr>
+        <w:spacing w:before="0" w:after="20"/>
+        <w:ind w:left="432"/>
+      </w:pPr>
+      <w:r>
+        <w:rPr>
+          <w:b/>
+        </w:rPr>
+        <w:t xml:space="preserve">A. </w:t>
+      </w:r>
+      <w:r>
+        <w:t>1,5 liter/detik</w:t>
+      </w:r>
+    </w:p>
+    <w:p>
+      <w:pPr>
+        <w:spacing w:before="0" w:after="20"/>
+        <w:ind w:left="432"/>
+      </w:pPr>
+      <w:r>
+        <w:rPr>
+          <w:b/>
+        </w:rPr>
+        <w:t xml:space="preserve">B. </w:t>
+      </w:r>
+      <w:r>
+        <w:t>2 liter/detik</w:t>
+      </w:r>
+    </w:p>
+    <w:p>
+      <w:pPr>
+        <w:spacing w:before="0" w:after="20"/>
+        <w:ind w:left="432"/>
+      </w:pPr>
+      <w:r>
+        <w:rPr>
+          <w:b/>
+        </w:rPr>
+        <w:t xml:space="preserve">C. </w:t>
+      </w:r>
+      <w:r>
+        <w:t>2,5 liter/detik</w:t>
+      </w:r>
+    </w:p>
+    <w:p>
+      <w:pPr>
+        <w:spacing w:before="0" w:after="20"/>
+        <w:ind w:left="432"/>
+      </w:pPr>
+      <w:r>
+        <w:rPr>
+          <w:b/>
+        </w:rPr>
+        <w:t xml:space="preserve">D. </w:t>
+      </w:r>
+      <w:r>
+        <w:t>3 liter/detik</w:t>
+      </w:r>
+    </w:p>
+    <w:p>
+      <w:pPr>
+        <w:spacing w:before="120" w:after="40"/>
+      </w:pPr>
+      <w:r>
+        <w:rPr>
+          <w:b/>
+        </w:rPr>
+        <w:t xml:space="preserve">17. </w:t>
+      </w:r>
+      <w:r>
+        <w:t>Perhatikan tabel hasil panen jagung Desa Makmur berikut:</w:t>
+        <w:br/>
+      </w:r>
+    </w:p>
+    <w:p>
+      <w:pPr>
+        <w:spacing w:before="0" w:after="40"/>
+      </w:pPr>
+      <w:r>
+        <w:t>- Tahun 2021: 45 ton</w:t>
+      </w:r>
+    </w:p>
+    <w:p>
+      <w:pPr>
+        <w:spacing w:before="0" w:after="40"/>
+      </w:pPr>
+      <w:r>
+        <w:t>- Tahun 2022: 50 ton</w:t>
+      </w:r>
+    </w:p>
+    <w:p>
+      <w:pPr>
+        <w:spacing w:before="0" w:after="40"/>
+      </w:pPr>
+      <w:r>
+        <w:t>- Tahun 2023: 65 ton</w:t>
+      </w:r>
+    </w:p>
+    <w:p>
+      <w:pPr>
+        <w:spacing w:before="0" w:after="40"/>
+      </w:pPr>
+      <w:r>
+        <w:t>- Tahun 2024: 55 ton</w:t>
+      </w:r>
+    </w:p>
+    <w:p>
+      <w:pPr>
+        <w:spacing w:before="0" w:after="40"/>
+      </w:pPr>
+      <w:r>
+        <w:t>- Tahun 2025: 75 ton</w:t>
+      </w:r>
+    </w:p>
+    <w:p>
+      <w:pPr>
+        <w:spacing w:before="0" w:after="40"/>
+      </w:pPr>
+      <w:r>
+        <w:t>Berapakah selisih hasil panen jagung tertinggi dan hasil panen jagung terendah selama periode tersebut?</w:t>
+      </w:r>
+    </w:p>
+    <w:p>
+      <w:pPr>
+        <w:spacing w:before="0" w:after="20"/>
+        <w:ind w:left="432"/>
+      </w:pPr>
+      <w:r>
+        <w:rPr>
+          <w:b/>
+        </w:rPr>
+        <w:t xml:space="preserve">A. </w:t>
+      </w:r>
+      <w:r>
+        <w:t>20 ton</w:t>
+      </w:r>
+    </w:p>
+    <w:p>
+      <w:pPr>
+        <w:spacing w:before="0" w:after="20"/>
+        <w:ind w:left="432"/>
+      </w:pPr>
+      <w:r>
+        <w:rPr>
+          <w:b/>
+        </w:rPr>
+        <w:t xml:space="preserve">B. </w:t>
+      </w:r>
+      <w:r>
+        <w:t>25 ton</w:t>
+      </w:r>
+    </w:p>
+    <w:p>
+      <w:pPr>
+        <w:spacing w:before="0" w:after="20"/>
+        <w:ind w:left="432"/>
+      </w:pPr>
+      <w:r>
+        <w:rPr>
+          <w:b/>
+        </w:rPr>
+        <w:t xml:space="preserve">C. </w:t>
+      </w:r>
+      <w:r>
+        <w:t>30 ton</w:t>
+      </w:r>
+    </w:p>
+    <w:p>
+      <w:pPr>
+        <w:spacing w:before="0" w:after="20"/>
+        <w:ind w:left="432"/>
+      </w:pPr>
+      <w:r>
+        <w:rPr>
+          <w:b/>
+        </w:rPr>
+        <w:t xml:space="preserve">D. </w:t>
+      </w:r>
+      <w:r>
+        <w:t>35 ton</w:t>
+      </w:r>
+    </w:p>
+    <w:p>
+      <w:pPr>
+        <w:spacing w:before="120" w:after="40"/>
+      </w:pPr>
+      <w:r>
+        <w:rPr>
+          <w:b/>
+        </w:rPr>
+        <w:t xml:space="preserve">18. </w:t>
+      </w:r>
+      <w:r>
+        <w:t>Data penjualan buku ensiklopedia anak di sebuah toko buku selama enam hari berturut-turut tercatat sebagai berikut: Senin 35 buku, Selasa 45 buku, Rabu 40 buku, Kamis 55 buku, Jumat 50 buku, dan Sabtu 75 buku. Berapakah rata-rata penjualan buku per hari selama enam hari tersebut?</w:t>
+      </w:r>
+    </w:p>
+    <w:p>
+      <w:pPr>
+        <w:spacing w:before="0" w:after="20"/>
+        <w:ind w:left="432"/>
+      </w:pPr>
+      <w:r>
+        <w:rPr>
+          <w:b/>
+        </w:rPr>
+        <w:t xml:space="preserve">A. </w:t>
+      </w:r>
+      <w:r>
+        <w:t>45 buku</w:t>
+      </w:r>
+    </w:p>
+    <w:p>
+      <w:pPr>
+        <w:spacing w:before="0" w:after="20"/>
+        <w:ind w:left="432"/>
+      </w:pPr>
+      <w:r>
+        <w:rPr>
+          <w:b/>
+        </w:rPr>
+        <w:t xml:space="preserve">B. </w:t>
+      </w:r>
+      <w:r>
+        <w:t>48 buku</w:t>
+      </w:r>
+    </w:p>
+    <w:p>
+      <w:pPr>
+        <w:spacing w:before="0" w:after="20"/>
+        <w:ind w:left="432"/>
+      </w:pPr>
+      <w:r>
+        <w:rPr>
+          <w:b/>
+        </w:rPr>
+        <w:t xml:space="preserve">C. </w:t>
+      </w:r>
+      <w:r>
+        <w:t>50 buku</w:t>
+      </w:r>
+    </w:p>
+    <w:p>
+      <w:pPr>
+        <w:spacing w:before="0" w:after="20"/>
+        <w:ind w:left="432"/>
+      </w:pPr>
+      <w:r>
+        <w:rPr>
+          <w:b/>
+        </w:rPr>
+        <w:t xml:space="preserve">D. </w:t>
+      </w:r>
+      <w:r>
+        <w:t>52 buku</w:t>
+      </w:r>
+    </w:p>
+    <w:p>
+      <w:pPr>
+        <w:spacing w:before="120" w:after="40"/>
+      </w:pPr>
+      <w:r>
+        <w:rPr>
+          <w:b/>
+        </w:rPr>
+        <w:t xml:space="preserve">19. </w:t>
+      </w:r>
+      <w:r>
+        <w:t>Nilai ulangan matematika dari 8 orang siswa adalah: 75, 80, 85, 70, 90, 85, 75, dan 80. Ketika nilai ulangan milik siswa ke-9 dimasukkan ke dalam kelompok tersebut, nilai rata-rata keseluruhan menjadi 81. Berapakah nilai ulangan matematika siswa ke-9 tersebut?</w:t>
+      </w:r>
+    </w:p>
+    <w:p>
+      <w:pPr>
+        <w:spacing w:before="0" w:after="20"/>
+        <w:ind w:left="432"/>
+      </w:pPr>
+      <w:r>
+        <w:rPr>
+          <w:b/>
+        </w:rPr>
+        <w:t xml:space="preserve">A. </w:t>
+      </w:r>
+      <w:r>
+        <w:t>86</w:t>
+      </w:r>
+    </w:p>
+    <w:p>
+      <w:pPr>
+        <w:spacing w:before="0" w:after="20"/>
+        <w:ind w:left="432"/>
+      </w:pPr>
+      <w:r>
+        <w:rPr>
+          <w:b/>
+        </w:rPr>
+        <w:t xml:space="preserve">B. </w:t>
+      </w:r>
+      <w:r>
+        <w:t>87</w:t>
+      </w:r>
+    </w:p>
+    <w:p>
+      <w:pPr>
+        <w:spacing w:before="0" w:after="20"/>
+        <w:ind w:left="432"/>
+      </w:pPr>
+      <w:r>
+        <w:rPr>
+          <w:b/>
+        </w:rPr>
+        <w:t xml:space="preserve">C. </w:t>
+      </w:r>
+      <w:r>
+        <w:t>88</w:t>
+      </w:r>
+    </w:p>
+    <w:p>
+      <w:pPr>
+        <w:spacing w:before="0" w:after="20"/>
+        <w:ind w:left="432"/>
+      </w:pPr>
+      <w:r>
+        <w:rPr>
+          <w:b/>
+        </w:rPr>
+        <w:t xml:space="preserve">D. </w:t>
+      </w:r>
+      <w:r>
+        <w:t>89</w:t>
+      </w:r>
+    </w:p>
+    <w:p>
+      <w:pPr>
+        <w:spacing w:before="120" w:after="40"/>
+      </w:pPr>
+      <w:r>
+        <w:rPr>
+          <w:b/>
+        </w:rPr>
+        <w:t xml:space="preserve">20. </w:t>
+      </w:r>
+      <w:r>
+        <w:t>Data berat badan (dalam kg) dari 15 siswa kelas VI SD disajikan sebagai berikut:</w:t>
+        <w:br/>
+      </w:r>
+    </w:p>
+    <w:p>
+      <w:pPr>
+        <w:spacing w:before="0" w:after="40"/>
+      </w:pPr>
+      <w:r>
+        <w:t>32, 34, 32, 36, 35, 34, 32, 38, 35, 36, 32, 32, 35, 37, 34.</w:t>
+      </w:r>
+    </w:p>
+    <w:p>
+      <w:pPr>
+        <w:spacing w:before="0" w:after="40"/>
+      </w:pPr>
+      <w:r>
+        <w:t>Modus dan median dari data berat badan siswa tersebut berturut-turut adalah....</w:t>
+      </w:r>
+    </w:p>
+    <w:p>
+      <w:pPr>
+        <w:spacing w:before="0" w:after="20"/>
+        <w:ind w:left="432"/>
+      </w:pPr>
+      <w:r>
+        <w:rPr>
+          <w:b/>
+        </w:rPr>
+        <w:t xml:space="preserve">A. </w:t>
+      </w:r>
+      <w:r>
+        <w:t>Modus = 32 kg dan Median = 34 kg</w:t>
+      </w:r>
+    </w:p>
+    <w:p>
+      <w:pPr>
+        <w:spacing w:before="0" w:after="20"/>
+        <w:ind w:left="432"/>
+      </w:pPr>
+      <w:r>
+        <w:rPr>
+          <w:b/>
+        </w:rPr>
+        <w:t xml:space="preserve">B. </w:t>
+      </w:r>
+      <w:r>
+        <w:t>Modus = 34 kg dan Median = 35 kg</w:t>
+      </w:r>
+    </w:p>
+    <w:p>
+      <w:pPr>
+        <w:spacing w:before="0" w:after="20"/>
+        <w:ind w:left="432"/>
+      </w:pPr>
+      <w:r>
+        <w:rPr>
+          <w:b/>
+        </w:rPr>
+        <w:t xml:space="preserve">C. </w:t>
+      </w:r>
+      <w:r>
+        <w:t>Modus = 32 kg dan Median = 35 kg</w:t>
+      </w:r>
+    </w:p>
+    <w:p>
+      <w:pPr>
+        <w:spacing w:before="0" w:after="20"/>
+        <w:ind w:left="432"/>
+      </w:pPr>
+      <w:r>
+        <w:rPr>
+          <w:b/>
+        </w:rPr>
+        <w:t xml:space="preserve">D. </w:t>
+      </w:r>
+      <w:r>
+        <w:t>Modus = 35 kg dan Median = 34 kg</w:t>
+      </w:r>
+    </w:p>
+    <w:p>
+      <w:r>
+        <w:br w:type="page"/>
+      </w:r>
+    </w:p>
+    <w:p>
+      <w:pPr>
+        <w:pStyle w:val="Heading2"/>
+        <w:spacing w:before="160" w:after="160"/>
+      </w:pPr>
+      <w:r>
+        <w:rPr>
+          <w:b/>
+          <w:color w:val="15803D"/>
+          <w:sz w:val="26"/>
+        </w:rPr>
+        <w:t>BAGIAN B: KUNCI JAWABAN &amp; PEMBAHASAN LENGKAP</w:t>
+      </w:r>
+    </w:p>
+    <w:p>
+      <w:r>
+        <w:rPr>
+          <w:b/>
+        </w:rPr>
+        <w:t>TABEL KUNCI JAWABAN CEPAT:</w:t>
+        <w:br/>
       </w:r>
     </w:p>
     <w:tbl>
       <w:tblPr>
-        <w:tblStyle w:val="TableGrid"/>
+        <w:tblStyle w:val="LightShading-Accent1"/>
         <w:tblW w:type="auto" w:w="0"/>
         <w:jc w:val="center"/>
         <w:tblLook w:firstColumn="1" w:firstRow="1" w:lastColumn="0" w:lastRow="0" w:noHBand="0" w:noVBand="1" w:val="04A0"/>
       </w:tblPr>
       <w:tblGrid>
-        <w:gridCol w:w="3216"/>
-        <w:gridCol w:w="3216"/>
-        <w:gridCol w:w="3216"/>
+        <w:gridCol w:w="1930"/>
+        <w:gridCol w:w="1930"/>
+        <w:gridCol w:w="1930"/>
+        <w:gridCol w:w="1930"/>
+        <w:gridCol w:w="1930"/>
       </w:tblGrid>
       <w:tr>
         <w:tc>
           <w:tcPr>
-            <w:tcW w:type="dxa" w:w="3216"/>
+            <w:tcW w:type="dxa" w:w="1930"/>
           </w:tcPr>
           <w:p>
-            <w:pPr>
-              <w:jc w:val="center"/>
-            </w:pPr>
             <w:r>
-              <w:rPr>
-                <w:b/>
-              </w:rPr>
-              <w:t>Pernyataan</w:t>
+              <w:t>No 1-4</w:t>
             </w:r>
           </w:p>
         </w:tc>
         <w:tc>
           <w:tcPr>
-            <w:tcW w:type="dxa" w:w="3216"/>
+            <w:tcW w:type="dxa" w:w="1930"/>
           </w:tcPr>
           <w:p>
-            <w:pPr>
-              <w:jc w:val="center"/>
-            </w:pPr>
             <w:r>
-              <w:rPr>
-                <w:b/>
-              </w:rPr>
-              <w:t>Benar</w:t>
+              <w:t>No 5-8</w:t>
             </w:r>
           </w:p>
         </w:tc>
         <w:tc>
           <w:tcPr>
-            <w:tcW w:type="dxa" w:w="3216"/>
+            <w:tcW w:type="dxa" w:w="1930"/>
           </w:tcPr>
           <w:p>
-            <w:pPr>
-              <w:jc w:val="center"/>
-            </w:pPr>
             <w:r>
-              <w:rPr>
-                <w:b/>
-              </w:rPr>
-              <w:t>Salah</w:t>
+              <w:t>No 9-12</w:t>
+            </w:r>
+          </w:p>
+        </w:tc>
+        <w:tc>
+          <w:tcPr>
+            <w:tcW w:type="dxa" w:w="1930"/>
+          </w:tcPr>
+          <w:p>
+            <w:r>
+              <w:t>No 13-16</w:t>
+            </w:r>
+          </w:p>
+        </w:tc>
+        <w:tc>
+          <w:tcPr>
+            <w:tcW w:type="dxa" w:w="1930"/>
+          </w:tcPr>
+          <w:p>
+            <w:r>
+              <w:t>No 17-20</w:t>
             </w:r>
           </w:p>
         </w:tc>
@@ -621,37 +1763,51 @@
       <w:tr>
         <w:tc>
           <w:tcPr>
-            <w:tcW w:type="dxa" w:w="3216"/>
+            <w:tcW w:type="dxa" w:w="1930"/>
           </w:tcPr>
           <w:p>
             <w:r>
-              <w:t>A. Potongan harga Buku A sebesar Rp10.000.</w:t>
+              <w:t>No 1: B</w:t>
             </w:r>
           </w:p>
         </w:tc>
         <w:tc>
           <w:tcPr>
-            <w:tcW w:type="dxa" w:w="3216"/>
+            <w:tcW w:type="dxa" w:w="1930"/>
           </w:tcPr>
           <w:p>
-            <w:pPr>
-              <w:jc w:val="center"/>
-            </w:pPr>
             <w:r>
-              <w:t>[   ]</w:t>
+              <w:t>No 5: B</w:t>
             </w:r>
           </w:p>
         </w:tc>
         <w:tc>
           <w:tcPr>
-            <w:tcW w:type="dxa" w:w="3216"/>
+            <w:tcW w:type="dxa" w:w="1930"/>
           </w:tcPr>
           <w:p>
-            <w:pPr>
-              <w:jc w:val="center"/>
-            </w:pPr>
             <w:r>
-              <w:t>[   ]</w:t>
+              <w:t>No 9: B</w:t>
+            </w:r>
+          </w:p>
+        </w:tc>
+        <w:tc>
+          <w:tcPr>
+            <w:tcW w:type="dxa" w:w="1930"/>
+          </w:tcPr>
+          <w:p>
+            <w:r>
+              <w:t>No 13: B</w:t>
+            </w:r>
+          </w:p>
+        </w:tc>
+        <w:tc>
+          <w:tcPr>
+            <w:tcW w:type="dxa" w:w="1930"/>
+          </w:tcPr>
+          <w:p>
+            <w:r>
+              <w:t>No 17: C</w:t>
             </w:r>
           </w:p>
         </w:tc>
@@ -659,37 +1815,51 @@
       <w:tr>
         <w:tc>
           <w:tcPr>
-            <w:tcW w:type="dxa" w:w="3216"/>
+            <w:tcW w:type="dxa" w:w="1930"/>
           </w:tcPr>
           <w:p>
             <w:r>
-              <w:t>B. Harga yang dibayar untuk Buku B adalah Rp30.000.</w:t>
+              <w:t>No 2: C</w:t>
             </w:r>
           </w:p>
         </w:tc>
         <w:tc>
           <w:tcPr>
-            <w:tcW w:type="dxa" w:w="3216"/>
+            <w:tcW w:type="dxa" w:w="1930"/>
           </w:tcPr>
           <w:p>
-            <w:pPr>
-              <w:jc w:val="center"/>
-            </w:pPr>
             <w:r>
-              <w:t>[   ]</w:t>
+              <w:t>No 6: C</w:t>
             </w:r>
           </w:p>
         </w:tc>
         <w:tc>
           <w:tcPr>
-            <w:tcW w:type="dxa" w:w="3216"/>
+            <w:tcW w:type="dxa" w:w="1930"/>
           </w:tcPr>
           <w:p>
-            <w:pPr>
-              <w:jc w:val="center"/>
-            </w:pPr>
             <w:r>
-              <w:t>[   ]</w:t>
+              <w:t>No 10: B</w:t>
+            </w:r>
+          </w:p>
+        </w:tc>
+        <w:tc>
+          <w:tcPr>
+            <w:tcW w:type="dxa" w:w="1930"/>
+          </w:tcPr>
+          <w:p>
+            <w:r>
+              <w:t>No 14: C</w:t>
+            </w:r>
+          </w:p>
+        </w:tc>
+        <w:tc>
+          <w:tcPr>
+            <w:tcW w:type="dxa" w:w="1930"/>
+          </w:tcPr>
+          <w:p>
+            <w:r>
+              <w:t>No 18: C</w:t>
             </w:r>
           </w:p>
         </w:tc>
@@ -697,659 +1867,51 @@
       <w:tr>
         <w:tc>
           <w:tcPr>
-            <w:tcW w:type="dxa" w:w="3216"/>
+            <w:tcW w:type="dxa" w:w="1930"/>
           </w:tcPr>
           <w:p>
             <w:r>
-              <w:t>C. Persentase diskon Buku C adalah 30%.</w:t>
+              <w:t>No 3: A</w:t>
             </w:r>
           </w:p>
         </w:tc>
         <w:tc>
           <w:tcPr>
-            <w:tcW w:type="dxa" w:w="3216"/>
+            <w:tcW w:type="dxa" w:w="1930"/>
           </w:tcPr>
           <w:p>
-            <w:pPr>
-              <w:jc w:val="center"/>
-            </w:pPr>
             <w:r>
-              <w:t>[   ]</w:t>
+              <w:t>No 7: C</w:t>
             </w:r>
           </w:p>
         </w:tc>
         <w:tc>
           <w:tcPr>
-            <w:tcW w:type="dxa" w:w="3216"/>
+            <w:tcW w:type="dxa" w:w="1930"/>
           </w:tcPr>
           <w:p>
-            <w:pPr>
-              <w:jc w:val="center"/>
-            </w:pPr>
             <w:r>
-              <w:t>[   ]</w:t>
-            </w:r>
-          </w:p>
-        </w:tc>
-      </w:tr>
-    </w:tbl>
-    <w:p>
-      <w:r>
-        <w:rPr>
-          <w:i/>
-        </w:rPr>
-        <w:t>[Pilihan Ganda Kompleks: Kategori Benar / Salah]</w:t>
-      </w:r>
-    </w:p>
-    <w:p>
-      <w:pPr>
-        <w:spacing w:before="120" w:after="40"/>
-      </w:pPr>
-      <w:r>
-        <w:rPr>
-          <w:b/>
-        </w:rPr>
-        <w:t xml:space="preserve">8. </w:t>
-      </w:r>
-      <w:r>
-        <w:t>Sebuah bak penampungan air berbentuk kubus mampu menampung air sampai penuh sebanyak 216.000 liter (dm³). Berapakah kedalaman (panjang rusuk bagian dalam) bak penampungan air tersebut dalam satuan meter?</w:t>
-      </w:r>
-    </w:p>
-    <w:p>
-      <w:pPr>
-        <w:spacing w:before="0" w:after="20"/>
-        <w:ind w:left="432"/>
-      </w:pPr>
-      <w:r>
-        <w:rPr>
-          <w:b/>
-        </w:rPr>
-        <w:t xml:space="preserve">A. </w:t>
-      </w:r>
-      <w:r>
-        <w:t>4 meter</w:t>
-      </w:r>
-    </w:p>
-    <w:p>
-      <w:pPr>
-        <w:spacing w:before="0" w:after="20"/>
-        <w:ind w:left="432"/>
-      </w:pPr>
-      <w:r>
-        <w:rPr>
-          <w:b/>
-        </w:rPr>
-        <w:t xml:space="preserve">B. </w:t>
-      </w:r>
-      <w:r>
-        <w:t>5 meter</w:t>
-      </w:r>
-    </w:p>
-    <w:p>
-      <w:pPr>
-        <w:spacing w:before="0" w:after="20"/>
-        <w:ind w:left="432"/>
-      </w:pPr>
-      <w:r>
-        <w:rPr>
-          <w:b/>
-        </w:rPr>
-        <w:t xml:space="preserve">C. </w:t>
-      </w:r>
-      <w:r>
-        <w:t>6 meter</w:t>
-      </w:r>
-    </w:p>
-    <w:p>
-      <w:pPr>
-        <w:spacing w:before="0" w:after="20"/>
-        <w:ind w:left="432"/>
-      </w:pPr>
-      <w:r>
-        <w:rPr>
-          <w:b/>
-        </w:rPr>
-        <w:t xml:space="preserve">D. </w:t>
-      </w:r>
-      <w:r>
-        <w:t>8 meter</w:t>
-      </w:r>
-    </w:p>
-    <w:p>
-      <w:pPr>
-        <w:spacing w:before="120" w:after="40"/>
-      </w:pPr>
-      <w:r>
-        <w:rPr>
-          <w:b/>
-        </w:rPr>
-        <w:t xml:space="preserve">9. </w:t>
-      </w:r>
-      <w:r>
-        <w:t>Perbandingan banyak siswa laki-laki dan siswa perempuan di kelas VI SD Harapan Bangsa adalah 4 : 5. Jika selisih banyak siswa laki-laki dan perempuan adalah 4 orang, berapakah jumlah seluruh siswa di kelas VI tersebut?</w:t>
-      </w:r>
-    </w:p>
-    <w:p>
-      <w:pPr>
-        <w:spacing w:before="0" w:after="20"/>
-        <w:ind w:left="432"/>
-      </w:pPr>
-      <w:r>
-        <w:rPr>
-          <w:b/>
-        </w:rPr>
-        <w:t xml:space="preserve">A. </w:t>
-      </w:r>
-      <w:r>
-        <w:t>32 orang</w:t>
-      </w:r>
-    </w:p>
-    <w:p>
-      <w:pPr>
-        <w:spacing w:before="0" w:after="20"/>
-        <w:ind w:left="432"/>
-      </w:pPr>
-      <w:r>
-        <w:rPr>
-          <w:b/>
-        </w:rPr>
-        <w:t xml:space="preserve">B. </w:t>
-      </w:r>
-      <w:r>
-        <w:t>36 orang</w:t>
-      </w:r>
-    </w:p>
-    <w:p>
-      <w:pPr>
-        <w:spacing w:before="0" w:after="20"/>
-        <w:ind w:left="432"/>
-      </w:pPr>
-      <w:r>
-        <w:rPr>
-          <w:b/>
-        </w:rPr>
-        <w:t xml:space="preserve">C. </w:t>
-      </w:r>
-      <w:r>
-        <w:t>40 orang</w:t>
-      </w:r>
-    </w:p>
-    <w:p>
-      <w:pPr>
-        <w:spacing w:before="0" w:after="20"/>
-        <w:ind w:left="432"/>
-      </w:pPr>
-      <w:r>
-        <w:rPr>
-          <w:b/>
-        </w:rPr>
-        <w:t xml:space="preserve">D. </w:t>
-      </w:r>
-      <w:r>
-        <w:t>45 orang</w:t>
-      </w:r>
-    </w:p>
-    <w:p>
-      <w:pPr>
-        <w:spacing w:before="120" w:after="40"/>
-      </w:pPr>
-      <w:r>
-        <w:rPr>
-          <w:b/>
-        </w:rPr>
-        <w:t xml:space="preserve">10. </w:t>
-      </w:r>
-      <w:r>
-        <w:t>Jarak antara Kota Melati dan Kota Cempaka pada sebuah peta adalah 6 cm. Skala yang tertera pada peta tersebut adalah 1 : 400.000. Berapakah jarak sebenarnya antara kedua kota tersebut dalam satuan kilometer?</w:t>
-      </w:r>
-    </w:p>
-    <w:p>
-      <w:pPr>
-        <w:spacing w:before="0" w:after="20"/>
-        <w:ind w:left="432"/>
-      </w:pPr>
-      <w:r>
-        <w:rPr>
-          <w:b/>
-        </w:rPr>
-        <w:t xml:space="preserve">A. </w:t>
-      </w:r>
-      <w:r>
-        <w:t>18 km</w:t>
-      </w:r>
-    </w:p>
-    <w:p>
-      <w:pPr>
-        <w:spacing w:before="0" w:after="20"/>
-        <w:ind w:left="432"/>
-      </w:pPr>
-      <w:r>
-        <w:rPr>
-          <w:b/>
-        </w:rPr>
-        <w:t xml:space="preserve">B. </w:t>
-      </w:r>
-      <w:r>
-        <w:t>24 km</w:t>
-      </w:r>
-    </w:p>
-    <w:p>
-      <w:pPr>
-        <w:spacing w:before="0" w:after="20"/>
-        <w:ind w:left="432"/>
-      </w:pPr>
-      <w:r>
-        <w:rPr>
-          <w:b/>
-        </w:rPr>
-        <w:t xml:space="preserve">C. </w:t>
-      </w:r>
-      <w:r>
-        <w:t>28 km</w:t>
-      </w:r>
-    </w:p>
-    <w:p>
-      <w:pPr>
-        <w:spacing w:before="0" w:after="20"/>
-        <w:ind w:left="432"/>
-      </w:pPr>
-      <w:r>
-        <w:rPr>
-          <w:b/>
-        </w:rPr>
-        <w:t xml:space="preserve">D. </w:t>
-      </w:r>
-      <w:r>
-        <w:t>32 km</w:t>
-      </w:r>
-    </w:p>
-    <w:p>
-      <w:pPr>
-        <w:spacing w:before="120" w:after="40"/>
-      </w:pPr>
-      <w:r>
-        <w:rPr>
-          <w:b/>
-        </w:rPr>
-        <w:t xml:space="preserve">11. </w:t>
-      </w:r>
-      <w:r>
-        <w:t>Sebuah taman rekreasi keluarga berbentuk lingkaran memiliki panjang jari-jari 14 meter (π = 22/7). Di sekeliling tepi taman tersebut akan ditanami pohon palem perindang dengan jarak antar-pohon sebesar 4 meter. Berapa banyak pohon palem yang dibutuhkan?</w:t>
-      </w:r>
-    </w:p>
-    <w:p>
-      <w:pPr>
-        <w:spacing w:before="0" w:after="20"/>
-        <w:ind w:left="432"/>
-      </w:pPr>
-      <w:r>
-        <w:rPr>
-          <w:b/>
-        </w:rPr>
-        <w:t xml:space="preserve">A. </w:t>
-      </w:r>
-      <w:r>
-        <w:t>18 pohon</w:t>
-      </w:r>
-    </w:p>
-    <w:p>
-      <w:pPr>
-        <w:spacing w:before="0" w:after="20"/>
-        <w:ind w:left="432"/>
-      </w:pPr>
-      <w:r>
-        <w:rPr>
-          <w:b/>
-        </w:rPr>
-        <w:t xml:space="preserve">B. </w:t>
-      </w:r>
-      <w:r>
-        <w:t>20 pohon</w:t>
-      </w:r>
-    </w:p>
-    <w:p>
-      <w:pPr>
-        <w:spacing w:before="0" w:after="20"/>
-        <w:ind w:left="432"/>
-      </w:pPr>
-      <w:r>
-        <w:rPr>
-          <w:b/>
-        </w:rPr>
-        <w:t xml:space="preserve">C. </w:t>
-      </w:r>
-      <w:r>
-        <w:t>22 pohon</w:t>
-      </w:r>
-    </w:p>
-    <w:p>
-      <w:pPr>
-        <w:spacing w:before="0" w:after="20"/>
-        <w:ind w:left="432"/>
-      </w:pPr>
-      <w:r>
-        <w:rPr>
-          <w:b/>
-        </w:rPr>
-        <w:t xml:space="preserve">D. </w:t>
-      </w:r>
-      <w:r>
-        <w:t>24 pohon</w:t>
-      </w:r>
-    </w:p>
-    <w:p>
-      <w:pPr>
-        <w:spacing w:before="120" w:after="40"/>
-      </w:pPr>
-      <w:r>
-        <w:rPr>
-          <w:b/>
-        </w:rPr>
-        <w:t xml:space="preserve">12. </w:t>
-      </w:r>
-      <w:r>
-        <w:t>Sebuah bangun datar memiliki ciri-ciri: (1) Memiliki 2 pasang sisi sejajar dan sama panjang, (2) Semua sudutnya sudut siku-siku, (3) Diagonalnya sama panjang dan saling membagi dua sama panjang. Pernyataan manakah yang BENAR mengenai bangun datar ini? (Pilih lebih dari satu)</w:t>
-      </w:r>
-    </w:p>
-    <w:p>
-      <w:pPr>
-        <w:spacing w:before="0" w:after="20"/>
-        <w:ind w:left="432"/>
-      </w:pPr>
-      <w:r>
-        <w:rPr>
-          <w:b/>
-        </w:rPr>
-        <w:t xml:space="preserve">□ A. </w:t>
-      </w:r>
-      <w:r>
-        <w:t>Bangun tersebut adalah persegi panjang.</w:t>
-      </w:r>
-    </w:p>
-    <w:p>
-      <w:pPr>
-        <w:spacing w:before="0" w:after="20"/>
-        <w:ind w:left="432"/>
-      </w:pPr>
-      <w:r>
-        <w:rPr>
-          <w:b/>
-        </w:rPr>
-        <w:t xml:space="preserve">□ B. </w:t>
-      </w:r>
-      <w:r>
-        <w:t>Bangun tersebut adalah persegi.</w:t>
-      </w:r>
-    </w:p>
-    <w:p>
-      <w:pPr>
-        <w:spacing w:before="0" w:after="20"/>
-        <w:ind w:left="432"/>
-      </w:pPr>
-      <w:r>
-        <w:rPr>
-          <w:b/>
-        </w:rPr>
-        <w:t xml:space="preserve">□ C. </w:t>
-      </w:r>
-      <w:r>
-        <w:t>Luas bangun datar = panjang × lebar.</w:t>
-      </w:r>
-    </w:p>
-    <w:p>
-      <w:pPr>
-        <w:spacing w:before="0" w:after="20"/>
-        <w:ind w:left="432"/>
-      </w:pPr>
-      <w:r>
-        <w:rPr>
-          <w:b/>
-        </w:rPr>
-        <w:t xml:space="preserve">□ D. </w:t>
-      </w:r>
-      <w:r>
-        <w:t>Keliling bangun datar = 4 × sisi.</w:t>
-      </w:r>
-    </w:p>
-    <w:p>
-      <w:pPr>
-        <w:ind w:left="432"/>
-      </w:pPr>
-      <w:r>
-        <w:rPr>
-          <w:i/>
-        </w:rPr>
-        <w:t>[Pilihan Ganda Kompleks: Jawaban benar lebih dari satu]</w:t>
-      </w:r>
-    </w:p>
-    <w:p>
-      <w:pPr>
-        <w:spacing w:before="120" w:after="40"/>
-      </w:pPr>
-      <w:r>
-        <w:rPr>
-          <w:b/>
-        </w:rPr>
-        <w:t xml:space="preserve">13. </w:t>
-      </w:r>
-      <w:r>
-        <w:t>Sebuah bak penampungan air berbentuk balok memiliki ukuran panjang 120 cm, lebar 80 cm, dan tinggi 100 cm. Bak tersebut telah terisi air sebanyak 3/4 bagian. Berapa liter air yang masih harus ditambahkan agar bak penampungan air tersebut terisi penuh?</w:t>
-      </w:r>
-    </w:p>
-    <w:p>
-      <w:pPr>
-        <w:spacing w:before="0" w:after="20"/>
-        <w:ind w:left="432"/>
-      </w:pPr>
-      <w:r>
-        <w:rPr>
-          <w:b/>
-        </w:rPr>
-        <w:t xml:space="preserve">A. </w:t>
-      </w:r>
-      <w:r>
-        <w:t>180 liter</w:t>
-      </w:r>
-    </w:p>
-    <w:p>
-      <w:pPr>
-        <w:spacing w:before="0" w:after="20"/>
-        <w:ind w:left="432"/>
-      </w:pPr>
-      <w:r>
-        <w:rPr>
-          <w:b/>
-        </w:rPr>
-        <w:t xml:space="preserve">B. </w:t>
-      </w:r>
-      <w:r>
-        <w:t>240 liter</w:t>
-      </w:r>
-    </w:p>
-    <w:p>
-      <w:pPr>
-        <w:spacing w:before="0" w:after="20"/>
-        <w:ind w:left="432"/>
-      </w:pPr>
-      <w:r>
-        <w:rPr>
-          <w:b/>
-        </w:rPr>
-        <w:t xml:space="preserve">C. </w:t>
-      </w:r>
-      <w:r>
-        <w:t>320 liter</w:t>
-      </w:r>
-    </w:p>
-    <w:p>
-      <w:pPr>
-        <w:spacing w:before="0" w:after="20"/>
-        <w:ind w:left="432"/>
-      </w:pPr>
-      <w:r>
-        <w:rPr>
-          <w:b/>
-        </w:rPr>
-        <w:t xml:space="preserve">D. </w:t>
-      </w:r>
-      <w:r>
-        <w:t>720 liter</w:t>
-      </w:r>
-    </w:p>
-    <w:p>
-      <w:pPr>
-        <w:spacing w:before="120" w:after="40"/>
-      </w:pPr>
-      <w:r>
-        <w:rPr>
-          <w:b/>
-        </w:rPr>
-        <w:t xml:space="preserve">14. </w:t>
-      </w:r>
-      <w:r>
-        <w:t>Perhatikan ciri-ciri bangun ruang berikut:</w:t>
-        <w:br/>
-        <w:t>(1) Memiliki 5 buah sisi (1 sisi alas dan 4 sisi tegak berbentuk segitiga).</w:t>
-        <w:br/>
-        <w:t>(2) Memiliki 8 buah rusuk.</w:t>
-        <w:br/>
-        <w:t>(3) Memiliki 5 buah titik sudut (satu di antaranya merupakan titik puncak).</w:t>
-        <w:br/>
-        <w:t>Bangun ruang yang memiliki karakteristik tersebut adalah....</w:t>
-      </w:r>
-    </w:p>
-    <w:p>
-      <w:pPr>
-        <w:spacing w:before="0" w:after="20"/>
-        <w:ind w:left="432"/>
-      </w:pPr>
-      <w:r>
-        <w:rPr>
-          <w:b/>
-        </w:rPr>
-        <w:t xml:space="preserve">A. </w:t>
-      </w:r>
-      <w:r>
-        <w:t>Prisma segitiga</w:t>
-      </w:r>
-    </w:p>
-    <w:p>
-      <w:pPr>
-        <w:spacing w:before="0" w:after="20"/>
-        <w:ind w:left="432"/>
-      </w:pPr>
-      <w:r>
-        <w:rPr>
-          <w:b/>
-        </w:rPr>
-        <w:t xml:space="preserve">B. </w:t>
-      </w:r>
-      <w:r>
-        <w:t>Limas segitiga</w:t>
-      </w:r>
-    </w:p>
-    <w:p>
-      <w:pPr>
-        <w:spacing w:before="0" w:after="20"/>
-        <w:ind w:left="432"/>
-      </w:pPr>
-      <w:r>
-        <w:rPr>
-          <w:b/>
-        </w:rPr>
-        <w:t xml:space="preserve">C. </w:t>
-      </w:r>
-      <w:r>
-        <w:t>Limas segi empat</w:t>
-      </w:r>
-    </w:p>
-    <w:p>
-      <w:pPr>
-        <w:spacing w:before="0" w:after="20"/>
-        <w:ind w:left="432"/>
-      </w:pPr>
-      <w:r>
-        <w:rPr>
-          <w:b/>
-        </w:rPr>
-        <w:t xml:space="preserve">D. </w:t>
-      </w:r>
-      <w:r>
-        <w:t>Prisma segi empat</w:t>
-      </w:r>
-    </w:p>
-    <w:p>
-      <w:pPr>
-        <w:spacing w:before="120" w:after="40"/>
-      </w:pPr>
-      <w:r>
-        <w:rPr>
-          <w:b/>
-        </w:rPr>
-        <w:t xml:space="preserve">15. </w:t>
-      </w:r>
-      <w:r>
-        <w:t>Perhatikan jaring-jaring bangun ruang berikut! Tentukan kebenaran setiap pernyataan.</w:t>
-      </w:r>
-    </w:p>
-    <w:tbl>
-      <w:tblPr>
-        <w:tblStyle w:val="TableGrid"/>
-        <w:tblW w:type="auto" w:w="0"/>
-        <w:jc w:val="center"/>
-        <w:tblLook w:firstColumn="1" w:firstRow="1" w:lastColumn="0" w:lastRow="0" w:noHBand="0" w:noVBand="1" w:val="04A0"/>
-      </w:tblPr>
-      <w:tblGrid>
-        <w:gridCol w:w="3216"/>
-        <w:gridCol w:w="3216"/>
-        <w:gridCol w:w="3216"/>
-      </w:tblGrid>
-      <w:tr>
-        <w:tc>
-          <w:tcPr>
-            <w:tcW w:type="dxa" w:w="3216"/>
-          </w:tcPr>
-          <w:p>
-            <w:pPr>
-              <w:jc w:val="center"/>
-            </w:pPr>
-            <w:r>
-              <w:rPr>
-                <w:b/>
-              </w:rPr>
-              <w:t>Pernyataan</w:t>
+              <w:t>No 11: C</w:t>
             </w:r>
           </w:p>
         </w:tc>
         <w:tc>
           <w:tcPr>
-            <w:tcW w:type="dxa" w:w="3216"/>
+            <w:tcW w:type="dxa" w:w="1930"/>
           </w:tcPr>
           <w:p>
-            <w:pPr>
-              <w:jc w:val="center"/>
-            </w:pPr>
             <w:r>
-              <w:rPr>
-                <w:b/>
-              </w:rPr>
-              <w:t>Benar</w:t>
+              <w:t>No 15: B</w:t>
             </w:r>
           </w:p>
         </w:tc>
         <w:tc>
           <w:tcPr>
-            <w:tcW w:type="dxa" w:w="3216"/>
+            <w:tcW w:type="dxa" w:w="1930"/>
           </w:tcPr>
           <w:p>
-            <w:pPr>
-              <w:jc w:val="center"/>
-            </w:pPr>
             <w:r>
-              <w:rPr>
-                <w:b/>
-              </w:rPr>
-              <w:t>Salah</w:t>
+              <w:t>No 19: D</w:t>
             </w:r>
           </w:p>
         </w:tc>
@@ -1357,662 +1919,60 @@
       <w:tr>
         <w:tc>
           <w:tcPr>
-            <w:tcW w:type="dxa" w:w="3216"/>
+            <w:tcW w:type="dxa" w:w="1930"/>
           </w:tcPr>
           <w:p>
             <w:r>
-              <w:t>A. Jaring-jaring kubus terdiri dari 6 buah persegi yang kongruen.</w:t>
+              <w:t>No 4: A</w:t>
             </w:r>
           </w:p>
         </w:tc>
         <w:tc>
           <w:tcPr>
-            <w:tcW w:type="dxa" w:w="3216"/>
+            <w:tcW w:type="dxa" w:w="1930"/>
           </w:tcPr>
           <w:p>
-            <w:pPr>
-              <w:jc w:val="center"/>
-            </w:pPr>
             <w:r>
-              <w:t>[   ]</w:t>
+              <w:t>No 8: C</w:t>
             </w:r>
           </w:p>
         </w:tc>
         <w:tc>
           <w:tcPr>
-            <w:tcW w:type="dxa" w:w="3216"/>
-          </w:tcPr>
-          <w:p>
-            <w:pPr>
-              <w:jc w:val="center"/>
-            </w:pPr>
-            <w:r>
-              <w:t>[   ]</w:t>
-            </w:r>
-          </w:p>
-        </w:tc>
-      </w:tr>
-      <w:tr>
-        <w:tc>
-          <w:tcPr>
-            <w:tcW w:type="dxa" w:w="3216"/>
+            <w:tcW w:type="dxa" w:w="1930"/>
           </w:tcPr>
           <w:p>
             <w:r>
-              <w:t>B. Jaring-jaring tabung tanpa tutup terdiri dari 2 lingkaran dan 1 persegi panjang.</w:t>
+              <w:t>No 12: B</w:t>
             </w:r>
           </w:p>
         </w:tc>
         <w:tc>
           <w:tcPr>
-            <w:tcW w:type="dxa" w:w="3216"/>
+            <w:tcW w:type="dxa" w:w="1930"/>
           </w:tcPr>
           <w:p>
-            <w:pPr>
-              <w:jc w:val="center"/>
-            </w:pPr>
             <w:r>
-              <w:t>[   ]</w:t>
+              <w:t>No 16: B</w:t>
             </w:r>
           </w:p>
         </w:tc>
         <w:tc>
           <w:tcPr>
-            <w:tcW w:type="dxa" w:w="3216"/>
-          </w:tcPr>
-          <w:p>
-            <w:pPr>
-              <w:jc w:val="center"/>
-            </w:pPr>
-            <w:r>
-              <w:t>[   ]</w:t>
-            </w:r>
-          </w:p>
-        </w:tc>
-      </w:tr>
-      <w:tr>
-        <w:tc>
-          <w:tcPr>
-            <w:tcW w:type="dxa" w:w="3216"/>
+            <w:tcW w:type="dxa" w:w="1930"/>
           </w:tcPr>
           <w:p>
             <w:r>
-              <w:t>C. Jaring-jaring limas segiempat terdiri dari 1 persegi dan 4 segitiga.</w:t>
-            </w:r>
-          </w:p>
-        </w:tc>
-        <w:tc>
-          <w:tcPr>
-            <w:tcW w:type="dxa" w:w="3216"/>
-          </w:tcPr>
-          <w:p>
-            <w:pPr>
-              <w:jc w:val="center"/>
-            </w:pPr>
-            <w:r>
-              <w:t>[   ]</w:t>
-            </w:r>
-          </w:p>
-        </w:tc>
-        <w:tc>
-          <w:tcPr>
-            <w:tcW w:type="dxa" w:w="3216"/>
-          </w:tcPr>
-          <w:p>
-            <w:pPr>
-              <w:jc w:val="center"/>
-            </w:pPr>
-            <w:r>
-              <w:t>[   ]</w:t>
+              <w:t>No 20: A</w:t>
             </w:r>
           </w:p>
         </w:tc>
       </w:tr>
     </w:tbl>
     <w:p>
-      <w:r>
-        <w:rPr>
-          <w:i/>
-        </w:rPr>
-        <w:t>[Pilihan Ganda Kompleks: Kategori Benar / Salah]</w:t>
-      </w:r>
-    </w:p>
-    <w:p>
-      <w:pPr>
-        <w:spacing w:before="120" w:after="40"/>
-      </w:pPr>
-      <w:r>
-        <w:rPr>
-          <w:b/>
-        </w:rPr>
-        <w:t xml:space="preserve">16. </w:t>
-      </w:r>
-      <w:r>
-        <w:t>Sebuah kolam renang anak dengan kapasitas volume air 3.600 liter dikosongkan untuk dibersihkan menggunakan pipa pembuangan. Seluruh air di dalam kolam habis terkuras dalam waktu 30 menit. Berapakah debit aliran air yang keluar melalui pipa pembuangan tersebut dalam satuan liter/detik?</w:t>
-      </w:r>
-    </w:p>
-    <w:p>
-      <w:pPr>
-        <w:spacing w:before="0" w:after="20"/>
-        <w:ind w:left="432"/>
-      </w:pPr>
-      <w:r>
-        <w:rPr>
-          <w:b/>
-        </w:rPr>
-        <w:t xml:space="preserve">A. </w:t>
-      </w:r>
-      <w:r>
-        <w:t>1,5 liter/detik</w:t>
-      </w:r>
-    </w:p>
-    <w:p>
-      <w:pPr>
-        <w:spacing w:before="0" w:after="20"/>
-        <w:ind w:left="432"/>
-      </w:pPr>
-      <w:r>
-        <w:rPr>
-          <w:b/>
-        </w:rPr>
-        <w:t xml:space="preserve">B. </w:t>
-      </w:r>
-      <w:r>
-        <w:t>2 liter/detik</w:t>
-      </w:r>
-    </w:p>
-    <w:p>
-      <w:pPr>
-        <w:spacing w:before="0" w:after="20"/>
-        <w:ind w:left="432"/>
-      </w:pPr>
-      <w:r>
-        <w:rPr>
-          <w:b/>
-        </w:rPr>
-        <w:t xml:space="preserve">C. </w:t>
-      </w:r>
-      <w:r>
-        <w:t>2,5 liter/detik</w:t>
-      </w:r>
-    </w:p>
-    <w:p>
-      <w:pPr>
-        <w:spacing w:before="0" w:after="20"/>
-        <w:ind w:left="432"/>
-      </w:pPr>
-      <w:r>
-        <w:rPr>
-          <w:b/>
-        </w:rPr>
-        <w:t xml:space="preserve">D. </w:t>
-      </w:r>
-      <w:r>
-        <w:t>3 liter/detik</w:t>
-      </w:r>
-    </w:p>
-    <w:p>
-      <w:pPr>
-        <w:spacing w:before="120" w:after="40"/>
-      </w:pPr>
-      <w:r>
-        <w:rPr>
-          <w:b/>
-        </w:rPr>
-        <w:t xml:space="preserve">17. </w:t>
-      </w:r>
-      <w:r>
-        <w:t>Perhatikan tabel hasil panen jagung Desa Makmur berikut:</w:t>
-        <w:br/>
-        <w:t>- Tahun 2021: 45 ton</w:t>
-        <w:br/>
-        <w:t>- Tahun 2022: 50 ton</w:t>
-        <w:br/>
-        <w:t>- Tahun 2023: 65 ton</w:t>
-        <w:br/>
-        <w:t>- Tahun 2024: 55 ton</w:t>
-        <w:br/>
-        <w:t>- Tahun 2025: 75 ton</w:t>
-        <w:br/>
-        <w:t>Berapakah selisih hasil panen jagung tertinggi dan hasil panen jagung terendah selama periode tersebut?</w:t>
-      </w:r>
-    </w:p>
-    <w:p>
-      <w:pPr>
-        <w:spacing w:before="0" w:after="20"/>
-        <w:ind w:left="432"/>
-      </w:pPr>
-      <w:r>
-        <w:rPr>
-          <w:b/>
-        </w:rPr>
-        <w:t xml:space="preserve">A. </w:t>
-      </w:r>
-      <w:r>
-        <w:t>20 ton</w:t>
-      </w:r>
-    </w:p>
-    <w:p>
-      <w:pPr>
-        <w:spacing w:before="0" w:after="20"/>
-        <w:ind w:left="432"/>
-      </w:pPr>
-      <w:r>
-        <w:rPr>
-          <w:b/>
-        </w:rPr>
-        <w:t xml:space="preserve">B. </w:t>
-      </w:r>
-      <w:r>
-        <w:t>25 ton</w:t>
-      </w:r>
-    </w:p>
-    <w:p>
-      <w:pPr>
-        <w:spacing w:before="0" w:after="20"/>
-        <w:ind w:left="432"/>
-      </w:pPr>
-      <w:r>
-        <w:rPr>
-          <w:b/>
-        </w:rPr>
-        <w:t xml:space="preserve">C. </w:t>
-      </w:r>
-      <w:r>
-        <w:t>30 ton</w:t>
-      </w:r>
-    </w:p>
-    <w:p>
-      <w:pPr>
-        <w:spacing w:before="0" w:after="20"/>
-        <w:ind w:left="432"/>
-      </w:pPr>
-      <w:r>
-        <w:rPr>
-          <w:b/>
-        </w:rPr>
-        <w:t xml:space="preserve">D. </w:t>
-      </w:r>
-      <w:r>
-        <w:t>35 ton</w:t>
-      </w:r>
-    </w:p>
-    <w:p>
-      <w:pPr>
-        <w:spacing w:before="120" w:after="40"/>
-      </w:pPr>
-      <w:r>
-        <w:rPr>
-          <w:b/>
-        </w:rPr>
-        <w:t xml:space="preserve">18. </w:t>
-      </w:r>
-      <w:r>
-        <w:t>Perpustakaan SD menyajikan data pengunjung menggunakan piktogram: 1 simbol buku besar = 20 pengunjung, 1 simbol buku kecil = 10 pengunjung. Data: Senin (3 besar + 1 kecil), Selasa (4 besar), Rabu (2 besar + 1 kecil). Pernyataan manakah yang BENAR? (Pilih lebih dari satu)</w:t>
-      </w:r>
-    </w:p>
-    <w:p>
-      <w:pPr>
-        <w:spacing w:before="0" w:after="20"/>
-        <w:ind w:left="432"/>
-      </w:pPr>
-      <w:r>
-        <w:rPr>
-          <w:b/>
-        </w:rPr>
-        <w:t xml:space="preserve">□ A. </w:t>
-      </w:r>
-      <w:r>
-        <w:t>Pengunjung hari Senin = 70 orang.</w:t>
-      </w:r>
-    </w:p>
-    <w:p>
-      <w:pPr>
-        <w:spacing w:before="0" w:after="20"/>
-        <w:ind w:left="432"/>
-      </w:pPr>
-      <w:r>
-        <w:rPr>
-          <w:b/>
-        </w:rPr>
-        <w:t xml:space="preserve">□ B. </w:t>
-      </w:r>
-      <w:r>
-        <w:t>Pengunjung hari Selasa = 80 orang.</w:t>
-      </w:r>
-    </w:p>
-    <w:p>
-      <w:pPr>
-        <w:spacing w:before="0" w:after="20"/>
-        <w:ind w:left="432"/>
-      </w:pPr>
-      <w:r>
-        <w:rPr>
-          <w:b/>
-        </w:rPr>
-        <w:t xml:space="preserve">□ C. </w:t>
-      </w:r>
-      <w:r>
-        <w:t>Total pengunjung 3 hari = 210 orang.</w:t>
-      </w:r>
-    </w:p>
-    <w:p>
-      <w:pPr>
-        <w:spacing w:before="0" w:after="20"/>
-        <w:ind w:left="432"/>
-      </w:pPr>
-      <w:r>
-        <w:rPr>
-          <w:b/>
-        </w:rPr>
-        <w:t xml:space="preserve">□ D. </w:t>
-      </w:r>
-      <w:r>
-        <w:t>Hari Rabu memiliki pengunjung paling sedikit.</w:t>
-      </w:r>
-    </w:p>
-    <w:p>
-      <w:pPr>
-        <w:ind w:left="432"/>
-      </w:pPr>
-      <w:r>
-        <w:rPr>
-          <w:i/>
-        </w:rPr>
-        <w:t>[Pilihan Ganda Kompleks: Jawaban benar lebih dari satu]</w:t>
-      </w:r>
-    </w:p>
-    <w:p>
-      <w:pPr>
-        <w:spacing w:before="120" w:after="40"/>
-      </w:pPr>
-      <w:r>
-        <w:rPr>
-          <w:b/>
-        </w:rPr>
-        <w:t xml:space="preserve">19. </w:t>
-      </w:r>
-      <w:r>
-        <w:t>Nilai ulangan matematika dari 8 orang siswa adalah: 75, 80, 85, 70, 90, 85, 75, dan 80. Ketika nilai ulangan milik siswa ke-9 dimasukkan ke dalam kelompok tersebut, nilai rata-rata keseluruhan menjadi 81. Berapakah nilai ulangan matematika siswa ke-9 tersebut?</w:t>
-      </w:r>
-    </w:p>
-    <w:p>
-      <w:pPr>
-        <w:spacing w:before="0" w:after="20"/>
-        <w:ind w:left="432"/>
-      </w:pPr>
-      <w:r>
-        <w:rPr>
-          <w:b/>
-        </w:rPr>
-        <w:t xml:space="preserve">A. </w:t>
-      </w:r>
-      <w:r>
-        <w:t>86</w:t>
-      </w:r>
-    </w:p>
-    <w:p>
-      <w:pPr>
-        <w:spacing w:before="0" w:after="20"/>
-        <w:ind w:left="432"/>
-      </w:pPr>
-      <w:r>
-        <w:rPr>
-          <w:b/>
-        </w:rPr>
-        <w:t xml:space="preserve">B. </w:t>
-      </w:r>
-      <w:r>
-        <w:t>87</w:t>
-      </w:r>
-    </w:p>
-    <w:p>
-      <w:pPr>
-        <w:spacing w:before="0" w:after="20"/>
-        <w:ind w:left="432"/>
-      </w:pPr>
-      <w:r>
-        <w:rPr>
-          <w:b/>
-        </w:rPr>
-        <w:t xml:space="preserve">C. </w:t>
-      </w:r>
-      <w:r>
-        <w:t>88</w:t>
-      </w:r>
-    </w:p>
-    <w:p>
-      <w:pPr>
-        <w:spacing w:before="0" w:after="20"/>
-        <w:ind w:left="432"/>
-      </w:pPr>
-      <w:r>
-        <w:rPr>
-          <w:b/>
-        </w:rPr>
-        <w:t xml:space="preserve">D. </w:t>
-      </w:r>
-      <w:r>
-        <w:t>89</w:t>
-      </w:r>
-    </w:p>
-    <w:p>
-      <w:pPr>
-        <w:spacing w:before="120" w:after="40"/>
-      </w:pPr>
-      <w:r>
-        <w:rPr>
-          <w:b/>
-        </w:rPr>
-        <w:t xml:space="preserve">20. </w:t>
-      </w:r>
-      <w:r>
-        <w:t>Perhatikan dua barisan bilangan! Barisan X: 3, 6, 12, 24, 48... Barisan Y: 5, 9, 13, 17, 21... Tentukan kebenaran pernyataan!</w:t>
-      </w:r>
-    </w:p>
-    <w:tbl>
-      <w:tblPr>
-        <w:tblStyle w:val="TableGrid"/>
-        <w:tblW w:type="auto" w:w="0"/>
-        <w:jc w:val="center"/>
-        <w:tblLook w:firstColumn="1" w:firstRow="1" w:lastColumn="0" w:lastRow="0" w:noHBand="0" w:noVBand="1" w:val="04A0"/>
-      </w:tblPr>
-      <w:tblGrid>
-        <w:gridCol w:w="3216"/>
-        <w:gridCol w:w="3216"/>
-        <w:gridCol w:w="3216"/>
-      </w:tblGrid>
-      <w:tr>
-        <w:tc>
-          <w:tcPr>
-            <w:tcW w:type="dxa" w:w="3216"/>
-          </w:tcPr>
-          <w:p>
-            <w:pPr>
-              <w:jc w:val="center"/>
-            </w:pPr>
-            <w:r>
-              <w:rPr>
-                <w:b/>
-              </w:rPr>
-              <w:t>Pernyataan</w:t>
-            </w:r>
-          </w:p>
-        </w:tc>
-        <w:tc>
-          <w:tcPr>
-            <w:tcW w:type="dxa" w:w="3216"/>
-          </w:tcPr>
-          <w:p>
-            <w:pPr>
-              <w:jc w:val="center"/>
-            </w:pPr>
-            <w:r>
-              <w:rPr>
-                <w:b/>
-              </w:rPr>
-              <w:t>Benar</w:t>
-            </w:r>
-          </w:p>
-        </w:tc>
-        <w:tc>
-          <w:tcPr>
-            <w:tcW w:type="dxa" w:w="3216"/>
-          </w:tcPr>
-          <w:p>
-            <w:pPr>
-              <w:jc w:val="center"/>
-            </w:pPr>
-            <w:r>
-              <w:rPr>
-                <w:b/>
-              </w:rPr>
-              <w:t>Salah</w:t>
-            </w:r>
-          </w:p>
-        </w:tc>
-      </w:tr>
-      <w:tr>
-        <w:tc>
-          <w:tcPr>
-            <w:tcW w:type="dxa" w:w="3216"/>
-          </w:tcPr>
-          <w:p>
-            <w:r>
-              <w:t>A. Barisan X adalah barisan geometri dengan rasio 2.</w:t>
-            </w:r>
-          </w:p>
-        </w:tc>
-        <w:tc>
-          <w:tcPr>
-            <w:tcW w:type="dxa" w:w="3216"/>
-          </w:tcPr>
-          <w:p>
-            <w:pPr>
-              <w:jc w:val="center"/>
-            </w:pPr>
-            <w:r>
-              <w:t>[   ]</w:t>
-            </w:r>
-          </w:p>
-        </w:tc>
-        <w:tc>
-          <w:tcPr>
-            <w:tcW w:type="dxa" w:w="3216"/>
-          </w:tcPr>
-          <w:p>
-            <w:pPr>
-              <w:jc w:val="center"/>
-            </w:pPr>
-            <w:r>
-              <w:t>[   ]</w:t>
-            </w:r>
-          </w:p>
-        </w:tc>
-      </w:tr>
-      <w:tr>
-        <w:tc>
-          <w:tcPr>
-            <w:tcW w:type="dxa" w:w="3216"/>
-          </w:tcPr>
-          <w:p>
-            <w:r>
-              <w:t>B. Barisan Y adalah barisan aritmatika dengan beda 4.</w:t>
-            </w:r>
-          </w:p>
-        </w:tc>
-        <w:tc>
-          <w:tcPr>
-            <w:tcW w:type="dxa" w:w="3216"/>
-          </w:tcPr>
-          <w:p>
-            <w:pPr>
-              <w:jc w:val="center"/>
-            </w:pPr>
-            <w:r>
-              <w:t>[   ]</w:t>
-            </w:r>
-          </w:p>
-        </w:tc>
-        <w:tc>
-          <w:tcPr>
-            <w:tcW w:type="dxa" w:w="3216"/>
-          </w:tcPr>
-          <w:p>
-            <w:pPr>
-              <w:jc w:val="center"/>
-            </w:pPr>
-            <w:r>
-              <w:t>[   ]</w:t>
-            </w:r>
-          </w:p>
-        </w:tc>
-      </w:tr>
-      <w:tr>
-        <w:tc>
-          <w:tcPr>
-            <w:tcW w:type="dxa" w:w="3216"/>
-          </w:tcPr>
-          <w:p>
-            <w:r>
-              <w:t>C. Suku ke-6 Barisan X adalah 96.</w:t>
-            </w:r>
-          </w:p>
-        </w:tc>
-        <w:tc>
-          <w:tcPr>
-            <w:tcW w:type="dxa" w:w="3216"/>
-          </w:tcPr>
-          <w:p>
-            <w:pPr>
-              <w:jc w:val="center"/>
-            </w:pPr>
-            <w:r>
-              <w:t>[   ]</w:t>
-            </w:r>
-          </w:p>
-        </w:tc>
-        <w:tc>
-          <w:tcPr>
-            <w:tcW w:type="dxa" w:w="3216"/>
-          </w:tcPr>
-          <w:p>
-            <w:pPr>
-              <w:jc w:val="center"/>
-            </w:pPr>
-            <w:r>
-              <w:t>[   ]</w:t>
-            </w:r>
-          </w:p>
-        </w:tc>
-      </w:tr>
-    </w:tbl>
-    <w:p>
-      <w:r>
-        <w:rPr>
-          <w:i/>
-        </w:rPr>
-        <w:t>[Pilihan Ganda Kompleks: Kategori Benar / Salah]</w:t>
-      </w:r>
-    </w:p>
-    <w:p>
-      <w:r>
-        <w:br w:type="page"/>
-      </w:r>
-    </w:p>
-    <w:p>
-      <w:pPr>
-        <w:pStyle w:val="Heading2"/>
-        <w:spacing w:before="160" w:after="160"/>
-      </w:pPr>
-      <w:r>
-        <w:rPr>
-          <w:b/>
-          <w:color w:val="15803D"/>
-          <w:sz w:val="26"/>
-        </w:rPr>
-        <w:t>BAGIAN B: KUNCI JAWABAN &amp; PEMBAHASAN LENGKAP</w:t>
-      </w:r>
+      <w:pPr>
+        <w:spacing w:after="160"/>
+      </w:pPr>
     </w:p>
     <w:p>
       <w:pPr>
@@ -2054,6 +2014,9 @@
       </w:r>
     </w:p>
     <w:p>
+      <w:pPr>
+        <w:spacing w:before="0" w:after="80"/>
+      </w:pPr>
       <w:r>
         <w:rPr>
           <w:color w:val="E5E7EB"/>
@@ -2099,6 +2062,9 @@
       </w:r>
     </w:p>
     <w:p>
+      <w:pPr>
+        <w:spacing w:before="0" w:after="80"/>
+      </w:pPr>
       <w:r>
         <w:rPr>
           <w:color w:val="E5E7EB"/>
@@ -2148,6 +2114,9 @@
       </w:r>
     </w:p>
     <w:p>
+      <w:pPr>
+        <w:spacing w:before="0" w:after="80"/>
+      </w:pPr>
       <w:r>
         <w:rPr>
           <w:color w:val="E5E7EB"/>
@@ -2197,6 +2166,9 @@
       </w:r>
     </w:p>
     <w:p>
+      <w:pPr>
+        <w:spacing w:before="0" w:after="80"/>
+      </w:pPr>
       <w:r>
         <w:rPr>
           <w:color w:val="E5E7EB"/>
@@ -2213,7 +2185,7 @@
           <w:b/>
           <w:color w:val="1E3A8A"/>
         </w:rPr>
-        <w:t>Soal Nomor 5  |  Kunci Jawaban: A, B, D</w:t>
+        <w:t>Soal Nomor 5  |  Kunci Jawaban: B</w:t>
         <w:br/>
       </w:r>
       <w:r>
@@ -2221,17 +2193,40 @@
           <w:i/>
           <w:color w:val="4B5563"/>
         </w:rPr>
-        <w:t>Materi / Lingkup Kompetensi: FPB dalam Konteks Pembagian Rata (Pilihan Ganda Kompleks)</w:t>
+        <w:t>Materi / Lingkup Kompetensi: Kelipatan Persekutuan Terkecil (KPK)</w:t>
         <w:br/>
       </w:r>
       <w:r>
         <w:t>Pembahasan &amp; Langkah Penyelesaian:</w:t>
         <w:br/>
-        <w:t>FPB(48, 72) = 24. A: Benar, 24 keranjang. B: 48/24 = 2 mangga/keranjang, Benar. C: 72/24 = 3 jeruk/keranjang (bukan 4), SALAH. D: 2 + 3 = 5 buah total per keranjang (bukan 6), SALAH. Jawaban benar: A, B.</w:t>
+        <w:t>Langkah penyelesaian:</w:t>
+        <w:br/>
+        <w:t>1. Cari KPK dari 4, 6, dan 8:</w:t>
+        <w:br/>
+        <w:t xml:space="preserve">   4 = 2²</w:t>
+        <w:br/>
+        <w:t xml:space="preserve">   6 = 2 × 3</w:t>
+        <w:br/>
+        <w:t xml:space="preserve">   8 = 2³</w:t>
+        <w:br/>
+        <w:t xml:space="preserve">   KPK = 2³ × 3 = 8 × 3 = 24 hari.</w:t>
+        <w:br/>
+        <w:t>2. Mereka akan bersama 24 hari setelah 2 Maret 2026:</w:t>
+        <w:br/>
+        <w:t xml:space="preserve">   Tanggal = 2 + 24 = 26 Maret 2026.</w:t>
+        <w:br/>
+        <w:t>3. Menentukan hari: 24 : 7 = 3 sisa 3 hari.</w:t>
+        <w:br/>
+        <w:t xml:space="preserve">   3 hari setelah Senin adalah Kamis (Senin -&gt; Selasa -&gt; Rabu -&gt; Kamis).</w:t>
+        <w:br/>
+        <w:t>Jadi, mereka berlatih bersama lagi pada hari Kamis, 26 Maret 2026 (Pilihan B).</w:t>
         <w:br/>
       </w:r>
     </w:p>
     <w:p>
+      <w:pPr>
+        <w:spacing w:before="0" w:after="80"/>
+      </w:pPr>
       <w:r>
         <w:rPr>
           <w:color w:val="E5E7EB"/>
@@ -2281,6 +2276,9 @@
       </w:r>
     </w:p>
     <w:p>
+      <w:pPr>
+        <w:spacing w:before="0" w:after="80"/>
+      </w:pPr>
       <w:r>
         <w:rPr>
           <w:color w:val="E5E7EB"/>
@@ -2297,7 +2295,7 @@
           <w:b/>
           <w:color w:val="1E3A8A"/>
         </w:rPr>
-        <w:t>Soal Nomor 7  |  Kunci Jawaban: A: Benar, B: Benar, C: Salah</w:t>
+        <w:t>Soal Nomor 7  |  Kunci Jawaban: C</w:t>
         <w:br/>
       </w:r>
       <w:r>
@@ -2305,17 +2303,30 @@
           <w:i/>
           <w:color w:val="4B5563"/>
         </w:rPr>
-        <w:t>Materi / Lingkup Kompetensi: Persentase &amp; Diskon (Tabel Kategori Benar/Salah)</w:t>
+        <w:t>Materi / Lingkup Kompetensi: Pangkat Dua dan Akar Pangkat Dua (Geometri)</w:t>
         <w:br/>
       </w:r>
       <w:r>
         <w:t>Pembahasan &amp; Langkah Penyelesaian:</w:t>
         <w:br/>
-        <w:t>A: 20% × 50.000 = 10.000 (BENAR). B: 1/4 × 40.000 = 10.000 potongan, bayar = 30.000 (BENAR). C: Potongan = 15.000, persen = 15.000/60.000 × 100% = 25% (SALAH, bukan 30%).</w:t>
+        <w:t>Langkah penyelesaian:</w:t>
+        <w:br/>
+        <w:t>1. Luas persegi = sisi × sisi = s²</w:t>
+        <w:br/>
+        <w:t xml:space="preserve">   s² = 576 m² -&gt; s = √576 = 24 meter.</w:t>
+        <w:br/>
+        <w:t>2. Keliling persegi = 4 × sisi</w:t>
+        <w:br/>
+        <w:t xml:space="preserve">   Keliling = 4 × 24 m = 96 meter.</w:t>
+        <w:br/>
+        <w:t>Jadi, kawat yang diperlukan adalah 96 meter (Pilihan C).</w:t>
         <w:br/>
       </w:r>
     </w:p>
     <w:p>
+      <w:pPr>
+        <w:spacing w:before="0" w:after="80"/>
+      </w:pPr>
       <w:r>
         <w:rPr>
           <w:color w:val="E5E7EB"/>
@@ -2363,6 +2374,9 @@
       </w:r>
     </w:p>
     <w:p>
+      <w:pPr>
+        <w:spacing w:before="0" w:after="80"/>
+      </w:pPr>
       <w:r>
         <w:rPr>
           <w:color w:val="E5E7EB"/>
@@ -2412,6 +2426,9 @@
       </w:r>
     </w:p>
     <w:p>
+      <w:pPr>
+        <w:spacing w:before="0" w:after="80"/>
+      </w:pPr>
       <w:r>
         <w:rPr>
           <w:color w:val="E5E7EB"/>
@@ -2457,6 +2474,9 @@
       </w:r>
     </w:p>
     <w:p>
+      <w:pPr>
+        <w:spacing w:before="0" w:after="80"/>
+      </w:pPr>
       <w:r>
         <w:rPr>
           <w:color w:val="E5E7EB"/>
@@ -2504,6 +2524,9 @@
       </w:r>
     </w:p>
     <w:p>
+      <w:pPr>
+        <w:spacing w:before="0" w:after="80"/>
+      </w:pPr>
       <w:r>
         <w:rPr>
           <w:color w:val="E5E7EB"/>
@@ -2520,7 +2543,7 @@
           <w:b/>
           <w:color w:val="1E3A8A"/>
         </w:rPr>
-        <w:t>Soal Nomor 12  |  Kunci Jawaban: A, C</w:t>
+        <w:t>Soal Nomor 12  |  Kunci Jawaban: B</w:t>
         <w:br/>
       </w:r>
       <w:r>
@@ -2528,17 +2551,30 @@
           <w:i/>
           <w:color w:val="4B5563"/>
         </w:rPr>
-        <w:t>Materi / Lingkup Kompetensi: Sifat-Sifat Bangun Datar (Pilihan Ganda Kompleks)</w:t>
+        <w:t>Materi / Lingkup Kompetensi: Luas Gabungan Bangun Datar</w:t>
         <w:br/>
       </w:r>
       <w:r>
         <w:t>Pembahasan &amp; Langkah Penyelesaian:</w:t>
         <w:br/>
-        <w:t>Ciri-ciri cocok dengan persegi panjang (bukan persegi karena tidak disebut sisi semua sama). A: Benar. B: SALAH, bisa persegi panjang biasa. C: Benar (luas persegi panjang). D: SALAH (keliling persegi, bukan persegi panjang). Jawaban benar: A, C.</w:t>
+        <w:t>Langkah penyelesaian:</w:t>
+        <w:br/>
+        <w:t>1. Luas Persegi Panjang = panjang × lebar = 18 cm × 10 cm = 180 cm².</w:t>
+        <w:br/>
+        <w:t>2. Luas Segitiga = 1/2 × alas × tinggi = 1/2 × 18 cm × 8 cm = 9 × 8 = 72 cm².</w:t>
+        <w:br/>
+        <w:t>3. Luas Gabungan = Luas persegi panjang + Luas segitiga</w:t>
+        <w:br/>
+        <w:t xml:space="preserve">   Luas Total = 180 cm² + 72 cm² = 252 cm².</w:t>
+        <w:br/>
+        <w:t>Jadi, luas gabungan tersebut adalah 252 cm² (Pilihan B).</w:t>
         <w:br/>
       </w:r>
     </w:p>
     <w:p>
+      <w:pPr>
+        <w:spacing w:before="0" w:after="80"/>
+      </w:pPr>
       <w:r>
         <w:rPr>
           <w:color w:val="E5E7EB"/>
@@ -2588,6 +2624,9 @@
       </w:r>
     </w:p>
     <w:p>
+      <w:pPr>
+        <w:spacing w:before="0" w:after="80"/>
+      </w:pPr>
       <w:r>
         <w:rPr>
           <w:color w:val="E5E7EB"/>
@@ -2631,6 +2670,9 @@
       </w:r>
     </w:p>
     <w:p>
+      <w:pPr>
+        <w:spacing w:before="0" w:after="80"/>
+      </w:pPr>
       <w:r>
         <w:rPr>
           <w:color w:val="E5E7EB"/>
@@ -2647,7 +2689,7 @@
           <w:b/>
           <w:color w:val="1E3A8A"/>
         </w:rPr>
-        <w:t>Soal Nomor 15  |  Kunci Jawaban: A: Benar, B: Salah, C: Benar</w:t>
+        <w:t>Soal Nomor 15  |  Kunci Jawaban: B</w:t>
         <w:br/>
       </w:r>
       <w:r>
@@ -2655,17 +2697,34 @@
           <w:i/>
           <w:color w:val="4B5563"/>
         </w:rPr>
-        <w:t>Materi / Lingkup Kompetensi: Jaring-Jaring Bangun Ruang (Tabel Kategori Benar/Salah)</w:t>
+        <w:t>Materi / Lingkup Kompetensi: Pengukuran Waktu, Kecepatan, dan Jarak</w:t>
         <w:br/>
       </w:r>
       <w:r>
         <w:t>Pembahasan &amp; Langkah Penyelesaian:</w:t>
         <w:br/>
-        <w:t>A: BENAR (kubus = 6 persegi kongruen). B: SALAH (tabung tanpa tutup = 1 lingkaran + 1 persegi panjang, BUKAN 2 lingkaran). C: BENAR (limas segiempat = 1 persegi alas + 4 segitiga sisi tegak).</w:t>
+        <w:t>Langkah penyelesaian:</w:t>
+        <w:br/>
+        <w:t>1. Waktu tempuh murni = Jarak : Kecepatan</w:t>
+        <w:br/>
+        <w:t xml:space="preserve">   Waktu = 150 km : 75 km/jam = 2 jam.</w:t>
+        <w:br/>
+        <w:t>2. Waktu istirahat = 30 menit (0,5 jam).</w:t>
+        <w:br/>
+        <w:t>3. Total durasi perjalanan = 2 jam + 30 menit = 2 jam 30 menit.</w:t>
+        <w:br/>
+        <w:t>4. Waktu kedatangan = Waktu berangkat + Total durasi</w:t>
+        <w:br/>
+        <w:t xml:space="preserve">   = 06.30 WIB + 02.30 = 09.00 WIB.</w:t>
+        <w:br/>
+        <w:t>Jadi, Pak Rahmat tiba di Jakarta pada pukul 09.00 WIB (Pilihan B).</w:t>
         <w:br/>
       </w:r>
     </w:p>
     <w:p>
+      <w:pPr>
+        <w:spacing w:before="0" w:after="80"/>
+      </w:pPr>
       <w:r>
         <w:rPr>
           <w:color w:val="E5E7EB"/>
@@ -2711,6 +2770,9 @@
       </w:r>
     </w:p>
     <w:p>
+      <w:pPr>
+        <w:spacing w:before="0" w:after="80"/>
+      </w:pPr>
       <w:r>
         <w:rPr>
           <w:color w:val="E5E7EB"/>
@@ -2754,6 +2816,9 @@
       </w:r>
     </w:p>
     <w:p>
+      <w:pPr>
+        <w:spacing w:before="0" w:after="80"/>
+      </w:pPr>
       <w:r>
         <w:rPr>
           <w:color w:val="E5E7EB"/>
@@ -2770,7 +2835,7 @@
           <w:b/>
           <w:color w:val="1E3A8A"/>
         </w:rPr>
-        <w:t>Soal Nomor 18  |  Kunci Jawaban: A, B, D</w:t>
+        <w:t>Soal Nomor 18  |  Kunci Jawaban: C</w:t>
         <w:br/>
       </w:r>
       <w:r>
@@ -2778,17 +2843,28 @@
           <w:i/>
           <w:color w:val="4B5563"/>
         </w:rPr>
-        <w:t>Materi / Lingkup Kompetensi: Membaca Piktogram / Diagram Gambar (Pilihan Ganda Kompleks)</w:t>
+        <w:t>Materi / Lingkup Kompetensi: Membaca Data Diagram Batang (Rata-rata Penjualan)</w:t>
         <w:br/>
       </w:r>
       <w:r>
         <w:t>Pembahasan &amp; Langkah Penyelesaian:</w:t>
         <w:br/>
-        <w:t>Senin: 3×20 + 1×10 = 70 orang (A Benar). Selasa: 4×20 = 80 orang (B Benar). Rabu: 2×20 + 1×10 = 50 orang. Total 3 hari = 70+80+50 = 200 orang (C SALAH, bukan 210). Hari Rabu paling sedikit = 50 orang (D Benar). Jawaban benar: A, B, D.</w:t>
+        <w:t>Langkah penyelesaian:</w:t>
+        <w:br/>
+        <w:t>1. Jumlah seluruh buku terjual = 35 + 45 + 40 + 55 + 50 + 75 = 300 buku.</w:t>
+        <w:br/>
+        <w:t>2. Banyaknya hari penjualan = 6 hari.</w:t>
+        <w:br/>
+        <w:t>3. Rata-rata per hari = 300 : 6 = 50 buku.</w:t>
+        <w:br/>
+        <w:t>Jadi, rata-rata penjualan buku per hari adalah 50 buku (Pilihan C).</w:t>
         <w:br/>
       </w:r>
     </w:p>
     <w:p>
+      <w:pPr>
+        <w:spacing w:before="0" w:after="80"/>
+      </w:pPr>
       <w:r>
         <w:rPr>
           <w:color w:val="E5E7EB"/>
@@ -2836,6 +2912,9 @@
       </w:r>
     </w:p>
     <w:p>
+      <w:pPr>
+        <w:spacing w:before="0" w:after="80"/>
+      </w:pPr>
       <w:r>
         <w:rPr>
           <w:color w:val="E5E7EB"/>
@@ -2852,7 +2931,7 @@
           <w:b/>
           <w:color w:val="1E3A8A"/>
         </w:rPr>
-        <w:t>Soal Nomor 20  |  Kunci Jawaban: A: Benar, B: Benar, C: Benar</w:t>
+        <w:t>Soal Nomor 20  |  Kunci Jawaban: A</w:t>
         <w:br/>
       </w:r>
       <w:r>
@@ -2860,17 +2939,46 @@
           <w:i/>
           <w:color w:val="4B5563"/>
         </w:rPr>
-        <w:t>Materi / Lingkup Kompetensi: Pola Bilangan (Tabel Kategori Benar/Salah)</w:t>
+        <w:t>Materi / Lingkup Kompetensi: Statistika Dasar (Modus dan Median)</w:t>
         <w:br/>
       </w:r>
       <w:r>
         <w:t>Pembahasan &amp; Langkah Penyelesaian:</w:t>
         <w:br/>
-        <w:t>A: 6/3=2, 12/6=2, 24/12=2 → Geometri rasio 2 (BENAR). B: 9-5=4, 13-9=4, 17-13=4 → Aritmatika beda 4 (BENAR). C: Suku ke-6 X = 48 × 2 = 96 (BENAR). Semua BENAR.</w:t>
+        <w:t>Langkah penyelesaian:</w:t>
+        <w:br/>
+        <w:t>1. Menentukan Modus (data paling sering muncul):</w:t>
+        <w:br/>
+        <w:t xml:space="preserve">   - 32 muncul sebanyak 5 kali</w:t>
+        <w:br/>
+        <w:t xml:space="preserve">   - 34 muncul sebanyak 3 kali</w:t>
+        <w:br/>
+        <w:t xml:space="preserve">   - 35 muncul sebanyak 3 kali</w:t>
+        <w:br/>
+        <w:t xml:space="preserve">   - 36 muncul sebanyak 2 kali</w:t>
+        <w:br/>
+        <w:t xml:space="preserve">   - 37 muncul sebanyak 1 kali</w:t>
+        <w:br/>
+        <w:t xml:space="preserve">   - 38 muncul sebanyak 1 kali</w:t>
+        <w:br/>
+        <w:t xml:space="preserve">   Modus = 32 kg.</w:t>
+        <w:br/>
+        <w:t>2. Menentukan Median (urutkan data dari terkecil):</w:t>
+        <w:br/>
+        <w:t xml:space="preserve">   32, 32, 32, 32, 32, 34, 34, [34], 35, 35, 35, 36, 36, 37, 38.</w:t>
+        <w:br/>
+        <w:t xml:space="preserve">   Data ke-8 (nilai tengah) adalah 34 kg.</w:t>
+        <w:br/>
+        <w:t xml:space="preserve">   Median = 34 kg.</w:t>
+        <w:br/>
+        <w:t>Jadi, modus = 32 kg dan median = 34 kg (Pilihan A).</w:t>
         <w:br/>
       </w:r>
     </w:p>
     <w:p>
+      <w:pPr>
+        <w:spacing w:before="0" w:after="80"/>
+      </w:pPr>
       <w:r>
         <w:rPr>
           <w:color w:val="E5E7EB"/>
@@ -3251,6 +3359,11 @@
     <w:name w:val="Normal"/>
     <w:qFormat/>
     <w:rsid w:val="00FC693F"/>
+    <w:rPr>
+      <w:rFonts w:ascii="Calibri" w:hAnsi="Calibri"/>
+      <w:color w:val="1F2937"/>
+      <w:sz w:val="22"/>
+    </w:rPr>
   </w:style>
   <w:style w:type="paragraph" w:styleId="Header">
     <w:name w:val="header"/>

--- a/Quiz_Web_Matematika_Paket_1.docx
+++ b/Quiz_Web_Matematika_Paket_1.docx
@@ -4,1758 +4,171 @@
   <w:body>
     <w:p>
       <w:pPr>
-        <w:jc w:val="center"/>
+        <w:pStyle w:val="Heading1"/>
       </w:pPr>
       <w:r>
-        <w:rPr>
-          <w:b/>
-          <w:color w:val="4B5563"/>
-          <w:sz w:val="20"/>
-        </w:rPr>
-        <w:t>ASESMEN STANDARISASI PENDIDIKAN DAERAH / TKA SD 2026</w:t>
-        <w:br/>
-      </w:r>
-      <w:r>
-        <w:rPr>
-          <w:b/>
-          <w:color w:val="1E3A8A"/>
-          <w:sz w:val="30"/>
-        </w:rPr>
-        <w:t>TRY OUT DIGITAL INTERAKTIF: QUIZ WEB</w:t>
-        <w:br/>
-        <w:t>MATEMATIKA - PAKET 1</w:t>
-        <w:br/>
-      </w:r>
-      <w:r>
-        <w:rPr>
-          <w:i/>
-          <w:color w:val="6B7280"/>
-          <w:sz w:val="19"/>
-        </w:rPr>
-        <w:t>Disusun Berdasarkan Kisi-Kisi Kurikulum Merdeka &amp; Standar Try Out Resmi Pemerintah</w:t>
-      </w:r>
-    </w:p>
-    <w:p>
-      <w:pPr>
-        <w:jc w:val="center"/>
-      </w:pPr>
-      <w:r>
-        <w:rPr>
-          <w:color w:val="93C5FD"/>
-        </w:rPr>
-        <w:t>―――――――――――――――――――――――――――――――――――――――――――――――――――――――</w:t>
-      </w:r>
-    </w:p>
-    <w:p>
-      <w:pPr>
-        <w:spacing w:after="160"/>
-      </w:pPr>
-      <w:r>
-        <w:rPr>
-          <w:b/>
-        </w:rPr>
-        <w:t>PETUNJUK UMUM:</w:t>
-        <w:br/>
-      </w:r>
-      <w:r>
-        <w:t>1. Tulislah nama dan identitas Anda pada lembar pengerjaan yang tersedia.</w:t>
-        <w:br/>
-      </w:r>
-      <w:r>
-        <w:t>2. Periksa dan bacalah soal-soal secara teliti sebelum menjawab.</w:t>
-        <w:br/>
-      </w:r>
-      <w:r>
-        <w:t>3. Naskah soal ini terdiri atas 20 butir soal pilihan ganda dengan 4 opsi pilihan (A, B, C, D).</w:t>
-        <w:br/>
-      </w:r>
-      <w:r>
-        <w:t>4. Pilihlah salah satu jawaban yang Anda anggap paling benar dan tepat.</w:t>
-      </w:r>
-    </w:p>
-    <w:p>
-      <w:pPr>
-        <w:pStyle w:val="Heading2"/>
-        <w:spacing w:before="240" w:after="160"/>
-      </w:pPr>
-      <w:r>
-        <w:rPr>
-          <w:b/>
-          <w:color w:val="1E3A8A"/>
-          <w:sz w:val="24"/>
-        </w:rPr>
-        <w:t>BAGIAN A: NASKAH SOAL UJIAN (20 BUTIR)</w:t>
-      </w:r>
-    </w:p>
-    <w:p>
-      <w:pPr>
-        <w:spacing w:before="120" w:after="40"/>
-      </w:pPr>
-      <w:r>
-        <w:rPr>
-          <w:b/>
-        </w:rPr>
-        <w:t xml:space="preserve">1. </w:t>
-      </w:r>
-      <w:r>
-        <w:t>Koperasi sekolah memiliki persediaan 35 pak buku tulis. Setiap pak berisi 10 buku tulis. Hari ini koperasi mendapat kiriman tambahan sebanyak 15 pak buku tulis yang masing-masing juga berisi 10 buku. Seluruh buku tulis tersebut akan dikemas ulang ke dalam 25 kardus dengan jumlah yang sama banyak untuk dibagikan ke kelas-kelas. Berapa banyak buku tulis dalam setiap kardus?</w:t>
-      </w:r>
-    </w:p>
-    <w:p>
-      <w:pPr>
-        <w:spacing w:before="0" w:after="20"/>
-        <w:ind w:left="432"/>
-      </w:pPr>
-      <w:r>
-        <w:rPr>
-          <w:b/>
-        </w:rPr>
-        <w:t xml:space="preserve">A. </w:t>
-      </w:r>
-      <w:r>
-        <w:t>15 buku</w:t>
-      </w:r>
-    </w:p>
-    <w:p>
-      <w:pPr>
-        <w:spacing w:before="0" w:after="20"/>
-        <w:ind w:left="432"/>
-      </w:pPr>
-      <w:r>
-        <w:rPr>
-          <w:b/>
-        </w:rPr>
-        <w:t xml:space="preserve">B. </w:t>
-      </w:r>
-      <w:r>
-        <w:t>20 buku</w:t>
-      </w:r>
-    </w:p>
-    <w:p>
-      <w:pPr>
-        <w:spacing w:before="0" w:after="20"/>
-        <w:ind w:left="432"/>
-      </w:pPr>
-      <w:r>
-        <w:rPr>
-          <w:b/>
-        </w:rPr>
-        <w:t xml:space="preserve">C. </w:t>
-      </w:r>
-      <w:r>
-        <w:t>25 buku</w:t>
-      </w:r>
-    </w:p>
-    <w:p>
-      <w:pPr>
-        <w:spacing w:before="0" w:after="20"/>
-        <w:ind w:left="432"/>
-      </w:pPr>
-      <w:r>
-        <w:rPr>
-          <w:b/>
-        </w:rPr>
-        <w:t xml:space="preserve">D. </w:t>
-      </w:r>
-      <w:r>
-        <w:t>30 buku</w:t>
-      </w:r>
-    </w:p>
-    <w:p>
-      <w:pPr>
-        <w:spacing w:before="120" w:after="40"/>
-      </w:pPr>
-      <w:r>
-        <w:rPr>
-          <w:b/>
-        </w:rPr>
-        <w:t xml:space="preserve">2. </w:t>
-      </w:r>
-      <w:r>
-        <w:t>Suhu daging beku di dalam mesin pendingin (freezer) mula-mula adalah -12°C. Karena terjadi pemadaman listrik selama 40 menit, suhu di dalam mesin pendingin tersebut naik rata-rata 3°C setiap 8 menit. Berapakah suhu daging beku tersebut setelah listrik padam selama 40 menit?</w:t>
-      </w:r>
-    </w:p>
-    <w:p>
-      <w:pPr>
-        <w:spacing w:before="0" w:after="20"/>
-        <w:ind w:left="432"/>
-      </w:pPr>
-      <w:r>
-        <w:rPr>
-          <w:b/>
-        </w:rPr>
-        <w:t xml:space="preserve">A. </w:t>
-      </w:r>
-      <w:r>
-        <w:t>-3°C</w:t>
-      </w:r>
-    </w:p>
-    <w:p>
-      <w:pPr>
-        <w:spacing w:before="0" w:after="20"/>
-        <w:ind w:left="432"/>
-      </w:pPr>
-      <w:r>
-        <w:rPr>
-          <w:b/>
-        </w:rPr>
-        <w:t xml:space="preserve">B. </w:t>
-      </w:r>
-      <w:r>
-        <w:t>0°C</w:t>
-      </w:r>
-    </w:p>
-    <w:p>
-      <w:pPr>
-        <w:spacing w:before="0" w:after="20"/>
-        <w:ind w:left="432"/>
-      </w:pPr>
-      <w:r>
-        <w:rPr>
-          <w:b/>
-        </w:rPr>
-        <w:t xml:space="preserve">C. </w:t>
-      </w:r>
-      <w:r>
-        <w:t>3°C</w:t>
-      </w:r>
-    </w:p>
-    <w:p>
-      <w:pPr>
-        <w:spacing w:before="0" w:after="20"/>
-        <w:ind w:left="432"/>
-      </w:pPr>
-      <w:r>
-        <w:rPr>
-          <w:b/>
-        </w:rPr>
-        <w:t xml:space="preserve">D. </w:t>
-      </w:r>
-      <w:r>
-        <w:t>6°C</w:t>
-      </w:r>
-    </w:p>
-    <w:p>
-      <w:pPr>
-        <w:spacing w:before="120" w:after="40"/>
-      </w:pPr>
-      <w:r>
-        <w:rPr>
-          <w:b/>
-        </w:rPr>
-        <w:t xml:space="preserve">3. </w:t>
-      </w:r>
-      <w:r>
-        <w:t>Ibu Nani memiliki persediaan tepung terigu sebanyak 4 1/2 kg. Ibu menggunakannya untuk membuat kue bolu sebanyak 2 1/4 kg dan membuat donat sebanyak 1 1/8 kg. Berapa kilogram sisa tepung terigu Ibu Nani sekarang?</w:t>
-      </w:r>
-    </w:p>
-    <w:p>
-      <w:pPr>
-        <w:spacing w:before="0" w:after="20"/>
-        <w:ind w:left="432"/>
-      </w:pPr>
-      <w:r>
-        <w:rPr>
-          <w:b/>
-        </w:rPr>
-        <w:t xml:space="preserve">A. </w:t>
-      </w:r>
-      <w:r>
-        <w:t>1 1/8 kg</w:t>
-      </w:r>
-    </w:p>
-    <w:p>
-      <w:pPr>
-        <w:spacing w:before="0" w:after="20"/>
-        <w:ind w:left="432"/>
-      </w:pPr>
-      <w:r>
-        <w:rPr>
-          <w:b/>
-        </w:rPr>
-        <w:t xml:space="preserve">B. </w:t>
-      </w:r>
-      <w:r>
-        <w:t>1 1/4 kg</w:t>
-      </w:r>
-    </w:p>
-    <w:p>
-      <w:pPr>
-        <w:spacing w:before="0" w:after="20"/>
-        <w:ind w:left="432"/>
-      </w:pPr>
-      <w:r>
-        <w:rPr>
-          <w:b/>
-        </w:rPr>
-        <w:t xml:space="preserve">C. </w:t>
-      </w:r>
-      <w:r>
-        <w:t>1 3/8 kg</w:t>
-      </w:r>
-    </w:p>
-    <w:p>
-      <w:pPr>
-        <w:spacing w:before="0" w:after="20"/>
-        <w:ind w:left="432"/>
-      </w:pPr>
-      <w:r>
-        <w:rPr>
-          <w:b/>
-        </w:rPr>
-        <w:t xml:space="preserve">D. </w:t>
-      </w:r>
-      <w:r>
-        <w:t>1 1/2 kg</w:t>
-      </w:r>
-    </w:p>
-    <w:p>
-      <w:pPr>
-        <w:spacing w:before="120" w:after="40"/>
-      </w:pPr>
-      <w:r>
-        <w:rPr>
-          <w:b/>
-        </w:rPr>
-        <w:t xml:space="preserve">4. </w:t>
-      </w:r>
-      <w:r>
-        <w:t>Perhatikan empat bilangan pecahan berikut: 0,65 ; 3/4 ; 60% ; 7/10. Urutan pecahan dari yang nilainya paling kecil ke paling besar adalah....</w:t>
-      </w:r>
-    </w:p>
-    <w:p>
-      <w:pPr>
-        <w:spacing w:before="0" w:after="20"/>
-        <w:ind w:left="432"/>
-      </w:pPr>
-      <w:r>
-        <w:rPr>
-          <w:b/>
-        </w:rPr>
-        <w:t xml:space="preserve">A. </w:t>
-      </w:r>
-      <w:r>
-        <w:t>60% ; 0,65 ; 7/10 ; 3/4</w:t>
-      </w:r>
-    </w:p>
-    <w:p>
-      <w:pPr>
-        <w:spacing w:before="0" w:after="20"/>
-        <w:ind w:left="432"/>
-      </w:pPr>
-      <w:r>
-        <w:rPr>
-          <w:b/>
-        </w:rPr>
-        <w:t xml:space="preserve">B. </w:t>
-      </w:r>
-      <w:r>
-        <w:t>60% ; 7/10 ; 0,65 ; 3/4</w:t>
-      </w:r>
-    </w:p>
-    <w:p>
-      <w:pPr>
-        <w:spacing w:before="0" w:after="20"/>
-        <w:ind w:left="432"/>
-      </w:pPr>
-      <w:r>
-        <w:rPr>
-          <w:b/>
-        </w:rPr>
-        <w:t xml:space="preserve">C. </w:t>
-      </w:r>
-      <w:r>
-        <w:t>0,65 ; 60% ; 3/4 ; 7/10</w:t>
-      </w:r>
-    </w:p>
-    <w:p>
-      <w:pPr>
-        <w:spacing w:before="0" w:after="20"/>
-        <w:ind w:left="432"/>
-      </w:pPr>
-      <w:r>
-        <w:rPr>
-          <w:b/>
-        </w:rPr>
-        <w:t xml:space="preserve">D. </w:t>
-      </w:r>
-      <w:r>
-        <w:t>7/10 ; 60% ; 0,65 ; 3/4</w:t>
-      </w:r>
-    </w:p>
-    <w:p>
-      <w:pPr>
-        <w:spacing w:before="120" w:after="40"/>
-      </w:pPr>
-      <w:r>
-        <w:rPr>
-          <w:b/>
-        </w:rPr>
-        <w:t xml:space="preserve">5. </w:t>
-      </w:r>
-      <w:r>
-        <w:t>Adit berlatih renang setiap 4 hari sekali, Bayu setiap 6 hari sekali, dan Citra setiap 8 hari sekali. Pada hari Senin, 2 Maret 2026, mereka bertiga berlatih renang bersama untuk pertama kalinya. Pada hari dan tanggal berapakah mereka akan berlatih renang bersama untuk kedua kalinya?</w:t>
-      </w:r>
-    </w:p>
-    <w:p>
-      <w:pPr>
-        <w:spacing w:before="0" w:after="20"/>
-        <w:ind w:left="432"/>
-      </w:pPr>
-      <w:r>
-        <w:rPr>
-          <w:b/>
-        </w:rPr>
-        <w:t xml:space="preserve">A. </w:t>
-      </w:r>
-      <w:r>
-        <w:t>Rabu, 25 Maret 2026</w:t>
-      </w:r>
-    </w:p>
-    <w:p>
-      <w:pPr>
-        <w:spacing w:before="0" w:after="20"/>
-        <w:ind w:left="432"/>
-      </w:pPr>
-      <w:r>
-        <w:rPr>
-          <w:b/>
-        </w:rPr>
-        <w:t xml:space="preserve">B. </w:t>
-      </w:r>
-      <w:r>
-        <w:t>Kamis, 26 Maret 2026</w:t>
-      </w:r>
-    </w:p>
-    <w:p>
-      <w:pPr>
-        <w:spacing w:before="0" w:after="20"/>
-        <w:ind w:left="432"/>
-      </w:pPr>
-      <w:r>
-        <w:rPr>
-          <w:b/>
-        </w:rPr>
-        <w:t xml:space="preserve">C. </w:t>
-      </w:r>
-      <w:r>
-        <w:t>Jumat, 27 Maret 2026</w:t>
-      </w:r>
-    </w:p>
-    <w:p>
-      <w:pPr>
-        <w:spacing w:before="0" w:after="20"/>
-        <w:ind w:left="432"/>
-      </w:pPr>
-      <w:r>
-        <w:rPr>
-          <w:b/>
-        </w:rPr>
-        <w:t xml:space="preserve">D. </w:t>
-      </w:r>
-      <w:r>
-        <w:t>Sabtu, 28 Maret 2026</w:t>
-      </w:r>
-    </w:p>
-    <w:p>
-      <w:pPr>
-        <w:spacing w:before="120" w:after="40"/>
-      </w:pPr>
-      <w:r>
-        <w:rPr>
-          <w:b/>
-        </w:rPr>
-        <w:t xml:space="preserve">6. </w:t>
-      </w:r>
-      <w:r>
-        <w:t>Panitia bakti sosial sekolah menerima sumbangan berupa 72 kg beras, 48 bungkus minyak goreng, dan 36 kotak susu cair. Seluruh barang tersebut akan dikemas ke dalam beberapa paket bantuan dengan jenis dan jumlah barang yang sama banyak pada setiap paketnya tanpa ada yang tersisa. Berapa banyak paket bantuan terbanyak yang dapat dibuat oleh panitia?</w:t>
-      </w:r>
-    </w:p>
-    <w:p>
-      <w:pPr>
-        <w:spacing w:before="0" w:after="20"/>
-        <w:ind w:left="432"/>
-      </w:pPr>
-      <w:r>
-        <w:rPr>
-          <w:b/>
-        </w:rPr>
-        <w:t xml:space="preserve">A. </w:t>
-      </w:r>
-      <w:r>
-        <w:t>6 paket</w:t>
-      </w:r>
-    </w:p>
-    <w:p>
-      <w:pPr>
-        <w:spacing w:before="0" w:after="20"/>
-        <w:ind w:left="432"/>
-      </w:pPr>
-      <w:r>
-        <w:rPr>
-          <w:b/>
-        </w:rPr>
-        <w:t xml:space="preserve">B. </w:t>
-      </w:r>
-      <w:r>
-        <w:t>8 paket</w:t>
-      </w:r>
-    </w:p>
-    <w:p>
-      <w:pPr>
-        <w:spacing w:before="0" w:after="20"/>
-        <w:ind w:left="432"/>
-      </w:pPr>
-      <w:r>
-        <w:rPr>
-          <w:b/>
-        </w:rPr>
-        <w:t xml:space="preserve">C. </w:t>
-      </w:r>
-      <w:r>
-        <w:t>12 paket</w:t>
-      </w:r>
-    </w:p>
-    <w:p>
-      <w:pPr>
-        <w:spacing w:before="0" w:after="20"/>
-        <w:ind w:left="432"/>
-      </w:pPr>
-      <w:r>
-        <w:rPr>
-          <w:b/>
-        </w:rPr>
-        <w:t xml:space="preserve">D. </w:t>
-      </w:r>
-      <w:r>
-        <w:t>24 paket</w:t>
-      </w:r>
-    </w:p>
-    <w:p>
-      <w:pPr>
-        <w:spacing w:before="120" w:after="40"/>
-      </w:pPr>
-      <w:r>
-        <w:rPr>
-          <w:b/>
-        </w:rPr>
-        <w:t xml:space="preserve">7. </w:t>
-      </w:r>
-      <w:r>
-        <w:t>Sebidang tanah aula pertemuan berbentuk persegi memiliki luas 576 m². Di sekeliling tanah aula tersebut akan dipasang kawat pagar pembatas sebanyak satu putaran penuh. Berapakah panjang kawat yang diperlukan untuk mengelilingi tanah tersebut?</w:t>
-      </w:r>
-    </w:p>
-    <w:p>
-      <w:pPr>
-        <w:spacing w:before="0" w:after="20"/>
-        <w:ind w:left="432"/>
-      </w:pPr>
-      <w:r>
-        <w:rPr>
-          <w:b/>
-        </w:rPr>
-        <w:t xml:space="preserve">A. </w:t>
-      </w:r>
-      <w:r>
-        <w:t>48 meter</w:t>
-      </w:r>
-    </w:p>
-    <w:p>
-      <w:pPr>
-        <w:spacing w:before="0" w:after="20"/>
-        <w:ind w:left="432"/>
-      </w:pPr>
-      <w:r>
-        <w:rPr>
-          <w:b/>
-        </w:rPr>
-        <w:t xml:space="preserve">B. </w:t>
-      </w:r>
-      <w:r>
-        <w:t>72 meter</w:t>
-      </w:r>
-    </w:p>
-    <w:p>
-      <w:pPr>
-        <w:spacing w:before="0" w:after="20"/>
-        <w:ind w:left="432"/>
-      </w:pPr>
-      <w:r>
-        <w:rPr>
-          <w:b/>
-        </w:rPr>
-        <w:t xml:space="preserve">C. </w:t>
-      </w:r>
-      <w:r>
-        <w:t>96 meter</w:t>
-      </w:r>
-    </w:p>
-    <w:p>
-      <w:pPr>
-        <w:spacing w:before="0" w:after="20"/>
-        <w:ind w:left="432"/>
-      </w:pPr>
-      <w:r>
-        <w:rPr>
-          <w:b/>
-        </w:rPr>
-        <w:t xml:space="preserve">D. </w:t>
-      </w:r>
-      <w:r>
-        <w:t>120 meter</w:t>
-      </w:r>
-    </w:p>
-    <w:p>
-      <w:pPr>
-        <w:spacing w:before="120" w:after="40"/>
-      </w:pPr>
-      <w:r>
-        <w:rPr>
-          <w:b/>
-        </w:rPr>
-        <w:t xml:space="preserve">8. </w:t>
-      </w:r>
-      <w:r>
-        <w:t>Sebuah bak penampungan air berbentuk kubus mampu menampung air sampai penuh sebanyak 216.000 liter (dm³). Berapakah kedalaman (panjang rusuk bagian dalam) bak penampungan air tersebut dalam satuan meter?</w:t>
-      </w:r>
-    </w:p>
-    <w:p>
-      <w:pPr>
-        <w:spacing w:before="0" w:after="20"/>
-        <w:ind w:left="432"/>
-      </w:pPr>
-      <w:r>
-        <w:rPr>
-          <w:b/>
-        </w:rPr>
-        <w:t xml:space="preserve">A. </w:t>
-      </w:r>
-      <w:r>
-        <w:t>4 meter</w:t>
-      </w:r>
-    </w:p>
-    <w:p>
-      <w:pPr>
-        <w:spacing w:before="0" w:after="20"/>
-        <w:ind w:left="432"/>
-      </w:pPr>
-      <w:r>
-        <w:rPr>
-          <w:b/>
-        </w:rPr>
-        <w:t xml:space="preserve">B. </w:t>
-      </w:r>
-      <w:r>
-        <w:t>5 meter</w:t>
-      </w:r>
-    </w:p>
-    <w:p>
-      <w:pPr>
-        <w:spacing w:before="0" w:after="20"/>
-        <w:ind w:left="432"/>
-      </w:pPr>
-      <w:r>
-        <w:rPr>
-          <w:b/>
-        </w:rPr>
-        <w:t xml:space="preserve">C. </w:t>
-      </w:r>
-      <w:r>
-        <w:t>6 meter</w:t>
-      </w:r>
-    </w:p>
-    <w:p>
-      <w:pPr>
-        <w:spacing w:before="0" w:after="20"/>
-        <w:ind w:left="432"/>
-      </w:pPr>
-      <w:r>
-        <w:rPr>
-          <w:b/>
-        </w:rPr>
-        <w:t xml:space="preserve">D. </w:t>
-      </w:r>
-      <w:r>
-        <w:t>8 meter</w:t>
-      </w:r>
-    </w:p>
-    <w:p>
-      <w:pPr>
-        <w:spacing w:before="120" w:after="40"/>
-      </w:pPr>
-      <w:r>
-        <w:rPr>
-          <w:b/>
-        </w:rPr>
-        <w:t xml:space="preserve">9. </w:t>
-      </w:r>
-      <w:r>
-        <w:t>Perbandingan banyak siswa laki-laki dan siswa perempuan di kelas VI SD Harapan Bangsa adalah 4 : 5. Jika selisih banyak siswa laki-laki dan perempuan adalah 4 orang, berapakah jumlah seluruh siswa di kelas VI tersebut?</w:t>
-      </w:r>
-    </w:p>
-    <w:p>
-      <w:pPr>
-        <w:spacing w:before="0" w:after="20"/>
-        <w:ind w:left="432"/>
-      </w:pPr>
-      <w:r>
-        <w:rPr>
-          <w:b/>
-        </w:rPr>
-        <w:t xml:space="preserve">A. </w:t>
-      </w:r>
-      <w:r>
-        <w:t>32 orang</w:t>
-      </w:r>
-    </w:p>
-    <w:p>
-      <w:pPr>
-        <w:spacing w:before="0" w:after="20"/>
-        <w:ind w:left="432"/>
-      </w:pPr>
-      <w:r>
-        <w:rPr>
-          <w:b/>
-        </w:rPr>
-        <w:t xml:space="preserve">B. </w:t>
-      </w:r>
-      <w:r>
-        <w:t>36 orang</w:t>
-      </w:r>
-    </w:p>
-    <w:p>
-      <w:pPr>
-        <w:spacing w:before="0" w:after="20"/>
-        <w:ind w:left="432"/>
-      </w:pPr>
-      <w:r>
-        <w:rPr>
-          <w:b/>
-        </w:rPr>
-        <w:t xml:space="preserve">C. </w:t>
-      </w:r>
-      <w:r>
-        <w:t>40 orang</w:t>
-      </w:r>
-    </w:p>
-    <w:p>
-      <w:pPr>
-        <w:spacing w:before="0" w:after="20"/>
-        <w:ind w:left="432"/>
-      </w:pPr>
-      <w:r>
-        <w:rPr>
-          <w:b/>
-        </w:rPr>
-        <w:t xml:space="preserve">D. </w:t>
-      </w:r>
-      <w:r>
-        <w:t>45 orang</w:t>
-      </w:r>
-    </w:p>
-    <w:p>
-      <w:pPr>
-        <w:spacing w:before="120" w:after="40"/>
-      </w:pPr>
-      <w:r>
-        <w:rPr>
-          <w:b/>
-        </w:rPr>
-        <w:t xml:space="preserve">10. </w:t>
-      </w:r>
-      <w:r>
-        <w:t>Jarak antara Kota Melati dan Kota Cempaka pada sebuah peta adalah 6 cm. Skala yang tertera pada peta tersebut adalah 1 : 400.000. Berapakah jarak sebenarnya antara kedua kota tersebut dalam satuan kilometer?</w:t>
-      </w:r>
-    </w:p>
-    <w:p>
-      <w:pPr>
-        <w:spacing w:before="0" w:after="20"/>
-        <w:ind w:left="432"/>
-      </w:pPr>
-      <w:r>
-        <w:rPr>
-          <w:b/>
-        </w:rPr>
-        <w:t xml:space="preserve">A. </w:t>
-      </w:r>
-      <w:r>
-        <w:t>18 km</w:t>
-      </w:r>
-    </w:p>
-    <w:p>
-      <w:pPr>
-        <w:spacing w:before="0" w:after="20"/>
-        <w:ind w:left="432"/>
-      </w:pPr>
-      <w:r>
-        <w:rPr>
-          <w:b/>
-        </w:rPr>
-        <w:t xml:space="preserve">B. </w:t>
-      </w:r>
-      <w:r>
-        <w:t>24 km</w:t>
-      </w:r>
-    </w:p>
-    <w:p>
-      <w:pPr>
-        <w:spacing w:before="0" w:after="20"/>
-        <w:ind w:left="432"/>
-      </w:pPr>
-      <w:r>
-        <w:rPr>
-          <w:b/>
-        </w:rPr>
-        <w:t xml:space="preserve">C. </w:t>
-      </w:r>
-      <w:r>
-        <w:t>28 km</w:t>
-      </w:r>
-    </w:p>
-    <w:p>
-      <w:pPr>
-        <w:spacing w:before="0" w:after="20"/>
-        <w:ind w:left="432"/>
-      </w:pPr>
-      <w:r>
-        <w:rPr>
-          <w:b/>
-        </w:rPr>
-        <w:t xml:space="preserve">D. </w:t>
-      </w:r>
-      <w:r>
-        <w:t>32 km</w:t>
-      </w:r>
-    </w:p>
-    <w:p>
-      <w:pPr>
-        <w:spacing w:before="120" w:after="40"/>
-      </w:pPr>
-      <w:r>
-        <w:rPr>
-          <w:b/>
-        </w:rPr>
-        <w:t xml:space="preserve">11. </w:t>
-      </w:r>
-      <w:r>
-        <w:t>Sebuah taman rekreasi keluarga berbentuk lingkaran memiliki panjang jari-jari 14 meter (π = 22/7). Di sekeliling tepi taman tersebut akan ditanami pohon palem perindang dengan jarak antar-pohon sebesar 4 meter. Berapa banyak pohon palem yang dibutuhkan?</w:t>
-      </w:r>
-    </w:p>
-    <w:p>
-      <w:pPr>
-        <w:spacing w:before="0" w:after="20"/>
-        <w:ind w:left="432"/>
-      </w:pPr>
-      <w:r>
-        <w:rPr>
-          <w:b/>
-        </w:rPr>
-        <w:t xml:space="preserve">A. </w:t>
-      </w:r>
-      <w:r>
-        <w:t>18 pohon</w:t>
-      </w:r>
-    </w:p>
-    <w:p>
-      <w:pPr>
-        <w:spacing w:before="0" w:after="20"/>
-        <w:ind w:left="432"/>
-      </w:pPr>
-      <w:r>
-        <w:rPr>
-          <w:b/>
-        </w:rPr>
-        <w:t xml:space="preserve">B. </w:t>
-      </w:r>
-      <w:r>
-        <w:t>20 pohon</w:t>
-      </w:r>
-    </w:p>
-    <w:p>
-      <w:pPr>
-        <w:spacing w:before="0" w:after="20"/>
-        <w:ind w:left="432"/>
-      </w:pPr>
-      <w:r>
-        <w:rPr>
-          <w:b/>
-        </w:rPr>
-        <w:t xml:space="preserve">C. </w:t>
-      </w:r>
-      <w:r>
-        <w:t>22 pohon</w:t>
-      </w:r>
-    </w:p>
-    <w:p>
-      <w:pPr>
-        <w:spacing w:before="0" w:after="20"/>
-        <w:ind w:left="432"/>
-      </w:pPr>
-      <w:r>
-        <w:rPr>
-          <w:b/>
-        </w:rPr>
-        <w:t xml:space="preserve">D. </w:t>
-      </w:r>
-      <w:r>
-        <w:t>24 pohon</w:t>
-      </w:r>
-    </w:p>
-    <w:p>
-      <w:pPr>
-        <w:spacing w:before="120" w:after="40"/>
-      </w:pPr>
-      <w:r>
-        <w:rPr>
-          <w:b/>
-        </w:rPr>
-        <w:t xml:space="preserve">12. </w:t>
-      </w:r>
-      <w:r>
-        <w:t>Sebuah bidang hiasan dinding berbentuk gabungan persegi panjang dan segitiga sama kaki. Persegi panjang memiliki panjang 18 cm dan lebar 10 cm. Di atas salah satu sisi panjangnya menempel alas segitiga sama kaki yang berukuran alas 18 cm dan tinggi 8 cm. Berapakah luas total bangun gabungan tersebut?</w:t>
-      </w:r>
-    </w:p>
-    <w:p>
-      <w:pPr>
-        <w:spacing w:before="0" w:after="20"/>
-        <w:ind w:left="432"/>
-      </w:pPr>
-      <w:r>
-        <w:rPr>
-          <w:b/>
-        </w:rPr>
-        <w:t xml:space="preserve">A. </w:t>
-      </w:r>
-      <w:r>
-        <w:t>216 cm²</w:t>
-      </w:r>
-    </w:p>
-    <w:p>
-      <w:pPr>
-        <w:spacing w:before="0" w:after="20"/>
-        <w:ind w:left="432"/>
-      </w:pPr>
-      <w:r>
-        <w:rPr>
-          <w:b/>
-        </w:rPr>
-        <w:t xml:space="preserve">B. </w:t>
-      </w:r>
-      <w:r>
-        <w:t>252 cm²</w:t>
-      </w:r>
-    </w:p>
-    <w:p>
-      <w:pPr>
-        <w:spacing w:before="0" w:after="20"/>
-        <w:ind w:left="432"/>
-      </w:pPr>
-      <w:r>
-        <w:rPr>
-          <w:b/>
-        </w:rPr>
-        <w:t xml:space="preserve">C. </w:t>
-      </w:r>
-      <w:r>
-        <w:t>288 cm²</w:t>
-      </w:r>
-    </w:p>
-    <w:p>
-      <w:pPr>
-        <w:spacing w:before="0" w:after="20"/>
-        <w:ind w:left="432"/>
-      </w:pPr>
-      <w:r>
-        <w:rPr>
-          <w:b/>
-        </w:rPr>
-        <w:t xml:space="preserve">D. </w:t>
-      </w:r>
-      <w:r>
-        <w:t>324 cm²</w:t>
-      </w:r>
-    </w:p>
-    <w:p>
-      <w:pPr>
-        <w:spacing w:before="120" w:after="40"/>
-      </w:pPr>
-      <w:r>
-        <w:rPr>
-          <w:b/>
-        </w:rPr>
-        <w:t xml:space="preserve">13. </w:t>
-      </w:r>
-      <w:r>
-        <w:t>Sebuah bak penampungan air berbentuk balok memiliki ukuran panjang 120 cm, lebar 80 cm, dan tinggi 100 cm. Bak tersebut telah terisi air sebanyak 3/4 bagian. Berapa liter air yang masih harus ditambahkan agar bak penampungan air tersebut terisi penuh?</w:t>
-      </w:r>
-    </w:p>
-    <w:p>
-      <w:pPr>
-        <w:spacing w:before="0" w:after="20"/>
-        <w:ind w:left="432"/>
-      </w:pPr>
-      <w:r>
-        <w:rPr>
-          <w:b/>
-        </w:rPr>
-        <w:t xml:space="preserve">A. </w:t>
-      </w:r>
-      <w:r>
-        <w:t>180 liter</w:t>
-      </w:r>
-    </w:p>
-    <w:p>
-      <w:pPr>
-        <w:spacing w:before="0" w:after="20"/>
-        <w:ind w:left="432"/>
-      </w:pPr>
-      <w:r>
-        <w:rPr>
-          <w:b/>
-        </w:rPr>
-        <w:t xml:space="preserve">B. </w:t>
-      </w:r>
-      <w:r>
-        <w:t>240 liter</w:t>
-      </w:r>
-    </w:p>
-    <w:p>
-      <w:pPr>
-        <w:spacing w:before="0" w:after="20"/>
-        <w:ind w:left="432"/>
-      </w:pPr>
-      <w:r>
-        <w:rPr>
-          <w:b/>
-        </w:rPr>
-        <w:t xml:space="preserve">C. </w:t>
-      </w:r>
-      <w:r>
-        <w:t>320 liter</w:t>
-      </w:r>
-    </w:p>
-    <w:p>
-      <w:pPr>
-        <w:spacing w:before="0" w:after="20"/>
-        <w:ind w:left="432"/>
-      </w:pPr>
-      <w:r>
-        <w:rPr>
-          <w:b/>
-        </w:rPr>
-        <w:t xml:space="preserve">D. </w:t>
-      </w:r>
-      <w:r>
-        <w:t>720 liter</w:t>
-      </w:r>
-    </w:p>
-    <w:p>
-      <w:pPr>
-        <w:spacing w:before="120" w:after="40"/>
-      </w:pPr>
-      <w:r>
-        <w:rPr>
-          <w:b/>
-        </w:rPr>
-        <w:t xml:space="preserve">14. </w:t>
-      </w:r>
-      <w:r>
-        <w:t>Perhatikan ciri-ciri bangun ruang berikut:</w:t>
-        <w:br/>
-      </w:r>
-    </w:p>
-    <w:p>
-      <w:pPr>
-        <w:spacing w:before="0" w:after="40"/>
-      </w:pPr>
-      <w:r>
-        <w:t>(1) Memiliki 5 buah sisi (1 sisi alas dan 4 sisi tegak berbentuk segitiga).</w:t>
-      </w:r>
-    </w:p>
-    <w:p>
-      <w:pPr>
-        <w:spacing w:before="0" w:after="40"/>
-      </w:pPr>
-      <w:r>
-        <w:t>(2) Memiliki 8 buah rusuk.</w:t>
-      </w:r>
-    </w:p>
-    <w:p>
-      <w:pPr>
-        <w:spacing w:before="0" w:after="40"/>
-      </w:pPr>
-      <w:r>
-        <w:t>(3) Memiliki 5 buah titik sudut (satu di antaranya merupakan titik puncak).</w:t>
-      </w:r>
-    </w:p>
-    <w:p>
-      <w:pPr>
-        <w:spacing w:before="0" w:after="40"/>
-      </w:pPr>
-      <w:r>
-        <w:t>Bangun ruang yang memiliki karakteristik tersebut adalah....</w:t>
-      </w:r>
-    </w:p>
-    <w:p>
-      <w:pPr>
-        <w:spacing w:before="0" w:after="20"/>
-        <w:ind w:left="432"/>
-      </w:pPr>
-      <w:r>
-        <w:rPr>
-          <w:b/>
-        </w:rPr>
-        <w:t xml:space="preserve">A. </w:t>
-      </w:r>
-      <w:r>
-        <w:t>Prisma segitiga</w:t>
-      </w:r>
-    </w:p>
-    <w:p>
-      <w:pPr>
-        <w:spacing w:before="0" w:after="20"/>
-        <w:ind w:left="432"/>
-      </w:pPr>
-      <w:r>
-        <w:rPr>
-          <w:b/>
-        </w:rPr>
-        <w:t xml:space="preserve">B. </w:t>
-      </w:r>
-      <w:r>
-        <w:t>Limas segitiga</w:t>
-      </w:r>
-    </w:p>
-    <w:p>
-      <w:pPr>
-        <w:spacing w:before="0" w:after="20"/>
-        <w:ind w:left="432"/>
-      </w:pPr>
-      <w:r>
-        <w:rPr>
-          <w:b/>
-        </w:rPr>
-        <w:t xml:space="preserve">C. </w:t>
-      </w:r>
-      <w:r>
-        <w:t>Limas segi empat</w:t>
-      </w:r>
-    </w:p>
-    <w:p>
-      <w:pPr>
-        <w:spacing w:before="0" w:after="20"/>
-        <w:ind w:left="432"/>
-      </w:pPr>
-      <w:r>
-        <w:rPr>
-          <w:b/>
-        </w:rPr>
-        <w:t xml:space="preserve">D. </w:t>
-      </w:r>
-      <w:r>
-        <w:t>Prisma segi empat</w:t>
-      </w:r>
-    </w:p>
-    <w:p>
-      <w:pPr>
-        <w:spacing w:before="120" w:after="40"/>
-      </w:pPr>
-      <w:r>
-        <w:rPr>
-          <w:b/>
-        </w:rPr>
-        <w:t xml:space="preserve">15. </w:t>
-      </w:r>
-      <w:r>
-        <w:t>Pak Rahmat berangkat dari Bandung menuju Jakarta mengendarai mobil dengan kecepatan rata-rata 75 km/jam. Jarak yang ditempuh adalah 150 km. Jika Pak Rahmat berangkat dari Bandung pada pukul 06.30 WIB dan sempat beristirahat di rest area selama 30 menit di tengah perjalanan, pada pukul berapakah Pak Rahmat tiba di Jakarta?</w:t>
-      </w:r>
-    </w:p>
-    <w:p>
-      <w:pPr>
-        <w:spacing w:before="0" w:after="20"/>
-        <w:ind w:left="432"/>
-      </w:pPr>
-      <w:r>
-        <w:rPr>
-          <w:b/>
-        </w:rPr>
-        <w:t xml:space="preserve">A. </w:t>
-      </w:r>
-      <w:r>
-        <w:t>08.30 WIB</w:t>
-      </w:r>
-    </w:p>
-    <w:p>
-      <w:pPr>
-        <w:spacing w:before="0" w:after="20"/>
-        <w:ind w:left="432"/>
-      </w:pPr>
-      <w:r>
-        <w:rPr>
-          <w:b/>
-        </w:rPr>
-        <w:t xml:space="preserve">B. </w:t>
-      </w:r>
-      <w:r>
-        <w:t>09.00 WIB</w:t>
-      </w:r>
-    </w:p>
-    <w:p>
-      <w:pPr>
-        <w:spacing w:before="0" w:after="20"/>
-        <w:ind w:left="432"/>
-      </w:pPr>
-      <w:r>
-        <w:rPr>
-          <w:b/>
-        </w:rPr>
-        <w:t xml:space="preserve">C. </w:t>
-      </w:r>
-      <w:r>
-        <w:t>09.15 WIB</w:t>
-      </w:r>
-    </w:p>
-    <w:p>
-      <w:pPr>
-        <w:spacing w:before="0" w:after="20"/>
-        <w:ind w:left="432"/>
-      </w:pPr>
-      <w:r>
-        <w:rPr>
-          <w:b/>
-        </w:rPr>
-        <w:t xml:space="preserve">D. </w:t>
-      </w:r>
-      <w:r>
-        <w:t>09.30 WIB</w:t>
-      </w:r>
-    </w:p>
-    <w:p>
-      <w:pPr>
-        <w:spacing w:before="120" w:after="40"/>
-      </w:pPr>
-      <w:r>
-        <w:rPr>
-          <w:b/>
-        </w:rPr>
-        <w:t xml:space="preserve">16. </w:t>
-      </w:r>
-      <w:r>
-        <w:t>Sebuah kolam renang anak dengan kapasitas volume air 3.600 liter dikosongkan untuk dibersihkan menggunakan pipa pembuangan. Seluruh air di dalam kolam habis terkuras dalam waktu 30 menit. Berapakah debit aliran air yang keluar melalui pipa pembuangan tersebut dalam satuan liter/detik?</w:t>
-      </w:r>
-    </w:p>
-    <w:p>
-      <w:pPr>
-        <w:spacing w:before="0" w:after="20"/>
-        <w:ind w:left="432"/>
-      </w:pPr>
-      <w:r>
-        <w:rPr>
-          <w:b/>
-        </w:rPr>
-        <w:t xml:space="preserve">A. </w:t>
-      </w:r>
-      <w:r>
-        <w:t>1,5 liter/detik</w:t>
-      </w:r>
-    </w:p>
-    <w:p>
-      <w:pPr>
-        <w:spacing w:before="0" w:after="20"/>
-        <w:ind w:left="432"/>
-      </w:pPr>
-      <w:r>
-        <w:rPr>
-          <w:b/>
-        </w:rPr>
-        <w:t xml:space="preserve">B. </w:t>
-      </w:r>
-      <w:r>
-        <w:t>2 liter/detik</w:t>
-      </w:r>
-    </w:p>
-    <w:p>
-      <w:pPr>
-        <w:spacing w:before="0" w:after="20"/>
-        <w:ind w:left="432"/>
-      </w:pPr>
-      <w:r>
-        <w:rPr>
-          <w:b/>
-        </w:rPr>
-        <w:t xml:space="preserve">C. </w:t>
-      </w:r>
-      <w:r>
-        <w:t>2,5 liter/detik</w:t>
-      </w:r>
-    </w:p>
-    <w:p>
-      <w:pPr>
-        <w:spacing w:before="0" w:after="20"/>
-        <w:ind w:left="432"/>
-      </w:pPr>
-      <w:r>
-        <w:rPr>
-          <w:b/>
-        </w:rPr>
-        <w:t xml:space="preserve">D. </w:t>
-      </w:r>
-      <w:r>
-        <w:t>3 liter/detik</w:t>
-      </w:r>
-    </w:p>
-    <w:p>
-      <w:pPr>
-        <w:spacing w:before="120" w:after="40"/>
-      </w:pPr>
-      <w:r>
-        <w:rPr>
-          <w:b/>
-        </w:rPr>
-        <w:t xml:space="preserve">17. </w:t>
-      </w:r>
-      <w:r>
-        <w:t>Perhatikan tabel hasil panen jagung Desa Makmur berikut:</w:t>
-        <w:br/>
-      </w:r>
-    </w:p>
-    <w:p>
-      <w:pPr>
-        <w:spacing w:before="0" w:after="40"/>
-      </w:pPr>
-      <w:r>
-        <w:t>- Tahun 2021: 45 ton</w:t>
-      </w:r>
-    </w:p>
-    <w:p>
-      <w:pPr>
-        <w:spacing w:before="0" w:after="40"/>
-      </w:pPr>
-      <w:r>
-        <w:t>- Tahun 2022: 50 ton</w:t>
-      </w:r>
-    </w:p>
-    <w:p>
-      <w:pPr>
-        <w:spacing w:before="0" w:after="40"/>
-      </w:pPr>
-      <w:r>
-        <w:t>- Tahun 2023: 65 ton</w:t>
-      </w:r>
-    </w:p>
-    <w:p>
-      <w:pPr>
-        <w:spacing w:before="0" w:after="40"/>
-      </w:pPr>
-      <w:r>
-        <w:t>- Tahun 2024: 55 ton</w:t>
-      </w:r>
-    </w:p>
-    <w:p>
-      <w:pPr>
-        <w:spacing w:before="0" w:after="40"/>
-      </w:pPr>
-      <w:r>
-        <w:t>- Tahun 2025: 75 ton</w:t>
-      </w:r>
-    </w:p>
-    <w:p>
-      <w:pPr>
-        <w:spacing w:before="0" w:after="40"/>
-      </w:pPr>
-      <w:r>
-        <w:t>Berapakah selisih hasil panen jagung tertinggi dan hasil panen jagung terendah selama periode tersebut?</w:t>
-      </w:r>
-    </w:p>
-    <w:p>
-      <w:pPr>
-        <w:spacing w:before="0" w:after="20"/>
-        <w:ind w:left="432"/>
-      </w:pPr>
-      <w:r>
-        <w:rPr>
-          <w:b/>
-        </w:rPr>
-        <w:t xml:space="preserve">A. </w:t>
-      </w:r>
-      <w:r>
-        <w:t>20 ton</w:t>
-      </w:r>
-    </w:p>
-    <w:p>
-      <w:pPr>
-        <w:spacing w:before="0" w:after="20"/>
-        <w:ind w:left="432"/>
-      </w:pPr>
-      <w:r>
-        <w:rPr>
-          <w:b/>
-        </w:rPr>
-        <w:t xml:space="preserve">B. </w:t>
-      </w:r>
-      <w:r>
-        <w:t>25 ton</w:t>
-      </w:r>
-    </w:p>
-    <w:p>
-      <w:pPr>
-        <w:spacing w:before="0" w:after="20"/>
-        <w:ind w:left="432"/>
-      </w:pPr>
-      <w:r>
-        <w:rPr>
-          <w:b/>
-        </w:rPr>
-        <w:t xml:space="preserve">C. </w:t>
-      </w:r>
-      <w:r>
-        <w:t>30 ton</w:t>
-      </w:r>
-    </w:p>
-    <w:p>
-      <w:pPr>
-        <w:spacing w:before="0" w:after="20"/>
-        <w:ind w:left="432"/>
-      </w:pPr>
-      <w:r>
-        <w:rPr>
-          <w:b/>
-        </w:rPr>
-        <w:t xml:space="preserve">D. </w:t>
-      </w:r>
-      <w:r>
-        <w:t>35 ton</w:t>
-      </w:r>
-    </w:p>
-    <w:p>
-      <w:pPr>
-        <w:spacing w:before="120" w:after="40"/>
-      </w:pPr>
-      <w:r>
-        <w:rPr>
-          <w:b/>
-        </w:rPr>
-        <w:t xml:space="preserve">18. </w:t>
-      </w:r>
-      <w:r>
-        <w:t>Data penjualan buku ensiklopedia anak di sebuah toko buku selama enam hari berturut-turut tercatat sebagai berikut: Senin 35 buku, Selasa 45 buku, Rabu 40 buku, Kamis 55 buku, Jumat 50 buku, dan Sabtu 75 buku. Berapakah rata-rata penjualan buku per hari selama enam hari tersebut?</w:t>
-      </w:r>
-    </w:p>
-    <w:p>
-      <w:pPr>
-        <w:spacing w:before="0" w:after="20"/>
-        <w:ind w:left="432"/>
-      </w:pPr>
-      <w:r>
-        <w:rPr>
-          <w:b/>
-        </w:rPr>
-        <w:t xml:space="preserve">A. </w:t>
-      </w:r>
-      <w:r>
-        <w:t>45 buku</w:t>
-      </w:r>
-    </w:p>
-    <w:p>
-      <w:pPr>
-        <w:spacing w:before="0" w:after="20"/>
-        <w:ind w:left="432"/>
-      </w:pPr>
-      <w:r>
-        <w:rPr>
-          <w:b/>
-        </w:rPr>
-        <w:t xml:space="preserve">B. </w:t>
-      </w:r>
-      <w:r>
-        <w:t>48 buku</w:t>
-      </w:r>
-    </w:p>
-    <w:p>
-      <w:pPr>
-        <w:spacing w:before="0" w:after="20"/>
-        <w:ind w:left="432"/>
-      </w:pPr>
-      <w:r>
-        <w:rPr>
-          <w:b/>
-        </w:rPr>
-        <w:t xml:space="preserve">C. </w:t>
-      </w:r>
-      <w:r>
-        <w:t>50 buku</w:t>
-      </w:r>
-    </w:p>
-    <w:p>
-      <w:pPr>
-        <w:spacing w:before="0" w:after="20"/>
-        <w:ind w:left="432"/>
-      </w:pPr>
-      <w:r>
-        <w:rPr>
-          <w:b/>
-        </w:rPr>
-        <w:t xml:space="preserve">D. </w:t>
-      </w:r>
-      <w:r>
-        <w:t>52 buku</w:t>
-      </w:r>
-    </w:p>
-    <w:p>
-      <w:pPr>
-        <w:spacing w:before="120" w:after="40"/>
-      </w:pPr>
-      <w:r>
-        <w:rPr>
-          <w:b/>
-        </w:rPr>
-        <w:t xml:space="preserve">19. </w:t>
-      </w:r>
-      <w:r>
-        <w:t>Nilai ulangan matematika dari 8 orang siswa adalah: 75, 80, 85, 70, 90, 85, 75, dan 80. Ketika nilai ulangan milik siswa ke-9 dimasukkan ke dalam kelompok tersebut, nilai rata-rata keseluruhan menjadi 81. Berapakah nilai ulangan matematika siswa ke-9 tersebut?</w:t>
-      </w:r>
-    </w:p>
-    <w:p>
-      <w:pPr>
-        <w:spacing w:before="0" w:after="20"/>
-        <w:ind w:left="432"/>
-      </w:pPr>
-      <w:r>
-        <w:rPr>
-          <w:b/>
-        </w:rPr>
-        <w:t xml:space="preserve">A. </w:t>
-      </w:r>
-      <w:r>
-        <w:t>86</w:t>
-      </w:r>
-    </w:p>
-    <w:p>
-      <w:pPr>
-        <w:spacing w:before="0" w:after="20"/>
-        <w:ind w:left="432"/>
-      </w:pPr>
-      <w:r>
-        <w:rPr>
-          <w:b/>
-        </w:rPr>
-        <w:t xml:space="preserve">B. </w:t>
-      </w:r>
-      <w:r>
-        <w:t>87</w:t>
-      </w:r>
-    </w:p>
-    <w:p>
-      <w:pPr>
-        <w:spacing w:before="0" w:after="20"/>
-        <w:ind w:left="432"/>
-      </w:pPr>
-      <w:r>
-        <w:rPr>
-          <w:b/>
-        </w:rPr>
-        <w:t xml:space="preserve">C. </w:t>
-      </w:r>
-      <w:r>
-        <w:t>88</w:t>
-      </w:r>
-    </w:p>
-    <w:p>
-      <w:pPr>
-        <w:spacing w:before="0" w:after="20"/>
-        <w:ind w:left="432"/>
-      </w:pPr>
-      <w:r>
-        <w:rPr>
-          <w:b/>
-        </w:rPr>
-        <w:t xml:space="preserve">D. </w:t>
-      </w:r>
-      <w:r>
-        <w:t>89</w:t>
-      </w:r>
-    </w:p>
-    <w:p>
-      <w:pPr>
-        <w:spacing w:before="120" w:after="40"/>
-      </w:pPr>
-      <w:r>
-        <w:rPr>
-          <w:b/>
-        </w:rPr>
-        <w:t xml:space="preserve">20. </w:t>
-      </w:r>
-      <w:r>
-        <w:t>Data berat badan (dalam kg) dari 15 siswa kelas VI SD disajikan sebagai berikut:</w:t>
-        <w:br/>
-      </w:r>
-    </w:p>
-    <w:p>
-      <w:pPr>
-        <w:spacing w:before="0" w:after="40"/>
-      </w:pPr>
-      <w:r>
-        <w:t>32, 34, 32, 36, 35, 34, 32, 38, 35, 36, 32, 32, 35, 37, 34.</w:t>
-      </w:r>
-    </w:p>
-    <w:p>
-      <w:pPr>
-        <w:spacing w:before="0" w:after="40"/>
-      </w:pPr>
-      <w:r>
-        <w:t>Modus dan median dari data berat badan siswa tersebut berturut-turut adalah....</w:t>
-      </w:r>
-    </w:p>
-    <w:p>
-      <w:pPr>
-        <w:spacing w:before="0" w:after="20"/>
-        <w:ind w:left="432"/>
-      </w:pPr>
-      <w:r>
-        <w:rPr>
-          <w:b/>
-        </w:rPr>
-        <w:t xml:space="preserve">A. </w:t>
-      </w:r>
-      <w:r>
-        <w:t>Modus = 32 kg dan Median = 34 kg</w:t>
-      </w:r>
-    </w:p>
-    <w:p>
-      <w:pPr>
-        <w:spacing w:before="0" w:after="20"/>
-        <w:ind w:left="432"/>
-      </w:pPr>
-      <w:r>
-        <w:rPr>
-          <w:b/>
-        </w:rPr>
-        <w:t xml:space="preserve">B. </w:t>
-      </w:r>
-      <w:r>
-        <w:t>Modus = 34 kg dan Median = 35 kg</w:t>
-      </w:r>
-    </w:p>
-    <w:p>
-      <w:pPr>
-        <w:spacing w:before="0" w:after="20"/>
-        <w:ind w:left="432"/>
-      </w:pPr>
-      <w:r>
-        <w:rPr>
-          <w:b/>
-        </w:rPr>
-        <w:t xml:space="preserve">C. </w:t>
-      </w:r>
-      <w:r>
-        <w:t>Modus = 32 kg dan Median = 35 kg</w:t>
-      </w:r>
-    </w:p>
-    <w:p>
-      <w:pPr>
-        <w:spacing w:before="0" w:after="20"/>
-        <w:ind w:left="432"/>
-      </w:pPr>
-      <w:r>
-        <w:rPr>
-          <w:b/>
-        </w:rPr>
-        <w:t xml:space="preserve">D. </w:t>
-      </w:r>
-      <w:r>
-        <w:t>Modus = 35 kg dan Median = 34 kg</w:t>
-      </w:r>
-    </w:p>
-    <w:p>
-      <w:r>
-        <w:br w:type="page"/>
-      </w:r>
-    </w:p>
-    <w:p>
-      <w:pPr>
-        <w:pStyle w:val="Heading2"/>
-        <w:spacing w:before="160" w:after="160"/>
-      </w:pPr>
-      <w:r>
-        <w:rPr>
-          <w:b/>
-          <w:color w:val="15803D"/>
-          <w:sz w:val="26"/>
-        </w:rPr>
-        <w:t>BAGIAN B: KUNCI JAWABAN &amp; PEMBAHASAN LENGKAP</w:t>
-      </w:r>
-    </w:p>
-    <w:p>
-      <w:r>
-        <w:rPr>
-          <w:b/>
-        </w:rPr>
-        <w:t>TABEL KUNCI JAWABAN CEPAT:</w:t>
-        <w:br/>
+        <w:t>Quiz_Web_Matematika_Paket_1</w:t>
       </w:r>
     </w:p>
     <w:tbl>
       <w:tblPr>
-        <w:tblStyle w:val="LightShading-Accent1"/>
         <w:tblW w:type="auto" w:w="0"/>
-        <w:jc w:val="center"/>
         <w:tblLook w:firstColumn="1" w:firstRow="1" w:lastColumn="0" w:lastRow="0" w:noHBand="0" w:noVBand="1" w:val="04A0"/>
       </w:tblPr>
       <w:tblGrid>
-        <w:gridCol w:w="1930"/>
-        <w:gridCol w:w="1930"/>
-        <w:gridCol w:w="1930"/>
-        <w:gridCol w:w="1930"/>
-        <w:gridCol w:w="1930"/>
+        <w:gridCol w:w="785"/>
+        <w:gridCol w:w="785"/>
+        <w:gridCol w:w="785"/>
+        <w:gridCol w:w="785"/>
+        <w:gridCol w:w="785"/>
+        <w:gridCol w:w="785"/>
+        <w:gridCol w:w="785"/>
+        <w:gridCol w:w="785"/>
+        <w:gridCol w:w="785"/>
+        <w:gridCol w:w="785"/>
+        <w:gridCol w:w="785"/>
       </w:tblGrid>
       <w:tr>
         <w:tc>
           <w:tcPr>
-            <w:tcW w:type="dxa" w:w="1930"/>
+            <w:tcW w:type="dxa" w:w="785"/>
           </w:tcPr>
           <w:p>
             <w:r>
-              <w:t>No 1-4</w:t>
+              <w:rPr>
+                <w:sz w:val="20"/>
+              </w:rPr>
+              <w:t>Question Text</w:t>
             </w:r>
           </w:p>
         </w:tc>
         <w:tc>
           <w:tcPr>
-            <w:tcW w:type="dxa" w:w="1930"/>
+            <w:tcW w:type="dxa" w:w="785"/>
           </w:tcPr>
           <w:p>
             <w:r>
-              <w:t>No 5-8</w:t>
+              <w:rPr>
+                <w:sz w:val="20"/>
+              </w:rPr>
+              <w:t>Question Type</w:t>
             </w:r>
           </w:p>
         </w:tc>
         <w:tc>
           <w:tcPr>
-            <w:tcW w:type="dxa" w:w="1930"/>
+            <w:tcW w:type="dxa" w:w="785"/>
           </w:tcPr>
           <w:p>
             <w:r>
-              <w:t>No 9-12</w:t>
+              <w:rPr>
+                <w:sz w:val="20"/>
+              </w:rPr>
+              <w:t>Option 1</w:t>
             </w:r>
           </w:p>
         </w:tc>
         <w:tc>
           <w:tcPr>
-            <w:tcW w:type="dxa" w:w="1930"/>
+            <w:tcW w:type="dxa" w:w="785"/>
           </w:tcPr>
           <w:p>
             <w:r>
-              <w:t>No 13-16</w:t>
+              <w:rPr>
+                <w:sz w:val="20"/>
+              </w:rPr>
+              <w:t>Option 2</w:t>
             </w:r>
           </w:p>
         </w:tc>
         <w:tc>
           <w:tcPr>
-            <w:tcW w:type="dxa" w:w="1930"/>
+            <w:tcW w:type="dxa" w:w="785"/>
           </w:tcPr>
           <w:p>
             <w:r>
-              <w:t>No 17-20</w:t>
+              <w:rPr>
+                <w:sz w:val="20"/>
+              </w:rPr>
+              <w:t>Option 3</w:t>
+            </w:r>
+          </w:p>
+        </w:tc>
+        <w:tc>
+          <w:tcPr>
+            <w:tcW w:type="dxa" w:w="785"/>
+          </w:tcPr>
+          <w:p>
+            <w:r>
+              <w:rPr>
+                <w:sz w:val="20"/>
+              </w:rPr>
+              <w:t>Option 4</w:t>
+            </w:r>
+          </w:p>
+        </w:tc>
+        <w:tc>
+          <w:tcPr>
+            <w:tcW w:type="dxa" w:w="785"/>
+          </w:tcPr>
+          <w:p>
+            <w:r>
+              <w:rPr>
+                <w:sz w:val="20"/>
+              </w:rPr>
+              <w:t>Option 5</w:t>
+            </w:r>
+          </w:p>
+        </w:tc>
+        <w:tc>
+          <w:tcPr>
+            <w:tcW w:type="dxa" w:w="785"/>
+          </w:tcPr>
+          <w:p>
+            <w:r>
+              <w:rPr>
+                <w:sz w:val="20"/>
+              </w:rPr>
+              <w:t>Correct Answer</w:t>
+            </w:r>
+          </w:p>
+        </w:tc>
+        <w:tc>
+          <w:tcPr>
+            <w:tcW w:type="dxa" w:w="785"/>
+          </w:tcPr>
+          <w:p>
+            <w:r>
+              <w:rPr>
+                <w:sz w:val="20"/>
+              </w:rPr>
+              <w:t>Time in seconds</w:t>
+            </w:r>
+          </w:p>
+        </w:tc>
+        <w:tc>
+          <w:tcPr>
+            <w:tcW w:type="dxa" w:w="785"/>
+          </w:tcPr>
+          <w:p>
+            <w:r>
+              <w:rPr>
+                <w:sz w:val="20"/>
+              </w:rPr>
+              <w:t>Image Link</w:t>
+            </w:r>
+          </w:p>
+        </w:tc>
+        <w:tc>
+          <w:tcPr>
+            <w:tcW w:type="dxa" w:w="785"/>
+          </w:tcPr>
+          <w:p>
+            <w:r>
+              <w:rPr>
+                <w:sz w:val="20"/>
+              </w:rPr>
+              <w:t>Explanation</w:t>
             </w:r>
           </w:p>
         </w:tc>
@@ -1763,51 +176,119 @@
       <w:tr>
         <w:tc>
           <w:tcPr>
-            <w:tcW w:type="dxa" w:w="1930"/>
+            <w:tcW w:type="dxa" w:w="785"/>
           </w:tcPr>
           <w:p>
             <w:r>
-              <w:t>No 1: B</w:t>
+              <w:t>Koperasi sekolah memiliki persediaan 35 pak buku tulis. Setiap pak berisi 10 buku tulis. Hari ini koperasi mendapat kiriman tambahan sebanyak 15 pak buku tulis yang masing-masing juga berisi 10 buku. Seluruh buku tulis tersebut akan dikemas ulang ke dalam 25 kardus dengan jumlah yang sama banyak untuk dibagikan ke kelas-kelas. Berapa banyak buku tulis dalam setiap kardus?</w:t>
             </w:r>
           </w:p>
         </w:tc>
         <w:tc>
           <w:tcPr>
-            <w:tcW w:type="dxa" w:w="1930"/>
+            <w:tcW w:type="dxa" w:w="785"/>
           </w:tcPr>
           <w:p>
             <w:r>
-              <w:t>No 5: B</w:t>
+              <w:t>Multiple Choice</w:t>
             </w:r>
           </w:p>
         </w:tc>
         <w:tc>
           <w:tcPr>
-            <w:tcW w:type="dxa" w:w="1930"/>
+            <w:tcW w:type="dxa" w:w="785"/>
           </w:tcPr>
           <w:p>
             <w:r>
-              <w:t>No 9: B</w:t>
+              <w:t>15 buku</w:t>
             </w:r>
           </w:p>
         </w:tc>
         <w:tc>
           <w:tcPr>
-            <w:tcW w:type="dxa" w:w="1930"/>
+            <w:tcW w:type="dxa" w:w="785"/>
           </w:tcPr>
           <w:p>
             <w:r>
-              <w:t>No 13: B</w:t>
+              <w:t>20 buku</w:t>
             </w:r>
           </w:p>
         </w:tc>
         <w:tc>
           <w:tcPr>
-            <w:tcW w:type="dxa" w:w="1930"/>
+            <w:tcW w:type="dxa" w:w="785"/>
           </w:tcPr>
           <w:p>
             <w:r>
-              <w:t>No 17: C</w:t>
+              <w:t>25 buku</w:t>
+            </w:r>
+          </w:p>
+        </w:tc>
+        <w:tc>
+          <w:tcPr>
+            <w:tcW w:type="dxa" w:w="785"/>
+          </w:tcPr>
+          <w:p>
+            <w:r>
+              <w:t>30 buku</w:t>
+            </w:r>
+          </w:p>
+        </w:tc>
+        <w:tc>
+          <w:tcPr>
+            <w:tcW w:type="dxa" w:w="785"/>
+          </w:tcPr>
+          <w:p>
+            <w:r/>
+          </w:p>
+        </w:tc>
+        <w:tc>
+          <w:tcPr>
+            <w:tcW w:type="dxa" w:w="785"/>
+          </w:tcPr>
+          <w:p>
+            <w:r>
+              <w:t>2</w:t>
+            </w:r>
+          </w:p>
+        </w:tc>
+        <w:tc>
+          <w:tcPr>
+            <w:tcW w:type="dxa" w:w="785"/>
+          </w:tcPr>
+          <w:p>
+            <w:r>
+              <w:t>60</w:t>
+            </w:r>
+          </w:p>
+        </w:tc>
+        <w:tc>
+          <w:tcPr>
+            <w:tcW w:type="dxa" w:w="785"/>
+          </w:tcPr>
+          <w:p>
+            <w:r/>
+          </w:p>
+        </w:tc>
+        <w:tc>
+          <w:tcPr>
+            <w:tcW w:type="dxa" w:w="785"/>
+          </w:tcPr>
+          <w:p>
+            <w:r>
+              <w:t>Langkah penyelesaian:</w:t>
+              <w:br/>
+              <w:t>1. Total persediaan awal = 35 pak × 10 buku = 350 buku.</w:t>
+              <w:br/>
+              <w:t>2. Tambahan kiriman = 15 pak × 10 buku = 150 buku.</w:t>
+              <w:br/>
+              <w:t>3. Jumlah seluruh buku = 350 + 150 = 500 buku.</w:t>
+              <w:br/>
+              <w:t>4. Buku dibagikan ke dalam 25 kardus sama banyak:</w:t>
+              <w:br/>
+              <w:t xml:space="preserve">   Banyak buku per kardus = 500 : 25 = 20 buku.</w:t>
+              <w:br/>
+              <w:t>Jadi, jawaban yang benar adalah B (20 buku).</w:t>
             </w:r>
           </w:p>
         </w:tc>
@@ -1815,51 +296,117 @@
       <w:tr>
         <w:tc>
           <w:tcPr>
-            <w:tcW w:type="dxa" w:w="1930"/>
+            <w:tcW w:type="dxa" w:w="785"/>
           </w:tcPr>
           <w:p>
             <w:r>
-              <w:t>No 2: C</w:t>
+              <w:t>Suhu daging beku di dalam mesin pendingin (freezer) mula-mula adalah -12°C. Karena terjadi pemadaman listrik selama 40 menit, suhu di dalam mesin pendingin tersebut naik rata-rata 3°C setiap 8 menit. Berapakah suhu daging beku tersebut setelah listrik padam selama 40 menit?</w:t>
             </w:r>
           </w:p>
         </w:tc>
         <w:tc>
           <w:tcPr>
-            <w:tcW w:type="dxa" w:w="1930"/>
+            <w:tcW w:type="dxa" w:w="785"/>
           </w:tcPr>
           <w:p>
             <w:r>
-              <w:t>No 6: C</w:t>
+              <w:t>Checkbox</w:t>
             </w:r>
           </w:p>
         </w:tc>
         <w:tc>
           <w:tcPr>
-            <w:tcW w:type="dxa" w:w="1930"/>
+            <w:tcW w:type="dxa" w:w="785"/>
           </w:tcPr>
           <w:p>
             <w:r>
-              <w:t>No 10: B</w:t>
+              <w:t>-3°C</w:t>
             </w:r>
           </w:p>
         </w:tc>
         <w:tc>
           <w:tcPr>
-            <w:tcW w:type="dxa" w:w="1930"/>
+            <w:tcW w:type="dxa" w:w="785"/>
           </w:tcPr>
           <w:p>
             <w:r>
-              <w:t>No 14: C</w:t>
+              <w:t>0°C</w:t>
             </w:r>
           </w:p>
         </w:tc>
         <w:tc>
           <w:tcPr>
-            <w:tcW w:type="dxa" w:w="1930"/>
+            <w:tcW w:type="dxa" w:w="785"/>
           </w:tcPr>
           <w:p>
             <w:r>
-              <w:t>No 18: C</w:t>
+              <w:t>3°C</w:t>
+            </w:r>
+          </w:p>
+        </w:tc>
+        <w:tc>
+          <w:tcPr>
+            <w:tcW w:type="dxa" w:w="785"/>
+          </w:tcPr>
+          <w:p>
+            <w:r>
+              <w:t>6°C</w:t>
+            </w:r>
+          </w:p>
+        </w:tc>
+        <w:tc>
+          <w:tcPr>
+            <w:tcW w:type="dxa" w:w="785"/>
+          </w:tcPr>
+          <w:p>
+            <w:r/>
+          </w:p>
+        </w:tc>
+        <w:tc>
+          <w:tcPr>
+            <w:tcW w:type="dxa" w:w="785"/>
+          </w:tcPr>
+          <w:p>
+            <w:r>
+              <w:t>Option 1, Option 2</w:t>
+            </w:r>
+          </w:p>
+        </w:tc>
+        <w:tc>
+          <w:tcPr>
+            <w:tcW w:type="dxa" w:w="785"/>
+          </w:tcPr>
+          <w:p>
+            <w:r>
+              <w:t>60</w:t>
+            </w:r>
+          </w:p>
+        </w:tc>
+        <w:tc>
+          <w:tcPr>
+            <w:tcW w:type="dxa" w:w="785"/>
+          </w:tcPr>
+          <w:p>
+            <w:r/>
+          </w:p>
+        </w:tc>
+        <w:tc>
+          <w:tcPr>
+            <w:tcW w:type="dxa" w:w="785"/>
+          </w:tcPr>
+          <w:p>
+            <w:r>
+              <w:t>Langkah penyelesaian:</w:t>
+              <w:br/>
+              <w:t>1. Lama pemadaman listrik = 40 menit.</w:t>
+              <w:br/>
+              <w:t>2. Frekuensi kenaikan suhu = 40 menit : 8 menit = 5 kali.</w:t>
+              <w:br/>
+              <w:t>3. Besar total kenaikan suhu = 5 × 3°C = 15°C.</w:t>
+              <w:br/>
+              <w:t>4. Suhu akhir daging = -12°C + 15°C = 3°C.</w:t>
+              <w:br/>
+              <w:t>Jadi, suhu daging beku sekarang adalah 3°C (Pilihan C).</w:t>
             </w:r>
           </w:p>
         </w:tc>
@@ -1867,51 +414,117 @@
       <w:tr>
         <w:tc>
           <w:tcPr>
-            <w:tcW w:type="dxa" w:w="1930"/>
+            <w:tcW w:type="dxa" w:w="785"/>
           </w:tcPr>
           <w:p>
             <w:r>
-              <w:t>No 3: A</w:t>
+              <w:t>Ibu Nani memiliki persediaan tepung terigu sebanyak 4 1/2 kg. Ibu menggunakannya untuk membuat kue bolu sebanyak 2 1/4 kg dan membuat donat sebanyak 1 1/8 kg. Berapa kilogram sisa tepung terigu Ibu Nani sekarang?</w:t>
             </w:r>
           </w:p>
         </w:tc>
         <w:tc>
           <w:tcPr>
-            <w:tcW w:type="dxa" w:w="1930"/>
+            <w:tcW w:type="dxa" w:w="785"/>
           </w:tcPr>
           <w:p>
             <w:r>
-              <w:t>No 7: C</w:t>
+              <w:t>True/False</w:t>
             </w:r>
           </w:p>
         </w:tc>
         <w:tc>
           <w:tcPr>
-            <w:tcW w:type="dxa" w:w="1930"/>
+            <w:tcW w:type="dxa" w:w="785"/>
           </w:tcPr>
           <w:p>
             <w:r>
-              <w:t>No 11: C</w:t>
+              <w:t>True</w:t>
             </w:r>
           </w:p>
         </w:tc>
         <w:tc>
           <w:tcPr>
-            <w:tcW w:type="dxa" w:w="1930"/>
+            <w:tcW w:type="dxa" w:w="785"/>
           </w:tcPr>
           <w:p>
             <w:r>
-              <w:t>No 15: B</w:t>
+              <w:t>False</w:t>
             </w:r>
           </w:p>
         </w:tc>
         <w:tc>
           <w:tcPr>
-            <w:tcW w:type="dxa" w:w="1930"/>
+            <w:tcW w:type="dxa" w:w="785"/>
+          </w:tcPr>
+          <w:p>
+            <w:r/>
+          </w:p>
+        </w:tc>
+        <w:tc>
+          <w:tcPr>
+            <w:tcW w:type="dxa" w:w="785"/>
+          </w:tcPr>
+          <w:p>
+            <w:r/>
+          </w:p>
+        </w:tc>
+        <w:tc>
+          <w:tcPr>
+            <w:tcW w:type="dxa" w:w="785"/>
+          </w:tcPr>
+          <w:p>
+            <w:r/>
+          </w:p>
+        </w:tc>
+        <w:tc>
+          <w:tcPr>
+            <w:tcW w:type="dxa" w:w="785"/>
           </w:tcPr>
           <w:p>
             <w:r>
-              <w:t>No 19: D</w:t>
+              <w:t>True</w:t>
+            </w:r>
+          </w:p>
+        </w:tc>
+        <w:tc>
+          <w:tcPr>
+            <w:tcW w:type="dxa" w:w="785"/>
+          </w:tcPr>
+          <w:p>
+            <w:r>
+              <w:t>60</w:t>
+            </w:r>
+          </w:p>
+        </w:tc>
+        <w:tc>
+          <w:tcPr>
+            <w:tcW w:type="dxa" w:w="785"/>
+          </w:tcPr>
+          <w:p>
+            <w:r/>
+          </w:p>
+        </w:tc>
+        <w:tc>
+          <w:tcPr>
+            <w:tcW w:type="dxa" w:w="785"/>
+          </w:tcPr>
+          <w:p>
+            <w:r>
+              <w:t>Langkah penyelesaian:</w:t>
+              <w:br/>
+              <w:t>Sisa tepung = 4 1/2 - 2 1/4 - 1 1/8</w:t>
+              <w:br/>
+              <w:t>Samakan penyebutnya menjadi per delapan (8):</w:t>
+              <w:br/>
+              <w:t>= 4 4/8 - 2 2/8 - 1 1/8</w:t>
+              <w:br/>
+              <w:t>= (4 - 2 - 1) + (4/8 - 2/8 - 1/8)</w:t>
+              <w:br/>
+              <w:t>= 1 + 1/8 = 1 1/8 kg.</w:t>
+              <w:br/>
+              <w:t>Atau dalam pecahan biasa: 36/8 - 18/8 - 9/8 = 9/8 = 1 1/8 kg.</w:t>
+              <w:br/>
+              <w:t>Jadi, pilihan yang tepat adalah A (1 1/8 kg).</w:t>
             </w:r>
           </w:p>
         </w:tc>
@@ -1919,1076 +532,2063 @@
       <w:tr>
         <w:tc>
           <w:tcPr>
-            <w:tcW w:type="dxa" w:w="1930"/>
+            <w:tcW w:type="dxa" w:w="785"/>
           </w:tcPr>
           <w:p>
             <w:r>
-              <w:t>No 4: A</w:t>
+              <w:t>Perhatikan empat bilangan pecahan berikut: 0,65 ; 3/4 ; 60% ; 7/10. Urutan pecahan dari yang nilainya paling kecil ke paling besar adalah....</w:t>
             </w:r>
           </w:p>
         </w:tc>
         <w:tc>
           <w:tcPr>
-            <w:tcW w:type="dxa" w:w="1930"/>
+            <w:tcW w:type="dxa" w:w="785"/>
           </w:tcPr>
           <w:p>
             <w:r>
-              <w:t>No 8: C</w:t>
+              <w:t>Multiple Choice</w:t>
             </w:r>
           </w:p>
         </w:tc>
         <w:tc>
           <w:tcPr>
-            <w:tcW w:type="dxa" w:w="1930"/>
+            <w:tcW w:type="dxa" w:w="785"/>
           </w:tcPr>
           <w:p>
             <w:r>
-              <w:t>No 12: B</w:t>
+              <w:t>60% ; 0,65 ; 7/10 ; 3/4</w:t>
             </w:r>
           </w:p>
         </w:tc>
         <w:tc>
           <w:tcPr>
-            <w:tcW w:type="dxa" w:w="1930"/>
+            <w:tcW w:type="dxa" w:w="785"/>
           </w:tcPr>
           <w:p>
             <w:r>
-              <w:t>No 16: B</w:t>
+              <w:t>60% ; 7/10 ; 0,65 ; 3/4</w:t>
             </w:r>
           </w:p>
         </w:tc>
         <w:tc>
           <w:tcPr>
-            <w:tcW w:type="dxa" w:w="1930"/>
+            <w:tcW w:type="dxa" w:w="785"/>
           </w:tcPr>
           <w:p>
             <w:r>
-              <w:t>No 20: A</w:t>
+              <w:t>0,65 ; 60% ; 3/4 ; 7/10</w:t>
+            </w:r>
+          </w:p>
+        </w:tc>
+        <w:tc>
+          <w:tcPr>
+            <w:tcW w:type="dxa" w:w="785"/>
+          </w:tcPr>
+          <w:p>
+            <w:r>
+              <w:t>7/10 ; 60% ; 0,65 ; 3/4</w:t>
+            </w:r>
+          </w:p>
+        </w:tc>
+        <w:tc>
+          <w:tcPr>
+            <w:tcW w:type="dxa" w:w="785"/>
+          </w:tcPr>
+          <w:p>
+            <w:r/>
+          </w:p>
+        </w:tc>
+        <w:tc>
+          <w:tcPr>
+            <w:tcW w:type="dxa" w:w="785"/>
+          </w:tcPr>
+          <w:p>
+            <w:r>
+              <w:t>1</w:t>
+            </w:r>
+          </w:p>
+        </w:tc>
+        <w:tc>
+          <w:tcPr>
+            <w:tcW w:type="dxa" w:w="785"/>
+          </w:tcPr>
+          <w:p>
+            <w:r>
+              <w:t>60</w:t>
+            </w:r>
+          </w:p>
+        </w:tc>
+        <w:tc>
+          <w:tcPr>
+            <w:tcW w:type="dxa" w:w="785"/>
+          </w:tcPr>
+          <w:p>
+            <w:r/>
+          </w:p>
+        </w:tc>
+        <w:tc>
+          <w:tcPr>
+            <w:tcW w:type="dxa" w:w="785"/>
+          </w:tcPr>
+          <w:p>
+            <w:r>
+              <w:t>Langkah penyelesaian (ubah semua ke bentuk desimal):</w:t>
+              <w:br/>
+              <w:t>- 60% = 60/100 = 0,60</w:t>
+              <w:br/>
+              <w:t>- 0,65 = 0,65</w:t>
+              <w:br/>
+              <w:t>- 7/10 = 0,70</w:t>
+              <w:br/>
+              <w:t>- 3/4 = 0,75</w:t>
+              <w:br/>
+              <w:t>Urutan dari terkecil ke terbesar:</w:t>
+              <w:br/>
+              <w:t>0,60 (60%) &lt; 0,65 &lt; 0,70 (7/10) &lt; 0,75 (3/4).</w:t>
+              <w:br/>
+              <w:t>Jadi, urutannya adalah 60% ; 0,65 ; 7/10 ; 3/4 (Pilihan A).</w:t>
+            </w:r>
+          </w:p>
+        </w:tc>
+      </w:tr>
+      <w:tr>
+        <w:tc>
+          <w:tcPr>
+            <w:tcW w:type="dxa" w:w="785"/>
+          </w:tcPr>
+          <w:p>
+            <w:r>
+              <w:t>Adit berlatih renang setiap 4 hari sekali, Bayu setiap 6 hari sekali, dan Citra setiap 8 hari sekali. Pada hari Senin, 2 Maret 2026, mereka bertiga berlatih renang bersama untuk pertama kalinya. Pada hari dan tanggal berapakah mereka akan berlatih renang bersama untuk kedua kalinya?</w:t>
+            </w:r>
+          </w:p>
+        </w:tc>
+        <w:tc>
+          <w:tcPr>
+            <w:tcW w:type="dxa" w:w="785"/>
+          </w:tcPr>
+          <w:p>
+            <w:r>
+              <w:t>Checkbox</w:t>
+            </w:r>
+          </w:p>
+        </w:tc>
+        <w:tc>
+          <w:tcPr>
+            <w:tcW w:type="dxa" w:w="785"/>
+          </w:tcPr>
+          <w:p>
+            <w:r>
+              <w:t>Rabu, 25 Maret 2026</w:t>
+            </w:r>
+          </w:p>
+        </w:tc>
+        <w:tc>
+          <w:tcPr>
+            <w:tcW w:type="dxa" w:w="785"/>
+          </w:tcPr>
+          <w:p>
+            <w:r>
+              <w:t>Kamis, 26 Maret 2026</w:t>
+            </w:r>
+          </w:p>
+        </w:tc>
+        <w:tc>
+          <w:tcPr>
+            <w:tcW w:type="dxa" w:w="785"/>
+          </w:tcPr>
+          <w:p>
+            <w:r>
+              <w:t>Jumat, 27 Maret 2026</w:t>
+            </w:r>
+          </w:p>
+        </w:tc>
+        <w:tc>
+          <w:tcPr>
+            <w:tcW w:type="dxa" w:w="785"/>
+          </w:tcPr>
+          <w:p>
+            <w:r>
+              <w:t>Sabtu, 28 Maret 2026</w:t>
+            </w:r>
+          </w:p>
+        </w:tc>
+        <w:tc>
+          <w:tcPr>
+            <w:tcW w:type="dxa" w:w="785"/>
+          </w:tcPr>
+          <w:p>
+            <w:r/>
+          </w:p>
+        </w:tc>
+        <w:tc>
+          <w:tcPr>
+            <w:tcW w:type="dxa" w:w="785"/>
+          </w:tcPr>
+          <w:p>
+            <w:r>
+              <w:t>Option 1, Option 2</w:t>
+            </w:r>
+          </w:p>
+        </w:tc>
+        <w:tc>
+          <w:tcPr>
+            <w:tcW w:type="dxa" w:w="785"/>
+          </w:tcPr>
+          <w:p>
+            <w:r>
+              <w:t>60</w:t>
+            </w:r>
+          </w:p>
+        </w:tc>
+        <w:tc>
+          <w:tcPr>
+            <w:tcW w:type="dxa" w:w="785"/>
+          </w:tcPr>
+          <w:p>
+            <w:r/>
+          </w:p>
+        </w:tc>
+        <w:tc>
+          <w:tcPr>
+            <w:tcW w:type="dxa" w:w="785"/>
+          </w:tcPr>
+          <w:p>
+            <w:r>
+              <w:t>Langkah penyelesaian:</w:t>
+              <w:br/>
+              <w:t>1. Cari KPK dari 4, 6, dan 8:</w:t>
+              <w:br/>
+              <w:t xml:space="preserve">   4 = 2²</w:t>
+              <w:br/>
+              <w:t xml:space="preserve">   6 = 2 × 3</w:t>
+              <w:br/>
+              <w:t xml:space="preserve">   8 = 2³</w:t>
+              <w:br/>
+              <w:t xml:space="preserve">   KPK = 2³ × 3 = 8 × 3 = 24 hari.</w:t>
+              <w:br/>
+              <w:t>2. Mereka akan bersama 24 hari setelah 2 Maret 2026:</w:t>
+              <w:br/>
+              <w:t xml:space="preserve">   Tanggal = 2 + 24 = 26 Maret 2026.</w:t>
+              <w:br/>
+              <w:t>3. Menentukan hari: 24 : 7 = 3 sisa 3 hari.</w:t>
+              <w:br/>
+              <w:t xml:space="preserve">   3 hari setelah Senin adalah Kamis (Senin -&gt; Selasa -&gt; Rabu -&gt; Kamis).</w:t>
+              <w:br/>
+              <w:t>Jadi, mereka berlatih bersama lagi pada hari Kamis, 26 Maret 2026 (Pilihan B).</w:t>
+            </w:r>
+          </w:p>
+        </w:tc>
+      </w:tr>
+      <w:tr>
+        <w:tc>
+          <w:tcPr>
+            <w:tcW w:type="dxa" w:w="785"/>
+          </w:tcPr>
+          <w:p>
+            <w:r>
+              <w:t>Panitia bakti sosial sekolah menerima sumbangan berupa 72 kg beras, 48 bungkus minyak goreng, dan 36 kotak susu cair. Seluruh barang tersebut akan dikemas ke dalam beberapa paket bantuan dengan jenis dan jumlah barang yang sama banyak pada setiap paketnya tanpa ada yang tersisa. Berapa banyak paket bantuan terbanyak yang dapat dibuat oleh panitia?</w:t>
+            </w:r>
+          </w:p>
+        </w:tc>
+        <w:tc>
+          <w:tcPr>
+            <w:tcW w:type="dxa" w:w="785"/>
+          </w:tcPr>
+          <w:p>
+            <w:r>
+              <w:t>True/False</w:t>
+            </w:r>
+          </w:p>
+        </w:tc>
+        <w:tc>
+          <w:tcPr>
+            <w:tcW w:type="dxa" w:w="785"/>
+          </w:tcPr>
+          <w:p>
+            <w:r>
+              <w:t>True</w:t>
+            </w:r>
+          </w:p>
+        </w:tc>
+        <w:tc>
+          <w:tcPr>
+            <w:tcW w:type="dxa" w:w="785"/>
+          </w:tcPr>
+          <w:p>
+            <w:r>
+              <w:t>False</w:t>
+            </w:r>
+          </w:p>
+        </w:tc>
+        <w:tc>
+          <w:tcPr>
+            <w:tcW w:type="dxa" w:w="785"/>
+          </w:tcPr>
+          <w:p>
+            <w:r/>
+          </w:p>
+        </w:tc>
+        <w:tc>
+          <w:tcPr>
+            <w:tcW w:type="dxa" w:w="785"/>
+          </w:tcPr>
+          <w:p>
+            <w:r/>
+          </w:p>
+        </w:tc>
+        <w:tc>
+          <w:tcPr>
+            <w:tcW w:type="dxa" w:w="785"/>
+          </w:tcPr>
+          <w:p>
+            <w:r/>
+          </w:p>
+        </w:tc>
+        <w:tc>
+          <w:tcPr>
+            <w:tcW w:type="dxa" w:w="785"/>
+          </w:tcPr>
+          <w:p>
+            <w:r>
+              <w:t>True</w:t>
+            </w:r>
+          </w:p>
+        </w:tc>
+        <w:tc>
+          <w:tcPr>
+            <w:tcW w:type="dxa" w:w="785"/>
+          </w:tcPr>
+          <w:p>
+            <w:r>
+              <w:t>60</w:t>
+            </w:r>
+          </w:p>
+        </w:tc>
+        <w:tc>
+          <w:tcPr>
+            <w:tcW w:type="dxa" w:w="785"/>
+          </w:tcPr>
+          <w:p>
+            <w:r/>
+          </w:p>
+        </w:tc>
+        <w:tc>
+          <w:tcPr>
+            <w:tcW w:type="dxa" w:w="785"/>
+          </w:tcPr>
+          <w:p>
+            <w:r>
+              <w:t>Langkah penyelesaian:</w:t>
+              <w:br/>
+              <w:t>Jumlah paket terbanyak diperoleh dengan mencari FPB dari 72, 48, dan 36:</w:t>
+              <w:br/>
+              <w:t>- 72 = 2³ × 3²</w:t>
+              <w:br/>
+              <w:t>- 48 = 2⁴ × 3</w:t>
+              <w:br/>
+              <w:t>- 36 = 2² × 3²</w:t>
+              <w:br/>
+              <w:t>FPB = 2² × 3 = 4 × 3 = 12.</w:t>
+              <w:br/>
+              <w:t>Setiap paket berisi: Beras (72:12 = 6 kg), Minyak (48:12 = 4 bks), Susu (36:12 = 3 kotak).</w:t>
+              <w:br/>
+              <w:t>Jadi, paket bantuan terbanyak yang dapat dibuat adalah 12 paket (Pilihan C).</w:t>
+            </w:r>
+          </w:p>
+        </w:tc>
+      </w:tr>
+      <w:tr>
+        <w:tc>
+          <w:tcPr>
+            <w:tcW w:type="dxa" w:w="785"/>
+          </w:tcPr>
+          <w:p>
+            <w:r>
+              <w:t>Sebidang tanah aula pertemuan berbentuk persegi memiliki luas 576 m². Di sekeliling tanah aula tersebut akan dipasang kawat pagar pembatas sebanyak satu putaran penuh. Berapakah panjang kawat yang diperlukan untuk mengelilingi tanah tersebut?</w:t>
+            </w:r>
+          </w:p>
+        </w:tc>
+        <w:tc>
+          <w:tcPr>
+            <w:tcW w:type="dxa" w:w="785"/>
+          </w:tcPr>
+          <w:p>
+            <w:r>
+              <w:t>Multiple Choice</w:t>
+            </w:r>
+          </w:p>
+        </w:tc>
+        <w:tc>
+          <w:tcPr>
+            <w:tcW w:type="dxa" w:w="785"/>
+          </w:tcPr>
+          <w:p>
+            <w:r>
+              <w:t>48 meter</w:t>
+            </w:r>
+          </w:p>
+        </w:tc>
+        <w:tc>
+          <w:tcPr>
+            <w:tcW w:type="dxa" w:w="785"/>
+          </w:tcPr>
+          <w:p>
+            <w:r>
+              <w:t>72 meter</w:t>
+            </w:r>
+          </w:p>
+        </w:tc>
+        <w:tc>
+          <w:tcPr>
+            <w:tcW w:type="dxa" w:w="785"/>
+          </w:tcPr>
+          <w:p>
+            <w:r>
+              <w:t>96 meter</w:t>
+            </w:r>
+          </w:p>
+        </w:tc>
+        <w:tc>
+          <w:tcPr>
+            <w:tcW w:type="dxa" w:w="785"/>
+          </w:tcPr>
+          <w:p>
+            <w:r>
+              <w:t>120 meter</w:t>
+            </w:r>
+          </w:p>
+        </w:tc>
+        <w:tc>
+          <w:tcPr>
+            <w:tcW w:type="dxa" w:w="785"/>
+          </w:tcPr>
+          <w:p>
+            <w:r/>
+          </w:p>
+        </w:tc>
+        <w:tc>
+          <w:tcPr>
+            <w:tcW w:type="dxa" w:w="785"/>
+          </w:tcPr>
+          <w:p>
+            <w:r>
+              <w:t>3</w:t>
+            </w:r>
+          </w:p>
+        </w:tc>
+        <w:tc>
+          <w:tcPr>
+            <w:tcW w:type="dxa" w:w="785"/>
+          </w:tcPr>
+          <w:p>
+            <w:r>
+              <w:t>60</w:t>
+            </w:r>
+          </w:p>
+        </w:tc>
+        <w:tc>
+          <w:tcPr>
+            <w:tcW w:type="dxa" w:w="785"/>
+          </w:tcPr>
+          <w:p>
+            <w:r/>
+          </w:p>
+        </w:tc>
+        <w:tc>
+          <w:tcPr>
+            <w:tcW w:type="dxa" w:w="785"/>
+          </w:tcPr>
+          <w:p>
+            <w:r>
+              <w:t>Langkah penyelesaian:</w:t>
+              <w:br/>
+              <w:t>1. Luas persegi = sisi × sisi = s²</w:t>
+              <w:br/>
+              <w:t xml:space="preserve">   s² = 576 m² -&gt; s = √576 = 24 meter.</w:t>
+              <w:br/>
+              <w:t>2. Keliling persegi = 4 × sisi</w:t>
+              <w:br/>
+              <w:t xml:space="preserve">   Keliling = 4 × 24 m = 96 meter.</w:t>
+              <w:br/>
+              <w:t>Jadi, kawat yang diperlukan adalah 96 meter (Pilihan C).</w:t>
+            </w:r>
+          </w:p>
+        </w:tc>
+      </w:tr>
+      <w:tr>
+        <w:tc>
+          <w:tcPr>
+            <w:tcW w:type="dxa" w:w="785"/>
+          </w:tcPr>
+          <w:p>
+            <w:r>
+              <w:t>Sebuah bak penampungan air berbentuk kubus mampu menampung air sampai penuh sebanyak 216.000 liter (dm³). Berapakah kedalaman (panjang rusuk bagian dalam) bak penampungan air tersebut dalam satuan meter?</w:t>
+            </w:r>
+          </w:p>
+        </w:tc>
+        <w:tc>
+          <w:tcPr>
+            <w:tcW w:type="dxa" w:w="785"/>
+          </w:tcPr>
+          <w:p>
+            <w:r>
+              <w:t>Checkbox</w:t>
+            </w:r>
+          </w:p>
+        </w:tc>
+        <w:tc>
+          <w:tcPr>
+            <w:tcW w:type="dxa" w:w="785"/>
+          </w:tcPr>
+          <w:p>
+            <w:r>
+              <w:t>4 meter</w:t>
+            </w:r>
+          </w:p>
+        </w:tc>
+        <w:tc>
+          <w:tcPr>
+            <w:tcW w:type="dxa" w:w="785"/>
+          </w:tcPr>
+          <w:p>
+            <w:r>
+              <w:t>5 meter</w:t>
+            </w:r>
+          </w:p>
+        </w:tc>
+        <w:tc>
+          <w:tcPr>
+            <w:tcW w:type="dxa" w:w="785"/>
+          </w:tcPr>
+          <w:p>
+            <w:r>
+              <w:t>6 meter</w:t>
+            </w:r>
+          </w:p>
+        </w:tc>
+        <w:tc>
+          <w:tcPr>
+            <w:tcW w:type="dxa" w:w="785"/>
+          </w:tcPr>
+          <w:p>
+            <w:r>
+              <w:t>8 meter</w:t>
+            </w:r>
+          </w:p>
+        </w:tc>
+        <w:tc>
+          <w:tcPr>
+            <w:tcW w:type="dxa" w:w="785"/>
+          </w:tcPr>
+          <w:p>
+            <w:r/>
+          </w:p>
+        </w:tc>
+        <w:tc>
+          <w:tcPr>
+            <w:tcW w:type="dxa" w:w="785"/>
+          </w:tcPr>
+          <w:p>
+            <w:r>
+              <w:t>Option 1, Option 2</w:t>
+            </w:r>
+          </w:p>
+        </w:tc>
+        <w:tc>
+          <w:tcPr>
+            <w:tcW w:type="dxa" w:w="785"/>
+          </w:tcPr>
+          <w:p>
+            <w:r>
+              <w:t>60</w:t>
+            </w:r>
+          </w:p>
+        </w:tc>
+        <w:tc>
+          <w:tcPr>
+            <w:tcW w:type="dxa" w:w="785"/>
+          </w:tcPr>
+          <w:p>
+            <w:r/>
+          </w:p>
+        </w:tc>
+        <w:tc>
+          <w:tcPr>
+            <w:tcW w:type="dxa" w:w="785"/>
+          </w:tcPr>
+          <w:p>
+            <w:r>
+              <w:t>Langkah penyelesaian:</w:t>
+              <w:br/>
+              <w:t>1. Volume kubus = s³</w:t>
+              <w:br/>
+              <w:t xml:space="preserve">   216.000 dm³ = s³</w:t>
+              <w:br/>
+              <w:t xml:space="preserve">   s = ∛216.000 dm³ = 60 dm.</w:t>
+              <w:br/>
+              <w:t>2. Konversi dari desimeter (dm) ke meter (m):</w:t>
+              <w:br/>
+              <w:t xml:space="preserve">   60 dm = 60 : 10 = 6 meter.</w:t>
+              <w:br/>
+              <w:t>Jadi, kedalaman bak penampungan air tersebut adalah 6 meter (Pilihan C).</w:t>
+            </w:r>
+          </w:p>
+        </w:tc>
+      </w:tr>
+      <w:tr>
+        <w:tc>
+          <w:tcPr>
+            <w:tcW w:type="dxa" w:w="785"/>
+          </w:tcPr>
+          <w:p>
+            <w:r>
+              <w:t>Perbandingan banyak siswa laki-laki dan siswa perempuan di kelas VI SD Harapan Bangsa adalah 4 : 5. Jika selisih banyak siswa laki-laki dan perempuan adalah 4 orang, berapakah jumlah seluruh siswa di kelas VI tersebut?</w:t>
+            </w:r>
+          </w:p>
+        </w:tc>
+        <w:tc>
+          <w:tcPr>
+            <w:tcW w:type="dxa" w:w="785"/>
+          </w:tcPr>
+          <w:p>
+            <w:r>
+              <w:t>True/False</w:t>
+            </w:r>
+          </w:p>
+        </w:tc>
+        <w:tc>
+          <w:tcPr>
+            <w:tcW w:type="dxa" w:w="785"/>
+          </w:tcPr>
+          <w:p>
+            <w:r>
+              <w:t>True</w:t>
+            </w:r>
+          </w:p>
+        </w:tc>
+        <w:tc>
+          <w:tcPr>
+            <w:tcW w:type="dxa" w:w="785"/>
+          </w:tcPr>
+          <w:p>
+            <w:r>
+              <w:t>False</w:t>
+            </w:r>
+          </w:p>
+        </w:tc>
+        <w:tc>
+          <w:tcPr>
+            <w:tcW w:type="dxa" w:w="785"/>
+          </w:tcPr>
+          <w:p>
+            <w:r/>
+          </w:p>
+        </w:tc>
+        <w:tc>
+          <w:tcPr>
+            <w:tcW w:type="dxa" w:w="785"/>
+          </w:tcPr>
+          <w:p>
+            <w:r/>
+          </w:p>
+        </w:tc>
+        <w:tc>
+          <w:tcPr>
+            <w:tcW w:type="dxa" w:w="785"/>
+          </w:tcPr>
+          <w:p>
+            <w:r/>
+          </w:p>
+        </w:tc>
+        <w:tc>
+          <w:tcPr>
+            <w:tcW w:type="dxa" w:w="785"/>
+          </w:tcPr>
+          <w:p>
+            <w:r>
+              <w:t>True</w:t>
+            </w:r>
+          </w:p>
+        </w:tc>
+        <w:tc>
+          <w:tcPr>
+            <w:tcW w:type="dxa" w:w="785"/>
+          </w:tcPr>
+          <w:p>
+            <w:r>
+              <w:t>60</w:t>
+            </w:r>
+          </w:p>
+        </w:tc>
+        <w:tc>
+          <w:tcPr>
+            <w:tcW w:type="dxa" w:w="785"/>
+          </w:tcPr>
+          <w:p>
+            <w:r/>
+          </w:p>
+        </w:tc>
+        <w:tc>
+          <w:tcPr>
+            <w:tcW w:type="dxa" w:w="785"/>
+          </w:tcPr>
+          <w:p>
+            <w:r>
+              <w:t>Langkah penyelesaian:</w:t>
+              <w:br/>
+              <w:t>1. Rasio laki-laki : perempuan = 4 : 5.</w:t>
+              <w:br/>
+              <w:t>2. Selisih perbandingan = 5 - 4 = 1 bagian.</w:t>
+              <w:br/>
+              <w:t>3. Diketahui selisih nyata = 4 orang, maka nilai 1 bagian = 4 orang.</w:t>
+              <w:br/>
+              <w:t>4. Jumlah perbandingan seluruh siswa = 4 + 5 = 9 bagian.</w:t>
+              <w:br/>
+              <w:t>5. Total seluruh siswa = 9 × 4 orang = 36 orang.</w:t>
+              <w:br/>
+              <w:t>(Laki-laki = 4 × 4 = 16 orang, Perempuan = 5 × 4 = 20 orang. Selisih = 20 - 16 = 4 orang).</w:t>
+              <w:br/>
+              <w:t>Jadi, jumlah seluruh siswa adalah 36 orang (Pilihan B).</w:t>
+            </w:r>
+          </w:p>
+        </w:tc>
+      </w:tr>
+      <w:tr>
+        <w:tc>
+          <w:tcPr>
+            <w:tcW w:type="dxa" w:w="785"/>
+          </w:tcPr>
+          <w:p>
+            <w:r>
+              <w:t>Jarak antara Kota Melati dan Kota Cempaka pada sebuah peta adalah 6 cm. Skala yang tertera pada peta tersebut adalah 1 : 400.000. Berapakah jarak sebenarnya antara kedua kota tersebut dalam satuan kilometer?</w:t>
+            </w:r>
+          </w:p>
+        </w:tc>
+        <w:tc>
+          <w:tcPr>
+            <w:tcW w:type="dxa" w:w="785"/>
+          </w:tcPr>
+          <w:p>
+            <w:r>
+              <w:t>Multiple Choice</w:t>
+            </w:r>
+          </w:p>
+        </w:tc>
+        <w:tc>
+          <w:tcPr>
+            <w:tcW w:type="dxa" w:w="785"/>
+          </w:tcPr>
+          <w:p>
+            <w:r>
+              <w:t>18 km</w:t>
+            </w:r>
+          </w:p>
+        </w:tc>
+        <w:tc>
+          <w:tcPr>
+            <w:tcW w:type="dxa" w:w="785"/>
+          </w:tcPr>
+          <w:p>
+            <w:r>
+              <w:t>24 km</w:t>
+            </w:r>
+          </w:p>
+        </w:tc>
+        <w:tc>
+          <w:tcPr>
+            <w:tcW w:type="dxa" w:w="785"/>
+          </w:tcPr>
+          <w:p>
+            <w:r>
+              <w:t>28 km</w:t>
+            </w:r>
+          </w:p>
+        </w:tc>
+        <w:tc>
+          <w:tcPr>
+            <w:tcW w:type="dxa" w:w="785"/>
+          </w:tcPr>
+          <w:p>
+            <w:r>
+              <w:t>32 km</w:t>
+            </w:r>
+          </w:p>
+        </w:tc>
+        <w:tc>
+          <w:tcPr>
+            <w:tcW w:type="dxa" w:w="785"/>
+          </w:tcPr>
+          <w:p>
+            <w:r/>
+          </w:p>
+        </w:tc>
+        <w:tc>
+          <w:tcPr>
+            <w:tcW w:type="dxa" w:w="785"/>
+          </w:tcPr>
+          <w:p>
+            <w:r>
+              <w:t>2</w:t>
+            </w:r>
+          </w:p>
+        </w:tc>
+        <w:tc>
+          <w:tcPr>
+            <w:tcW w:type="dxa" w:w="785"/>
+          </w:tcPr>
+          <w:p>
+            <w:r>
+              <w:t>60</w:t>
+            </w:r>
+          </w:p>
+        </w:tc>
+        <w:tc>
+          <w:tcPr>
+            <w:tcW w:type="dxa" w:w="785"/>
+          </w:tcPr>
+          <w:p>
+            <w:r/>
+          </w:p>
+        </w:tc>
+        <w:tc>
+          <w:tcPr>
+            <w:tcW w:type="dxa" w:w="785"/>
+          </w:tcPr>
+          <w:p>
+            <w:r>
+              <w:t>Langkah penyelesaian:</w:t>
+              <w:br/>
+              <w:t>1. Jarak Sebenarnya = Jarak pada peta : Skala</w:t>
+              <w:br/>
+              <w:t xml:space="preserve">   Jarak Sebenarnya = 6 cm × 400.000 = 2.400.000 cm.</w:t>
+              <w:br/>
+              <w:t>2. Konversi satuan dari cm ke km (dibagi 100.000):</w:t>
+              <w:br/>
+              <w:t xml:space="preserve">   2.400.000 cm = 2.400.000 : 100.000 = 24 km.</w:t>
+              <w:br/>
+              <w:t>Jadi, jarak sebenarnya adalah 24 km (Pilihan B).</w:t>
+            </w:r>
+          </w:p>
+        </w:tc>
+      </w:tr>
+      <w:tr>
+        <w:tc>
+          <w:tcPr>
+            <w:tcW w:type="dxa" w:w="785"/>
+          </w:tcPr>
+          <w:p>
+            <w:r>
+              <w:t>Sebuah taman rekreasi keluarga berbentuk lingkaran memiliki panjang jari-jari 14 meter (π = 22/7). Di sekeliling tepi taman tersebut akan ditanami pohon palem perindang dengan jarak antar-pohon sebesar 4 meter. Berapa banyak pohon palem yang dibutuhkan?</w:t>
+            </w:r>
+          </w:p>
+        </w:tc>
+        <w:tc>
+          <w:tcPr>
+            <w:tcW w:type="dxa" w:w="785"/>
+          </w:tcPr>
+          <w:p>
+            <w:r>
+              <w:t>Checkbox</w:t>
+            </w:r>
+          </w:p>
+        </w:tc>
+        <w:tc>
+          <w:tcPr>
+            <w:tcW w:type="dxa" w:w="785"/>
+          </w:tcPr>
+          <w:p>
+            <w:r>
+              <w:t>18 pohon</w:t>
+            </w:r>
+          </w:p>
+        </w:tc>
+        <w:tc>
+          <w:tcPr>
+            <w:tcW w:type="dxa" w:w="785"/>
+          </w:tcPr>
+          <w:p>
+            <w:r>
+              <w:t>20 pohon</w:t>
+            </w:r>
+          </w:p>
+        </w:tc>
+        <w:tc>
+          <w:tcPr>
+            <w:tcW w:type="dxa" w:w="785"/>
+          </w:tcPr>
+          <w:p>
+            <w:r>
+              <w:t>22 pohon</w:t>
+            </w:r>
+          </w:p>
+        </w:tc>
+        <w:tc>
+          <w:tcPr>
+            <w:tcW w:type="dxa" w:w="785"/>
+          </w:tcPr>
+          <w:p>
+            <w:r>
+              <w:t>24 pohon</w:t>
+            </w:r>
+          </w:p>
+        </w:tc>
+        <w:tc>
+          <w:tcPr>
+            <w:tcW w:type="dxa" w:w="785"/>
+          </w:tcPr>
+          <w:p>
+            <w:r/>
+          </w:p>
+        </w:tc>
+        <w:tc>
+          <w:tcPr>
+            <w:tcW w:type="dxa" w:w="785"/>
+          </w:tcPr>
+          <w:p>
+            <w:r>
+              <w:t>Option 1, Option 2</w:t>
+            </w:r>
+          </w:p>
+        </w:tc>
+        <w:tc>
+          <w:tcPr>
+            <w:tcW w:type="dxa" w:w="785"/>
+          </w:tcPr>
+          <w:p>
+            <w:r>
+              <w:t>60</w:t>
+            </w:r>
+          </w:p>
+        </w:tc>
+        <w:tc>
+          <w:tcPr>
+            <w:tcW w:type="dxa" w:w="785"/>
+          </w:tcPr>
+          <w:p>
+            <w:r/>
+          </w:p>
+        </w:tc>
+        <w:tc>
+          <w:tcPr>
+            <w:tcW w:type="dxa" w:w="785"/>
+          </w:tcPr>
+          <w:p>
+            <w:r>
+              <w:t>Langkah penyelesaian:</w:t>
+              <w:br/>
+              <w:t>1. Keliling lingkaran = 2 × π × r</w:t>
+              <w:br/>
+              <w:t xml:space="preserve">   Keliling = 2 × (22/7) × 14 m</w:t>
+              <w:br/>
+              <w:t xml:space="preserve">   Keliling = 2 × 22 × 2 m = 88 meter.</w:t>
+              <w:br/>
+              <w:t>2. Banyak pohon palem = Keliling taman : jarak antar-pohon</w:t>
+              <w:br/>
+              <w:t xml:space="preserve">   Banyak pohon = 88 m : 4 m = 22 pohon.</w:t>
+              <w:br/>
+              <w:t>Jadi, banyak pohon palem yang dibutuhkan adalah 22 pohon (Pilihan C).</w:t>
+            </w:r>
+          </w:p>
+        </w:tc>
+      </w:tr>
+      <w:tr>
+        <w:tc>
+          <w:tcPr>
+            <w:tcW w:type="dxa" w:w="785"/>
+          </w:tcPr>
+          <w:p>
+            <w:r>
+              <w:t>Sebuah bidang hiasan dinding berbentuk gabungan persegi panjang dan segitiga sama kaki. Persegi panjang memiliki panjang 18 cm dan lebar 10 cm. Di atas salah satu sisi panjangnya menempel alas segitiga sama kaki yang berukuran alas 18 cm dan tinggi 8 cm. Berapakah luas total bangun gabungan tersebut?</w:t>
+            </w:r>
+          </w:p>
+        </w:tc>
+        <w:tc>
+          <w:tcPr>
+            <w:tcW w:type="dxa" w:w="785"/>
+          </w:tcPr>
+          <w:p>
+            <w:r>
+              <w:t>True/False</w:t>
+            </w:r>
+          </w:p>
+        </w:tc>
+        <w:tc>
+          <w:tcPr>
+            <w:tcW w:type="dxa" w:w="785"/>
+          </w:tcPr>
+          <w:p>
+            <w:r>
+              <w:t>True</w:t>
+            </w:r>
+          </w:p>
+        </w:tc>
+        <w:tc>
+          <w:tcPr>
+            <w:tcW w:type="dxa" w:w="785"/>
+          </w:tcPr>
+          <w:p>
+            <w:r>
+              <w:t>False</w:t>
+            </w:r>
+          </w:p>
+        </w:tc>
+        <w:tc>
+          <w:tcPr>
+            <w:tcW w:type="dxa" w:w="785"/>
+          </w:tcPr>
+          <w:p>
+            <w:r/>
+          </w:p>
+        </w:tc>
+        <w:tc>
+          <w:tcPr>
+            <w:tcW w:type="dxa" w:w="785"/>
+          </w:tcPr>
+          <w:p>
+            <w:r/>
+          </w:p>
+        </w:tc>
+        <w:tc>
+          <w:tcPr>
+            <w:tcW w:type="dxa" w:w="785"/>
+          </w:tcPr>
+          <w:p>
+            <w:r/>
+          </w:p>
+        </w:tc>
+        <w:tc>
+          <w:tcPr>
+            <w:tcW w:type="dxa" w:w="785"/>
+          </w:tcPr>
+          <w:p>
+            <w:r>
+              <w:t>True</w:t>
+            </w:r>
+          </w:p>
+        </w:tc>
+        <w:tc>
+          <w:tcPr>
+            <w:tcW w:type="dxa" w:w="785"/>
+          </w:tcPr>
+          <w:p>
+            <w:r>
+              <w:t>60</w:t>
+            </w:r>
+          </w:p>
+        </w:tc>
+        <w:tc>
+          <w:tcPr>
+            <w:tcW w:type="dxa" w:w="785"/>
+          </w:tcPr>
+          <w:p>
+            <w:r/>
+          </w:p>
+        </w:tc>
+        <w:tc>
+          <w:tcPr>
+            <w:tcW w:type="dxa" w:w="785"/>
+          </w:tcPr>
+          <w:p>
+            <w:r>
+              <w:t>Langkah penyelesaian:</w:t>
+              <w:br/>
+              <w:t>1. Luas Persegi Panjang = panjang × lebar = 18 cm × 10 cm = 180 cm².</w:t>
+              <w:br/>
+              <w:t>2. Luas Segitiga = 1/2 × alas × tinggi = 1/2 × 18 cm × 8 cm = 9 × 8 = 72 cm².</w:t>
+              <w:br/>
+              <w:t>3. Luas Gabungan = Luas persegi panjang + Luas segitiga</w:t>
+              <w:br/>
+              <w:t xml:space="preserve">   Luas Total = 180 cm² + 72 cm² = 252 cm².</w:t>
+              <w:br/>
+              <w:t>Jadi, luas gabungan tersebut adalah 252 cm² (Pilihan B).</w:t>
+            </w:r>
+          </w:p>
+        </w:tc>
+      </w:tr>
+      <w:tr>
+        <w:tc>
+          <w:tcPr>
+            <w:tcW w:type="dxa" w:w="785"/>
+          </w:tcPr>
+          <w:p>
+            <w:r>
+              <w:t>Sebuah bak penampungan air berbentuk balok memiliki ukuran panjang 120 cm, lebar 80 cm, dan tinggi 100 cm. Bak tersebut telah terisi air sebanyak 3/4 bagian. Berapa liter air yang masih harus ditambahkan agar bak penampungan air tersebut terisi penuh?</w:t>
+            </w:r>
+          </w:p>
+        </w:tc>
+        <w:tc>
+          <w:tcPr>
+            <w:tcW w:type="dxa" w:w="785"/>
+          </w:tcPr>
+          <w:p>
+            <w:r>
+              <w:t>Multiple Choice</w:t>
+            </w:r>
+          </w:p>
+        </w:tc>
+        <w:tc>
+          <w:tcPr>
+            <w:tcW w:type="dxa" w:w="785"/>
+          </w:tcPr>
+          <w:p>
+            <w:r>
+              <w:t>180 liter</w:t>
+            </w:r>
+          </w:p>
+        </w:tc>
+        <w:tc>
+          <w:tcPr>
+            <w:tcW w:type="dxa" w:w="785"/>
+          </w:tcPr>
+          <w:p>
+            <w:r>
+              <w:t>240 liter</w:t>
+            </w:r>
+          </w:p>
+        </w:tc>
+        <w:tc>
+          <w:tcPr>
+            <w:tcW w:type="dxa" w:w="785"/>
+          </w:tcPr>
+          <w:p>
+            <w:r>
+              <w:t>320 liter</w:t>
+            </w:r>
+          </w:p>
+        </w:tc>
+        <w:tc>
+          <w:tcPr>
+            <w:tcW w:type="dxa" w:w="785"/>
+          </w:tcPr>
+          <w:p>
+            <w:r>
+              <w:t>720 liter</w:t>
+            </w:r>
+          </w:p>
+        </w:tc>
+        <w:tc>
+          <w:tcPr>
+            <w:tcW w:type="dxa" w:w="785"/>
+          </w:tcPr>
+          <w:p>
+            <w:r/>
+          </w:p>
+        </w:tc>
+        <w:tc>
+          <w:tcPr>
+            <w:tcW w:type="dxa" w:w="785"/>
+          </w:tcPr>
+          <w:p>
+            <w:r>
+              <w:t>2</w:t>
+            </w:r>
+          </w:p>
+        </w:tc>
+        <w:tc>
+          <w:tcPr>
+            <w:tcW w:type="dxa" w:w="785"/>
+          </w:tcPr>
+          <w:p>
+            <w:r>
+              <w:t>60</w:t>
+            </w:r>
+          </w:p>
+        </w:tc>
+        <w:tc>
+          <w:tcPr>
+            <w:tcW w:type="dxa" w:w="785"/>
+          </w:tcPr>
+          <w:p>
+            <w:r/>
+          </w:p>
+        </w:tc>
+        <w:tc>
+          <w:tcPr>
+            <w:tcW w:type="dxa" w:w="785"/>
+          </w:tcPr>
+          <w:p>
+            <w:r>
+              <w:t>Langkah penyelesaian:</w:t>
+              <w:br/>
+              <w:t>1. Volume total balok = p × l × t</w:t>
+              <w:br/>
+              <w:t xml:space="preserve">   V = 120 cm × 80 cm × 100 cm = 960.000 cm³.</w:t>
+              <w:br/>
+              <w:t>2. Konversi ke liter (dm³):</w:t>
+              <w:br/>
+              <w:t xml:space="preserve">   960.000 cm³ = 960.000 : 1.000 = 960 liter.</w:t>
+              <w:br/>
+              <w:t>3. Karena telah terisi 3/4 bagian, maka bagian yang kosong = 1 - 3/4 = 1/4 bagian.</w:t>
+              <w:br/>
+              <w:t>4. Air yang harus ditambahkan = 1/4 × 960 liter = 240 liter.</w:t>
+              <w:br/>
+              <w:t>Jadi, air yang harus ditambahkan adalah 240 liter (Pilihan B).</w:t>
+            </w:r>
+          </w:p>
+        </w:tc>
+      </w:tr>
+      <w:tr>
+        <w:tc>
+          <w:tcPr>
+            <w:tcW w:type="dxa" w:w="785"/>
+          </w:tcPr>
+          <w:p>
+            <w:r>
+              <w:t>Perhatikan ciri-ciri bangun ruang berikut:</w:t>
+              <w:br/>
+              <w:t>(1) Memiliki 5 buah sisi (1 sisi alas dan 4 sisi tegak berbentuk segitiga).</w:t>
+              <w:br/>
+              <w:t>(2) Memiliki 8 buah rusuk.</w:t>
+              <w:br/>
+              <w:t>(3) Memiliki 5 buah titik sudut (satu di antaranya merupakan titik puncak).</w:t>
+              <w:br/>
+              <w:t>Bangun ruang yang memiliki karakteristik tersebut adalah....</w:t>
+            </w:r>
+          </w:p>
+        </w:tc>
+        <w:tc>
+          <w:tcPr>
+            <w:tcW w:type="dxa" w:w="785"/>
+          </w:tcPr>
+          <w:p>
+            <w:r>
+              <w:t>Checkbox</w:t>
+            </w:r>
+          </w:p>
+        </w:tc>
+        <w:tc>
+          <w:tcPr>
+            <w:tcW w:type="dxa" w:w="785"/>
+          </w:tcPr>
+          <w:p>
+            <w:r>
+              <w:t>Prisma segitiga</w:t>
+            </w:r>
+          </w:p>
+        </w:tc>
+        <w:tc>
+          <w:tcPr>
+            <w:tcW w:type="dxa" w:w="785"/>
+          </w:tcPr>
+          <w:p>
+            <w:r>
+              <w:t>Limas segitiga</w:t>
+            </w:r>
+          </w:p>
+        </w:tc>
+        <w:tc>
+          <w:tcPr>
+            <w:tcW w:type="dxa" w:w="785"/>
+          </w:tcPr>
+          <w:p>
+            <w:r>
+              <w:t>Limas segi empat</w:t>
+            </w:r>
+          </w:p>
+        </w:tc>
+        <w:tc>
+          <w:tcPr>
+            <w:tcW w:type="dxa" w:w="785"/>
+          </w:tcPr>
+          <w:p>
+            <w:r>
+              <w:t>Prisma segi empat</w:t>
+            </w:r>
+          </w:p>
+        </w:tc>
+        <w:tc>
+          <w:tcPr>
+            <w:tcW w:type="dxa" w:w="785"/>
+          </w:tcPr>
+          <w:p>
+            <w:r/>
+          </w:p>
+        </w:tc>
+        <w:tc>
+          <w:tcPr>
+            <w:tcW w:type="dxa" w:w="785"/>
+          </w:tcPr>
+          <w:p>
+            <w:r>
+              <w:t>Option 1, Option 2</w:t>
+            </w:r>
+          </w:p>
+        </w:tc>
+        <w:tc>
+          <w:tcPr>
+            <w:tcW w:type="dxa" w:w="785"/>
+          </w:tcPr>
+          <w:p>
+            <w:r>
+              <w:t>60</w:t>
+            </w:r>
+          </w:p>
+        </w:tc>
+        <w:tc>
+          <w:tcPr>
+            <w:tcW w:type="dxa" w:w="785"/>
+          </w:tcPr>
+          <w:p>
+            <w:r/>
+          </w:p>
+        </w:tc>
+        <w:tc>
+          <w:tcPr>
+            <w:tcW w:type="dxa" w:w="785"/>
+          </w:tcPr>
+          <w:p>
+            <w:r>
+              <w:t>Analisis sifat bangun ruang:</w:t>
+              <w:br/>
+              <w:t>- Prisma segitiga memiliki 5 sisi, 9 rusuk, 6 titik sudut.</w:t>
+              <w:br/>
+              <w:t>- Limas segitiga memiliki 4 sisi, 6 rusuk, 4 titik sudut.</w:t>
+              <w:br/>
+              <w:t>- Limas segi empat memiliki 1 alas segi empat + 4 sisi tegak segitiga = 5 sisi, 8 rusuk, dan 5 titik sudut (termasuk 1 titik puncak).</w:t>
+              <w:br/>
+              <w:t>Jadi, bangun ruang yang dimaksud adalah Limas segi empat (Pilihan C).</w:t>
+            </w:r>
+          </w:p>
+        </w:tc>
+      </w:tr>
+      <w:tr>
+        <w:tc>
+          <w:tcPr>
+            <w:tcW w:type="dxa" w:w="785"/>
+          </w:tcPr>
+          <w:p>
+            <w:r>
+              <w:t>Pak Rahmat berangkat dari Bandung menuju Jakarta mengendarai mobil dengan kecepatan rata-rata 75 km/jam. Jarak yang ditempuh adalah 150 km. Jika Pak Rahmat berangkat dari Bandung pada pukul 06.30 WIB dan sempat beristirahat di rest area selama 30 menit di tengah perjalanan, pada pukul berapakah Pak Rahmat tiba di Jakarta?</w:t>
+            </w:r>
+          </w:p>
+        </w:tc>
+        <w:tc>
+          <w:tcPr>
+            <w:tcW w:type="dxa" w:w="785"/>
+          </w:tcPr>
+          <w:p>
+            <w:r>
+              <w:t>True/False</w:t>
+            </w:r>
+          </w:p>
+        </w:tc>
+        <w:tc>
+          <w:tcPr>
+            <w:tcW w:type="dxa" w:w="785"/>
+          </w:tcPr>
+          <w:p>
+            <w:r>
+              <w:t>True</w:t>
+            </w:r>
+          </w:p>
+        </w:tc>
+        <w:tc>
+          <w:tcPr>
+            <w:tcW w:type="dxa" w:w="785"/>
+          </w:tcPr>
+          <w:p>
+            <w:r>
+              <w:t>False</w:t>
+            </w:r>
+          </w:p>
+        </w:tc>
+        <w:tc>
+          <w:tcPr>
+            <w:tcW w:type="dxa" w:w="785"/>
+          </w:tcPr>
+          <w:p>
+            <w:r/>
+          </w:p>
+        </w:tc>
+        <w:tc>
+          <w:tcPr>
+            <w:tcW w:type="dxa" w:w="785"/>
+          </w:tcPr>
+          <w:p>
+            <w:r/>
+          </w:p>
+        </w:tc>
+        <w:tc>
+          <w:tcPr>
+            <w:tcW w:type="dxa" w:w="785"/>
+          </w:tcPr>
+          <w:p>
+            <w:r/>
+          </w:p>
+        </w:tc>
+        <w:tc>
+          <w:tcPr>
+            <w:tcW w:type="dxa" w:w="785"/>
+          </w:tcPr>
+          <w:p>
+            <w:r>
+              <w:t>True</w:t>
+            </w:r>
+          </w:p>
+        </w:tc>
+        <w:tc>
+          <w:tcPr>
+            <w:tcW w:type="dxa" w:w="785"/>
+          </w:tcPr>
+          <w:p>
+            <w:r>
+              <w:t>60</w:t>
+            </w:r>
+          </w:p>
+        </w:tc>
+        <w:tc>
+          <w:tcPr>
+            <w:tcW w:type="dxa" w:w="785"/>
+          </w:tcPr>
+          <w:p>
+            <w:r/>
+          </w:p>
+        </w:tc>
+        <w:tc>
+          <w:tcPr>
+            <w:tcW w:type="dxa" w:w="785"/>
+          </w:tcPr>
+          <w:p>
+            <w:r>
+              <w:t>Langkah penyelesaian:</w:t>
+              <w:br/>
+              <w:t>1. Waktu tempuh murni = Jarak : Kecepatan</w:t>
+              <w:br/>
+              <w:t xml:space="preserve">   Waktu = 150 km : 75 km/jam = 2 jam.</w:t>
+              <w:br/>
+              <w:t>2. Waktu istirahat = 30 menit (0,5 jam).</w:t>
+              <w:br/>
+              <w:t>3. Total durasi perjalanan = 2 jam + 30 menit = 2 jam 30 menit.</w:t>
+              <w:br/>
+              <w:t>4. Waktu kedatangan = Waktu berangkat + Total durasi</w:t>
+              <w:br/>
+              <w:t xml:space="preserve">   = 06.30 WIB + 02.30 = 09.00 WIB.</w:t>
+              <w:br/>
+              <w:t>Jadi, Pak Rahmat tiba di Jakarta pada pukul 09.00 WIB (Pilihan B).</w:t>
+            </w:r>
+          </w:p>
+        </w:tc>
+      </w:tr>
+      <w:tr>
+        <w:tc>
+          <w:tcPr>
+            <w:tcW w:type="dxa" w:w="785"/>
+          </w:tcPr>
+          <w:p>
+            <w:r>
+              <w:t>Sebuah kolam renang anak dengan kapasitas volume air 3.600 liter dikosongkan untuk dibersihkan menggunakan pipa pembuangan. Seluruh air di dalam kolam habis terkuras dalam waktu 30 menit. Berapakah debit aliran air yang keluar melalui pipa pembuangan tersebut dalam satuan liter/detik?</w:t>
+            </w:r>
+          </w:p>
+        </w:tc>
+        <w:tc>
+          <w:tcPr>
+            <w:tcW w:type="dxa" w:w="785"/>
+          </w:tcPr>
+          <w:p>
+            <w:r>
+              <w:t>Multiple Choice</w:t>
+            </w:r>
+          </w:p>
+        </w:tc>
+        <w:tc>
+          <w:tcPr>
+            <w:tcW w:type="dxa" w:w="785"/>
+          </w:tcPr>
+          <w:p>
+            <w:r>
+              <w:t>1,5 liter/detik</w:t>
+            </w:r>
+          </w:p>
+        </w:tc>
+        <w:tc>
+          <w:tcPr>
+            <w:tcW w:type="dxa" w:w="785"/>
+          </w:tcPr>
+          <w:p>
+            <w:r>
+              <w:t>2 liter/detik</w:t>
+            </w:r>
+          </w:p>
+        </w:tc>
+        <w:tc>
+          <w:tcPr>
+            <w:tcW w:type="dxa" w:w="785"/>
+          </w:tcPr>
+          <w:p>
+            <w:r>
+              <w:t>2,5 liter/detik</w:t>
+            </w:r>
+          </w:p>
+        </w:tc>
+        <w:tc>
+          <w:tcPr>
+            <w:tcW w:type="dxa" w:w="785"/>
+          </w:tcPr>
+          <w:p>
+            <w:r>
+              <w:t>3 liter/detik</w:t>
+            </w:r>
+          </w:p>
+        </w:tc>
+        <w:tc>
+          <w:tcPr>
+            <w:tcW w:type="dxa" w:w="785"/>
+          </w:tcPr>
+          <w:p>
+            <w:r/>
+          </w:p>
+        </w:tc>
+        <w:tc>
+          <w:tcPr>
+            <w:tcW w:type="dxa" w:w="785"/>
+          </w:tcPr>
+          <w:p>
+            <w:r>
+              <w:t>2</w:t>
+            </w:r>
+          </w:p>
+        </w:tc>
+        <w:tc>
+          <w:tcPr>
+            <w:tcW w:type="dxa" w:w="785"/>
+          </w:tcPr>
+          <w:p>
+            <w:r>
+              <w:t>60</w:t>
+            </w:r>
+          </w:p>
+        </w:tc>
+        <w:tc>
+          <w:tcPr>
+            <w:tcW w:type="dxa" w:w="785"/>
+          </w:tcPr>
+          <w:p>
+            <w:r/>
+          </w:p>
+        </w:tc>
+        <w:tc>
+          <w:tcPr>
+            <w:tcW w:type="dxa" w:w="785"/>
+          </w:tcPr>
+          <w:p>
+            <w:r>
+              <w:t>Langkah penyelesaian:</w:t>
+              <w:br/>
+              <w:t>1. Volume air = 3.600 liter.</w:t>
+              <w:br/>
+              <w:t>2. Waktu pengurasan = 30 menit = 30 × 60 detik = 1.800 detik.</w:t>
+              <w:br/>
+              <w:t>3. Debit = Volume : Waktu</w:t>
+              <w:br/>
+              <w:t xml:space="preserve">   Debit = 3.600 liter : 1.800 detik = 2 liter/detik.</w:t>
+              <w:br/>
+              <w:t>Jadi, debit aliran air adalah 2 liter/detik (Pilihan B).</w:t>
+            </w:r>
+          </w:p>
+        </w:tc>
+      </w:tr>
+      <w:tr>
+        <w:tc>
+          <w:tcPr>
+            <w:tcW w:type="dxa" w:w="785"/>
+          </w:tcPr>
+          <w:p>
+            <w:r>
+              <w:t>Perhatikan tabel hasil panen jagung Desa Makmur berikut:</w:t>
+              <w:br/>
+              <w:t>- Tahun 2021: 45 ton</w:t>
+              <w:br/>
+              <w:t>- Tahun 2022: 50 ton</w:t>
+              <w:br/>
+              <w:t>- Tahun 2023: 65 ton</w:t>
+              <w:br/>
+              <w:t>- Tahun 2024: 55 ton</w:t>
+              <w:br/>
+              <w:t>- Tahun 2025: 75 ton</w:t>
+              <w:br/>
+              <w:t>Berapakah selisih hasil panen jagung tertinggi dan hasil panen jagung terendah selama periode tersebut?</w:t>
+            </w:r>
+          </w:p>
+        </w:tc>
+        <w:tc>
+          <w:tcPr>
+            <w:tcW w:type="dxa" w:w="785"/>
+          </w:tcPr>
+          <w:p>
+            <w:r>
+              <w:t>Checkbox</w:t>
+            </w:r>
+          </w:p>
+        </w:tc>
+        <w:tc>
+          <w:tcPr>
+            <w:tcW w:type="dxa" w:w="785"/>
+          </w:tcPr>
+          <w:p>
+            <w:r>
+              <w:t>20 ton</w:t>
+            </w:r>
+          </w:p>
+        </w:tc>
+        <w:tc>
+          <w:tcPr>
+            <w:tcW w:type="dxa" w:w="785"/>
+          </w:tcPr>
+          <w:p>
+            <w:r>
+              <w:t>25 ton</w:t>
+            </w:r>
+          </w:p>
+        </w:tc>
+        <w:tc>
+          <w:tcPr>
+            <w:tcW w:type="dxa" w:w="785"/>
+          </w:tcPr>
+          <w:p>
+            <w:r>
+              <w:t>30 ton</w:t>
+            </w:r>
+          </w:p>
+        </w:tc>
+        <w:tc>
+          <w:tcPr>
+            <w:tcW w:type="dxa" w:w="785"/>
+          </w:tcPr>
+          <w:p>
+            <w:r>
+              <w:t>35 ton</w:t>
+            </w:r>
+          </w:p>
+        </w:tc>
+        <w:tc>
+          <w:tcPr>
+            <w:tcW w:type="dxa" w:w="785"/>
+          </w:tcPr>
+          <w:p>
+            <w:r/>
+          </w:p>
+        </w:tc>
+        <w:tc>
+          <w:tcPr>
+            <w:tcW w:type="dxa" w:w="785"/>
+          </w:tcPr>
+          <w:p>
+            <w:r>
+              <w:t>Option 1, Option 2</w:t>
+            </w:r>
+          </w:p>
+        </w:tc>
+        <w:tc>
+          <w:tcPr>
+            <w:tcW w:type="dxa" w:w="785"/>
+          </w:tcPr>
+          <w:p>
+            <w:r>
+              <w:t>60</w:t>
+            </w:r>
+          </w:p>
+        </w:tc>
+        <w:tc>
+          <w:tcPr>
+            <w:tcW w:type="dxa" w:w="785"/>
+          </w:tcPr>
+          <w:p>
+            <w:r/>
+          </w:p>
+        </w:tc>
+        <w:tc>
+          <w:tcPr>
+            <w:tcW w:type="dxa" w:w="785"/>
+          </w:tcPr>
+          <w:p>
+            <w:r>
+              <w:t>Langkah penyelesaian:</w:t>
+              <w:br/>
+              <w:t>1. Hasil panen tertinggi terjadi pada tahun 2025 = 75 ton.</w:t>
+              <w:br/>
+              <w:t>2. Hasil panen terendah terjadi pada tahun 2021 = 45 ton.</w:t>
+              <w:br/>
+              <w:t>3. Selisih = 75 ton - 45 ton = 30 ton.</w:t>
+              <w:br/>
+              <w:t>Jadi, selisih hasil panen tertinggi dan terendah adalah 30 ton (Pilihan C).</w:t>
+            </w:r>
+          </w:p>
+        </w:tc>
+      </w:tr>
+      <w:tr>
+        <w:tc>
+          <w:tcPr>
+            <w:tcW w:type="dxa" w:w="785"/>
+          </w:tcPr>
+          <w:p>
+            <w:r>
+              <w:t>Data penjualan buku ensiklopedia anak di sebuah toko buku selama enam hari berturut-turut tercatat sebagai berikut: Senin 35 buku, Selasa 45 buku, Rabu 40 buku, Kamis 55 buku, Jumat 50 buku, dan Sabtu 75 buku. Berapakah rata-rata penjualan buku per hari selama enam hari tersebut?</w:t>
+            </w:r>
+          </w:p>
+        </w:tc>
+        <w:tc>
+          <w:tcPr>
+            <w:tcW w:type="dxa" w:w="785"/>
+          </w:tcPr>
+          <w:p>
+            <w:r>
+              <w:t>True/False</w:t>
+            </w:r>
+          </w:p>
+        </w:tc>
+        <w:tc>
+          <w:tcPr>
+            <w:tcW w:type="dxa" w:w="785"/>
+          </w:tcPr>
+          <w:p>
+            <w:r>
+              <w:t>True</w:t>
+            </w:r>
+          </w:p>
+        </w:tc>
+        <w:tc>
+          <w:tcPr>
+            <w:tcW w:type="dxa" w:w="785"/>
+          </w:tcPr>
+          <w:p>
+            <w:r>
+              <w:t>False</w:t>
+            </w:r>
+          </w:p>
+        </w:tc>
+        <w:tc>
+          <w:tcPr>
+            <w:tcW w:type="dxa" w:w="785"/>
+          </w:tcPr>
+          <w:p>
+            <w:r/>
+          </w:p>
+        </w:tc>
+        <w:tc>
+          <w:tcPr>
+            <w:tcW w:type="dxa" w:w="785"/>
+          </w:tcPr>
+          <w:p>
+            <w:r/>
+          </w:p>
+        </w:tc>
+        <w:tc>
+          <w:tcPr>
+            <w:tcW w:type="dxa" w:w="785"/>
+          </w:tcPr>
+          <w:p>
+            <w:r/>
+          </w:p>
+        </w:tc>
+        <w:tc>
+          <w:tcPr>
+            <w:tcW w:type="dxa" w:w="785"/>
+          </w:tcPr>
+          <w:p>
+            <w:r>
+              <w:t>True</w:t>
+            </w:r>
+          </w:p>
+        </w:tc>
+        <w:tc>
+          <w:tcPr>
+            <w:tcW w:type="dxa" w:w="785"/>
+          </w:tcPr>
+          <w:p>
+            <w:r>
+              <w:t>60</w:t>
+            </w:r>
+          </w:p>
+        </w:tc>
+        <w:tc>
+          <w:tcPr>
+            <w:tcW w:type="dxa" w:w="785"/>
+          </w:tcPr>
+          <w:p>
+            <w:r/>
+          </w:p>
+        </w:tc>
+        <w:tc>
+          <w:tcPr>
+            <w:tcW w:type="dxa" w:w="785"/>
+          </w:tcPr>
+          <w:p>
+            <w:r>
+              <w:t>Langkah penyelesaian:</w:t>
+              <w:br/>
+              <w:t>1. Jumlah seluruh buku terjual = 35 + 45 + 40 + 55 + 50 + 75 = 300 buku.</w:t>
+              <w:br/>
+              <w:t>2. Banyaknya hari penjualan = 6 hari.</w:t>
+              <w:br/>
+              <w:t>3. Rata-rata per hari = 300 : 6 = 50 buku.</w:t>
+              <w:br/>
+              <w:t>Jadi, rata-rata penjualan buku per hari adalah 50 buku (Pilihan C).</w:t>
+            </w:r>
+          </w:p>
+        </w:tc>
+      </w:tr>
+      <w:tr>
+        <w:tc>
+          <w:tcPr>
+            <w:tcW w:type="dxa" w:w="785"/>
+          </w:tcPr>
+          <w:p>
+            <w:r>
+              <w:t>Nilai ulangan matematika dari 8 orang siswa adalah: 75, 80, 85, 70, 90, 85, 75, dan 80. Ketika nilai ulangan milik siswa ke-9 dimasukkan ke dalam kelompok tersebut, nilai rata-rata keseluruhan menjadi 81. Berapakah nilai ulangan matematika siswa ke-9 tersebut?</w:t>
+            </w:r>
+          </w:p>
+        </w:tc>
+        <w:tc>
+          <w:tcPr>
+            <w:tcW w:type="dxa" w:w="785"/>
+          </w:tcPr>
+          <w:p>
+            <w:r>
+              <w:t>Multiple Choice</w:t>
+            </w:r>
+          </w:p>
+        </w:tc>
+        <w:tc>
+          <w:tcPr>
+            <w:tcW w:type="dxa" w:w="785"/>
+          </w:tcPr>
+          <w:p>
+            <w:r>
+              <w:t>86</w:t>
+            </w:r>
+          </w:p>
+        </w:tc>
+        <w:tc>
+          <w:tcPr>
+            <w:tcW w:type="dxa" w:w="785"/>
+          </w:tcPr>
+          <w:p>
+            <w:r>
+              <w:t>87</w:t>
+            </w:r>
+          </w:p>
+        </w:tc>
+        <w:tc>
+          <w:tcPr>
+            <w:tcW w:type="dxa" w:w="785"/>
+          </w:tcPr>
+          <w:p>
+            <w:r>
+              <w:t>88</w:t>
+            </w:r>
+          </w:p>
+        </w:tc>
+        <w:tc>
+          <w:tcPr>
+            <w:tcW w:type="dxa" w:w="785"/>
+          </w:tcPr>
+          <w:p>
+            <w:r>
+              <w:t>89</w:t>
+            </w:r>
+          </w:p>
+        </w:tc>
+        <w:tc>
+          <w:tcPr>
+            <w:tcW w:type="dxa" w:w="785"/>
+          </w:tcPr>
+          <w:p>
+            <w:r/>
+          </w:p>
+        </w:tc>
+        <w:tc>
+          <w:tcPr>
+            <w:tcW w:type="dxa" w:w="785"/>
+          </w:tcPr>
+          <w:p>
+            <w:r>
+              <w:t>4</w:t>
+            </w:r>
+          </w:p>
+        </w:tc>
+        <w:tc>
+          <w:tcPr>
+            <w:tcW w:type="dxa" w:w="785"/>
+          </w:tcPr>
+          <w:p>
+            <w:r>
+              <w:t>60</w:t>
+            </w:r>
+          </w:p>
+        </w:tc>
+        <w:tc>
+          <w:tcPr>
+            <w:tcW w:type="dxa" w:w="785"/>
+          </w:tcPr>
+          <w:p>
+            <w:r/>
+          </w:p>
+        </w:tc>
+        <w:tc>
+          <w:tcPr>
+            <w:tcW w:type="dxa" w:w="785"/>
+          </w:tcPr>
+          <w:p>
+            <w:r>
+              <w:t>Langkah penyelesaian:</w:t>
+              <w:br/>
+              <w:t>1. Jumlah nilai 8 siswa = 75 + 80 + 85 + 70 + 90 + 85 + 75 + 80 = 640.</w:t>
+              <w:br/>
+              <w:t>2. Nilai rata-rata 9 siswa = 81.</w:t>
+              <w:br/>
+              <w:t xml:space="preserve">   Total nilai 9 siswa = 9 × 81 = 729.</w:t>
+              <w:br/>
+              <w:t>3. Nilai siswa ke-9 = Total 9 siswa - Total 8 siswa</w:t>
+              <w:br/>
+              <w:t xml:space="preserve">   Nilai siswa ke-9 = 729 - 640 = 89.</w:t>
+              <w:br/>
+              <w:t>Jadi, nilai ulangan siswa ke-9 adalah 89 (Pilihan D).</w:t>
+            </w:r>
+          </w:p>
+        </w:tc>
+      </w:tr>
+      <w:tr>
+        <w:tc>
+          <w:tcPr>
+            <w:tcW w:type="dxa" w:w="785"/>
+          </w:tcPr>
+          <w:p>
+            <w:r>
+              <w:t>Data berat badan (dalam kg) dari 15 siswa kelas VI SD disajikan sebagai berikut:</w:t>
+              <w:br/>
+              <w:t>32, 34, 32, 36, 35, 34, 32, 38, 35, 36, 32, 32, 35, 37, 34.</w:t>
+              <w:br/>
+              <w:t>Modus dan median dari data berat badan siswa tersebut berturut-turut adalah....</w:t>
+            </w:r>
+          </w:p>
+        </w:tc>
+        <w:tc>
+          <w:tcPr>
+            <w:tcW w:type="dxa" w:w="785"/>
+          </w:tcPr>
+          <w:p>
+            <w:r>
+              <w:t>Checkbox</w:t>
+            </w:r>
+          </w:p>
+        </w:tc>
+        <w:tc>
+          <w:tcPr>
+            <w:tcW w:type="dxa" w:w="785"/>
+          </w:tcPr>
+          <w:p>
+            <w:r>
+              <w:t>Modus = 32 kg dan Median = 34 kg</w:t>
+            </w:r>
+          </w:p>
+        </w:tc>
+        <w:tc>
+          <w:tcPr>
+            <w:tcW w:type="dxa" w:w="785"/>
+          </w:tcPr>
+          <w:p>
+            <w:r>
+              <w:t>Modus = 34 kg dan Median = 35 kg</w:t>
+            </w:r>
+          </w:p>
+        </w:tc>
+        <w:tc>
+          <w:tcPr>
+            <w:tcW w:type="dxa" w:w="785"/>
+          </w:tcPr>
+          <w:p>
+            <w:r>
+              <w:t>Modus = 32 kg dan Median = 35 kg</w:t>
+            </w:r>
+          </w:p>
+        </w:tc>
+        <w:tc>
+          <w:tcPr>
+            <w:tcW w:type="dxa" w:w="785"/>
+          </w:tcPr>
+          <w:p>
+            <w:r>
+              <w:t>Modus = 35 kg dan Median = 34 kg</w:t>
+            </w:r>
+          </w:p>
+        </w:tc>
+        <w:tc>
+          <w:tcPr>
+            <w:tcW w:type="dxa" w:w="785"/>
+          </w:tcPr>
+          <w:p>
+            <w:r/>
+          </w:p>
+        </w:tc>
+        <w:tc>
+          <w:tcPr>
+            <w:tcW w:type="dxa" w:w="785"/>
+          </w:tcPr>
+          <w:p>
+            <w:r>
+              <w:t>Option 1, Option 2</w:t>
+            </w:r>
+          </w:p>
+        </w:tc>
+        <w:tc>
+          <w:tcPr>
+            <w:tcW w:type="dxa" w:w="785"/>
+          </w:tcPr>
+          <w:p>
+            <w:r>
+              <w:t>60</w:t>
+            </w:r>
+          </w:p>
+        </w:tc>
+        <w:tc>
+          <w:tcPr>
+            <w:tcW w:type="dxa" w:w="785"/>
+          </w:tcPr>
+          <w:p>
+            <w:r/>
+          </w:p>
+        </w:tc>
+        <w:tc>
+          <w:tcPr>
+            <w:tcW w:type="dxa" w:w="785"/>
+          </w:tcPr>
+          <w:p>
+            <w:r>
+              <w:t>Langkah penyelesaian:</w:t>
+              <w:br/>
+              <w:t>1. Menentukan Modus (data paling sering muncul):</w:t>
+              <w:br/>
+              <w:t xml:space="preserve">   - 32 muncul sebanyak 5 kali</w:t>
+              <w:br/>
+              <w:t xml:space="preserve">   - 34 muncul sebanyak 3 kali</w:t>
+              <w:br/>
+              <w:t xml:space="preserve">   - 35 muncul sebanyak 3 kali</w:t>
+              <w:br/>
+              <w:t xml:space="preserve">   - 36 muncul sebanyak 2 kali</w:t>
+              <w:br/>
+              <w:t xml:space="preserve">   - 37 muncul sebanyak 1 kali</w:t>
+              <w:br/>
+              <w:t xml:space="preserve">   - 38 muncul sebanyak 1 kali</w:t>
+              <w:br/>
+              <w:t xml:space="preserve">   Modus = 32 kg.</w:t>
+              <w:br/>
+              <w:t>2. Menentukan Median (urutkan data dari terkecil):</w:t>
+              <w:br/>
+              <w:t xml:space="preserve">   32, 32, 32, 32, 32, 34, 34, [34], 35, 35, 35, 36, 36, 37, 38.</w:t>
+              <w:br/>
+              <w:t xml:space="preserve">   Data ke-8 (nilai tengah) adalah 34 kg.</w:t>
+              <w:br/>
+              <w:t xml:space="preserve">   Median = 34 kg.</w:t>
+              <w:br/>
+              <w:t>Jadi, modus = 32 kg dan median = 34 kg (Pilihan A).</w:t>
             </w:r>
           </w:p>
         </w:tc>
       </w:tr>
     </w:tbl>
-    <w:p>
-      <w:pPr>
-        <w:spacing w:after="160"/>
-      </w:pPr>
-    </w:p>
-    <w:p>
-      <w:pPr>
-        <w:spacing w:before="120" w:after="80"/>
-      </w:pPr>
-      <w:r>
-        <w:rPr>
-          <w:b/>
-          <w:color w:val="1E3A8A"/>
-        </w:rPr>
-        <w:t>Soal Nomor 1  |  Kunci Jawaban: B</w:t>
-        <w:br/>
-      </w:r>
-      <w:r>
-        <w:rPr>
-          <w:i/>
-          <w:color w:val="4B5563"/>
-        </w:rPr>
-        <w:t>Materi / Lingkup Kompetensi: Operasi Hitung Campuran Bilangan Cacah</w:t>
-        <w:br/>
-      </w:r>
-      <w:r>
-        <w:t>Pembahasan &amp; Langkah Penyelesaian:</w:t>
-        <w:br/>
-        <w:t>Langkah penyelesaian:</w:t>
-        <w:br/>
-        <w:t>1. Total persediaan awal = 35 pak × 10 buku = 350 buku.</w:t>
-        <w:br/>
-        <w:t>2. Tambahan kiriman = 15 pak × 10 buku = 150 buku.</w:t>
-        <w:br/>
-        <w:t>3. Jumlah seluruh buku = 350 + 150 = 500 buku.</w:t>
-        <w:br/>
-        <w:t>4. Buku dibagikan ke dalam 25 kardus sama banyak:</w:t>
-        <w:br/>
-        <w:t xml:space="preserve">   Banyak buku per kardus = 500 : 25 = 20 buku.</w:t>
-        <w:br/>
-        <w:t>Jadi, jawaban yang benar adalah B (20 buku).</w:t>
-        <w:br/>
-      </w:r>
-    </w:p>
-    <w:p>
-      <w:pPr>
-        <w:spacing w:before="0" w:after="80"/>
-      </w:pPr>
-      <w:r>
-        <w:rPr>
-          <w:color w:val="E5E7EB"/>
-        </w:rPr>
-        <w:t>―――――――――――――――――――――――――――――――――――――――――――――</w:t>
-      </w:r>
-    </w:p>
-    <w:p>
-      <w:pPr>
-        <w:spacing w:before="120" w:after="80"/>
-      </w:pPr>
-      <w:r>
-        <w:rPr>
-          <w:b/>
-          <w:color w:val="1E3A8A"/>
-        </w:rPr>
-        <w:t>Soal Nomor 2  |  Kunci Jawaban: C</w:t>
-        <w:br/>
-      </w:r>
-      <w:r>
-        <w:rPr>
-          <w:i/>
-          <w:color w:val="4B5563"/>
-        </w:rPr>
-        <w:t>Materi / Lingkup Kompetensi: Operasi Bilangan Bulat Negatif (Konteks Suhu)</w:t>
-        <w:br/>
-      </w:r>
-      <w:r>
-        <w:t>Pembahasan &amp; Langkah Penyelesaian:</w:t>
-        <w:br/>
-        <w:t>Langkah penyelesaian:</w:t>
-        <w:br/>
-        <w:t>1. Lama pemadaman listrik = 40 menit.</w:t>
-        <w:br/>
-        <w:t>2. Frekuensi kenaikan suhu = 40 menit : 8 menit = 5 kali.</w:t>
-        <w:br/>
-        <w:t>3. Besar total kenaikan suhu = 5 × 3°C = 15°C.</w:t>
-        <w:br/>
-        <w:t>4. Suhu akhir daging = -12°C + 15°C = 3°C.</w:t>
-        <w:br/>
-        <w:t>Jadi, suhu daging beku sekarang adalah 3°C (Pilihan C).</w:t>
-        <w:br/>
-      </w:r>
-    </w:p>
-    <w:p>
-      <w:pPr>
-        <w:spacing w:before="0" w:after="80"/>
-      </w:pPr>
-      <w:r>
-        <w:rPr>
-          <w:color w:val="E5E7EB"/>
-        </w:rPr>
-        <w:t>―――――――――――――――――――――――――――――――――――――――――――――</w:t>
-      </w:r>
-    </w:p>
-    <w:p>
-      <w:pPr>
-        <w:spacing w:before="120" w:after="80"/>
-      </w:pPr>
-      <w:r>
-        <w:rPr>
-          <w:b/>
-          <w:color w:val="1E3A8A"/>
-        </w:rPr>
-        <w:t>Soal Nomor 3  |  Kunci Jawaban: A</w:t>
-        <w:br/>
-      </w:r>
-      <w:r>
-        <w:rPr>
-          <w:i/>
-          <w:color w:val="4B5563"/>
-        </w:rPr>
-        <w:t>Materi / Lingkup Kompetensi: Operasi Penjumlahan dan Pengurangan Pecahan Campuran</w:t>
-        <w:br/>
-      </w:r>
-      <w:r>
-        <w:t>Pembahasan &amp; Langkah Penyelesaian:</w:t>
-        <w:br/>
-        <w:t>Langkah penyelesaian:</w:t>
-        <w:br/>
-        <w:t>Sisa tepung = 4 1/2 - 2 1/4 - 1 1/8</w:t>
-        <w:br/>
-        <w:t>Samakan penyebutnya menjadi per delapan (8):</w:t>
-        <w:br/>
-        <w:t>= 4 4/8 - 2 2/8 - 1 1/8</w:t>
-        <w:br/>
-        <w:t>= (4 - 2 - 1) + (4/8 - 2/8 - 1/8)</w:t>
-        <w:br/>
-        <w:t>= 1 + 1/8 = 1 1/8 kg.</w:t>
-        <w:br/>
-        <w:t>Atau dalam pecahan biasa: 36/8 - 18/8 - 9/8 = 9/8 = 1 1/8 kg.</w:t>
-        <w:br/>
-        <w:t>Jadi, pilihan yang tepat adalah A (1 1/8 kg).</w:t>
-        <w:br/>
-      </w:r>
-    </w:p>
-    <w:p>
-      <w:pPr>
-        <w:spacing w:before="0" w:after="80"/>
-      </w:pPr>
-      <w:r>
-        <w:rPr>
-          <w:color w:val="E5E7EB"/>
-        </w:rPr>
-        <w:t>―――――――――――――――――――――――――――――――――――――――――――――</w:t>
-      </w:r>
-    </w:p>
-    <w:p>
-      <w:pPr>
-        <w:spacing w:before="120" w:after="80"/>
-      </w:pPr>
-      <w:r>
-        <w:rPr>
-          <w:b/>
-          <w:color w:val="1E3A8A"/>
-        </w:rPr>
-        <w:t>Soal Nomor 4  |  Kunci Jawaban: A</w:t>
-        <w:br/>
-      </w:r>
-      <w:r>
-        <w:rPr>
-          <w:i/>
-          <w:color w:val="4B5563"/>
-        </w:rPr>
-        <w:t>Materi / Lingkup Kompetensi: Mengurutkan Berbagai Bentuk Pecahan</w:t>
-        <w:br/>
-      </w:r>
-      <w:r>
-        <w:t>Pembahasan &amp; Langkah Penyelesaian:</w:t>
-        <w:br/>
-        <w:t>Langkah penyelesaian (ubah semua ke bentuk desimal):</w:t>
-        <w:br/>
-        <w:t>- 60% = 60/100 = 0,60</w:t>
-        <w:br/>
-        <w:t>- 0,65 = 0,65</w:t>
-        <w:br/>
-        <w:t>- 7/10 = 0,70</w:t>
-        <w:br/>
-        <w:t>- 3/4 = 0,75</w:t>
-        <w:br/>
-        <w:t>Urutan dari terkecil ke terbesar:</w:t>
-        <w:br/>
-        <w:t>0,60 (60%) &lt; 0,65 &lt; 0,70 (7/10) &lt; 0,75 (3/4).</w:t>
-        <w:br/>
-        <w:t>Jadi, urutannya adalah 60% ; 0,65 ; 7/10 ; 3/4 (Pilihan A).</w:t>
-        <w:br/>
-      </w:r>
-    </w:p>
-    <w:p>
-      <w:pPr>
-        <w:spacing w:before="0" w:after="80"/>
-      </w:pPr>
-      <w:r>
-        <w:rPr>
-          <w:color w:val="E5E7EB"/>
-        </w:rPr>
-        <w:t>―――――――――――――――――――――――――――――――――――――――――――――</w:t>
-      </w:r>
-    </w:p>
-    <w:p>
-      <w:pPr>
-        <w:spacing w:before="120" w:after="80"/>
-      </w:pPr>
-      <w:r>
-        <w:rPr>
-          <w:b/>
-          <w:color w:val="1E3A8A"/>
-        </w:rPr>
-        <w:t>Soal Nomor 5  |  Kunci Jawaban: B</w:t>
-        <w:br/>
-      </w:r>
-      <w:r>
-        <w:rPr>
-          <w:i/>
-          <w:color w:val="4B5563"/>
-        </w:rPr>
-        <w:t>Materi / Lingkup Kompetensi: Kelipatan Persekutuan Terkecil (KPK)</w:t>
-        <w:br/>
-      </w:r>
-      <w:r>
-        <w:t>Pembahasan &amp; Langkah Penyelesaian:</w:t>
-        <w:br/>
-        <w:t>Langkah penyelesaian:</w:t>
-        <w:br/>
-        <w:t>1. Cari KPK dari 4, 6, dan 8:</w:t>
-        <w:br/>
-        <w:t xml:space="preserve">   4 = 2²</w:t>
-        <w:br/>
-        <w:t xml:space="preserve">   6 = 2 × 3</w:t>
-        <w:br/>
-        <w:t xml:space="preserve">   8 = 2³</w:t>
-        <w:br/>
-        <w:t xml:space="preserve">   KPK = 2³ × 3 = 8 × 3 = 24 hari.</w:t>
-        <w:br/>
-        <w:t>2. Mereka akan bersama 24 hari setelah 2 Maret 2026:</w:t>
-        <w:br/>
-        <w:t xml:space="preserve">   Tanggal = 2 + 24 = 26 Maret 2026.</w:t>
-        <w:br/>
-        <w:t>3. Menentukan hari: 24 : 7 = 3 sisa 3 hari.</w:t>
-        <w:br/>
-        <w:t xml:space="preserve">   3 hari setelah Senin adalah Kamis (Senin -&gt; Selasa -&gt; Rabu -&gt; Kamis).</w:t>
-        <w:br/>
-        <w:t>Jadi, mereka berlatih bersama lagi pada hari Kamis, 26 Maret 2026 (Pilihan B).</w:t>
-        <w:br/>
-      </w:r>
-    </w:p>
-    <w:p>
-      <w:pPr>
-        <w:spacing w:before="0" w:after="80"/>
-      </w:pPr>
-      <w:r>
-        <w:rPr>
-          <w:color w:val="E5E7EB"/>
-        </w:rPr>
-        <w:t>―――――――――――――――――――――――――――――――――――――――――――――</w:t>
-      </w:r>
-    </w:p>
-    <w:p>
-      <w:pPr>
-        <w:spacing w:before="120" w:after="80"/>
-      </w:pPr>
-      <w:r>
-        <w:rPr>
-          <w:b/>
-          <w:color w:val="1E3A8A"/>
-        </w:rPr>
-        <w:t>Soal Nomor 6  |  Kunci Jawaban: C</w:t>
-        <w:br/>
-      </w:r>
-      <w:r>
-        <w:rPr>
-          <w:i/>
-          <w:color w:val="4B5563"/>
-        </w:rPr>
-        <w:t>Materi / Lingkup Kompetensi: Faktor Persekutuan Terbesar (FPB)</w:t>
-        <w:br/>
-      </w:r>
-      <w:r>
-        <w:t>Pembahasan &amp; Langkah Penyelesaian:</w:t>
-        <w:br/>
-        <w:t>Langkah penyelesaian:</w:t>
-        <w:br/>
-        <w:t>Jumlah paket terbanyak diperoleh dengan mencari FPB dari 72, 48, dan 36:</w:t>
-        <w:br/>
-        <w:t>- 72 = 2³ × 3²</w:t>
-        <w:br/>
-        <w:t>- 48 = 2⁴ × 3</w:t>
-        <w:br/>
-        <w:t>- 36 = 2² × 3²</w:t>
-        <w:br/>
-        <w:t>FPB = 2² × 3 = 4 × 3 = 12.</w:t>
-        <w:br/>
-        <w:t>Setiap paket berisi: Beras (72:12 = 6 kg), Minyak (48:12 = 4 bks), Susu (36:12 = 3 kotak).</w:t>
-        <w:br/>
-        <w:t>Jadi, paket bantuan terbanyak yang dapat dibuat adalah 12 paket (Pilihan C).</w:t>
-        <w:br/>
-      </w:r>
-    </w:p>
-    <w:p>
-      <w:pPr>
-        <w:spacing w:before="0" w:after="80"/>
-      </w:pPr>
-      <w:r>
-        <w:rPr>
-          <w:color w:val="E5E7EB"/>
-        </w:rPr>
-        <w:t>―――――――――――――――――――――――――――――――――――――――――――――</w:t>
-      </w:r>
-    </w:p>
-    <w:p>
-      <w:pPr>
-        <w:spacing w:before="120" w:after="80"/>
-      </w:pPr>
-      <w:r>
-        <w:rPr>
-          <w:b/>
-          <w:color w:val="1E3A8A"/>
-        </w:rPr>
-        <w:t>Soal Nomor 7  |  Kunci Jawaban: C</w:t>
-        <w:br/>
-      </w:r>
-      <w:r>
-        <w:rPr>
-          <w:i/>
-          <w:color w:val="4B5563"/>
-        </w:rPr>
-        <w:t>Materi / Lingkup Kompetensi: Pangkat Dua dan Akar Pangkat Dua (Geometri)</w:t>
-        <w:br/>
-      </w:r>
-      <w:r>
-        <w:t>Pembahasan &amp; Langkah Penyelesaian:</w:t>
-        <w:br/>
-        <w:t>Langkah penyelesaian:</w:t>
-        <w:br/>
-        <w:t>1. Luas persegi = sisi × sisi = s²</w:t>
-        <w:br/>
-        <w:t xml:space="preserve">   s² = 576 m² -&gt; s = √576 = 24 meter.</w:t>
-        <w:br/>
-        <w:t>2. Keliling persegi = 4 × sisi</w:t>
-        <w:br/>
-        <w:t xml:space="preserve">   Keliling = 4 × 24 m = 96 meter.</w:t>
-        <w:br/>
-        <w:t>Jadi, kawat yang diperlukan adalah 96 meter (Pilihan C).</w:t>
-        <w:br/>
-      </w:r>
-    </w:p>
-    <w:p>
-      <w:pPr>
-        <w:spacing w:before="0" w:after="80"/>
-      </w:pPr>
-      <w:r>
-        <w:rPr>
-          <w:color w:val="E5E7EB"/>
-        </w:rPr>
-        <w:t>―――――――――――――――――――――――――――――――――――――――――――――</w:t>
-      </w:r>
-    </w:p>
-    <w:p>
-      <w:pPr>
-        <w:spacing w:before="120" w:after="80"/>
-      </w:pPr>
-      <w:r>
-        <w:rPr>
-          <w:b/>
-          <w:color w:val="1E3A8A"/>
-        </w:rPr>
-        <w:t>Soal Nomor 8  |  Kunci Jawaban: C</w:t>
-        <w:br/>
-      </w:r>
-      <w:r>
-        <w:rPr>
-          <w:i/>
-          <w:color w:val="4B5563"/>
-        </w:rPr>
-        <w:t>Materi / Lingkup Kompetensi: Pangkat Tiga dan Akar Pangkat Tiga (Volume Kubus)</w:t>
-        <w:br/>
-      </w:r>
-      <w:r>
-        <w:t>Pembahasan &amp; Langkah Penyelesaian:</w:t>
-        <w:br/>
-        <w:t>Langkah penyelesaian:</w:t>
-        <w:br/>
-        <w:t>1. Volume kubus = s³</w:t>
-        <w:br/>
-        <w:t xml:space="preserve">   216.000 dm³ = s³</w:t>
-        <w:br/>
-        <w:t xml:space="preserve">   s = ∛216.000 dm³ = 60 dm.</w:t>
-        <w:br/>
-        <w:t>2. Konversi dari desimeter (dm) ke meter (m):</w:t>
-        <w:br/>
-        <w:t xml:space="preserve">   60 dm = 60 : 10 = 6 meter.</w:t>
-        <w:br/>
-        <w:t>Jadi, kedalaman bak penampungan air tersebut adalah 6 meter (Pilihan C).</w:t>
-        <w:br/>
-      </w:r>
-    </w:p>
-    <w:p>
-      <w:pPr>
-        <w:spacing w:before="0" w:after="80"/>
-      </w:pPr>
-      <w:r>
-        <w:rPr>
-          <w:color w:val="E5E7EB"/>
-        </w:rPr>
-        <w:t>―――――――――――――――――――――――――――――――――――――――――――――</w:t>
-      </w:r>
-    </w:p>
-    <w:p>
-      <w:pPr>
-        <w:spacing w:before="120" w:after="80"/>
-      </w:pPr>
-      <w:r>
-        <w:rPr>
-          <w:b/>
-          <w:color w:val="1E3A8A"/>
-        </w:rPr>
-        <w:t>Soal Nomor 9  |  Kunci Jawaban: B</w:t>
-        <w:br/>
-      </w:r>
-      <w:r>
-        <w:rPr>
-          <w:i/>
-          <w:color w:val="4B5563"/>
-        </w:rPr>
-        <w:t>Materi / Lingkup Kompetensi: Perbandingan Senilai dan Selisih</w:t>
-        <w:br/>
-      </w:r>
-      <w:r>
-        <w:t>Pembahasan &amp; Langkah Penyelesaian:</w:t>
-        <w:br/>
-        <w:t>Langkah penyelesaian:</w:t>
-        <w:br/>
-        <w:t>1. Rasio laki-laki : perempuan = 4 : 5.</w:t>
-        <w:br/>
-        <w:t>2. Selisih perbandingan = 5 - 4 = 1 bagian.</w:t>
-        <w:br/>
-        <w:t>3. Diketahui selisih nyata = 4 orang, maka nilai 1 bagian = 4 orang.</w:t>
-        <w:br/>
-        <w:t>4. Jumlah perbandingan seluruh siswa = 4 + 5 = 9 bagian.</w:t>
-        <w:br/>
-        <w:t>5. Total seluruh siswa = 9 × 4 orang = 36 orang.</w:t>
-        <w:br/>
-        <w:t>(Laki-laki = 4 × 4 = 16 orang, Perempuan = 5 × 4 = 20 orang. Selisih = 20 - 16 = 4 orang).</w:t>
-        <w:br/>
-        <w:t>Jadi, jumlah seluruh siswa adalah 36 orang (Pilihan B).</w:t>
-        <w:br/>
-      </w:r>
-    </w:p>
-    <w:p>
-      <w:pPr>
-        <w:spacing w:before="0" w:after="80"/>
-      </w:pPr>
-      <w:r>
-        <w:rPr>
-          <w:color w:val="E5E7EB"/>
-        </w:rPr>
-        <w:t>―――――――――――――――――――――――――――――――――――――――――――――</w:t>
-      </w:r>
-    </w:p>
-    <w:p>
-      <w:pPr>
-        <w:spacing w:before="120" w:after="80"/>
-      </w:pPr>
-      <w:r>
-        <w:rPr>
-          <w:b/>
-          <w:color w:val="1E3A8A"/>
-        </w:rPr>
-        <w:t>Soal Nomor 10  |  Kunci Jawaban: B</w:t>
-        <w:br/>
-      </w:r>
-      <w:r>
-        <w:rPr>
-          <w:i/>
-          <w:color w:val="4B5563"/>
-        </w:rPr>
-        <w:t>Materi / Lingkup Kompetensi: Skala dan Jarak Sebenarnya</w:t>
-        <w:br/>
-      </w:r>
-      <w:r>
-        <w:t>Pembahasan &amp; Langkah Penyelesaian:</w:t>
-        <w:br/>
-        <w:t>Langkah penyelesaian:</w:t>
-        <w:br/>
-        <w:t>1. Jarak Sebenarnya = Jarak pada peta : Skala</w:t>
-        <w:br/>
-        <w:t xml:space="preserve">   Jarak Sebenarnya = 6 cm × 400.000 = 2.400.000 cm.</w:t>
-        <w:br/>
-        <w:t>2. Konversi satuan dari cm ke km (dibagi 100.000):</w:t>
-        <w:br/>
-        <w:t xml:space="preserve">   2.400.000 cm = 2.400.000 : 100.000 = 24 km.</w:t>
-        <w:br/>
-        <w:t>Jadi, jarak sebenarnya adalah 24 km (Pilihan B).</w:t>
-        <w:br/>
-      </w:r>
-    </w:p>
-    <w:p>
-      <w:pPr>
-        <w:spacing w:before="0" w:after="80"/>
-      </w:pPr>
-      <w:r>
-        <w:rPr>
-          <w:color w:val="E5E7EB"/>
-        </w:rPr>
-        <w:t>―――――――――――――――――――――――――――――――――――――――――――――</w:t>
-      </w:r>
-    </w:p>
-    <w:p>
-      <w:pPr>
-        <w:spacing w:before="120" w:after="80"/>
-      </w:pPr>
-      <w:r>
-        <w:rPr>
-          <w:b/>
-          <w:color w:val="1E3A8A"/>
-        </w:rPr>
-        <w:t>Soal Nomor 11  |  Kunci Jawaban: C</w:t>
-        <w:br/>
-      </w:r>
-      <w:r>
-        <w:rPr>
-          <w:i/>
-          <w:color w:val="4B5563"/>
-        </w:rPr>
-        <w:t>Materi / Lingkup Kompetensi: Keliling Lingkaran dan Penerapannya</w:t>
-        <w:br/>
-      </w:r>
-      <w:r>
-        <w:t>Pembahasan &amp; Langkah Penyelesaian:</w:t>
-        <w:br/>
-        <w:t>Langkah penyelesaian:</w:t>
-        <w:br/>
-        <w:t>1. Keliling lingkaran = 2 × π × r</w:t>
-        <w:br/>
-        <w:t xml:space="preserve">   Keliling = 2 × (22/7) × 14 m</w:t>
-        <w:br/>
-        <w:t xml:space="preserve">   Keliling = 2 × 22 × 2 m = 88 meter.</w:t>
-        <w:br/>
-        <w:t>2. Banyak pohon palem = Keliling taman : jarak antar-pohon</w:t>
-        <w:br/>
-        <w:t xml:space="preserve">   Banyak pohon = 88 m : 4 m = 22 pohon.</w:t>
-        <w:br/>
-        <w:t>Jadi, banyak pohon palem yang dibutuhkan adalah 22 pohon (Pilihan C).</w:t>
-        <w:br/>
-      </w:r>
-    </w:p>
-    <w:p>
-      <w:pPr>
-        <w:spacing w:before="0" w:after="80"/>
-      </w:pPr>
-      <w:r>
-        <w:rPr>
-          <w:color w:val="E5E7EB"/>
-        </w:rPr>
-        <w:t>―――――――――――――――――――――――――――――――――――――――――――――</w:t>
-      </w:r>
-    </w:p>
-    <w:p>
-      <w:pPr>
-        <w:spacing w:before="120" w:after="80"/>
-      </w:pPr>
-      <w:r>
-        <w:rPr>
-          <w:b/>
-          <w:color w:val="1E3A8A"/>
-        </w:rPr>
-        <w:t>Soal Nomor 12  |  Kunci Jawaban: B</w:t>
-        <w:br/>
-      </w:r>
-      <w:r>
-        <w:rPr>
-          <w:i/>
-          <w:color w:val="4B5563"/>
-        </w:rPr>
-        <w:t>Materi / Lingkup Kompetensi: Luas Gabungan Bangun Datar</w:t>
-        <w:br/>
-      </w:r>
-      <w:r>
-        <w:t>Pembahasan &amp; Langkah Penyelesaian:</w:t>
-        <w:br/>
-        <w:t>Langkah penyelesaian:</w:t>
-        <w:br/>
-        <w:t>1. Luas Persegi Panjang = panjang × lebar = 18 cm × 10 cm = 180 cm².</w:t>
-        <w:br/>
-        <w:t>2. Luas Segitiga = 1/2 × alas × tinggi = 1/2 × 18 cm × 8 cm = 9 × 8 = 72 cm².</w:t>
-        <w:br/>
-        <w:t>3. Luas Gabungan = Luas persegi panjang + Luas segitiga</w:t>
-        <w:br/>
-        <w:t xml:space="preserve">   Luas Total = 180 cm² + 72 cm² = 252 cm².</w:t>
-        <w:br/>
-        <w:t>Jadi, luas gabungan tersebut adalah 252 cm² (Pilihan B).</w:t>
-        <w:br/>
-      </w:r>
-    </w:p>
-    <w:p>
-      <w:pPr>
-        <w:spacing w:before="0" w:after="80"/>
-      </w:pPr>
-      <w:r>
-        <w:rPr>
-          <w:color w:val="E5E7EB"/>
-        </w:rPr>
-        <w:t>―――――――――――――――――――――――――――――――――――――――――――――</w:t>
-      </w:r>
-    </w:p>
-    <w:p>
-      <w:pPr>
-        <w:spacing w:before="120" w:after="80"/>
-      </w:pPr>
-      <w:r>
-        <w:rPr>
-          <w:b/>
-          <w:color w:val="1E3A8A"/>
-        </w:rPr>
-        <w:t>Soal Nomor 13  |  Kunci Jawaban: B</w:t>
-        <w:br/>
-      </w:r>
-      <w:r>
-        <w:rPr>
-          <w:i/>
-          <w:color w:val="4B5563"/>
-        </w:rPr>
-        <w:t>Materi / Lingkup Kompetensi: Volume Bangun Ruang Balok (Pecahan Bagian)</w:t>
-        <w:br/>
-      </w:r>
-      <w:r>
-        <w:t>Pembahasan &amp; Langkah Penyelesaian:</w:t>
-        <w:br/>
-        <w:t>Langkah penyelesaian:</w:t>
-        <w:br/>
-        <w:t>1. Volume total balok = p × l × t</w:t>
-        <w:br/>
-        <w:t xml:space="preserve">   V = 120 cm × 80 cm × 100 cm = 960.000 cm³.</w:t>
-        <w:br/>
-        <w:t>2. Konversi ke liter (dm³):</w:t>
-        <w:br/>
-        <w:t xml:space="preserve">   960.000 cm³ = 960.000 : 1.000 = 960 liter.</w:t>
-        <w:br/>
-        <w:t>3. Karena telah terisi 3/4 bagian, maka bagian yang kosong = 1 - 3/4 = 1/4 bagian.</w:t>
-        <w:br/>
-        <w:t>4. Air yang harus ditambahkan = 1/4 × 960 liter = 240 liter.</w:t>
-        <w:br/>
-        <w:t>Jadi, air yang harus ditambahkan adalah 240 liter (Pilihan B).</w:t>
-        <w:br/>
-      </w:r>
-    </w:p>
-    <w:p>
-      <w:pPr>
-        <w:spacing w:before="0" w:after="80"/>
-      </w:pPr>
-      <w:r>
-        <w:rPr>
-          <w:color w:val="E5E7EB"/>
-        </w:rPr>
-        <w:t>―――――――――――――――――――――――――――――――――――――――――――――</w:t>
-      </w:r>
-    </w:p>
-    <w:p>
-      <w:pPr>
-        <w:spacing w:before="120" w:after="80"/>
-      </w:pPr>
-      <w:r>
-        <w:rPr>
-          <w:b/>
-          <w:color w:val="1E3A8A"/>
-        </w:rPr>
-        <w:t>Soal Nomor 14  |  Kunci Jawaban: C</w:t>
-        <w:br/>
-      </w:r>
-      <w:r>
-        <w:rPr>
-          <w:i/>
-          <w:color w:val="4B5563"/>
-        </w:rPr>
-        <w:t>Materi / Lingkup Kompetensi: Sifat-sifat Bangun Ruang</w:t>
-        <w:br/>
-      </w:r>
-      <w:r>
-        <w:t>Pembahasan &amp; Langkah Penyelesaian:</w:t>
-        <w:br/>
-        <w:t>Analisis sifat bangun ruang:</w:t>
-        <w:br/>
-        <w:t>- Prisma segitiga memiliki 5 sisi, 9 rusuk, 6 titik sudut.</w:t>
-        <w:br/>
-        <w:t>- Limas segitiga memiliki 4 sisi, 6 rusuk, 4 titik sudut.</w:t>
-        <w:br/>
-        <w:t>- Limas segi empat memiliki 1 alas segi empat + 4 sisi tegak segitiga = 5 sisi, 8 rusuk, dan 5 titik sudut (termasuk 1 titik puncak).</w:t>
-        <w:br/>
-        <w:t>Jadi, bangun ruang yang dimaksud adalah Limas segi empat (Pilihan C).</w:t>
-        <w:br/>
-      </w:r>
-    </w:p>
-    <w:p>
-      <w:pPr>
-        <w:spacing w:before="0" w:after="80"/>
-      </w:pPr>
-      <w:r>
-        <w:rPr>
-          <w:color w:val="E5E7EB"/>
-        </w:rPr>
-        <w:t>―――――――――――――――――――――――――――――――――――――――――――――</w:t>
-      </w:r>
-    </w:p>
-    <w:p>
-      <w:pPr>
-        <w:spacing w:before="120" w:after="80"/>
-      </w:pPr>
-      <w:r>
-        <w:rPr>
-          <w:b/>
-          <w:color w:val="1E3A8A"/>
-        </w:rPr>
-        <w:t>Soal Nomor 15  |  Kunci Jawaban: B</w:t>
-        <w:br/>
-      </w:r>
-      <w:r>
-        <w:rPr>
-          <w:i/>
-          <w:color w:val="4B5563"/>
-        </w:rPr>
-        <w:t>Materi / Lingkup Kompetensi: Pengukuran Waktu, Kecepatan, dan Jarak</w:t>
-        <w:br/>
-      </w:r>
-      <w:r>
-        <w:t>Pembahasan &amp; Langkah Penyelesaian:</w:t>
-        <w:br/>
-        <w:t>Langkah penyelesaian:</w:t>
-        <w:br/>
-        <w:t>1. Waktu tempuh murni = Jarak : Kecepatan</w:t>
-        <w:br/>
-        <w:t xml:space="preserve">   Waktu = 150 km : 75 km/jam = 2 jam.</w:t>
-        <w:br/>
-        <w:t>2. Waktu istirahat = 30 menit (0,5 jam).</w:t>
-        <w:br/>
-        <w:t>3. Total durasi perjalanan = 2 jam + 30 menit = 2 jam 30 menit.</w:t>
-        <w:br/>
-        <w:t>4. Waktu kedatangan = Waktu berangkat + Total durasi</w:t>
-        <w:br/>
-        <w:t xml:space="preserve">   = 06.30 WIB + 02.30 = 09.00 WIB.</w:t>
-        <w:br/>
-        <w:t>Jadi, Pak Rahmat tiba di Jakarta pada pukul 09.00 WIB (Pilihan B).</w:t>
-        <w:br/>
-      </w:r>
-    </w:p>
-    <w:p>
-      <w:pPr>
-        <w:spacing w:before="0" w:after="80"/>
-      </w:pPr>
-      <w:r>
-        <w:rPr>
-          <w:color w:val="E5E7EB"/>
-        </w:rPr>
-        <w:t>―――――――――――――――――――――――――――――――――――――――――――――</w:t>
-      </w:r>
-    </w:p>
-    <w:p>
-      <w:pPr>
-        <w:spacing w:before="120" w:after="80"/>
-      </w:pPr>
-      <w:r>
-        <w:rPr>
-          <w:b/>
-          <w:color w:val="1E3A8A"/>
-        </w:rPr>
-        <w:t>Soal Nomor 16  |  Kunci Jawaban: B</w:t>
-        <w:br/>
-      </w:r>
-      <w:r>
-        <w:rPr>
-          <w:i/>
-          <w:color w:val="4B5563"/>
-        </w:rPr>
-        <w:t>Materi / Lingkup Kompetensi: Debit Aliran Air</w:t>
-        <w:br/>
-      </w:r>
-      <w:r>
-        <w:t>Pembahasan &amp; Langkah Penyelesaian:</w:t>
-        <w:br/>
-        <w:t>Langkah penyelesaian:</w:t>
-        <w:br/>
-        <w:t>1. Volume air = 3.600 liter.</w:t>
-        <w:br/>
-        <w:t>2. Waktu pengurasan = 30 menit = 30 × 60 detik = 1.800 detik.</w:t>
-        <w:br/>
-        <w:t>3. Debit = Volume : Waktu</w:t>
-        <w:br/>
-        <w:t xml:space="preserve">   Debit = 3.600 liter : 1.800 detik = 2 liter/detik.</w:t>
-        <w:br/>
-        <w:t>Jadi, debit aliran air adalah 2 liter/detik (Pilihan B).</w:t>
-        <w:br/>
-      </w:r>
-    </w:p>
-    <w:p>
-      <w:pPr>
-        <w:spacing w:before="0" w:after="80"/>
-      </w:pPr>
-      <w:r>
-        <w:rPr>
-          <w:color w:val="E5E7EB"/>
-        </w:rPr>
-        <w:t>―――――――――――――――――――――――――――――――――――――――――――――</w:t>
-      </w:r>
-    </w:p>
-    <w:p>
-      <w:pPr>
-        <w:spacing w:before="120" w:after="80"/>
-      </w:pPr>
-      <w:r>
-        <w:rPr>
-          <w:b/>
-          <w:color w:val="1E3A8A"/>
-        </w:rPr>
-        <w:t>Soal Nomor 17  |  Kunci Jawaban: C</w:t>
-        <w:br/>
-      </w:r>
-      <w:r>
-        <w:rPr>
-          <w:i/>
-          <w:color w:val="4B5563"/>
-        </w:rPr>
-        <w:t>Materi / Lingkup Kompetensi: Membaca dan Menafsirkan Data Tabel</w:t>
-        <w:br/>
-      </w:r>
-      <w:r>
-        <w:t>Pembahasan &amp; Langkah Penyelesaian:</w:t>
-        <w:br/>
-        <w:t>Langkah penyelesaian:</w:t>
-        <w:br/>
-        <w:t>1. Hasil panen tertinggi terjadi pada tahun 2025 = 75 ton.</w:t>
-        <w:br/>
-        <w:t>2. Hasil panen terendah terjadi pada tahun 2021 = 45 ton.</w:t>
-        <w:br/>
-        <w:t>3. Selisih = 75 ton - 45 ton = 30 ton.</w:t>
-        <w:br/>
-        <w:t>Jadi, selisih hasil panen tertinggi dan terendah adalah 30 ton (Pilihan C).</w:t>
-        <w:br/>
-      </w:r>
-    </w:p>
-    <w:p>
-      <w:pPr>
-        <w:spacing w:before="0" w:after="80"/>
-      </w:pPr>
-      <w:r>
-        <w:rPr>
-          <w:color w:val="E5E7EB"/>
-        </w:rPr>
-        <w:t>―――――――――――――――――――――――――――――――――――――――――――――</w:t>
-      </w:r>
-    </w:p>
-    <w:p>
-      <w:pPr>
-        <w:spacing w:before="120" w:after="80"/>
-      </w:pPr>
-      <w:r>
-        <w:rPr>
-          <w:b/>
-          <w:color w:val="1E3A8A"/>
-        </w:rPr>
-        <w:t>Soal Nomor 18  |  Kunci Jawaban: C</w:t>
-        <w:br/>
-      </w:r>
-      <w:r>
-        <w:rPr>
-          <w:i/>
-          <w:color w:val="4B5563"/>
-        </w:rPr>
-        <w:t>Materi / Lingkup Kompetensi: Membaca Data Diagram Batang (Rata-rata Penjualan)</w:t>
-        <w:br/>
-      </w:r>
-      <w:r>
-        <w:t>Pembahasan &amp; Langkah Penyelesaian:</w:t>
-        <w:br/>
-        <w:t>Langkah penyelesaian:</w:t>
-        <w:br/>
-        <w:t>1. Jumlah seluruh buku terjual = 35 + 45 + 40 + 55 + 50 + 75 = 300 buku.</w:t>
-        <w:br/>
-        <w:t>2. Banyaknya hari penjualan = 6 hari.</w:t>
-        <w:br/>
-        <w:t>3. Rata-rata per hari = 300 : 6 = 50 buku.</w:t>
-        <w:br/>
-        <w:t>Jadi, rata-rata penjualan buku per hari adalah 50 buku (Pilihan C).</w:t>
-        <w:br/>
-      </w:r>
-    </w:p>
-    <w:p>
-      <w:pPr>
-        <w:spacing w:before="0" w:after="80"/>
-      </w:pPr>
-      <w:r>
-        <w:rPr>
-          <w:color w:val="E5E7EB"/>
-        </w:rPr>
-        <w:t>―――――――――――――――――――――――――――――――――――――――――――――</w:t>
-      </w:r>
-    </w:p>
-    <w:p>
-      <w:pPr>
-        <w:spacing w:before="120" w:after="80"/>
-      </w:pPr>
-      <w:r>
-        <w:rPr>
-          <w:b/>
-          <w:color w:val="1E3A8A"/>
-        </w:rPr>
-        <w:t>Soal Nomor 19  |  Kunci Jawaban: D</w:t>
-        <w:br/>
-      </w:r>
-      <w:r>
-        <w:rPr>
-          <w:i/>
-          <w:color w:val="4B5563"/>
-        </w:rPr>
-        <w:t>Materi / Lingkup Kompetensi: Menghitung Nilai Pengganti pada Rata-rata (Mean)</w:t>
-        <w:br/>
-      </w:r>
-      <w:r>
-        <w:t>Pembahasan &amp; Langkah Penyelesaian:</w:t>
-        <w:br/>
-        <w:t>Langkah penyelesaian:</w:t>
-        <w:br/>
-        <w:t>1. Jumlah nilai 8 siswa = 75 + 80 + 85 + 70 + 90 + 85 + 75 + 80 = 640.</w:t>
-        <w:br/>
-        <w:t>2. Nilai rata-rata 9 siswa = 81.</w:t>
-        <w:br/>
-        <w:t xml:space="preserve">   Total nilai 9 siswa = 9 × 81 = 729.</w:t>
-        <w:br/>
-        <w:t>3. Nilai siswa ke-9 = Total 9 siswa - Total 8 siswa</w:t>
-        <w:br/>
-        <w:t xml:space="preserve">   Nilai siswa ke-9 = 729 - 640 = 89.</w:t>
-        <w:br/>
-        <w:t>Jadi, nilai ulangan siswa ke-9 adalah 89 (Pilihan D).</w:t>
-        <w:br/>
-      </w:r>
-    </w:p>
-    <w:p>
-      <w:pPr>
-        <w:spacing w:before="0" w:after="80"/>
-      </w:pPr>
-      <w:r>
-        <w:rPr>
-          <w:color w:val="E5E7EB"/>
-        </w:rPr>
-        <w:t>―――――――――――――――――――――――――――――――――――――――――――――</w:t>
-      </w:r>
-    </w:p>
-    <w:p>
-      <w:pPr>
-        <w:spacing w:before="120" w:after="80"/>
-      </w:pPr>
-      <w:r>
-        <w:rPr>
-          <w:b/>
-          <w:color w:val="1E3A8A"/>
-        </w:rPr>
-        <w:t>Soal Nomor 20  |  Kunci Jawaban: A</w:t>
-        <w:br/>
-      </w:r>
-      <w:r>
-        <w:rPr>
-          <w:i/>
-          <w:color w:val="4B5563"/>
-        </w:rPr>
-        <w:t>Materi / Lingkup Kompetensi: Statistika Dasar (Modus dan Median)</w:t>
-        <w:br/>
-      </w:r>
-      <w:r>
-        <w:t>Pembahasan &amp; Langkah Penyelesaian:</w:t>
-        <w:br/>
-        <w:t>Langkah penyelesaian:</w:t>
-        <w:br/>
-        <w:t>1. Menentukan Modus (data paling sering muncul):</w:t>
-        <w:br/>
-        <w:t xml:space="preserve">   - 32 muncul sebanyak 5 kali</w:t>
-        <w:br/>
-        <w:t xml:space="preserve">   - 34 muncul sebanyak 3 kali</w:t>
-        <w:br/>
-        <w:t xml:space="preserve">   - 35 muncul sebanyak 3 kali</w:t>
-        <w:br/>
-        <w:t xml:space="preserve">   - 36 muncul sebanyak 2 kali</w:t>
-        <w:br/>
-        <w:t xml:space="preserve">   - 37 muncul sebanyak 1 kali</w:t>
-        <w:br/>
-        <w:t xml:space="preserve">   - 38 muncul sebanyak 1 kali</w:t>
-        <w:br/>
-        <w:t xml:space="preserve">   Modus = 32 kg.</w:t>
-        <w:br/>
-        <w:t>2. Menentukan Median (urutkan data dari terkecil):</w:t>
-        <w:br/>
-        <w:t xml:space="preserve">   32, 32, 32, 32, 32, 34, 34, [34], 35, 35, 35, 36, 36, 37, 38.</w:t>
-        <w:br/>
-        <w:t xml:space="preserve">   Data ke-8 (nilai tengah) adalah 34 kg.</w:t>
-        <w:br/>
-        <w:t xml:space="preserve">   Median = 34 kg.</w:t>
-        <w:br/>
-        <w:t>Jadi, modus = 32 kg dan median = 34 kg (Pilihan A).</w:t>
-        <w:br/>
-      </w:r>
-    </w:p>
-    <w:p>
-      <w:pPr>
-        <w:spacing w:before="0" w:after="80"/>
-      </w:pPr>
-      <w:r>
-        <w:rPr>
-          <w:color w:val="E5E7EB"/>
-        </w:rPr>
-        <w:t>―――――――――――――――――――――――――――――――――――――――――――――</w:t>
-      </w:r>
-    </w:p>
     <w:sectPr>
       <w:pgSz w:w="12240" w:h="15840"/>
-      <w:pgMar w:top="1152" w:right="1296" w:bottom="1152" w:left="1296" w:header="720" w:footer="720" w:gutter="0"/>
+      <w:pgMar w:top="1440" w:right="1800" w:bottom="1440" w:left="1800" w:header="720" w:footer="720" w:gutter="0"/>
       <w:cols w:space="720"/>
       <w:docGrid w:linePitch="360"/>
     </w:sectPr>
@@ -3359,11 +2959,6 @@
     <w:name w:val="Normal"/>
     <w:qFormat/>
     <w:rsid w:val="00FC693F"/>
-    <w:rPr>
-      <w:rFonts w:ascii="Calibri" w:hAnsi="Calibri"/>
-      <w:color w:val="1F2937"/>
-      <w:sz w:val="22"/>
-    </w:rPr>
   </w:style>
   <w:style w:type="paragraph" w:styleId="Header">
     <w:name w:val="header"/>

--- a/Quiz_Web_Matematika_Paket_1.docx
+++ b/Quiz_Web_Matematika_Paket_1.docx
@@ -5,2587 +5,1789 @@
     <w:p>
       <w:pPr>
         <w:pStyle w:val="Heading1"/>
+        <w:jc w:val="center"/>
       </w:pPr>
       <w:r>
-        <w:t>Quiz_Web_Matematika_Paket_1</w:t>
+        <w:t>SmartDrill SD 2026 - Matematika Paket 1</w:t>
       </w:r>
     </w:p>
-    <w:tbl>
-      <w:tblPr>
-        <w:tblW w:type="auto" w:w="0"/>
-        <w:tblLook w:firstColumn="1" w:firstRow="1" w:lastColumn="0" w:lastRow="0" w:noHBand="0" w:noVBand="1" w:val="04A0"/>
-      </w:tblPr>
-      <w:tblGrid>
-        <w:gridCol w:w="785"/>
-        <w:gridCol w:w="785"/>
-        <w:gridCol w:w="785"/>
-        <w:gridCol w:w="785"/>
-        <w:gridCol w:w="785"/>
-        <w:gridCol w:w="785"/>
-        <w:gridCol w:w="785"/>
-        <w:gridCol w:w="785"/>
-        <w:gridCol w:w="785"/>
-        <w:gridCol w:w="785"/>
-        <w:gridCol w:w="785"/>
-      </w:tblGrid>
-      <w:tr>
-        <w:tc>
-          <w:tcPr>
-            <w:tcW w:type="dxa" w:w="785"/>
-          </w:tcPr>
-          <w:p>
-            <w:r>
-              <w:rPr>
-                <w:sz w:val="20"/>
-              </w:rPr>
-              <w:t>Question Text</w:t>
-            </w:r>
-          </w:p>
-        </w:tc>
-        <w:tc>
-          <w:tcPr>
-            <w:tcW w:type="dxa" w:w="785"/>
-          </w:tcPr>
-          <w:p>
-            <w:r>
-              <w:rPr>
-                <w:sz w:val="20"/>
-              </w:rPr>
-              <w:t>Question Type</w:t>
-            </w:r>
-          </w:p>
-        </w:tc>
-        <w:tc>
-          <w:tcPr>
-            <w:tcW w:type="dxa" w:w="785"/>
-          </w:tcPr>
-          <w:p>
-            <w:r>
-              <w:rPr>
-                <w:sz w:val="20"/>
-              </w:rPr>
-              <w:t>Option 1</w:t>
-            </w:r>
-          </w:p>
-        </w:tc>
-        <w:tc>
-          <w:tcPr>
-            <w:tcW w:type="dxa" w:w="785"/>
-          </w:tcPr>
-          <w:p>
-            <w:r>
-              <w:rPr>
-                <w:sz w:val="20"/>
-              </w:rPr>
-              <w:t>Option 2</w:t>
-            </w:r>
-          </w:p>
-        </w:tc>
-        <w:tc>
-          <w:tcPr>
-            <w:tcW w:type="dxa" w:w="785"/>
-          </w:tcPr>
-          <w:p>
-            <w:r>
-              <w:rPr>
-                <w:sz w:val="20"/>
-              </w:rPr>
-              <w:t>Option 3</w:t>
-            </w:r>
-          </w:p>
-        </w:tc>
-        <w:tc>
-          <w:tcPr>
-            <w:tcW w:type="dxa" w:w="785"/>
-          </w:tcPr>
-          <w:p>
-            <w:r>
-              <w:rPr>
-                <w:sz w:val="20"/>
-              </w:rPr>
-              <w:t>Option 4</w:t>
-            </w:r>
-          </w:p>
-        </w:tc>
-        <w:tc>
-          <w:tcPr>
-            <w:tcW w:type="dxa" w:w="785"/>
-          </w:tcPr>
-          <w:p>
-            <w:r>
-              <w:rPr>
-                <w:sz w:val="20"/>
-              </w:rPr>
-              <w:t>Option 5</w:t>
-            </w:r>
-          </w:p>
-        </w:tc>
-        <w:tc>
-          <w:tcPr>
-            <w:tcW w:type="dxa" w:w="785"/>
-          </w:tcPr>
-          <w:p>
-            <w:r>
-              <w:rPr>
-                <w:sz w:val="20"/>
-              </w:rPr>
-              <w:t>Correct Answer</w:t>
-            </w:r>
-          </w:p>
-        </w:tc>
-        <w:tc>
-          <w:tcPr>
-            <w:tcW w:type="dxa" w:w="785"/>
-          </w:tcPr>
-          <w:p>
-            <w:r>
-              <w:rPr>
-                <w:sz w:val="20"/>
-              </w:rPr>
-              <w:t>Time in seconds</w:t>
-            </w:r>
-          </w:p>
-        </w:tc>
-        <w:tc>
-          <w:tcPr>
-            <w:tcW w:type="dxa" w:w="785"/>
-          </w:tcPr>
-          <w:p>
-            <w:r>
-              <w:rPr>
-                <w:sz w:val="20"/>
-              </w:rPr>
-              <w:t>Image Link</w:t>
-            </w:r>
-          </w:p>
-        </w:tc>
-        <w:tc>
-          <w:tcPr>
-            <w:tcW w:type="dxa" w:w="785"/>
-          </w:tcPr>
-          <w:p>
-            <w:r>
-              <w:rPr>
-                <w:sz w:val="20"/>
-              </w:rPr>
-              <w:t>Explanation</w:t>
-            </w:r>
-          </w:p>
-        </w:tc>
-      </w:tr>
-      <w:tr>
-        <w:tc>
-          <w:tcPr>
-            <w:tcW w:type="dxa" w:w="785"/>
-          </w:tcPr>
-          <w:p>
-            <w:r>
-              <w:t>Koperasi sekolah memiliki persediaan 35 pak buku tulis. Setiap pak berisi 10 buku tulis. Hari ini koperasi mendapat kiriman tambahan sebanyak 15 pak buku tulis yang masing-masing juga berisi 10 buku. Seluruh buku tulis tersebut akan dikemas ulang ke dalam 25 kardus dengan jumlah yang sama banyak untuk dibagikan ke kelas-kelas. Berapa banyak buku tulis dalam setiap kardus?</w:t>
-            </w:r>
-          </w:p>
-        </w:tc>
-        <w:tc>
-          <w:tcPr>
-            <w:tcW w:type="dxa" w:w="785"/>
-          </w:tcPr>
-          <w:p>
-            <w:r>
-              <w:t>Multiple Choice</w:t>
-            </w:r>
-          </w:p>
-        </w:tc>
-        <w:tc>
-          <w:tcPr>
-            <w:tcW w:type="dxa" w:w="785"/>
-          </w:tcPr>
-          <w:p>
-            <w:r>
-              <w:t>15 buku</w:t>
-            </w:r>
-          </w:p>
-        </w:tc>
-        <w:tc>
-          <w:tcPr>
-            <w:tcW w:type="dxa" w:w="785"/>
-          </w:tcPr>
-          <w:p>
-            <w:r>
-              <w:t>20 buku</w:t>
-            </w:r>
-          </w:p>
-        </w:tc>
-        <w:tc>
-          <w:tcPr>
-            <w:tcW w:type="dxa" w:w="785"/>
-          </w:tcPr>
-          <w:p>
-            <w:r>
-              <w:t>25 buku</w:t>
-            </w:r>
-          </w:p>
-        </w:tc>
-        <w:tc>
-          <w:tcPr>
-            <w:tcW w:type="dxa" w:w="785"/>
-          </w:tcPr>
-          <w:p>
-            <w:r>
-              <w:t>30 buku</w:t>
-            </w:r>
-          </w:p>
-        </w:tc>
-        <w:tc>
-          <w:tcPr>
-            <w:tcW w:type="dxa" w:w="785"/>
-          </w:tcPr>
-          <w:p>
-            <w:r/>
-          </w:p>
-        </w:tc>
-        <w:tc>
-          <w:tcPr>
-            <w:tcW w:type="dxa" w:w="785"/>
-          </w:tcPr>
-          <w:p>
-            <w:r>
-              <w:t>2</w:t>
-            </w:r>
-          </w:p>
-        </w:tc>
-        <w:tc>
-          <w:tcPr>
-            <w:tcW w:type="dxa" w:w="785"/>
-          </w:tcPr>
-          <w:p>
-            <w:r>
-              <w:t>60</w:t>
-            </w:r>
-          </w:p>
-        </w:tc>
-        <w:tc>
-          <w:tcPr>
-            <w:tcW w:type="dxa" w:w="785"/>
-          </w:tcPr>
-          <w:p>
-            <w:r/>
-          </w:p>
-        </w:tc>
-        <w:tc>
-          <w:tcPr>
-            <w:tcW w:type="dxa" w:w="785"/>
-          </w:tcPr>
-          <w:p>
-            <w:r>
-              <w:t>Langkah penyelesaian:</w:t>
-              <w:br/>
-              <w:t>1. Total persediaan awal = 35 pak × 10 buku = 350 buku.</w:t>
-              <w:br/>
-              <w:t>2. Tambahan kiriman = 15 pak × 10 buku = 150 buku.</w:t>
-              <w:br/>
-              <w:t>3. Jumlah seluruh buku = 350 + 150 = 500 buku.</w:t>
-              <w:br/>
-              <w:t>4. Buku dibagikan ke dalam 25 kardus sama banyak:</w:t>
-              <w:br/>
-              <w:t xml:space="preserve">   Banyak buku per kardus = 500 : 25 = 20 buku.</w:t>
-              <w:br/>
-              <w:t>Jadi, jawaban yang benar adalah B (20 buku).</w:t>
-            </w:r>
-          </w:p>
-        </w:tc>
-      </w:tr>
-      <w:tr>
-        <w:tc>
-          <w:tcPr>
-            <w:tcW w:type="dxa" w:w="785"/>
-          </w:tcPr>
-          <w:p>
-            <w:r>
-              <w:t>Suhu daging beku di dalam mesin pendingin (freezer) mula-mula adalah -12°C. Karena terjadi pemadaman listrik selama 40 menit, suhu di dalam mesin pendingin tersebut naik rata-rata 3°C setiap 8 menit. Berapakah suhu daging beku tersebut setelah listrik padam selama 40 menit?</w:t>
-            </w:r>
-          </w:p>
-        </w:tc>
-        <w:tc>
-          <w:tcPr>
-            <w:tcW w:type="dxa" w:w="785"/>
-          </w:tcPr>
-          <w:p>
-            <w:r>
-              <w:t>Checkbox</w:t>
-            </w:r>
-          </w:p>
-        </w:tc>
-        <w:tc>
-          <w:tcPr>
-            <w:tcW w:type="dxa" w:w="785"/>
-          </w:tcPr>
-          <w:p>
-            <w:r>
-              <w:t>-3°C</w:t>
-            </w:r>
-          </w:p>
-        </w:tc>
-        <w:tc>
-          <w:tcPr>
-            <w:tcW w:type="dxa" w:w="785"/>
-          </w:tcPr>
-          <w:p>
-            <w:r>
-              <w:t>0°C</w:t>
-            </w:r>
-          </w:p>
-        </w:tc>
-        <w:tc>
-          <w:tcPr>
-            <w:tcW w:type="dxa" w:w="785"/>
-          </w:tcPr>
-          <w:p>
-            <w:r>
-              <w:t>3°C</w:t>
-            </w:r>
-          </w:p>
-        </w:tc>
-        <w:tc>
-          <w:tcPr>
-            <w:tcW w:type="dxa" w:w="785"/>
-          </w:tcPr>
-          <w:p>
-            <w:r>
-              <w:t>6°C</w:t>
-            </w:r>
-          </w:p>
-        </w:tc>
-        <w:tc>
-          <w:tcPr>
-            <w:tcW w:type="dxa" w:w="785"/>
-          </w:tcPr>
-          <w:p>
-            <w:r/>
-          </w:p>
-        </w:tc>
-        <w:tc>
-          <w:tcPr>
-            <w:tcW w:type="dxa" w:w="785"/>
-          </w:tcPr>
-          <w:p>
-            <w:r>
-              <w:t>Option 1, Option 2</w:t>
-            </w:r>
-          </w:p>
-        </w:tc>
-        <w:tc>
-          <w:tcPr>
-            <w:tcW w:type="dxa" w:w="785"/>
-          </w:tcPr>
-          <w:p>
-            <w:r>
-              <w:t>60</w:t>
-            </w:r>
-          </w:p>
-        </w:tc>
-        <w:tc>
-          <w:tcPr>
-            <w:tcW w:type="dxa" w:w="785"/>
-          </w:tcPr>
-          <w:p>
-            <w:r/>
-          </w:p>
-        </w:tc>
-        <w:tc>
-          <w:tcPr>
-            <w:tcW w:type="dxa" w:w="785"/>
-          </w:tcPr>
-          <w:p>
-            <w:r>
-              <w:t>Langkah penyelesaian:</w:t>
-              <w:br/>
-              <w:t>1. Lama pemadaman listrik = 40 menit.</w:t>
-              <w:br/>
-              <w:t>2. Frekuensi kenaikan suhu = 40 menit : 8 menit = 5 kali.</w:t>
-              <w:br/>
-              <w:t>3. Besar total kenaikan suhu = 5 × 3°C = 15°C.</w:t>
-              <w:br/>
-              <w:t>4. Suhu akhir daging = -12°C + 15°C = 3°C.</w:t>
-              <w:br/>
-              <w:t>Jadi, suhu daging beku sekarang adalah 3°C (Pilihan C).</w:t>
-            </w:r>
-          </w:p>
-        </w:tc>
-      </w:tr>
-      <w:tr>
-        <w:tc>
-          <w:tcPr>
-            <w:tcW w:type="dxa" w:w="785"/>
-          </w:tcPr>
-          <w:p>
-            <w:r>
-              <w:t>Ibu Nani memiliki persediaan tepung terigu sebanyak 4 1/2 kg. Ibu menggunakannya untuk membuat kue bolu sebanyak 2 1/4 kg dan membuat donat sebanyak 1 1/8 kg. Berapa kilogram sisa tepung terigu Ibu Nani sekarang?</w:t>
-            </w:r>
-          </w:p>
-        </w:tc>
-        <w:tc>
-          <w:tcPr>
-            <w:tcW w:type="dxa" w:w="785"/>
-          </w:tcPr>
-          <w:p>
-            <w:r>
-              <w:t>True/False</w:t>
-            </w:r>
-          </w:p>
-        </w:tc>
-        <w:tc>
-          <w:tcPr>
-            <w:tcW w:type="dxa" w:w="785"/>
-          </w:tcPr>
-          <w:p>
-            <w:r>
-              <w:t>True</w:t>
-            </w:r>
-          </w:p>
-        </w:tc>
-        <w:tc>
-          <w:tcPr>
-            <w:tcW w:type="dxa" w:w="785"/>
-          </w:tcPr>
-          <w:p>
-            <w:r>
-              <w:t>False</w:t>
-            </w:r>
-          </w:p>
-        </w:tc>
-        <w:tc>
-          <w:tcPr>
-            <w:tcW w:type="dxa" w:w="785"/>
-          </w:tcPr>
-          <w:p>
-            <w:r/>
-          </w:p>
-        </w:tc>
-        <w:tc>
-          <w:tcPr>
-            <w:tcW w:type="dxa" w:w="785"/>
-          </w:tcPr>
-          <w:p>
-            <w:r/>
-          </w:p>
-        </w:tc>
-        <w:tc>
-          <w:tcPr>
-            <w:tcW w:type="dxa" w:w="785"/>
-          </w:tcPr>
-          <w:p>
-            <w:r/>
-          </w:p>
-        </w:tc>
-        <w:tc>
-          <w:tcPr>
-            <w:tcW w:type="dxa" w:w="785"/>
-          </w:tcPr>
-          <w:p>
-            <w:r>
-              <w:t>True</w:t>
-            </w:r>
-          </w:p>
-        </w:tc>
-        <w:tc>
-          <w:tcPr>
-            <w:tcW w:type="dxa" w:w="785"/>
-          </w:tcPr>
-          <w:p>
-            <w:r>
-              <w:t>60</w:t>
-            </w:r>
-          </w:p>
-        </w:tc>
-        <w:tc>
-          <w:tcPr>
-            <w:tcW w:type="dxa" w:w="785"/>
-          </w:tcPr>
-          <w:p>
-            <w:r/>
-          </w:p>
-        </w:tc>
-        <w:tc>
-          <w:tcPr>
-            <w:tcW w:type="dxa" w:w="785"/>
-          </w:tcPr>
-          <w:p>
-            <w:r>
-              <w:t>Langkah penyelesaian:</w:t>
-              <w:br/>
-              <w:t>Sisa tepung = 4 1/2 - 2 1/4 - 1 1/8</w:t>
-              <w:br/>
-              <w:t>Samakan penyebutnya menjadi per delapan (8):</w:t>
-              <w:br/>
-              <w:t>= 4 4/8 - 2 2/8 - 1 1/8</w:t>
-              <w:br/>
-              <w:t>= (4 - 2 - 1) + (4/8 - 2/8 - 1/8)</w:t>
-              <w:br/>
-              <w:t>= 1 + 1/8 = 1 1/8 kg.</w:t>
-              <w:br/>
-              <w:t>Atau dalam pecahan biasa: 36/8 - 18/8 - 9/8 = 9/8 = 1 1/8 kg.</w:t>
-              <w:br/>
-              <w:t>Jadi, pilihan yang tepat adalah A (1 1/8 kg).</w:t>
-            </w:r>
-          </w:p>
-        </w:tc>
-      </w:tr>
-      <w:tr>
-        <w:tc>
-          <w:tcPr>
-            <w:tcW w:type="dxa" w:w="785"/>
-          </w:tcPr>
-          <w:p>
-            <w:r>
-              <w:t>Perhatikan empat bilangan pecahan berikut: 0,65 ; 3/4 ; 60% ; 7/10. Urutan pecahan dari yang nilainya paling kecil ke paling besar adalah....</w:t>
-            </w:r>
-          </w:p>
-        </w:tc>
-        <w:tc>
-          <w:tcPr>
-            <w:tcW w:type="dxa" w:w="785"/>
-          </w:tcPr>
-          <w:p>
-            <w:r>
-              <w:t>Multiple Choice</w:t>
-            </w:r>
-          </w:p>
-        </w:tc>
-        <w:tc>
-          <w:tcPr>
-            <w:tcW w:type="dxa" w:w="785"/>
-          </w:tcPr>
-          <w:p>
-            <w:r>
-              <w:t>60% ; 0,65 ; 7/10 ; 3/4</w:t>
-            </w:r>
-          </w:p>
-        </w:tc>
-        <w:tc>
-          <w:tcPr>
-            <w:tcW w:type="dxa" w:w="785"/>
-          </w:tcPr>
-          <w:p>
-            <w:r>
-              <w:t>60% ; 7/10 ; 0,65 ; 3/4</w:t>
-            </w:r>
-          </w:p>
-        </w:tc>
-        <w:tc>
-          <w:tcPr>
-            <w:tcW w:type="dxa" w:w="785"/>
-          </w:tcPr>
-          <w:p>
-            <w:r>
-              <w:t>0,65 ; 60% ; 3/4 ; 7/10</w:t>
-            </w:r>
-          </w:p>
-        </w:tc>
-        <w:tc>
-          <w:tcPr>
-            <w:tcW w:type="dxa" w:w="785"/>
-          </w:tcPr>
-          <w:p>
-            <w:r>
-              <w:t>7/10 ; 60% ; 0,65 ; 3/4</w:t>
-            </w:r>
-          </w:p>
-        </w:tc>
-        <w:tc>
-          <w:tcPr>
-            <w:tcW w:type="dxa" w:w="785"/>
-          </w:tcPr>
-          <w:p>
-            <w:r/>
-          </w:p>
-        </w:tc>
-        <w:tc>
-          <w:tcPr>
-            <w:tcW w:type="dxa" w:w="785"/>
-          </w:tcPr>
-          <w:p>
-            <w:r>
-              <w:t>1</w:t>
-            </w:r>
-          </w:p>
-        </w:tc>
-        <w:tc>
-          <w:tcPr>
-            <w:tcW w:type="dxa" w:w="785"/>
-          </w:tcPr>
-          <w:p>
-            <w:r>
-              <w:t>60</w:t>
-            </w:r>
-          </w:p>
-        </w:tc>
-        <w:tc>
-          <w:tcPr>
-            <w:tcW w:type="dxa" w:w="785"/>
-          </w:tcPr>
-          <w:p>
-            <w:r/>
-          </w:p>
-        </w:tc>
-        <w:tc>
-          <w:tcPr>
-            <w:tcW w:type="dxa" w:w="785"/>
-          </w:tcPr>
-          <w:p>
-            <w:r>
-              <w:t>Langkah penyelesaian (ubah semua ke bentuk desimal):</w:t>
-              <w:br/>
-              <w:t>- 60% = 60/100 = 0,60</w:t>
-              <w:br/>
-              <w:t>- 0,65 = 0,65</w:t>
-              <w:br/>
-              <w:t>- 7/10 = 0,70</w:t>
-              <w:br/>
-              <w:t>- 3/4 = 0,75</w:t>
-              <w:br/>
-              <w:t>Urutan dari terkecil ke terbesar:</w:t>
-              <w:br/>
-              <w:t>0,60 (60%) &lt; 0,65 &lt; 0,70 (7/10) &lt; 0,75 (3/4).</w:t>
-              <w:br/>
-              <w:t>Jadi, urutannya adalah 60% ; 0,65 ; 7/10 ; 3/4 (Pilihan A).</w:t>
-            </w:r>
-          </w:p>
-        </w:tc>
-      </w:tr>
-      <w:tr>
-        <w:tc>
-          <w:tcPr>
-            <w:tcW w:type="dxa" w:w="785"/>
-          </w:tcPr>
-          <w:p>
-            <w:r>
-              <w:t>Adit berlatih renang setiap 4 hari sekali, Bayu setiap 6 hari sekali, dan Citra setiap 8 hari sekali. Pada hari Senin, 2 Maret 2026, mereka bertiga berlatih renang bersama untuk pertama kalinya. Pada hari dan tanggal berapakah mereka akan berlatih renang bersama untuk kedua kalinya?</w:t>
-            </w:r>
-          </w:p>
-        </w:tc>
-        <w:tc>
-          <w:tcPr>
-            <w:tcW w:type="dxa" w:w="785"/>
-          </w:tcPr>
-          <w:p>
-            <w:r>
-              <w:t>Checkbox</w:t>
-            </w:r>
-          </w:p>
-        </w:tc>
-        <w:tc>
-          <w:tcPr>
-            <w:tcW w:type="dxa" w:w="785"/>
-          </w:tcPr>
-          <w:p>
-            <w:r>
-              <w:t>Rabu, 25 Maret 2026</w:t>
-            </w:r>
-          </w:p>
-        </w:tc>
-        <w:tc>
-          <w:tcPr>
-            <w:tcW w:type="dxa" w:w="785"/>
-          </w:tcPr>
-          <w:p>
-            <w:r>
-              <w:t>Kamis, 26 Maret 2026</w:t>
-            </w:r>
-          </w:p>
-        </w:tc>
-        <w:tc>
-          <w:tcPr>
-            <w:tcW w:type="dxa" w:w="785"/>
-          </w:tcPr>
-          <w:p>
-            <w:r>
-              <w:t>Jumat, 27 Maret 2026</w:t>
-            </w:r>
-          </w:p>
-        </w:tc>
-        <w:tc>
-          <w:tcPr>
-            <w:tcW w:type="dxa" w:w="785"/>
-          </w:tcPr>
-          <w:p>
-            <w:r>
-              <w:t>Sabtu, 28 Maret 2026</w:t>
-            </w:r>
-          </w:p>
-        </w:tc>
-        <w:tc>
-          <w:tcPr>
-            <w:tcW w:type="dxa" w:w="785"/>
-          </w:tcPr>
-          <w:p>
-            <w:r/>
-          </w:p>
-        </w:tc>
-        <w:tc>
-          <w:tcPr>
-            <w:tcW w:type="dxa" w:w="785"/>
-          </w:tcPr>
-          <w:p>
-            <w:r>
-              <w:t>Option 1, Option 2</w:t>
-            </w:r>
-          </w:p>
-        </w:tc>
-        <w:tc>
-          <w:tcPr>
-            <w:tcW w:type="dxa" w:w="785"/>
-          </w:tcPr>
-          <w:p>
-            <w:r>
-              <w:t>60</w:t>
-            </w:r>
-          </w:p>
-        </w:tc>
-        <w:tc>
-          <w:tcPr>
-            <w:tcW w:type="dxa" w:w="785"/>
-          </w:tcPr>
-          <w:p>
-            <w:r/>
-          </w:p>
-        </w:tc>
-        <w:tc>
-          <w:tcPr>
-            <w:tcW w:type="dxa" w:w="785"/>
-          </w:tcPr>
-          <w:p>
-            <w:r>
-              <w:t>Langkah penyelesaian:</w:t>
-              <w:br/>
-              <w:t>1. Cari KPK dari 4, 6, dan 8:</w:t>
-              <w:br/>
-              <w:t xml:space="preserve">   4 = 2²</w:t>
-              <w:br/>
-              <w:t xml:space="preserve">   6 = 2 × 3</w:t>
-              <w:br/>
-              <w:t xml:space="preserve">   8 = 2³</w:t>
-              <w:br/>
-              <w:t xml:space="preserve">   KPK = 2³ × 3 = 8 × 3 = 24 hari.</w:t>
-              <w:br/>
-              <w:t>2. Mereka akan bersama 24 hari setelah 2 Maret 2026:</w:t>
-              <w:br/>
-              <w:t xml:space="preserve">   Tanggal = 2 + 24 = 26 Maret 2026.</w:t>
-              <w:br/>
-              <w:t>3. Menentukan hari: 24 : 7 = 3 sisa 3 hari.</w:t>
-              <w:br/>
-              <w:t xml:space="preserve">   3 hari setelah Senin adalah Kamis (Senin -&gt; Selasa -&gt; Rabu -&gt; Kamis).</w:t>
-              <w:br/>
-              <w:t>Jadi, mereka berlatih bersama lagi pada hari Kamis, 26 Maret 2026 (Pilihan B).</w:t>
-            </w:r>
-          </w:p>
-        </w:tc>
-      </w:tr>
-      <w:tr>
-        <w:tc>
-          <w:tcPr>
-            <w:tcW w:type="dxa" w:w="785"/>
-          </w:tcPr>
-          <w:p>
-            <w:r>
-              <w:t>Panitia bakti sosial sekolah menerima sumbangan berupa 72 kg beras, 48 bungkus minyak goreng, dan 36 kotak susu cair. Seluruh barang tersebut akan dikemas ke dalam beberapa paket bantuan dengan jenis dan jumlah barang yang sama banyak pada setiap paketnya tanpa ada yang tersisa. Berapa banyak paket bantuan terbanyak yang dapat dibuat oleh panitia?</w:t>
-            </w:r>
-          </w:p>
-        </w:tc>
-        <w:tc>
-          <w:tcPr>
-            <w:tcW w:type="dxa" w:w="785"/>
-          </w:tcPr>
-          <w:p>
-            <w:r>
-              <w:t>True/False</w:t>
-            </w:r>
-          </w:p>
-        </w:tc>
-        <w:tc>
-          <w:tcPr>
-            <w:tcW w:type="dxa" w:w="785"/>
-          </w:tcPr>
-          <w:p>
-            <w:r>
-              <w:t>True</w:t>
-            </w:r>
-          </w:p>
-        </w:tc>
-        <w:tc>
-          <w:tcPr>
-            <w:tcW w:type="dxa" w:w="785"/>
-          </w:tcPr>
-          <w:p>
-            <w:r>
-              <w:t>False</w:t>
-            </w:r>
-          </w:p>
-        </w:tc>
-        <w:tc>
-          <w:tcPr>
-            <w:tcW w:type="dxa" w:w="785"/>
-          </w:tcPr>
-          <w:p>
-            <w:r/>
-          </w:p>
-        </w:tc>
-        <w:tc>
-          <w:tcPr>
-            <w:tcW w:type="dxa" w:w="785"/>
-          </w:tcPr>
-          <w:p>
-            <w:r/>
-          </w:p>
-        </w:tc>
-        <w:tc>
-          <w:tcPr>
-            <w:tcW w:type="dxa" w:w="785"/>
-          </w:tcPr>
-          <w:p>
-            <w:r/>
-          </w:p>
-        </w:tc>
-        <w:tc>
-          <w:tcPr>
-            <w:tcW w:type="dxa" w:w="785"/>
-          </w:tcPr>
-          <w:p>
-            <w:r>
-              <w:t>True</w:t>
-            </w:r>
-          </w:p>
-        </w:tc>
-        <w:tc>
-          <w:tcPr>
-            <w:tcW w:type="dxa" w:w="785"/>
-          </w:tcPr>
-          <w:p>
-            <w:r>
-              <w:t>60</w:t>
-            </w:r>
-          </w:p>
-        </w:tc>
-        <w:tc>
-          <w:tcPr>
-            <w:tcW w:type="dxa" w:w="785"/>
-          </w:tcPr>
-          <w:p>
-            <w:r/>
-          </w:p>
-        </w:tc>
-        <w:tc>
-          <w:tcPr>
-            <w:tcW w:type="dxa" w:w="785"/>
-          </w:tcPr>
-          <w:p>
-            <w:r>
-              <w:t>Langkah penyelesaian:</w:t>
-              <w:br/>
-              <w:t>Jumlah paket terbanyak diperoleh dengan mencari FPB dari 72, 48, dan 36:</w:t>
-              <w:br/>
-              <w:t>- 72 = 2³ × 3²</w:t>
-              <w:br/>
-              <w:t>- 48 = 2⁴ × 3</w:t>
-              <w:br/>
-              <w:t>- 36 = 2² × 3²</w:t>
-              <w:br/>
-              <w:t>FPB = 2² × 3 = 4 × 3 = 12.</w:t>
-              <w:br/>
-              <w:t>Setiap paket berisi: Beras (72:12 = 6 kg), Minyak (48:12 = 4 bks), Susu (36:12 = 3 kotak).</w:t>
-              <w:br/>
-              <w:t>Jadi, paket bantuan terbanyak yang dapat dibuat adalah 12 paket (Pilihan C).</w:t>
-            </w:r>
-          </w:p>
-        </w:tc>
-      </w:tr>
-      <w:tr>
-        <w:tc>
-          <w:tcPr>
-            <w:tcW w:type="dxa" w:w="785"/>
-          </w:tcPr>
-          <w:p>
-            <w:r>
-              <w:t>Sebidang tanah aula pertemuan berbentuk persegi memiliki luas 576 m². Di sekeliling tanah aula tersebut akan dipasang kawat pagar pembatas sebanyak satu putaran penuh. Berapakah panjang kawat yang diperlukan untuk mengelilingi tanah tersebut?</w:t>
-            </w:r>
-          </w:p>
-        </w:tc>
-        <w:tc>
-          <w:tcPr>
-            <w:tcW w:type="dxa" w:w="785"/>
-          </w:tcPr>
-          <w:p>
-            <w:r>
-              <w:t>Multiple Choice</w:t>
-            </w:r>
-          </w:p>
-        </w:tc>
-        <w:tc>
-          <w:tcPr>
-            <w:tcW w:type="dxa" w:w="785"/>
-          </w:tcPr>
-          <w:p>
-            <w:r>
-              <w:t>48 meter</w:t>
-            </w:r>
-          </w:p>
-        </w:tc>
-        <w:tc>
-          <w:tcPr>
-            <w:tcW w:type="dxa" w:w="785"/>
-          </w:tcPr>
-          <w:p>
-            <w:r>
-              <w:t>72 meter</w:t>
-            </w:r>
-          </w:p>
-        </w:tc>
-        <w:tc>
-          <w:tcPr>
-            <w:tcW w:type="dxa" w:w="785"/>
-          </w:tcPr>
-          <w:p>
-            <w:r>
-              <w:t>96 meter</w:t>
-            </w:r>
-          </w:p>
-        </w:tc>
-        <w:tc>
-          <w:tcPr>
-            <w:tcW w:type="dxa" w:w="785"/>
-          </w:tcPr>
-          <w:p>
-            <w:r>
-              <w:t>120 meter</w:t>
-            </w:r>
-          </w:p>
-        </w:tc>
-        <w:tc>
-          <w:tcPr>
-            <w:tcW w:type="dxa" w:w="785"/>
-          </w:tcPr>
-          <w:p>
-            <w:r/>
-          </w:p>
-        </w:tc>
-        <w:tc>
-          <w:tcPr>
-            <w:tcW w:type="dxa" w:w="785"/>
-          </w:tcPr>
-          <w:p>
-            <w:r>
-              <w:t>3</w:t>
-            </w:r>
-          </w:p>
-        </w:tc>
-        <w:tc>
-          <w:tcPr>
-            <w:tcW w:type="dxa" w:w="785"/>
-          </w:tcPr>
-          <w:p>
-            <w:r>
-              <w:t>60</w:t>
-            </w:r>
-          </w:p>
-        </w:tc>
-        <w:tc>
-          <w:tcPr>
-            <w:tcW w:type="dxa" w:w="785"/>
-          </w:tcPr>
-          <w:p>
-            <w:r/>
-          </w:p>
-        </w:tc>
-        <w:tc>
-          <w:tcPr>
-            <w:tcW w:type="dxa" w:w="785"/>
-          </w:tcPr>
-          <w:p>
-            <w:r>
-              <w:t>Langkah penyelesaian:</w:t>
-              <w:br/>
-              <w:t>1. Luas persegi = sisi × sisi = s²</w:t>
-              <w:br/>
-              <w:t xml:space="preserve">   s² = 576 m² -&gt; s = √576 = 24 meter.</w:t>
-              <w:br/>
-              <w:t>2. Keliling persegi = 4 × sisi</w:t>
-              <w:br/>
-              <w:t xml:space="preserve">   Keliling = 4 × 24 m = 96 meter.</w:t>
-              <w:br/>
-              <w:t>Jadi, kawat yang diperlukan adalah 96 meter (Pilihan C).</w:t>
-            </w:r>
-          </w:p>
-        </w:tc>
-      </w:tr>
-      <w:tr>
-        <w:tc>
-          <w:tcPr>
-            <w:tcW w:type="dxa" w:w="785"/>
-          </w:tcPr>
-          <w:p>
-            <w:r>
-              <w:t>Sebuah bak penampungan air berbentuk kubus mampu menampung air sampai penuh sebanyak 216.000 liter (dm³). Berapakah kedalaman (panjang rusuk bagian dalam) bak penampungan air tersebut dalam satuan meter?</w:t>
-            </w:r>
-          </w:p>
-        </w:tc>
-        <w:tc>
-          <w:tcPr>
-            <w:tcW w:type="dxa" w:w="785"/>
-          </w:tcPr>
-          <w:p>
-            <w:r>
-              <w:t>Checkbox</w:t>
-            </w:r>
-          </w:p>
-        </w:tc>
-        <w:tc>
-          <w:tcPr>
-            <w:tcW w:type="dxa" w:w="785"/>
-          </w:tcPr>
-          <w:p>
-            <w:r>
-              <w:t>4 meter</w:t>
-            </w:r>
-          </w:p>
-        </w:tc>
-        <w:tc>
-          <w:tcPr>
-            <w:tcW w:type="dxa" w:w="785"/>
-          </w:tcPr>
-          <w:p>
-            <w:r>
-              <w:t>5 meter</w:t>
-            </w:r>
-          </w:p>
-        </w:tc>
-        <w:tc>
-          <w:tcPr>
-            <w:tcW w:type="dxa" w:w="785"/>
-          </w:tcPr>
-          <w:p>
-            <w:r>
-              <w:t>6 meter</w:t>
-            </w:r>
-          </w:p>
-        </w:tc>
-        <w:tc>
-          <w:tcPr>
-            <w:tcW w:type="dxa" w:w="785"/>
-          </w:tcPr>
-          <w:p>
-            <w:r>
-              <w:t>8 meter</w:t>
-            </w:r>
-          </w:p>
-        </w:tc>
-        <w:tc>
-          <w:tcPr>
-            <w:tcW w:type="dxa" w:w="785"/>
-          </w:tcPr>
-          <w:p>
-            <w:r/>
-          </w:p>
-        </w:tc>
-        <w:tc>
-          <w:tcPr>
-            <w:tcW w:type="dxa" w:w="785"/>
-          </w:tcPr>
-          <w:p>
-            <w:r>
-              <w:t>Option 1, Option 2</w:t>
-            </w:r>
-          </w:p>
-        </w:tc>
-        <w:tc>
-          <w:tcPr>
-            <w:tcW w:type="dxa" w:w="785"/>
-          </w:tcPr>
-          <w:p>
-            <w:r>
-              <w:t>60</w:t>
-            </w:r>
-          </w:p>
-        </w:tc>
-        <w:tc>
-          <w:tcPr>
-            <w:tcW w:type="dxa" w:w="785"/>
-          </w:tcPr>
-          <w:p>
-            <w:r/>
-          </w:p>
-        </w:tc>
-        <w:tc>
-          <w:tcPr>
-            <w:tcW w:type="dxa" w:w="785"/>
-          </w:tcPr>
-          <w:p>
-            <w:r>
-              <w:t>Langkah penyelesaian:</w:t>
-              <w:br/>
-              <w:t>1. Volume kubus = s³</w:t>
-              <w:br/>
-              <w:t xml:space="preserve">   216.000 dm³ = s³</w:t>
-              <w:br/>
-              <w:t xml:space="preserve">   s = ∛216.000 dm³ = 60 dm.</w:t>
-              <w:br/>
-              <w:t>2. Konversi dari desimeter (dm) ke meter (m):</w:t>
-              <w:br/>
-              <w:t xml:space="preserve">   60 dm = 60 : 10 = 6 meter.</w:t>
-              <w:br/>
-              <w:t>Jadi, kedalaman bak penampungan air tersebut adalah 6 meter (Pilihan C).</w:t>
-            </w:r>
-          </w:p>
-        </w:tc>
-      </w:tr>
-      <w:tr>
-        <w:tc>
-          <w:tcPr>
-            <w:tcW w:type="dxa" w:w="785"/>
-          </w:tcPr>
-          <w:p>
-            <w:r>
-              <w:t>Perbandingan banyak siswa laki-laki dan siswa perempuan di kelas VI SD Harapan Bangsa adalah 4 : 5. Jika selisih banyak siswa laki-laki dan perempuan adalah 4 orang, berapakah jumlah seluruh siswa di kelas VI tersebut?</w:t>
-            </w:r>
-          </w:p>
-        </w:tc>
-        <w:tc>
-          <w:tcPr>
-            <w:tcW w:type="dxa" w:w="785"/>
-          </w:tcPr>
-          <w:p>
-            <w:r>
-              <w:t>True/False</w:t>
-            </w:r>
-          </w:p>
-        </w:tc>
-        <w:tc>
-          <w:tcPr>
-            <w:tcW w:type="dxa" w:w="785"/>
-          </w:tcPr>
-          <w:p>
-            <w:r>
-              <w:t>True</w:t>
-            </w:r>
-          </w:p>
-        </w:tc>
-        <w:tc>
-          <w:tcPr>
-            <w:tcW w:type="dxa" w:w="785"/>
-          </w:tcPr>
-          <w:p>
-            <w:r>
-              <w:t>False</w:t>
-            </w:r>
-          </w:p>
-        </w:tc>
-        <w:tc>
-          <w:tcPr>
-            <w:tcW w:type="dxa" w:w="785"/>
-          </w:tcPr>
-          <w:p>
-            <w:r/>
-          </w:p>
-        </w:tc>
-        <w:tc>
-          <w:tcPr>
-            <w:tcW w:type="dxa" w:w="785"/>
-          </w:tcPr>
-          <w:p>
-            <w:r/>
-          </w:p>
-        </w:tc>
-        <w:tc>
-          <w:tcPr>
-            <w:tcW w:type="dxa" w:w="785"/>
-          </w:tcPr>
-          <w:p>
-            <w:r/>
-          </w:p>
-        </w:tc>
-        <w:tc>
-          <w:tcPr>
-            <w:tcW w:type="dxa" w:w="785"/>
-          </w:tcPr>
-          <w:p>
-            <w:r>
-              <w:t>True</w:t>
-            </w:r>
-          </w:p>
-        </w:tc>
-        <w:tc>
-          <w:tcPr>
-            <w:tcW w:type="dxa" w:w="785"/>
-          </w:tcPr>
-          <w:p>
-            <w:r>
-              <w:t>60</w:t>
-            </w:r>
-          </w:p>
-        </w:tc>
-        <w:tc>
-          <w:tcPr>
-            <w:tcW w:type="dxa" w:w="785"/>
-          </w:tcPr>
-          <w:p>
-            <w:r/>
-          </w:p>
-        </w:tc>
-        <w:tc>
-          <w:tcPr>
-            <w:tcW w:type="dxa" w:w="785"/>
-          </w:tcPr>
-          <w:p>
-            <w:r>
-              <w:t>Langkah penyelesaian:</w:t>
-              <w:br/>
-              <w:t>1. Rasio laki-laki : perempuan = 4 : 5.</w:t>
-              <w:br/>
-              <w:t>2. Selisih perbandingan = 5 - 4 = 1 bagian.</w:t>
-              <w:br/>
-              <w:t>3. Diketahui selisih nyata = 4 orang, maka nilai 1 bagian = 4 orang.</w:t>
-              <w:br/>
-              <w:t>4. Jumlah perbandingan seluruh siswa = 4 + 5 = 9 bagian.</w:t>
-              <w:br/>
-              <w:t>5. Total seluruh siswa = 9 × 4 orang = 36 orang.</w:t>
-              <w:br/>
-              <w:t>(Laki-laki = 4 × 4 = 16 orang, Perempuan = 5 × 4 = 20 orang. Selisih = 20 - 16 = 4 orang).</w:t>
-              <w:br/>
-              <w:t>Jadi, jumlah seluruh siswa adalah 36 orang (Pilihan B).</w:t>
-            </w:r>
-          </w:p>
-        </w:tc>
-      </w:tr>
-      <w:tr>
-        <w:tc>
-          <w:tcPr>
-            <w:tcW w:type="dxa" w:w="785"/>
-          </w:tcPr>
-          <w:p>
-            <w:r>
-              <w:t>Jarak antara Kota Melati dan Kota Cempaka pada sebuah peta adalah 6 cm. Skala yang tertera pada peta tersebut adalah 1 : 400.000. Berapakah jarak sebenarnya antara kedua kota tersebut dalam satuan kilometer?</w:t>
-            </w:r>
-          </w:p>
-        </w:tc>
-        <w:tc>
-          <w:tcPr>
-            <w:tcW w:type="dxa" w:w="785"/>
-          </w:tcPr>
-          <w:p>
-            <w:r>
-              <w:t>Multiple Choice</w:t>
-            </w:r>
-          </w:p>
-        </w:tc>
-        <w:tc>
-          <w:tcPr>
-            <w:tcW w:type="dxa" w:w="785"/>
-          </w:tcPr>
-          <w:p>
-            <w:r>
-              <w:t>18 km</w:t>
-            </w:r>
-          </w:p>
-        </w:tc>
-        <w:tc>
-          <w:tcPr>
-            <w:tcW w:type="dxa" w:w="785"/>
-          </w:tcPr>
-          <w:p>
-            <w:r>
-              <w:t>24 km</w:t>
-            </w:r>
-          </w:p>
-        </w:tc>
-        <w:tc>
-          <w:tcPr>
-            <w:tcW w:type="dxa" w:w="785"/>
-          </w:tcPr>
-          <w:p>
-            <w:r>
-              <w:t>28 km</w:t>
-            </w:r>
-          </w:p>
-        </w:tc>
-        <w:tc>
-          <w:tcPr>
-            <w:tcW w:type="dxa" w:w="785"/>
-          </w:tcPr>
-          <w:p>
-            <w:r>
-              <w:t>32 km</w:t>
-            </w:r>
-          </w:p>
-        </w:tc>
-        <w:tc>
-          <w:tcPr>
-            <w:tcW w:type="dxa" w:w="785"/>
-          </w:tcPr>
-          <w:p>
-            <w:r/>
-          </w:p>
-        </w:tc>
-        <w:tc>
-          <w:tcPr>
-            <w:tcW w:type="dxa" w:w="785"/>
-          </w:tcPr>
-          <w:p>
-            <w:r>
-              <w:t>2</w:t>
-            </w:r>
-          </w:p>
-        </w:tc>
-        <w:tc>
-          <w:tcPr>
-            <w:tcW w:type="dxa" w:w="785"/>
-          </w:tcPr>
-          <w:p>
-            <w:r>
-              <w:t>60</w:t>
-            </w:r>
-          </w:p>
-        </w:tc>
-        <w:tc>
-          <w:tcPr>
-            <w:tcW w:type="dxa" w:w="785"/>
-          </w:tcPr>
-          <w:p>
-            <w:r/>
-          </w:p>
-        </w:tc>
-        <w:tc>
-          <w:tcPr>
-            <w:tcW w:type="dxa" w:w="785"/>
-          </w:tcPr>
-          <w:p>
-            <w:r>
-              <w:t>Langkah penyelesaian:</w:t>
-              <w:br/>
-              <w:t>1. Jarak Sebenarnya = Jarak pada peta : Skala</w:t>
-              <w:br/>
-              <w:t xml:space="preserve">   Jarak Sebenarnya = 6 cm × 400.000 = 2.400.000 cm.</w:t>
-              <w:br/>
-              <w:t>2. Konversi satuan dari cm ke km (dibagi 100.000):</w:t>
-              <w:br/>
-              <w:t xml:space="preserve">   2.400.000 cm = 2.400.000 : 100.000 = 24 km.</w:t>
-              <w:br/>
-              <w:t>Jadi, jarak sebenarnya adalah 24 km (Pilihan B).</w:t>
-            </w:r>
-          </w:p>
-        </w:tc>
-      </w:tr>
-      <w:tr>
-        <w:tc>
-          <w:tcPr>
-            <w:tcW w:type="dxa" w:w="785"/>
-          </w:tcPr>
-          <w:p>
-            <w:r>
-              <w:t>Sebuah taman rekreasi keluarga berbentuk lingkaran memiliki panjang jari-jari 14 meter (π = 22/7). Di sekeliling tepi taman tersebut akan ditanami pohon palem perindang dengan jarak antar-pohon sebesar 4 meter. Berapa banyak pohon palem yang dibutuhkan?</w:t>
-            </w:r>
-          </w:p>
-        </w:tc>
-        <w:tc>
-          <w:tcPr>
-            <w:tcW w:type="dxa" w:w="785"/>
-          </w:tcPr>
-          <w:p>
-            <w:r>
-              <w:t>Checkbox</w:t>
-            </w:r>
-          </w:p>
-        </w:tc>
-        <w:tc>
-          <w:tcPr>
-            <w:tcW w:type="dxa" w:w="785"/>
-          </w:tcPr>
-          <w:p>
-            <w:r>
-              <w:t>18 pohon</w:t>
-            </w:r>
-          </w:p>
-        </w:tc>
-        <w:tc>
-          <w:tcPr>
-            <w:tcW w:type="dxa" w:w="785"/>
-          </w:tcPr>
-          <w:p>
-            <w:r>
-              <w:t>20 pohon</w:t>
-            </w:r>
-          </w:p>
-        </w:tc>
-        <w:tc>
-          <w:tcPr>
-            <w:tcW w:type="dxa" w:w="785"/>
-          </w:tcPr>
-          <w:p>
-            <w:r>
-              <w:t>22 pohon</w:t>
-            </w:r>
-          </w:p>
-        </w:tc>
-        <w:tc>
-          <w:tcPr>
-            <w:tcW w:type="dxa" w:w="785"/>
-          </w:tcPr>
-          <w:p>
-            <w:r>
-              <w:t>24 pohon</w:t>
-            </w:r>
-          </w:p>
-        </w:tc>
-        <w:tc>
-          <w:tcPr>
-            <w:tcW w:type="dxa" w:w="785"/>
-          </w:tcPr>
-          <w:p>
-            <w:r/>
-          </w:p>
-        </w:tc>
-        <w:tc>
-          <w:tcPr>
-            <w:tcW w:type="dxa" w:w="785"/>
-          </w:tcPr>
-          <w:p>
-            <w:r>
-              <w:t>Option 1, Option 2</w:t>
-            </w:r>
-          </w:p>
-        </w:tc>
-        <w:tc>
-          <w:tcPr>
-            <w:tcW w:type="dxa" w:w="785"/>
-          </w:tcPr>
-          <w:p>
-            <w:r>
-              <w:t>60</w:t>
-            </w:r>
-          </w:p>
-        </w:tc>
-        <w:tc>
-          <w:tcPr>
-            <w:tcW w:type="dxa" w:w="785"/>
-          </w:tcPr>
-          <w:p>
-            <w:r/>
-          </w:p>
-        </w:tc>
-        <w:tc>
-          <w:tcPr>
-            <w:tcW w:type="dxa" w:w="785"/>
-          </w:tcPr>
-          <w:p>
-            <w:r>
-              <w:t>Langkah penyelesaian:</w:t>
-              <w:br/>
-              <w:t>1. Keliling lingkaran = 2 × π × r</w:t>
-              <w:br/>
-              <w:t xml:space="preserve">   Keliling = 2 × (22/7) × 14 m</w:t>
-              <w:br/>
-              <w:t xml:space="preserve">   Keliling = 2 × 22 × 2 m = 88 meter.</w:t>
-              <w:br/>
-              <w:t>2. Banyak pohon palem = Keliling taman : jarak antar-pohon</w:t>
-              <w:br/>
-              <w:t xml:space="preserve">   Banyak pohon = 88 m : 4 m = 22 pohon.</w:t>
-              <w:br/>
-              <w:t>Jadi, banyak pohon palem yang dibutuhkan adalah 22 pohon (Pilihan C).</w:t>
-            </w:r>
-          </w:p>
-        </w:tc>
-      </w:tr>
-      <w:tr>
-        <w:tc>
-          <w:tcPr>
-            <w:tcW w:type="dxa" w:w="785"/>
-          </w:tcPr>
-          <w:p>
-            <w:r>
-              <w:t>Sebuah bidang hiasan dinding berbentuk gabungan persegi panjang dan segitiga sama kaki. Persegi panjang memiliki panjang 18 cm dan lebar 10 cm. Di atas salah satu sisi panjangnya menempel alas segitiga sama kaki yang berukuran alas 18 cm dan tinggi 8 cm. Berapakah luas total bangun gabungan tersebut?</w:t>
-            </w:r>
-          </w:p>
-        </w:tc>
-        <w:tc>
-          <w:tcPr>
-            <w:tcW w:type="dxa" w:w="785"/>
-          </w:tcPr>
-          <w:p>
-            <w:r>
-              <w:t>True/False</w:t>
-            </w:r>
-          </w:p>
-        </w:tc>
-        <w:tc>
-          <w:tcPr>
-            <w:tcW w:type="dxa" w:w="785"/>
-          </w:tcPr>
-          <w:p>
-            <w:r>
-              <w:t>True</w:t>
-            </w:r>
-          </w:p>
-        </w:tc>
-        <w:tc>
-          <w:tcPr>
-            <w:tcW w:type="dxa" w:w="785"/>
-          </w:tcPr>
-          <w:p>
-            <w:r>
-              <w:t>False</w:t>
-            </w:r>
-          </w:p>
-        </w:tc>
-        <w:tc>
-          <w:tcPr>
-            <w:tcW w:type="dxa" w:w="785"/>
-          </w:tcPr>
-          <w:p>
-            <w:r/>
-          </w:p>
-        </w:tc>
-        <w:tc>
-          <w:tcPr>
-            <w:tcW w:type="dxa" w:w="785"/>
-          </w:tcPr>
-          <w:p>
-            <w:r/>
-          </w:p>
-        </w:tc>
-        <w:tc>
-          <w:tcPr>
-            <w:tcW w:type="dxa" w:w="785"/>
-          </w:tcPr>
-          <w:p>
-            <w:r/>
-          </w:p>
-        </w:tc>
-        <w:tc>
-          <w:tcPr>
-            <w:tcW w:type="dxa" w:w="785"/>
-          </w:tcPr>
-          <w:p>
-            <w:r>
-              <w:t>True</w:t>
-            </w:r>
-          </w:p>
-        </w:tc>
-        <w:tc>
-          <w:tcPr>
-            <w:tcW w:type="dxa" w:w="785"/>
-          </w:tcPr>
-          <w:p>
-            <w:r>
-              <w:t>60</w:t>
-            </w:r>
-          </w:p>
-        </w:tc>
-        <w:tc>
-          <w:tcPr>
-            <w:tcW w:type="dxa" w:w="785"/>
-          </w:tcPr>
-          <w:p>
-            <w:r/>
-          </w:p>
-        </w:tc>
-        <w:tc>
-          <w:tcPr>
-            <w:tcW w:type="dxa" w:w="785"/>
-          </w:tcPr>
-          <w:p>
-            <w:r>
-              <w:t>Langkah penyelesaian:</w:t>
-              <w:br/>
-              <w:t>1. Luas Persegi Panjang = panjang × lebar = 18 cm × 10 cm = 180 cm².</w:t>
-              <w:br/>
-              <w:t>2. Luas Segitiga = 1/2 × alas × tinggi = 1/2 × 18 cm × 8 cm = 9 × 8 = 72 cm².</w:t>
-              <w:br/>
-              <w:t>3. Luas Gabungan = Luas persegi panjang + Luas segitiga</w:t>
-              <w:br/>
-              <w:t xml:space="preserve">   Luas Total = 180 cm² + 72 cm² = 252 cm².</w:t>
-              <w:br/>
-              <w:t>Jadi, luas gabungan tersebut adalah 252 cm² (Pilihan B).</w:t>
-            </w:r>
-          </w:p>
-        </w:tc>
-      </w:tr>
-      <w:tr>
-        <w:tc>
-          <w:tcPr>
-            <w:tcW w:type="dxa" w:w="785"/>
-          </w:tcPr>
-          <w:p>
-            <w:r>
-              <w:t>Sebuah bak penampungan air berbentuk balok memiliki ukuran panjang 120 cm, lebar 80 cm, dan tinggi 100 cm. Bak tersebut telah terisi air sebanyak 3/4 bagian. Berapa liter air yang masih harus ditambahkan agar bak penampungan air tersebut terisi penuh?</w:t>
-            </w:r>
-          </w:p>
-        </w:tc>
-        <w:tc>
-          <w:tcPr>
-            <w:tcW w:type="dxa" w:w="785"/>
-          </w:tcPr>
-          <w:p>
-            <w:r>
-              <w:t>Multiple Choice</w:t>
-            </w:r>
-          </w:p>
-        </w:tc>
-        <w:tc>
-          <w:tcPr>
-            <w:tcW w:type="dxa" w:w="785"/>
-          </w:tcPr>
-          <w:p>
-            <w:r>
-              <w:t>180 liter</w:t>
-            </w:r>
-          </w:p>
-        </w:tc>
-        <w:tc>
-          <w:tcPr>
-            <w:tcW w:type="dxa" w:w="785"/>
-          </w:tcPr>
-          <w:p>
-            <w:r>
-              <w:t>240 liter</w:t>
-            </w:r>
-          </w:p>
-        </w:tc>
-        <w:tc>
-          <w:tcPr>
-            <w:tcW w:type="dxa" w:w="785"/>
-          </w:tcPr>
-          <w:p>
-            <w:r>
-              <w:t>320 liter</w:t>
-            </w:r>
-          </w:p>
-        </w:tc>
-        <w:tc>
-          <w:tcPr>
-            <w:tcW w:type="dxa" w:w="785"/>
-          </w:tcPr>
-          <w:p>
-            <w:r>
-              <w:t>720 liter</w:t>
-            </w:r>
-          </w:p>
-        </w:tc>
-        <w:tc>
-          <w:tcPr>
-            <w:tcW w:type="dxa" w:w="785"/>
-          </w:tcPr>
-          <w:p>
-            <w:r/>
-          </w:p>
-        </w:tc>
-        <w:tc>
-          <w:tcPr>
-            <w:tcW w:type="dxa" w:w="785"/>
-          </w:tcPr>
-          <w:p>
-            <w:r>
-              <w:t>2</w:t>
-            </w:r>
-          </w:p>
-        </w:tc>
-        <w:tc>
-          <w:tcPr>
-            <w:tcW w:type="dxa" w:w="785"/>
-          </w:tcPr>
-          <w:p>
-            <w:r>
-              <w:t>60</w:t>
-            </w:r>
-          </w:p>
-        </w:tc>
-        <w:tc>
-          <w:tcPr>
-            <w:tcW w:type="dxa" w:w="785"/>
-          </w:tcPr>
-          <w:p>
-            <w:r/>
-          </w:p>
-        </w:tc>
-        <w:tc>
-          <w:tcPr>
-            <w:tcW w:type="dxa" w:w="785"/>
-          </w:tcPr>
-          <w:p>
-            <w:r>
-              <w:t>Langkah penyelesaian:</w:t>
-              <w:br/>
-              <w:t>1. Volume total balok = p × l × t</w:t>
-              <w:br/>
-              <w:t xml:space="preserve">   V = 120 cm × 80 cm × 100 cm = 960.000 cm³.</w:t>
-              <w:br/>
-              <w:t>2. Konversi ke liter (dm³):</w:t>
-              <w:br/>
-              <w:t xml:space="preserve">   960.000 cm³ = 960.000 : 1.000 = 960 liter.</w:t>
-              <w:br/>
-              <w:t>3. Karena telah terisi 3/4 bagian, maka bagian yang kosong = 1 - 3/4 = 1/4 bagian.</w:t>
-              <w:br/>
-              <w:t>4. Air yang harus ditambahkan = 1/4 × 960 liter = 240 liter.</w:t>
-              <w:br/>
-              <w:t>Jadi, air yang harus ditambahkan adalah 240 liter (Pilihan B).</w:t>
-            </w:r>
-          </w:p>
-        </w:tc>
-      </w:tr>
-      <w:tr>
-        <w:tc>
-          <w:tcPr>
-            <w:tcW w:type="dxa" w:w="785"/>
-          </w:tcPr>
-          <w:p>
-            <w:r>
-              <w:t>Perhatikan ciri-ciri bangun ruang berikut:</w:t>
-              <w:br/>
-              <w:t>(1) Memiliki 5 buah sisi (1 sisi alas dan 4 sisi tegak berbentuk segitiga).</w:t>
-              <w:br/>
-              <w:t>(2) Memiliki 8 buah rusuk.</w:t>
-              <w:br/>
-              <w:t>(3) Memiliki 5 buah titik sudut (satu di antaranya merupakan titik puncak).</w:t>
-              <w:br/>
-              <w:t>Bangun ruang yang memiliki karakteristik tersebut adalah....</w:t>
-            </w:r>
-          </w:p>
-        </w:tc>
-        <w:tc>
-          <w:tcPr>
-            <w:tcW w:type="dxa" w:w="785"/>
-          </w:tcPr>
-          <w:p>
-            <w:r>
-              <w:t>Checkbox</w:t>
-            </w:r>
-          </w:p>
-        </w:tc>
-        <w:tc>
-          <w:tcPr>
-            <w:tcW w:type="dxa" w:w="785"/>
-          </w:tcPr>
-          <w:p>
-            <w:r>
-              <w:t>Prisma segitiga</w:t>
-            </w:r>
-          </w:p>
-        </w:tc>
-        <w:tc>
-          <w:tcPr>
-            <w:tcW w:type="dxa" w:w="785"/>
-          </w:tcPr>
-          <w:p>
-            <w:r>
-              <w:t>Limas segitiga</w:t>
-            </w:r>
-          </w:p>
-        </w:tc>
-        <w:tc>
-          <w:tcPr>
-            <w:tcW w:type="dxa" w:w="785"/>
-          </w:tcPr>
-          <w:p>
-            <w:r>
-              <w:t>Limas segi empat</w:t>
-            </w:r>
-          </w:p>
-        </w:tc>
-        <w:tc>
-          <w:tcPr>
-            <w:tcW w:type="dxa" w:w="785"/>
-          </w:tcPr>
-          <w:p>
-            <w:r>
-              <w:t>Prisma segi empat</w:t>
-            </w:r>
-          </w:p>
-        </w:tc>
-        <w:tc>
-          <w:tcPr>
-            <w:tcW w:type="dxa" w:w="785"/>
-          </w:tcPr>
-          <w:p>
-            <w:r/>
-          </w:p>
-        </w:tc>
-        <w:tc>
-          <w:tcPr>
-            <w:tcW w:type="dxa" w:w="785"/>
-          </w:tcPr>
-          <w:p>
-            <w:r>
-              <w:t>Option 1, Option 2</w:t>
-            </w:r>
-          </w:p>
-        </w:tc>
-        <w:tc>
-          <w:tcPr>
-            <w:tcW w:type="dxa" w:w="785"/>
-          </w:tcPr>
-          <w:p>
-            <w:r>
-              <w:t>60</w:t>
-            </w:r>
-          </w:p>
-        </w:tc>
-        <w:tc>
-          <w:tcPr>
-            <w:tcW w:type="dxa" w:w="785"/>
-          </w:tcPr>
-          <w:p>
-            <w:r/>
-          </w:p>
-        </w:tc>
-        <w:tc>
-          <w:tcPr>
-            <w:tcW w:type="dxa" w:w="785"/>
-          </w:tcPr>
-          <w:p>
-            <w:r>
-              <w:t>Analisis sifat bangun ruang:</w:t>
-              <w:br/>
-              <w:t>- Prisma segitiga memiliki 5 sisi, 9 rusuk, 6 titik sudut.</w:t>
-              <w:br/>
-              <w:t>- Limas segitiga memiliki 4 sisi, 6 rusuk, 4 titik sudut.</w:t>
-              <w:br/>
-              <w:t>- Limas segi empat memiliki 1 alas segi empat + 4 sisi tegak segitiga = 5 sisi, 8 rusuk, dan 5 titik sudut (termasuk 1 titik puncak).</w:t>
-              <w:br/>
-              <w:t>Jadi, bangun ruang yang dimaksud adalah Limas segi empat (Pilihan C).</w:t>
-            </w:r>
-          </w:p>
-        </w:tc>
-      </w:tr>
-      <w:tr>
-        <w:tc>
-          <w:tcPr>
-            <w:tcW w:type="dxa" w:w="785"/>
-          </w:tcPr>
-          <w:p>
-            <w:r>
-              <w:t>Pak Rahmat berangkat dari Bandung menuju Jakarta mengendarai mobil dengan kecepatan rata-rata 75 km/jam. Jarak yang ditempuh adalah 150 km. Jika Pak Rahmat berangkat dari Bandung pada pukul 06.30 WIB dan sempat beristirahat di rest area selama 30 menit di tengah perjalanan, pada pukul berapakah Pak Rahmat tiba di Jakarta?</w:t>
-            </w:r>
-          </w:p>
-        </w:tc>
-        <w:tc>
-          <w:tcPr>
-            <w:tcW w:type="dxa" w:w="785"/>
-          </w:tcPr>
-          <w:p>
-            <w:r>
-              <w:t>True/False</w:t>
-            </w:r>
-          </w:p>
-        </w:tc>
-        <w:tc>
-          <w:tcPr>
-            <w:tcW w:type="dxa" w:w="785"/>
-          </w:tcPr>
-          <w:p>
-            <w:r>
-              <w:t>True</w:t>
-            </w:r>
-          </w:p>
-        </w:tc>
-        <w:tc>
-          <w:tcPr>
-            <w:tcW w:type="dxa" w:w="785"/>
-          </w:tcPr>
-          <w:p>
-            <w:r>
-              <w:t>False</w:t>
-            </w:r>
-          </w:p>
-        </w:tc>
-        <w:tc>
-          <w:tcPr>
-            <w:tcW w:type="dxa" w:w="785"/>
-          </w:tcPr>
-          <w:p>
-            <w:r/>
-          </w:p>
-        </w:tc>
-        <w:tc>
-          <w:tcPr>
-            <w:tcW w:type="dxa" w:w="785"/>
-          </w:tcPr>
-          <w:p>
-            <w:r/>
-          </w:p>
-        </w:tc>
-        <w:tc>
-          <w:tcPr>
-            <w:tcW w:type="dxa" w:w="785"/>
-          </w:tcPr>
-          <w:p>
-            <w:r/>
-          </w:p>
-        </w:tc>
-        <w:tc>
-          <w:tcPr>
-            <w:tcW w:type="dxa" w:w="785"/>
-          </w:tcPr>
-          <w:p>
-            <w:r>
-              <w:t>True</w:t>
-            </w:r>
-          </w:p>
-        </w:tc>
-        <w:tc>
-          <w:tcPr>
-            <w:tcW w:type="dxa" w:w="785"/>
-          </w:tcPr>
-          <w:p>
-            <w:r>
-              <w:t>60</w:t>
-            </w:r>
-          </w:p>
-        </w:tc>
-        <w:tc>
-          <w:tcPr>
-            <w:tcW w:type="dxa" w:w="785"/>
-          </w:tcPr>
-          <w:p>
-            <w:r/>
-          </w:p>
-        </w:tc>
-        <w:tc>
-          <w:tcPr>
-            <w:tcW w:type="dxa" w:w="785"/>
-          </w:tcPr>
-          <w:p>
-            <w:r>
-              <w:t>Langkah penyelesaian:</w:t>
-              <w:br/>
-              <w:t>1. Waktu tempuh murni = Jarak : Kecepatan</w:t>
-              <w:br/>
-              <w:t xml:space="preserve">   Waktu = 150 km : 75 km/jam = 2 jam.</w:t>
-              <w:br/>
-              <w:t>2. Waktu istirahat = 30 menit (0,5 jam).</w:t>
-              <w:br/>
-              <w:t>3. Total durasi perjalanan = 2 jam + 30 menit = 2 jam 30 menit.</w:t>
-              <w:br/>
-              <w:t>4. Waktu kedatangan = Waktu berangkat + Total durasi</w:t>
-              <w:br/>
-              <w:t xml:space="preserve">   = 06.30 WIB + 02.30 = 09.00 WIB.</w:t>
-              <w:br/>
-              <w:t>Jadi, Pak Rahmat tiba di Jakarta pada pukul 09.00 WIB (Pilihan B).</w:t>
-            </w:r>
-          </w:p>
-        </w:tc>
-      </w:tr>
-      <w:tr>
-        <w:tc>
-          <w:tcPr>
-            <w:tcW w:type="dxa" w:w="785"/>
-          </w:tcPr>
-          <w:p>
-            <w:r>
-              <w:t>Sebuah kolam renang anak dengan kapasitas volume air 3.600 liter dikosongkan untuk dibersihkan menggunakan pipa pembuangan. Seluruh air di dalam kolam habis terkuras dalam waktu 30 menit. Berapakah debit aliran air yang keluar melalui pipa pembuangan tersebut dalam satuan liter/detik?</w:t>
-            </w:r>
-          </w:p>
-        </w:tc>
-        <w:tc>
-          <w:tcPr>
-            <w:tcW w:type="dxa" w:w="785"/>
-          </w:tcPr>
-          <w:p>
-            <w:r>
-              <w:t>Multiple Choice</w:t>
-            </w:r>
-          </w:p>
-        </w:tc>
-        <w:tc>
-          <w:tcPr>
-            <w:tcW w:type="dxa" w:w="785"/>
-          </w:tcPr>
-          <w:p>
-            <w:r>
-              <w:t>1,5 liter/detik</w:t>
-            </w:r>
-          </w:p>
-        </w:tc>
-        <w:tc>
-          <w:tcPr>
-            <w:tcW w:type="dxa" w:w="785"/>
-          </w:tcPr>
-          <w:p>
-            <w:r>
-              <w:t>2 liter/detik</w:t>
-            </w:r>
-          </w:p>
-        </w:tc>
-        <w:tc>
-          <w:tcPr>
-            <w:tcW w:type="dxa" w:w="785"/>
-          </w:tcPr>
-          <w:p>
-            <w:r>
-              <w:t>2,5 liter/detik</w:t>
-            </w:r>
-          </w:p>
-        </w:tc>
-        <w:tc>
-          <w:tcPr>
-            <w:tcW w:type="dxa" w:w="785"/>
-          </w:tcPr>
-          <w:p>
-            <w:r>
-              <w:t>3 liter/detik</w:t>
-            </w:r>
-          </w:p>
-        </w:tc>
-        <w:tc>
-          <w:tcPr>
-            <w:tcW w:type="dxa" w:w="785"/>
-          </w:tcPr>
-          <w:p>
-            <w:r/>
-          </w:p>
-        </w:tc>
-        <w:tc>
-          <w:tcPr>
-            <w:tcW w:type="dxa" w:w="785"/>
-          </w:tcPr>
-          <w:p>
-            <w:r>
-              <w:t>2</w:t>
-            </w:r>
-          </w:p>
-        </w:tc>
-        <w:tc>
-          <w:tcPr>
-            <w:tcW w:type="dxa" w:w="785"/>
-          </w:tcPr>
-          <w:p>
-            <w:r>
-              <w:t>60</w:t>
-            </w:r>
-          </w:p>
-        </w:tc>
-        <w:tc>
-          <w:tcPr>
-            <w:tcW w:type="dxa" w:w="785"/>
-          </w:tcPr>
-          <w:p>
-            <w:r/>
-          </w:p>
-        </w:tc>
-        <w:tc>
-          <w:tcPr>
-            <w:tcW w:type="dxa" w:w="785"/>
-          </w:tcPr>
-          <w:p>
-            <w:r>
-              <w:t>Langkah penyelesaian:</w:t>
-              <w:br/>
-              <w:t>1. Volume air = 3.600 liter.</w:t>
-              <w:br/>
-              <w:t>2. Waktu pengurasan = 30 menit = 30 × 60 detik = 1.800 detik.</w:t>
-              <w:br/>
-              <w:t>3. Debit = Volume : Waktu</w:t>
-              <w:br/>
-              <w:t xml:space="preserve">   Debit = 3.600 liter : 1.800 detik = 2 liter/detik.</w:t>
-              <w:br/>
-              <w:t>Jadi, debit aliran air adalah 2 liter/detik (Pilihan B).</w:t>
-            </w:r>
-          </w:p>
-        </w:tc>
-      </w:tr>
-      <w:tr>
-        <w:tc>
-          <w:tcPr>
-            <w:tcW w:type="dxa" w:w="785"/>
-          </w:tcPr>
-          <w:p>
-            <w:r>
-              <w:t>Perhatikan tabel hasil panen jagung Desa Makmur berikut:</w:t>
-              <w:br/>
-              <w:t>- Tahun 2021: 45 ton</w:t>
-              <w:br/>
-              <w:t>- Tahun 2022: 50 ton</w:t>
-              <w:br/>
-              <w:t>- Tahun 2023: 65 ton</w:t>
-              <w:br/>
-              <w:t>- Tahun 2024: 55 ton</w:t>
-              <w:br/>
-              <w:t>- Tahun 2025: 75 ton</w:t>
-              <w:br/>
-              <w:t>Berapakah selisih hasil panen jagung tertinggi dan hasil panen jagung terendah selama periode tersebut?</w:t>
-            </w:r>
-          </w:p>
-        </w:tc>
-        <w:tc>
-          <w:tcPr>
-            <w:tcW w:type="dxa" w:w="785"/>
-          </w:tcPr>
-          <w:p>
-            <w:r>
-              <w:t>Checkbox</w:t>
-            </w:r>
-          </w:p>
-        </w:tc>
-        <w:tc>
-          <w:tcPr>
-            <w:tcW w:type="dxa" w:w="785"/>
-          </w:tcPr>
-          <w:p>
-            <w:r>
-              <w:t>20 ton</w:t>
-            </w:r>
-          </w:p>
-        </w:tc>
-        <w:tc>
-          <w:tcPr>
-            <w:tcW w:type="dxa" w:w="785"/>
-          </w:tcPr>
-          <w:p>
-            <w:r>
-              <w:t>25 ton</w:t>
-            </w:r>
-          </w:p>
-        </w:tc>
-        <w:tc>
-          <w:tcPr>
-            <w:tcW w:type="dxa" w:w="785"/>
-          </w:tcPr>
-          <w:p>
-            <w:r>
-              <w:t>30 ton</w:t>
-            </w:r>
-          </w:p>
-        </w:tc>
-        <w:tc>
-          <w:tcPr>
-            <w:tcW w:type="dxa" w:w="785"/>
-          </w:tcPr>
-          <w:p>
-            <w:r>
-              <w:t>35 ton</w:t>
-            </w:r>
-          </w:p>
-        </w:tc>
-        <w:tc>
-          <w:tcPr>
-            <w:tcW w:type="dxa" w:w="785"/>
-          </w:tcPr>
-          <w:p>
-            <w:r/>
-          </w:p>
-        </w:tc>
-        <w:tc>
-          <w:tcPr>
-            <w:tcW w:type="dxa" w:w="785"/>
-          </w:tcPr>
-          <w:p>
-            <w:r>
-              <w:t>Option 1, Option 2</w:t>
-            </w:r>
-          </w:p>
-        </w:tc>
-        <w:tc>
-          <w:tcPr>
-            <w:tcW w:type="dxa" w:w="785"/>
-          </w:tcPr>
-          <w:p>
-            <w:r>
-              <w:t>60</w:t>
-            </w:r>
-          </w:p>
-        </w:tc>
-        <w:tc>
-          <w:tcPr>
-            <w:tcW w:type="dxa" w:w="785"/>
-          </w:tcPr>
-          <w:p>
-            <w:r/>
-          </w:p>
-        </w:tc>
-        <w:tc>
-          <w:tcPr>
-            <w:tcW w:type="dxa" w:w="785"/>
-          </w:tcPr>
-          <w:p>
-            <w:r>
-              <w:t>Langkah penyelesaian:</w:t>
-              <w:br/>
-              <w:t>1. Hasil panen tertinggi terjadi pada tahun 2025 = 75 ton.</w:t>
-              <w:br/>
-              <w:t>2. Hasil panen terendah terjadi pada tahun 2021 = 45 ton.</w:t>
-              <w:br/>
-              <w:t>3. Selisih = 75 ton - 45 ton = 30 ton.</w:t>
-              <w:br/>
-              <w:t>Jadi, selisih hasil panen tertinggi dan terendah adalah 30 ton (Pilihan C).</w:t>
-            </w:r>
-          </w:p>
-        </w:tc>
-      </w:tr>
-      <w:tr>
-        <w:tc>
-          <w:tcPr>
-            <w:tcW w:type="dxa" w:w="785"/>
-          </w:tcPr>
-          <w:p>
-            <w:r>
-              <w:t>Data penjualan buku ensiklopedia anak di sebuah toko buku selama enam hari berturut-turut tercatat sebagai berikut: Senin 35 buku, Selasa 45 buku, Rabu 40 buku, Kamis 55 buku, Jumat 50 buku, dan Sabtu 75 buku. Berapakah rata-rata penjualan buku per hari selama enam hari tersebut?</w:t>
-            </w:r>
-          </w:p>
-        </w:tc>
-        <w:tc>
-          <w:tcPr>
-            <w:tcW w:type="dxa" w:w="785"/>
-          </w:tcPr>
-          <w:p>
-            <w:r>
-              <w:t>True/False</w:t>
-            </w:r>
-          </w:p>
-        </w:tc>
-        <w:tc>
-          <w:tcPr>
-            <w:tcW w:type="dxa" w:w="785"/>
-          </w:tcPr>
-          <w:p>
-            <w:r>
-              <w:t>True</w:t>
-            </w:r>
-          </w:p>
-        </w:tc>
-        <w:tc>
-          <w:tcPr>
-            <w:tcW w:type="dxa" w:w="785"/>
-          </w:tcPr>
-          <w:p>
-            <w:r>
-              <w:t>False</w:t>
-            </w:r>
-          </w:p>
-        </w:tc>
-        <w:tc>
-          <w:tcPr>
-            <w:tcW w:type="dxa" w:w="785"/>
-          </w:tcPr>
-          <w:p>
-            <w:r/>
-          </w:p>
-        </w:tc>
-        <w:tc>
-          <w:tcPr>
-            <w:tcW w:type="dxa" w:w="785"/>
-          </w:tcPr>
-          <w:p>
-            <w:r/>
-          </w:p>
-        </w:tc>
-        <w:tc>
-          <w:tcPr>
-            <w:tcW w:type="dxa" w:w="785"/>
-          </w:tcPr>
-          <w:p>
-            <w:r/>
-          </w:p>
-        </w:tc>
-        <w:tc>
-          <w:tcPr>
-            <w:tcW w:type="dxa" w:w="785"/>
-          </w:tcPr>
-          <w:p>
-            <w:r>
-              <w:t>True</w:t>
-            </w:r>
-          </w:p>
-        </w:tc>
-        <w:tc>
-          <w:tcPr>
-            <w:tcW w:type="dxa" w:w="785"/>
-          </w:tcPr>
-          <w:p>
-            <w:r>
-              <w:t>60</w:t>
-            </w:r>
-          </w:p>
-        </w:tc>
-        <w:tc>
-          <w:tcPr>
-            <w:tcW w:type="dxa" w:w="785"/>
-          </w:tcPr>
-          <w:p>
-            <w:r/>
-          </w:p>
-        </w:tc>
-        <w:tc>
-          <w:tcPr>
-            <w:tcW w:type="dxa" w:w="785"/>
-          </w:tcPr>
-          <w:p>
-            <w:r>
-              <w:t>Langkah penyelesaian:</w:t>
-              <w:br/>
-              <w:t>1. Jumlah seluruh buku terjual = 35 + 45 + 40 + 55 + 50 + 75 = 300 buku.</w:t>
-              <w:br/>
-              <w:t>2. Banyaknya hari penjualan = 6 hari.</w:t>
-              <w:br/>
-              <w:t>3. Rata-rata per hari = 300 : 6 = 50 buku.</w:t>
-              <w:br/>
-              <w:t>Jadi, rata-rata penjualan buku per hari adalah 50 buku (Pilihan C).</w:t>
-            </w:r>
-          </w:p>
-        </w:tc>
-      </w:tr>
-      <w:tr>
-        <w:tc>
-          <w:tcPr>
-            <w:tcW w:type="dxa" w:w="785"/>
-          </w:tcPr>
-          <w:p>
-            <w:r>
-              <w:t>Nilai ulangan matematika dari 8 orang siswa adalah: 75, 80, 85, 70, 90, 85, 75, dan 80. Ketika nilai ulangan milik siswa ke-9 dimasukkan ke dalam kelompok tersebut, nilai rata-rata keseluruhan menjadi 81. Berapakah nilai ulangan matematika siswa ke-9 tersebut?</w:t>
-            </w:r>
-          </w:p>
-        </w:tc>
-        <w:tc>
-          <w:tcPr>
-            <w:tcW w:type="dxa" w:w="785"/>
-          </w:tcPr>
-          <w:p>
-            <w:r>
-              <w:t>Multiple Choice</w:t>
-            </w:r>
-          </w:p>
-        </w:tc>
-        <w:tc>
-          <w:tcPr>
-            <w:tcW w:type="dxa" w:w="785"/>
-          </w:tcPr>
-          <w:p>
-            <w:r>
-              <w:t>86</w:t>
-            </w:r>
-          </w:p>
-        </w:tc>
-        <w:tc>
-          <w:tcPr>
-            <w:tcW w:type="dxa" w:w="785"/>
-          </w:tcPr>
-          <w:p>
-            <w:r>
-              <w:t>87</w:t>
-            </w:r>
-          </w:p>
-        </w:tc>
-        <w:tc>
-          <w:tcPr>
-            <w:tcW w:type="dxa" w:w="785"/>
-          </w:tcPr>
-          <w:p>
-            <w:r>
-              <w:t>88</w:t>
-            </w:r>
-          </w:p>
-        </w:tc>
-        <w:tc>
-          <w:tcPr>
-            <w:tcW w:type="dxa" w:w="785"/>
-          </w:tcPr>
-          <w:p>
-            <w:r>
-              <w:t>89</w:t>
-            </w:r>
-          </w:p>
-        </w:tc>
-        <w:tc>
-          <w:tcPr>
-            <w:tcW w:type="dxa" w:w="785"/>
-          </w:tcPr>
-          <w:p>
-            <w:r/>
-          </w:p>
-        </w:tc>
-        <w:tc>
-          <w:tcPr>
-            <w:tcW w:type="dxa" w:w="785"/>
-          </w:tcPr>
-          <w:p>
-            <w:r>
-              <w:t>4</w:t>
-            </w:r>
-          </w:p>
-        </w:tc>
-        <w:tc>
-          <w:tcPr>
-            <w:tcW w:type="dxa" w:w="785"/>
-          </w:tcPr>
-          <w:p>
-            <w:r>
-              <w:t>60</w:t>
-            </w:r>
-          </w:p>
-        </w:tc>
-        <w:tc>
-          <w:tcPr>
-            <w:tcW w:type="dxa" w:w="785"/>
-          </w:tcPr>
-          <w:p>
-            <w:r/>
-          </w:p>
-        </w:tc>
-        <w:tc>
-          <w:tcPr>
-            <w:tcW w:type="dxa" w:w="785"/>
-          </w:tcPr>
-          <w:p>
-            <w:r>
-              <w:t>Langkah penyelesaian:</w:t>
-              <w:br/>
-              <w:t>1. Jumlah nilai 8 siswa = 75 + 80 + 85 + 70 + 90 + 85 + 75 + 80 = 640.</w:t>
-              <w:br/>
-              <w:t>2. Nilai rata-rata 9 siswa = 81.</w:t>
-              <w:br/>
-              <w:t xml:space="preserve">   Total nilai 9 siswa = 9 × 81 = 729.</w:t>
-              <w:br/>
-              <w:t>3. Nilai siswa ke-9 = Total 9 siswa - Total 8 siswa</w:t>
-              <w:br/>
-              <w:t xml:space="preserve">   Nilai siswa ke-9 = 729 - 640 = 89.</w:t>
-              <w:br/>
-              <w:t>Jadi, nilai ulangan siswa ke-9 adalah 89 (Pilihan D).</w:t>
-            </w:r>
-          </w:p>
-        </w:tc>
-      </w:tr>
-      <w:tr>
-        <w:tc>
-          <w:tcPr>
-            <w:tcW w:type="dxa" w:w="785"/>
-          </w:tcPr>
-          <w:p>
-            <w:r>
-              <w:t>Data berat badan (dalam kg) dari 15 siswa kelas VI SD disajikan sebagai berikut:</w:t>
-              <w:br/>
-              <w:t>32, 34, 32, 36, 35, 34, 32, 38, 35, 36, 32, 32, 35, 37, 34.</w:t>
-              <w:br/>
-              <w:t>Modus dan median dari data berat badan siswa tersebut berturut-turut adalah....</w:t>
-            </w:r>
-          </w:p>
-        </w:tc>
-        <w:tc>
-          <w:tcPr>
-            <w:tcW w:type="dxa" w:w="785"/>
-          </w:tcPr>
-          <w:p>
-            <w:r>
-              <w:t>Checkbox</w:t>
-            </w:r>
-          </w:p>
-        </w:tc>
-        <w:tc>
-          <w:tcPr>
-            <w:tcW w:type="dxa" w:w="785"/>
-          </w:tcPr>
-          <w:p>
-            <w:r>
-              <w:t>Modus = 32 kg dan Median = 34 kg</w:t>
-            </w:r>
-          </w:p>
-        </w:tc>
-        <w:tc>
-          <w:tcPr>
-            <w:tcW w:type="dxa" w:w="785"/>
-          </w:tcPr>
-          <w:p>
-            <w:r>
-              <w:t>Modus = 34 kg dan Median = 35 kg</w:t>
-            </w:r>
-          </w:p>
-        </w:tc>
-        <w:tc>
-          <w:tcPr>
-            <w:tcW w:type="dxa" w:w="785"/>
-          </w:tcPr>
-          <w:p>
-            <w:r>
-              <w:t>Modus = 32 kg dan Median = 35 kg</w:t>
-            </w:r>
-          </w:p>
-        </w:tc>
-        <w:tc>
-          <w:tcPr>
-            <w:tcW w:type="dxa" w:w="785"/>
-          </w:tcPr>
-          <w:p>
-            <w:r>
-              <w:t>Modus = 35 kg dan Median = 34 kg</w:t>
-            </w:r>
-          </w:p>
-        </w:tc>
-        <w:tc>
-          <w:tcPr>
-            <w:tcW w:type="dxa" w:w="785"/>
-          </w:tcPr>
-          <w:p>
-            <w:r/>
-          </w:p>
-        </w:tc>
-        <w:tc>
-          <w:tcPr>
-            <w:tcW w:type="dxa" w:w="785"/>
-          </w:tcPr>
-          <w:p>
-            <w:r>
-              <w:t>Option 1, Option 2</w:t>
-            </w:r>
-          </w:p>
-        </w:tc>
-        <w:tc>
-          <w:tcPr>
-            <w:tcW w:type="dxa" w:w="785"/>
-          </w:tcPr>
-          <w:p>
-            <w:r>
-              <w:t>60</w:t>
-            </w:r>
-          </w:p>
-        </w:tc>
-        <w:tc>
-          <w:tcPr>
-            <w:tcW w:type="dxa" w:w="785"/>
-          </w:tcPr>
-          <w:p>
-            <w:r/>
-          </w:p>
-        </w:tc>
-        <w:tc>
-          <w:tcPr>
-            <w:tcW w:type="dxa" w:w="785"/>
-          </w:tcPr>
-          <w:p>
-            <w:r>
-              <w:t>Langkah penyelesaian:</w:t>
-              <w:br/>
-              <w:t>1. Menentukan Modus (data paling sering muncul):</w:t>
-              <w:br/>
-              <w:t xml:space="preserve">   - 32 muncul sebanyak 5 kali</w:t>
-              <w:br/>
-              <w:t xml:space="preserve">   - 34 muncul sebanyak 3 kali</w:t>
-              <w:br/>
-              <w:t xml:space="preserve">   - 35 muncul sebanyak 3 kali</w:t>
-              <w:br/>
-              <w:t xml:space="preserve">   - 36 muncul sebanyak 2 kali</w:t>
-              <w:br/>
-              <w:t xml:space="preserve">   - 37 muncul sebanyak 1 kali</w:t>
-              <w:br/>
-              <w:t xml:space="preserve">   - 38 muncul sebanyak 1 kali</w:t>
-              <w:br/>
-              <w:t xml:space="preserve">   Modus = 32 kg.</w:t>
-              <w:br/>
-              <w:t>2. Menentukan Median (urutkan data dari terkecil):</w:t>
-              <w:br/>
-              <w:t xml:space="preserve">   32, 32, 32, 32, 32, 34, 34, [34], 35, 35, 35, 36, 36, 37, 38.</w:t>
-              <w:br/>
-              <w:t xml:space="preserve">   Data ke-8 (nilai tengah) adalah 34 kg.</w:t>
-              <w:br/>
-              <w:t xml:space="preserve">   Median = 34 kg.</w:t>
-              <w:br/>
-              <w:t>Jadi, modus = 32 kg dan median = 34 kg (Pilihan A).</w:t>
-            </w:r>
-          </w:p>
-        </w:tc>
-      </w:tr>
-    </w:tbl>
+    <w:p>
+      <w:pPr>
+        <w:jc w:val="center"/>
+      </w:pPr>
+      <w:r>
+        <w:rPr>
+          <w:color w:val="4F46E5"/>
+          <w:sz w:val="24"/>
+        </w:rPr>
+        <w:t>Kumpulan Soal Web Tryout &amp; Quizizz | 3 Model Soal</w:t>
+      </w:r>
+    </w:p>
+    <w:p/>
+    <w:p>
+      <w:r>
+        <w:rPr>
+          <w:b/>
+          <w:sz w:val="24"/>
+        </w:rPr>
+        <w:t>Soal 1.</w:t>
+      </w:r>
+    </w:p>
+    <w:p>
+      <w:pPr>
+        <w:ind w:left="360"/>
+      </w:pPr>
+      <w:r>
+        <w:t>Koperasi sekolah memiliki persediaan 35 pak buku tulis. Setiap pak berisi 10 buku tulis. Hari ini koperasi mendapat kiriman tambahan sebanyak 15 pak buku tulis yang masing-masing juga berisi 10 buku. Seluruh buku tulis tersebut akan dikemas ulang ke dalam 25 kardus dengan jumlah yang sama banyak untuk dibagikan ke kelas-kelas. Berapa banyak buku tulis dalam setiap kardus?</w:t>
+      </w:r>
+    </w:p>
+    <w:p>
+      <w:pPr>
+        <w:pStyle w:val="ListBullet"/>
+        <w:ind w:left="720"/>
+      </w:pPr>
+      <w:r>
+        <w:rPr>
+          <w:b/>
+        </w:rPr>
+        <w:t xml:space="preserve">A. </w:t>
+      </w:r>
+      <w:r>
+        <w:t>15 buku</w:t>
+      </w:r>
+    </w:p>
+    <w:p>
+      <w:pPr>
+        <w:pStyle w:val="ListBullet"/>
+        <w:ind w:left="720"/>
+      </w:pPr>
+      <w:r>
+        <w:rPr>
+          <w:b/>
+        </w:rPr>
+        <w:t xml:space="preserve">B. </w:t>
+      </w:r>
+      <w:r>
+        <w:t>20 buku</w:t>
+      </w:r>
+    </w:p>
+    <w:p>
+      <w:pPr>
+        <w:pStyle w:val="ListBullet"/>
+        <w:ind w:left="720"/>
+      </w:pPr>
+      <w:r>
+        <w:rPr>
+          <w:b/>
+        </w:rPr>
+        <w:t xml:space="preserve">C. </w:t>
+      </w:r>
+      <w:r>
+        <w:t>25 buku</w:t>
+      </w:r>
+    </w:p>
+    <w:p>
+      <w:pPr>
+        <w:pStyle w:val="ListBullet"/>
+        <w:ind w:left="720"/>
+      </w:pPr>
+      <w:r>
+        <w:rPr>
+          <w:b/>
+        </w:rPr>
+        <w:t xml:space="preserve">D. </w:t>
+      </w:r>
+      <w:r>
+        <w:t>30 buku</w:t>
+      </w:r>
+    </w:p>
+    <w:p>
+      <w:r>
+        <w:rPr>
+          <w:b/>
+        </w:rPr>
+        <w:t xml:space="preserve">Kunci Jawaban: </w:t>
+      </w:r>
+      <w:r>
+        <w:rPr>
+          <w:b/>
+        </w:rPr>
+        <w:t>2</w:t>
+      </w:r>
+    </w:p>
+    <w:p>
+      <w:r>
+        <w:t>────────────────────────────────────────────────────────────</w:t>
+      </w:r>
+    </w:p>
+    <w:p>
+      <w:r>
+        <w:rPr>
+          <w:b/>
+          <w:sz w:val="24"/>
+        </w:rPr>
+        <w:t>Soal 2.</w:t>
+      </w:r>
+    </w:p>
+    <w:p>
+      <w:pPr>
+        <w:ind w:left="360"/>
+      </w:pPr>
+      <w:r>
+        <w:t>Suhu daging beku di dalam mesin pendingin (freezer) mula-mula adalah -12°C. Karena terjadi pemadaman listrik selama 40 menit, suhu di dalam mesin pendingin tersebut naik rata-rata 3°C setiap 8 menit. Berapakah suhu daging beku tersebut setelah listrik padam selama 40 menit?</w:t>
+      </w:r>
+    </w:p>
+    <w:p>
+      <w:pPr>
+        <w:pStyle w:val="ListBullet"/>
+        <w:ind w:left="720"/>
+      </w:pPr>
+      <w:r>
+        <w:rPr>
+          <w:b/>
+        </w:rPr>
+        <w:t xml:space="preserve">A. </w:t>
+      </w:r>
+      <w:r>
+        <w:t>-3°C</w:t>
+      </w:r>
+    </w:p>
+    <w:p>
+      <w:pPr>
+        <w:pStyle w:val="ListBullet"/>
+        <w:ind w:left="720"/>
+      </w:pPr>
+      <w:r>
+        <w:rPr>
+          <w:b/>
+        </w:rPr>
+        <w:t xml:space="preserve">B. </w:t>
+      </w:r>
+      <w:r>
+        <w:t>0°C</w:t>
+      </w:r>
+    </w:p>
+    <w:p>
+      <w:pPr>
+        <w:pStyle w:val="ListBullet"/>
+        <w:ind w:left="720"/>
+      </w:pPr>
+      <w:r>
+        <w:rPr>
+          <w:b/>
+        </w:rPr>
+        <w:t xml:space="preserve">C. </w:t>
+      </w:r>
+      <w:r>
+        <w:t>3°C</w:t>
+      </w:r>
+    </w:p>
+    <w:p>
+      <w:pPr>
+        <w:pStyle w:val="ListBullet"/>
+        <w:ind w:left="720"/>
+      </w:pPr>
+      <w:r>
+        <w:rPr>
+          <w:b/>
+        </w:rPr>
+        <w:t xml:space="preserve">D. </w:t>
+      </w:r>
+      <w:r>
+        <w:t>6°C</w:t>
+      </w:r>
+    </w:p>
+    <w:p>
+      <w:r>
+        <w:rPr>
+          <w:b/>
+        </w:rPr>
+        <w:t xml:space="preserve">Kunci Jawaban: </w:t>
+      </w:r>
+      <w:r>
+        <w:rPr>
+          <w:b/>
+        </w:rPr>
+        <w:t>1, 2</w:t>
+      </w:r>
+    </w:p>
+    <w:p>
+      <w:r>
+        <w:t>────────────────────────────────────────────────────────────</w:t>
+      </w:r>
+    </w:p>
+    <w:p>
+      <w:r>
+        <w:rPr>
+          <w:b/>
+          <w:sz w:val="24"/>
+        </w:rPr>
+        <w:t>Soal 3.</w:t>
+      </w:r>
+    </w:p>
+    <w:p>
+      <w:pPr>
+        <w:ind w:left="360"/>
+      </w:pPr>
+      <w:r>
+        <w:t>Ibu Nani memiliki persediaan tepung terigu sebanyak 4 1/2 kg. Ibu menggunakannya untuk membuat kue bolu sebanyak 2 1/4 kg dan membuat donat sebanyak 1 1/8 kg. Berapa kilogram sisa tepung terigu Ibu Nani sekarang?</w:t>
+      </w:r>
+    </w:p>
+    <w:p>
+      <w:pPr>
+        <w:pStyle w:val="ListBullet"/>
+        <w:ind w:left="720"/>
+      </w:pPr>
+      <w:r>
+        <w:rPr>
+          <w:b/>
+        </w:rPr>
+        <w:t xml:space="preserve">A. </w:t>
+      </w:r>
+      <w:r>
+        <w:t>True</w:t>
+      </w:r>
+    </w:p>
+    <w:p>
+      <w:pPr>
+        <w:pStyle w:val="ListBullet"/>
+        <w:ind w:left="720"/>
+      </w:pPr>
+      <w:r>
+        <w:rPr>
+          <w:b/>
+        </w:rPr>
+        <w:t xml:space="preserve">B. </w:t>
+      </w:r>
+      <w:r>
+        <w:t>False</w:t>
+      </w:r>
+    </w:p>
+    <w:p>
+      <w:r>
+        <w:rPr>
+          <w:b/>
+        </w:rPr>
+        <w:t xml:space="preserve">Kunci Jawaban: </w:t>
+      </w:r>
+      <w:r>
+        <w:rPr>
+          <w:b/>
+        </w:rPr>
+        <w:t>True</w:t>
+      </w:r>
+    </w:p>
+    <w:p>
+      <w:r>
+        <w:t>────────────────────────────────────────────────────────────</w:t>
+      </w:r>
+    </w:p>
+    <w:p>
+      <w:r>
+        <w:rPr>
+          <w:b/>
+          <w:sz w:val="24"/>
+        </w:rPr>
+        <w:t>Soal 4.</w:t>
+      </w:r>
+    </w:p>
+    <w:p>
+      <w:pPr>
+        <w:ind w:left="360"/>
+      </w:pPr>
+      <w:r>
+        <w:t>Perhatikan empat bilangan pecahan berikut: 0,65 ; 3/4 ; 60% ; 7/10. Urutan pecahan dari yang nilainya paling kecil ke paling besar adalah....</w:t>
+      </w:r>
+    </w:p>
+    <w:p>
+      <w:pPr>
+        <w:pStyle w:val="ListBullet"/>
+        <w:ind w:left="720"/>
+      </w:pPr>
+      <w:r>
+        <w:rPr>
+          <w:b/>
+        </w:rPr>
+        <w:t xml:space="preserve">A. </w:t>
+      </w:r>
+      <w:r>
+        <w:t>60% ; 0,65 ; 7/10 ; 3/4</w:t>
+      </w:r>
+    </w:p>
+    <w:p>
+      <w:pPr>
+        <w:pStyle w:val="ListBullet"/>
+        <w:ind w:left="720"/>
+      </w:pPr>
+      <w:r>
+        <w:rPr>
+          <w:b/>
+        </w:rPr>
+        <w:t xml:space="preserve">B. </w:t>
+      </w:r>
+      <w:r>
+        <w:t>60% ; 7/10 ; 0,65 ; 3/4</w:t>
+      </w:r>
+    </w:p>
+    <w:p>
+      <w:pPr>
+        <w:pStyle w:val="ListBullet"/>
+        <w:ind w:left="720"/>
+      </w:pPr>
+      <w:r>
+        <w:rPr>
+          <w:b/>
+        </w:rPr>
+        <w:t xml:space="preserve">C. </w:t>
+      </w:r>
+      <w:r>
+        <w:t>0,65 ; 60% ; 3/4 ; 7/10</w:t>
+      </w:r>
+    </w:p>
+    <w:p>
+      <w:pPr>
+        <w:pStyle w:val="ListBullet"/>
+        <w:ind w:left="720"/>
+      </w:pPr>
+      <w:r>
+        <w:rPr>
+          <w:b/>
+        </w:rPr>
+        <w:t xml:space="preserve">D. </w:t>
+      </w:r>
+      <w:r>
+        <w:t>7/10 ; 60% ; 0,65 ; 3/4</w:t>
+      </w:r>
+    </w:p>
+    <w:p>
+      <w:r>
+        <w:rPr>
+          <w:b/>
+        </w:rPr>
+        <w:t xml:space="preserve">Kunci Jawaban: </w:t>
+      </w:r>
+      <w:r>
+        <w:rPr>
+          <w:b/>
+        </w:rPr>
+        <w:t>1</w:t>
+      </w:r>
+    </w:p>
+    <w:p>
+      <w:r>
+        <w:t>────────────────────────────────────────────────────────────</w:t>
+      </w:r>
+    </w:p>
+    <w:p>
+      <w:r>
+        <w:rPr>
+          <w:b/>
+          <w:sz w:val="24"/>
+        </w:rPr>
+        <w:t>Soal 5.</w:t>
+      </w:r>
+    </w:p>
+    <w:p>
+      <w:pPr>
+        <w:ind w:left="360"/>
+      </w:pPr>
+      <w:r>
+        <w:t>Adit berlatih renang setiap 4 hari sekali, Bayu setiap 6 hari sekali, dan Citra setiap 8 hari sekali. Pada hari Senin, 2 Maret 2026, mereka bertiga berlatih renang bersama untuk pertama kalinya. Pada hari dan tanggal berapakah mereka akan berlatih renang bersama untuk kedua kalinya?</w:t>
+      </w:r>
+    </w:p>
+    <w:p>
+      <w:pPr>
+        <w:pStyle w:val="ListBullet"/>
+        <w:ind w:left="720"/>
+      </w:pPr>
+      <w:r>
+        <w:rPr>
+          <w:b/>
+        </w:rPr>
+        <w:t xml:space="preserve">A. </w:t>
+      </w:r>
+      <w:r>
+        <w:t>Rabu, 25 Maret 2026</w:t>
+      </w:r>
+    </w:p>
+    <w:p>
+      <w:pPr>
+        <w:pStyle w:val="ListBullet"/>
+        <w:ind w:left="720"/>
+      </w:pPr>
+      <w:r>
+        <w:rPr>
+          <w:b/>
+        </w:rPr>
+        <w:t xml:space="preserve">B. </w:t>
+      </w:r>
+      <w:r>
+        <w:t>Kamis, 26 Maret 2026</w:t>
+      </w:r>
+    </w:p>
+    <w:p>
+      <w:pPr>
+        <w:pStyle w:val="ListBullet"/>
+        <w:ind w:left="720"/>
+      </w:pPr>
+      <w:r>
+        <w:rPr>
+          <w:b/>
+        </w:rPr>
+        <w:t xml:space="preserve">C. </w:t>
+      </w:r>
+      <w:r>
+        <w:t>Jumat, 27 Maret 2026</w:t>
+      </w:r>
+    </w:p>
+    <w:p>
+      <w:pPr>
+        <w:pStyle w:val="ListBullet"/>
+        <w:ind w:left="720"/>
+      </w:pPr>
+      <w:r>
+        <w:rPr>
+          <w:b/>
+        </w:rPr>
+        <w:t xml:space="preserve">D. </w:t>
+      </w:r>
+      <w:r>
+        <w:t>Sabtu, 28 Maret 2026</w:t>
+      </w:r>
+    </w:p>
+    <w:p>
+      <w:r>
+        <w:rPr>
+          <w:b/>
+        </w:rPr>
+        <w:t xml:space="preserve">Kunci Jawaban: </w:t>
+      </w:r>
+      <w:r>
+        <w:rPr>
+          <w:b/>
+        </w:rPr>
+        <w:t>1, 2</w:t>
+      </w:r>
+    </w:p>
+    <w:p>
+      <w:r>
+        <w:t>────────────────────────────────────────────────────────────</w:t>
+      </w:r>
+    </w:p>
+    <w:p>
+      <w:r>
+        <w:rPr>
+          <w:b/>
+          <w:sz w:val="24"/>
+        </w:rPr>
+        <w:t>Soal 6.</w:t>
+      </w:r>
+    </w:p>
+    <w:p>
+      <w:pPr>
+        <w:ind w:left="360"/>
+      </w:pPr>
+      <w:r>
+        <w:t>Panitia bakti sosial sekolah menerima sumbangan berupa 72 kg beras, 48 bungkus minyak goreng, dan 36 kotak susu cair. Seluruh barang tersebut akan dikemas ke dalam beberapa paket bantuan dengan jenis dan jumlah barang yang sama banyak pada setiap paketnya tanpa ada yang tersisa. Berapa banyak paket bantuan terbanyak yang dapat dibuat oleh panitia?</w:t>
+      </w:r>
+    </w:p>
+    <w:p>
+      <w:pPr>
+        <w:pStyle w:val="ListBullet"/>
+        <w:ind w:left="720"/>
+      </w:pPr>
+      <w:r>
+        <w:rPr>
+          <w:b/>
+        </w:rPr>
+        <w:t xml:space="preserve">A. </w:t>
+      </w:r>
+      <w:r>
+        <w:t>True</w:t>
+      </w:r>
+    </w:p>
+    <w:p>
+      <w:pPr>
+        <w:pStyle w:val="ListBullet"/>
+        <w:ind w:left="720"/>
+      </w:pPr>
+      <w:r>
+        <w:rPr>
+          <w:b/>
+        </w:rPr>
+        <w:t xml:space="preserve">B. </w:t>
+      </w:r>
+      <w:r>
+        <w:t>False</w:t>
+      </w:r>
+    </w:p>
+    <w:p>
+      <w:r>
+        <w:rPr>
+          <w:b/>
+        </w:rPr>
+        <w:t xml:space="preserve">Kunci Jawaban: </w:t>
+      </w:r>
+      <w:r>
+        <w:rPr>
+          <w:b/>
+        </w:rPr>
+        <w:t>True</w:t>
+      </w:r>
+    </w:p>
+    <w:p>
+      <w:r>
+        <w:t>────────────────────────────────────────────────────────────</w:t>
+      </w:r>
+    </w:p>
+    <w:p>
+      <w:r>
+        <w:rPr>
+          <w:b/>
+          <w:sz w:val="24"/>
+        </w:rPr>
+        <w:t>Soal 7.</w:t>
+      </w:r>
+    </w:p>
+    <w:p>
+      <w:pPr>
+        <w:ind w:left="360"/>
+      </w:pPr>
+      <w:r>
+        <w:t>Sebidang tanah aula pertemuan berbentuk persegi memiliki luas 576 m². Di sekeliling tanah aula tersebut akan dipasang kawat pagar pembatas sebanyak satu putaran penuh. Berapakah panjang kawat yang diperlukan untuk mengelilingi tanah tersebut?</w:t>
+      </w:r>
+    </w:p>
+    <w:p>
+      <w:pPr>
+        <w:pStyle w:val="ListBullet"/>
+        <w:ind w:left="720"/>
+      </w:pPr>
+      <w:r>
+        <w:rPr>
+          <w:b/>
+        </w:rPr>
+        <w:t xml:space="preserve">A. </w:t>
+      </w:r>
+      <w:r>
+        <w:t>48 meter</w:t>
+      </w:r>
+    </w:p>
+    <w:p>
+      <w:pPr>
+        <w:pStyle w:val="ListBullet"/>
+        <w:ind w:left="720"/>
+      </w:pPr>
+      <w:r>
+        <w:rPr>
+          <w:b/>
+        </w:rPr>
+        <w:t xml:space="preserve">B. </w:t>
+      </w:r>
+      <w:r>
+        <w:t>72 meter</w:t>
+      </w:r>
+    </w:p>
+    <w:p>
+      <w:pPr>
+        <w:pStyle w:val="ListBullet"/>
+        <w:ind w:left="720"/>
+      </w:pPr>
+      <w:r>
+        <w:rPr>
+          <w:b/>
+        </w:rPr>
+        <w:t xml:space="preserve">C. </w:t>
+      </w:r>
+      <w:r>
+        <w:t>96 meter</w:t>
+      </w:r>
+    </w:p>
+    <w:p>
+      <w:pPr>
+        <w:pStyle w:val="ListBullet"/>
+        <w:ind w:left="720"/>
+      </w:pPr>
+      <w:r>
+        <w:rPr>
+          <w:b/>
+        </w:rPr>
+        <w:t xml:space="preserve">D. </w:t>
+      </w:r>
+      <w:r>
+        <w:t>120 meter</w:t>
+      </w:r>
+    </w:p>
+    <w:p>
+      <w:r>
+        <w:rPr>
+          <w:b/>
+        </w:rPr>
+        <w:t xml:space="preserve">Kunci Jawaban: </w:t>
+      </w:r>
+      <w:r>
+        <w:rPr>
+          <w:b/>
+        </w:rPr>
+        <w:t>3</w:t>
+      </w:r>
+    </w:p>
+    <w:p>
+      <w:r>
+        <w:t>────────────────────────────────────────────────────────────</w:t>
+      </w:r>
+    </w:p>
+    <w:p>
+      <w:r>
+        <w:rPr>
+          <w:b/>
+          <w:sz w:val="24"/>
+        </w:rPr>
+        <w:t>Soal 8.</w:t>
+      </w:r>
+    </w:p>
+    <w:p>
+      <w:pPr>
+        <w:ind w:left="360"/>
+      </w:pPr>
+      <w:r>
+        <w:t>Sebuah bak penampungan air berbentuk kubus mampu menampung air sampai penuh sebanyak 216.000 liter (dm³). Berapakah kedalaman (panjang rusuk bagian dalam) bak penampungan air tersebut dalam satuan meter?</w:t>
+      </w:r>
+    </w:p>
+    <w:p>
+      <w:pPr>
+        <w:pStyle w:val="ListBullet"/>
+        <w:ind w:left="720"/>
+      </w:pPr>
+      <w:r>
+        <w:rPr>
+          <w:b/>
+        </w:rPr>
+        <w:t xml:space="preserve">A. </w:t>
+      </w:r>
+      <w:r>
+        <w:t>4 meter</w:t>
+      </w:r>
+    </w:p>
+    <w:p>
+      <w:pPr>
+        <w:pStyle w:val="ListBullet"/>
+        <w:ind w:left="720"/>
+      </w:pPr>
+      <w:r>
+        <w:rPr>
+          <w:b/>
+        </w:rPr>
+        <w:t xml:space="preserve">B. </w:t>
+      </w:r>
+      <w:r>
+        <w:t>5 meter</w:t>
+      </w:r>
+    </w:p>
+    <w:p>
+      <w:pPr>
+        <w:pStyle w:val="ListBullet"/>
+        <w:ind w:left="720"/>
+      </w:pPr>
+      <w:r>
+        <w:rPr>
+          <w:b/>
+        </w:rPr>
+        <w:t xml:space="preserve">C. </w:t>
+      </w:r>
+      <w:r>
+        <w:t>6 meter</w:t>
+      </w:r>
+    </w:p>
+    <w:p>
+      <w:pPr>
+        <w:pStyle w:val="ListBullet"/>
+        <w:ind w:left="720"/>
+      </w:pPr>
+      <w:r>
+        <w:rPr>
+          <w:b/>
+        </w:rPr>
+        <w:t xml:space="preserve">D. </w:t>
+      </w:r>
+      <w:r>
+        <w:t>8 meter</w:t>
+      </w:r>
+    </w:p>
+    <w:p>
+      <w:r>
+        <w:rPr>
+          <w:b/>
+        </w:rPr>
+        <w:t xml:space="preserve">Kunci Jawaban: </w:t>
+      </w:r>
+      <w:r>
+        <w:rPr>
+          <w:b/>
+        </w:rPr>
+        <w:t>1, 2</w:t>
+      </w:r>
+    </w:p>
+    <w:p>
+      <w:r>
+        <w:t>────────────────────────────────────────────────────────────</w:t>
+      </w:r>
+    </w:p>
+    <w:p>
+      <w:r>
+        <w:rPr>
+          <w:b/>
+          <w:sz w:val="24"/>
+        </w:rPr>
+        <w:t>Soal 9.</w:t>
+      </w:r>
+    </w:p>
+    <w:p>
+      <w:pPr>
+        <w:ind w:left="360"/>
+      </w:pPr>
+      <w:r>
+        <w:t>Perbandingan banyak siswa laki-laki dan siswa perempuan di kelas VI SD Harapan Bangsa adalah 4 : 5. Jika selisih banyak siswa laki-laki dan perempuan adalah 4 orang, berapakah jumlah seluruh siswa di kelas VI tersebut?</w:t>
+      </w:r>
+    </w:p>
+    <w:p>
+      <w:pPr>
+        <w:pStyle w:val="ListBullet"/>
+        <w:ind w:left="720"/>
+      </w:pPr>
+      <w:r>
+        <w:rPr>
+          <w:b/>
+        </w:rPr>
+        <w:t xml:space="preserve">A. </w:t>
+      </w:r>
+      <w:r>
+        <w:t>True</w:t>
+      </w:r>
+    </w:p>
+    <w:p>
+      <w:pPr>
+        <w:pStyle w:val="ListBullet"/>
+        <w:ind w:left="720"/>
+      </w:pPr>
+      <w:r>
+        <w:rPr>
+          <w:b/>
+        </w:rPr>
+        <w:t xml:space="preserve">B. </w:t>
+      </w:r>
+      <w:r>
+        <w:t>False</w:t>
+      </w:r>
+    </w:p>
+    <w:p>
+      <w:r>
+        <w:rPr>
+          <w:b/>
+        </w:rPr>
+        <w:t xml:space="preserve">Kunci Jawaban: </w:t>
+      </w:r>
+      <w:r>
+        <w:rPr>
+          <w:b/>
+        </w:rPr>
+        <w:t>True</w:t>
+      </w:r>
+    </w:p>
+    <w:p>
+      <w:r>
+        <w:t>────────────────────────────────────────────────────────────</w:t>
+      </w:r>
+    </w:p>
+    <w:p>
+      <w:r>
+        <w:rPr>
+          <w:b/>
+          <w:sz w:val="24"/>
+        </w:rPr>
+        <w:t>Soal 10.</w:t>
+      </w:r>
+    </w:p>
+    <w:p>
+      <w:pPr>
+        <w:ind w:left="360"/>
+      </w:pPr>
+      <w:r>
+        <w:t>Jarak antara Kota Melati dan Kota Cempaka pada sebuah peta adalah 6 cm. Skala yang tertera pada peta tersebut adalah 1 : 400.000. Berapakah jarak sebenarnya antara kedua kota tersebut dalam satuan kilometer?</w:t>
+      </w:r>
+    </w:p>
+    <w:p>
+      <w:pPr>
+        <w:pStyle w:val="ListBullet"/>
+        <w:ind w:left="720"/>
+      </w:pPr>
+      <w:r>
+        <w:rPr>
+          <w:b/>
+        </w:rPr>
+        <w:t xml:space="preserve">A. </w:t>
+      </w:r>
+      <w:r>
+        <w:t>18 km</w:t>
+      </w:r>
+    </w:p>
+    <w:p>
+      <w:pPr>
+        <w:pStyle w:val="ListBullet"/>
+        <w:ind w:left="720"/>
+      </w:pPr>
+      <w:r>
+        <w:rPr>
+          <w:b/>
+        </w:rPr>
+        <w:t xml:space="preserve">B. </w:t>
+      </w:r>
+      <w:r>
+        <w:t>24 km</w:t>
+      </w:r>
+    </w:p>
+    <w:p>
+      <w:pPr>
+        <w:pStyle w:val="ListBullet"/>
+        <w:ind w:left="720"/>
+      </w:pPr>
+      <w:r>
+        <w:rPr>
+          <w:b/>
+        </w:rPr>
+        <w:t xml:space="preserve">C. </w:t>
+      </w:r>
+      <w:r>
+        <w:t>28 km</w:t>
+      </w:r>
+    </w:p>
+    <w:p>
+      <w:pPr>
+        <w:pStyle w:val="ListBullet"/>
+        <w:ind w:left="720"/>
+      </w:pPr>
+      <w:r>
+        <w:rPr>
+          <w:b/>
+        </w:rPr>
+        <w:t xml:space="preserve">D. </w:t>
+      </w:r>
+      <w:r>
+        <w:t>32 km</w:t>
+      </w:r>
+    </w:p>
+    <w:p>
+      <w:r>
+        <w:rPr>
+          <w:b/>
+        </w:rPr>
+        <w:t xml:space="preserve">Kunci Jawaban: </w:t>
+      </w:r>
+      <w:r>
+        <w:rPr>
+          <w:b/>
+        </w:rPr>
+        <w:t>2</w:t>
+      </w:r>
+    </w:p>
+    <w:p>
+      <w:r>
+        <w:t>────────────────────────────────────────────────────────────</w:t>
+      </w:r>
+    </w:p>
+    <w:p>
+      <w:r>
+        <w:rPr>
+          <w:b/>
+          <w:sz w:val="24"/>
+        </w:rPr>
+        <w:t>Soal 11.</w:t>
+      </w:r>
+    </w:p>
+    <w:p>
+      <w:pPr>
+        <w:ind w:left="360"/>
+      </w:pPr>
+      <w:r>
+        <w:t>Sebuah taman rekreasi keluarga berbentuk lingkaran memiliki panjang jari-jari 14 meter (π = 22/7). Di sekeliling tepi taman tersebut akan ditanami pohon palem perindang dengan jarak antar-pohon sebesar 4 meter. Berapa banyak pohon palem yang dibutuhkan?</w:t>
+      </w:r>
+    </w:p>
+    <w:p>
+      <w:pPr>
+        <w:pStyle w:val="ListBullet"/>
+        <w:ind w:left="720"/>
+      </w:pPr>
+      <w:r>
+        <w:rPr>
+          <w:b/>
+        </w:rPr>
+        <w:t xml:space="preserve">A. </w:t>
+      </w:r>
+      <w:r>
+        <w:t>18 pohon</w:t>
+      </w:r>
+    </w:p>
+    <w:p>
+      <w:pPr>
+        <w:pStyle w:val="ListBullet"/>
+        <w:ind w:left="720"/>
+      </w:pPr>
+      <w:r>
+        <w:rPr>
+          <w:b/>
+        </w:rPr>
+        <w:t xml:space="preserve">B. </w:t>
+      </w:r>
+      <w:r>
+        <w:t>20 pohon</w:t>
+      </w:r>
+    </w:p>
+    <w:p>
+      <w:pPr>
+        <w:pStyle w:val="ListBullet"/>
+        <w:ind w:left="720"/>
+      </w:pPr>
+      <w:r>
+        <w:rPr>
+          <w:b/>
+        </w:rPr>
+        <w:t xml:space="preserve">C. </w:t>
+      </w:r>
+      <w:r>
+        <w:t>22 pohon</w:t>
+      </w:r>
+    </w:p>
+    <w:p>
+      <w:pPr>
+        <w:pStyle w:val="ListBullet"/>
+        <w:ind w:left="720"/>
+      </w:pPr>
+      <w:r>
+        <w:rPr>
+          <w:b/>
+        </w:rPr>
+        <w:t xml:space="preserve">D. </w:t>
+      </w:r>
+      <w:r>
+        <w:t>24 pohon</w:t>
+      </w:r>
+    </w:p>
+    <w:p>
+      <w:r>
+        <w:rPr>
+          <w:b/>
+        </w:rPr>
+        <w:t xml:space="preserve">Kunci Jawaban: </w:t>
+      </w:r>
+      <w:r>
+        <w:rPr>
+          <w:b/>
+        </w:rPr>
+        <w:t>1, 2</w:t>
+      </w:r>
+    </w:p>
+    <w:p>
+      <w:r>
+        <w:t>────────────────────────────────────────────────────────────</w:t>
+      </w:r>
+    </w:p>
+    <w:p>
+      <w:r>
+        <w:rPr>
+          <w:b/>
+          <w:sz w:val="24"/>
+        </w:rPr>
+        <w:t>Soal 12.</w:t>
+      </w:r>
+    </w:p>
+    <w:p>
+      <w:pPr>
+        <w:ind w:left="360"/>
+      </w:pPr>
+      <w:r>
+        <w:t>Sebuah bidang hiasan dinding berbentuk gabungan persegi panjang dan segitiga sama kaki. Persegi panjang memiliki panjang 18 cm dan lebar 10 cm. Di atas salah satu sisi panjangnya menempel alas segitiga sama kaki yang berukuran alas 18 cm dan tinggi 8 cm. Berapakah luas total bangun gabungan tersebut?</w:t>
+      </w:r>
+    </w:p>
+    <w:p>
+      <w:pPr>
+        <w:pStyle w:val="ListBullet"/>
+        <w:ind w:left="720"/>
+      </w:pPr>
+      <w:r>
+        <w:rPr>
+          <w:b/>
+        </w:rPr>
+        <w:t xml:space="preserve">A. </w:t>
+      </w:r>
+      <w:r>
+        <w:t>True</w:t>
+      </w:r>
+    </w:p>
+    <w:p>
+      <w:pPr>
+        <w:pStyle w:val="ListBullet"/>
+        <w:ind w:left="720"/>
+      </w:pPr>
+      <w:r>
+        <w:rPr>
+          <w:b/>
+        </w:rPr>
+        <w:t xml:space="preserve">B. </w:t>
+      </w:r>
+      <w:r>
+        <w:t>False</w:t>
+      </w:r>
+    </w:p>
+    <w:p>
+      <w:r>
+        <w:rPr>
+          <w:b/>
+        </w:rPr>
+        <w:t xml:space="preserve">Kunci Jawaban: </w:t>
+      </w:r>
+      <w:r>
+        <w:rPr>
+          <w:b/>
+        </w:rPr>
+        <w:t>True</w:t>
+      </w:r>
+    </w:p>
+    <w:p>
+      <w:r>
+        <w:t>────────────────────────────────────────────────────────────</w:t>
+      </w:r>
+    </w:p>
+    <w:p>
+      <w:r>
+        <w:rPr>
+          <w:b/>
+          <w:sz w:val="24"/>
+        </w:rPr>
+        <w:t>Soal 13.</w:t>
+      </w:r>
+    </w:p>
+    <w:p>
+      <w:pPr>
+        <w:ind w:left="360"/>
+      </w:pPr>
+      <w:r>
+        <w:t>Sebuah bak penampungan air berbentuk balok memiliki ukuran panjang 120 cm, lebar 80 cm, dan tinggi 100 cm. Bak tersebut telah terisi air sebanyak 3/4 bagian. Berapa liter air yang masih harus ditambahkan agar bak penampungan air tersebut terisi penuh?</w:t>
+      </w:r>
+    </w:p>
+    <w:p>
+      <w:pPr>
+        <w:pStyle w:val="ListBullet"/>
+        <w:ind w:left="720"/>
+      </w:pPr>
+      <w:r>
+        <w:rPr>
+          <w:b/>
+        </w:rPr>
+        <w:t xml:space="preserve">A. </w:t>
+      </w:r>
+      <w:r>
+        <w:t>180 liter</w:t>
+      </w:r>
+    </w:p>
+    <w:p>
+      <w:pPr>
+        <w:pStyle w:val="ListBullet"/>
+        <w:ind w:left="720"/>
+      </w:pPr>
+      <w:r>
+        <w:rPr>
+          <w:b/>
+        </w:rPr>
+        <w:t xml:space="preserve">B. </w:t>
+      </w:r>
+      <w:r>
+        <w:t>240 liter</w:t>
+      </w:r>
+    </w:p>
+    <w:p>
+      <w:pPr>
+        <w:pStyle w:val="ListBullet"/>
+        <w:ind w:left="720"/>
+      </w:pPr>
+      <w:r>
+        <w:rPr>
+          <w:b/>
+        </w:rPr>
+        <w:t xml:space="preserve">C. </w:t>
+      </w:r>
+      <w:r>
+        <w:t>320 liter</w:t>
+      </w:r>
+    </w:p>
+    <w:p>
+      <w:pPr>
+        <w:pStyle w:val="ListBullet"/>
+        <w:ind w:left="720"/>
+      </w:pPr>
+      <w:r>
+        <w:rPr>
+          <w:b/>
+        </w:rPr>
+        <w:t xml:space="preserve">D. </w:t>
+      </w:r>
+      <w:r>
+        <w:t>720 liter</w:t>
+      </w:r>
+    </w:p>
+    <w:p>
+      <w:r>
+        <w:rPr>
+          <w:b/>
+        </w:rPr>
+        <w:t xml:space="preserve">Kunci Jawaban: </w:t>
+      </w:r>
+      <w:r>
+        <w:rPr>
+          <w:b/>
+        </w:rPr>
+        <w:t>2</w:t>
+      </w:r>
+    </w:p>
+    <w:p>
+      <w:r>
+        <w:t>────────────────────────────────────────────────────────────</w:t>
+      </w:r>
+    </w:p>
+    <w:p>
+      <w:r>
+        <w:rPr>
+          <w:b/>
+          <w:sz w:val="24"/>
+        </w:rPr>
+        <w:t>Soal 14.</w:t>
+      </w:r>
+    </w:p>
+    <w:p>
+      <w:pPr>
+        <w:ind w:left="360"/>
+      </w:pPr>
+      <w:r>
+        <w:t>Perhatikan ciri-ciri bangun ruang berikut:</w:t>
+        <w:br/>
+        <w:t>(1) Memiliki 5 buah sisi (1 sisi alas dan 4 sisi tegak berbentuk segitiga).</w:t>
+        <w:br/>
+        <w:t>(2) Memiliki 8 buah rusuk.</w:t>
+        <w:br/>
+        <w:t>(3) Memiliki 5 buah titik sudut (satu di antaranya merupakan titik puncak).</w:t>
+        <w:br/>
+        <w:t>Bangun ruang yang memiliki karakteristik tersebut adalah....</w:t>
+      </w:r>
+    </w:p>
+    <w:p>
+      <w:pPr>
+        <w:pStyle w:val="ListBullet"/>
+        <w:ind w:left="720"/>
+      </w:pPr>
+      <w:r>
+        <w:rPr>
+          <w:b/>
+        </w:rPr>
+        <w:t xml:space="preserve">A. </w:t>
+      </w:r>
+      <w:r>
+        <w:t>Prisma segitiga</w:t>
+      </w:r>
+    </w:p>
+    <w:p>
+      <w:pPr>
+        <w:pStyle w:val="ListBullet"/>
+        <w:ind w:left="720"/>
+      </w:pPr>
+      <w:r>
+        <w:rPr>
+          <w:b/>
+        </w:rPr>
+        <w:t xml:space="preserve">B. </w:t>
+      </w:r>
+      <w:r>
+        <w:t>Limas segitiga</w:t>
+      </w:r>
+    </w:p>
+    <w:p>
+      <w:pPr>
+        <w:pStyle w:val="ListBullet"/>
+        <w:ind w:left="720"/>
+      </w:pPr>
+      <w:r>
+        <w:rPr>
+          <w:b/>
+        </w:rPr>
+        <w:t xml:space="preserve">C. </w:t>
+      </w:r>
+      <w:r>
+        <w:t>Limas segi empat</w:t>
+      </w:r>
+    </w:p>
+    <w:p>
+      <w:pPr>
+        <w:pStyle w:val="ListBullet"/>
+        <w:ind w:left="720"/>
+      </w:pPr>
+      <w:r>
+        <w:rPr>
+          <w:b/>
+        </w:rPr>
+        <w:t xml:space="preserve">D. </w:t>
+      </w:r>
+      <w:r>
+        <w:t>Prisma segi empat</w:t>
+      </w:r>
+    </w:p>
+    <w:p>
+      <w:r>
+        <w:rPr>
+          <w:b/>
+        </w:rPr>
+        <w:t xml:space="preserve">Kunci Jawaban: </w:t>
+      </w:r>
+      <w:r>
+        <w:rPr>
+          <w:b/>
+        </w:rPr>
+        <w:t>1, 2</w:t>
+      </w:r>
+    </w:p>
+    <w:p>
+      <w:r>
+        <w:t>────────────────────────────────────────────────────────────</w:t>
+      </w:r>
+    </w:p>
+    <w:p>
+      <w:r>
+        <w:rPr>
+          <w:b/>
+          <w:sz w:val="24"/>
+        </w:rPr>
+        <w:t>Soal 15.</w:t>
+      </w:r>
+    </w:p>
+    <w:p>
+      <w:pPr>
+        <w:ind w:left="360"/>
+      </w:pPr>
+      <w:r>
+        <w:t>Pak Rahmat berangkat dari Bandung menuju Jakarta mengendarai mobil dengan kecepatan rata-rata 75 km/jam. Jarak yang ditempuh adalah 150 km. Jika Pak Rahmat berangkat dari Bandung pada pukul 06.30 WIB dan sempat beristirahat di rest area selama 30 menit di tengah perjalanan, pada pukul berapakah Pak Rahmat tiba di Jakarta?</w:t>
+      </w:r>
+    </w:p>
+    <w:p>
+      <w:pPr>
+        <w:pStyle w:val="ListBullet"/>
+        <w:ind w:left="720"/>
+      </w:pPr>
+      <w:r>
+        <w:rPr>
+          <w:b/>
+        </w:rPr>
+        <w:t xml:space="preserve">A. </w:t>
+      </w:r>
+      <w:r>
+        <w:t>True</w:t>
+      </w:r>
+    </w:p>
+    <w:p>
+      <w:pPr>
+        <w:pStyle w:val="ListBullet"/>
+        <w:ind w:left="720"/>
+      </w:pPr>
+      <w:r>
+        <w:rPr>
+          <w:b/>
+        </w:rPr>
+        <w:t xml:space="preserve">B. </w:t>
+      </w:r>
+      <w:r>
+        <w:t>False</w:t>
+      </w:r>
+    </w:p>
+    <w:p>
+      <w:r>
+        <w:rPr>
+          <w:b/>
+        </w:rPr>
+        <w:t xml:space="preserve">Kunci Jawaban: </w:t>
+      </w:r>
+      <w:r>
+        <w:rPr>
+          <w:b/>
+        </w:rPr>
+        <w:t>True</w:t>
+      </w:r>
+    </w:p>
+    <w:p>
+      <w:r>
+        <w:t>────────────────────────────────────────────────────────────</w:t>
+      </w:r>
+    </w:p>
+    <w:p>
+      <w:r>
+        <w:rPr>
+          <w:b/>
+          <w:sz w:val="24"/>
+        </w:rPr>
+        <w:t>Soal 16.</w:t>
+      </w:r>
+    </w:p>
+    <w:p>
+      <w:pPr>
+        <w:ind w:left="360"/>
+      </w:pPr>
+      <w:r>
+        <w:t>Sebuah kolam renang anak dengan kapasitas volume air 3.600 liter dikosongkan untuk dibersihkan menggunakan pipa pembuangan. Seluruh air di dalam kolam habis terkuras dalam waktu 30 menit. Berapakah debit aliran air yang keluar melalui pipa pembuangan tersebut dalam satuan liter/detik?</w:t>
+      </w:r>
+    </w:p>
+    <w:p>
+      <w:pPr>
+        <w:pStyle w:val="ListBullet"/>
+        <w:ind w:left="720"/>
+      </w:pPr>
+      <w:r>
+        <w:rPr>
+          <w:b/>
+        </w:rPr>
+        <w:t xml:space="preserve">A. </w:t>
+      </w:r>
+      <w:r>
+        <w:t>1,5 liter/detik</w:t>
+      </w:r>
+    </w:p>
+    <w:p>
+      <w:pPr>
+        <w:pStyle w:val="ListBullet"/>
+        <w:ind w:left="720"/>
+      </w:pPr>
+      <w:r>
+        <w:rPr>
+          <w:b/>
+        </w:rPr>
+        <w:t xml:space="preserve">B. </w:t>
+      </w:r>
+      <w:r>
+        <w:t>2 liter/detik</w:t>
+      </w:r>
+    </w:p>
+    <w:p>
+      <w:pPr>
+        <w:pStyle w:val="ListBullet"/>
+        <w:ind w:left="720"/>
+      </w:pPr>
+      <w:r>
+        <w:rPr>
+          <w:b/>
+        </w:rPr>
+        <w:t xml:space="preserve">C. </w:t>
+      </w:r>
+      <w:r>
+        <w:t>2,5 liter/detik</w:t>
+      </w:r>
+    </w:p>
+    <w:p>
+      <w:pPr>
+        <w:pStyle w:val="ListBullet"/>
+        <w:ind w:left="720"/>
+      </w:pPr>
+      <w:r>
+        <w:rPr>
+          <w:b/>
+        </w:rPr>
+        <w:t xml:space="preserve">D. </w:t>
+      </w:r>
+      <w:r>
+        <w:t>3 liter/detik</w:t>
+      </w:r>
+    </w:p>
+    <w:p>
+      <w:r>
+        <w:rPr>
+          <w:b/>
+        </w:rPr>
+        <w:t xml:space="preserve">Kunci Jawaban: </w:t>
+      </w:r>
+      <w:r>
+        <w:rPr>
+          <w:b/>
+        </w:rPr>
+        <w:t>2</w:t>
+      </w:r>
+    </w:p>
+    <w:p>
+      <w:r>
+        <w:t>────────────────────────────────────────────────────────────</w:t>
+      </w:r>
+    </w:p>
+    <w:p>
+      <w:r>
+        <w:rPr>
+          <w:b/>
+          <w:sz w:val="24"/>
+        </w:rPr>
+        <w:t>Soal 17.</w:t>
+      </w:r>
+    </w:p>
+    <w:p>
+      <w:pPr>
+        <w:ind w:left="360"/>
+      </w:pPr>
+      <w:r>
+        <w:t>Perhatikan tabel hasil panen jagung Desa Makmur berikut:</w:t>
+        <w:br/>
+        <w:t>- Tahun 2021: 45 ton</w:t>
+        <w:br/>
+        <w:t>- Tahun 2022: 50 ton</w:t>
+        <w:br/>
+        <w:t>- Tahun 2023: 65 ton</w:t>
+        <w:br/>
+        <w:t>- Tahun 2024: 55 ton</w:t>
+        <w:br/>
+        <w:t>- Tahun 2025: 75 ton</w:t>
+        <w:br/>
+        <w:t>Berapakah selisih hasil panen jagung tertinggi dan hasil panen jagung terendah selama periode tersebut?</w:t>
+      </w:r>
+    </w:p>
+    <w:p>
+      <w:pPr>
+        <w:pStyle w:val="ListBullet"/>
+        <w:ind w:left="720"/>
+      </w:pPr>
+      <w:r>
+        <w:rPr>
+          <w:b/>
+        </w:rPr>
+        <w:t xml:space="preserve">A. </w:t>
+      </w:r>
+      <w:r>
+        <w:t>20 ton</w:t>
+      </w:r>
+    </w:p>
+    <w:p>
+      <w:pPr>
+        <w:pStyle w:val="ListBullet"/>
+        <w:ind w:left="720"/>
+      </w:pPr>
+      <w:r>
+        <w:rPr>
+          <w:b/>
+        </w:rPr>
+        <w:t xml:space="preserve">B. </w:t>
+      </w:r>
+      <w:r>
+        <w:t>25 ton</w:t>
+      </w:r>
+    </w:p>
+    <w:p>
+      <w:pPr>
+        <w:pStyle w:val="ListBullet"/>
+        <w:ind w:left="720"/>
+      </w:pPr>
+      <w:r>
+        <w:rPr>
+          <w:b/>
+        </w:rPr>
+        <w:t xml:space="preserve">C. </w:t>
+      </w:r>
+      <w:r>
+        <w:t>30 ton</w:t>
+      </w:r>
+    </w:p>
+    <w:p>
+      <w:pPr>
+        <w:pStyle w:val="ListBullet"/>
+        <w:ind w:left="720"/>
+      </w:pPr>
+      <w:r>
+        <w:rPr>
+          <w:b/>
+        </w:rPr>
+        <w:t xml:space="preserve">D. </w:t>
+      </w:r>
+      <w:r>
+        <w:t>35 ton</w:t>
+      </w:r>
+    </w:p>
+    <w:p>
+      <w:r>
+        <w:rPr>
+          <w:b/>
+        </w:rPr>
+        <w:t xml:space="preserve">Kunci Jawaban: </w:t>
+      </w:r>
+      <w:r>
+        <w:rPr>
+          <w:b/>
+        </w:rPr>
+        <w:t>1, 2</w:t>
+      </w:r>
+    </w:p>
+    <w:p>
+      <w:r>
+        <w:t>────────────────────────────────────────────────────────────</w:t>
+      </w:r>
+    </w:p>
+    <w:p>
+      <w:r>
+        <w:rPr>
+          <w:b/>
+          <w:sz w:val="24"/>
+        </w:rPr>
+        <w:t>Soal 18.</w:t>
+      </w:r>
+    </w:p>
+    <w:p>
+      <w:pPr>
+        <w:ind w:left="360"/>
+      </w:pPr>
+      <w:r>
+        <w:t>Data penjualan buku ensiklopedia anak di sebuah toko buku selama enam hari berturut-turut tercatat sebagai berikut: Senin 35 buku, Selasa 45 buku, Rabu 40 buku, Kamis 55 buku, Jumat 50 buku, dan Sabtu 75 buku. Berapakah rata-rata penjualan buku per hari selama enam hari tersebut?</w:t>
+      </w:r>
+    </w:p>
+    <w:p>
+      <w:pPr>
+        <w:pStyle w:val="ListBullet"/>
+        <w:ind w:left="720"/>
+      </w:pPr>
+      <w:r>
+        <w:rPr>
+          <w:b/>
+        </w:rPr>
+        <w:t xml:space="preserve">A. </w:t>
+      </w:r>
+      <w:r>
+        <w:t>True</w:t>
+      </w:r>
+    </w:p>
+    <w:p>
+      <w:pPr>
+        <w:pStyle w:val="ListBullet"/>
+        <w:ind w:left="720"/>
+      </w:pPr>
+      <w:r>
+        <w:rPr>
+          <w:b/>
+        </w:rPr>
+        <w:t xml:space="preserve">B. </w:t>
+      </w:r>
+      <w:r>
+        <w:t>False</w:t>
+      </w:r>
+    </w:p>
+    <w:p>
+      <w:r>
+        <w:rPr>
+          <w:b/>
+        </w:rPr>
+        <w:t xml:space="preserve">Kunci Jawaban: </w:t>
+      </w:r>
+      <w:r>
+        <w:rPr>
+          <w:b/>
+        </w:rPr>
+        <w:t>True</w:t>
+      </w:r>
+    </w:p>
+    <w:p>
+      <w:r>
+        <w:t>────────────────────────────────────────────────────────────</w:t>
+      </w:r>
+    </w:p>
+    <w:p>
+      <w:r>
+        <w:rPr>
+          <w:b/>
+          <w:sz w:val="24"/>
+        </w:rPr>
+        <w:t>Soal 19.</w:t>
+      </w:r>
+    </w:p>
+    <w:p>
+      <w:pPr>
+        <w:ind w:left="360"/>
+      </w:pPr>
+      <w:r>
+        <w:t>Nilai ulangan matematika dari 8 orang siswa adalah: 75, 80, 85, 70, 90, 85, 75, dan 80. Ketika nilai ulangan milik siswa ke-9 dimasukkan ke dalam kelompok tersebut, nilai rata-rata keseluruhan menjadi 81. Berapakah nilai ulangan matematika siswa ke-9 tersebut?</w:t>
+      </w:r>
+    </w:p>
+    <w:p>
+      <w:pPr>
+        <w:pStyle w:val="ListBullet"/>
+        <w:ind w:left="720"/>
+      </w:pPr>
+      <w:r>
+        <w:rPr>
+          <w:b/>
+        </w:rPr>
+        <w:t xml:space="preserve">A. </w:t>
+      </w:r>
+      <w:r>
+        <w:t>86</w:t>
+      </w:r>
+    </w:p>
+    <w:p>
+      <w:pPr>
+        <w:pStyle w:val="ListBullet"/>
+        <w:ind w:left="720"/>
+      </w:pPr>
+      <w:r>
+        <w:rPr>
+          <w:b/>
+        </w:rPr>
+        <w:t xml:space="preserve">B. </w:t>
+      </w:r>
+      <w:r>
+        <w:t>87</w:t>
+      </w:r>
+    </w:p>
+    <w:p>
+      <w:pPr>
+        <w:pStyle w:val="ListBullet"/>
+        <w:ind w:left="720"/>
+      </w:pPr>
+      <w:r>
+        <w:rPr>
+          <w:b/>
+        </w:rPr>
+        <w:t xml:space="preserve">C. </w:t>
+      </w:r>
+      <w:r>
+        <w:t>88</w:t>
+      </w:r>
+    </w:p>
+    <w:p>
+      <w:pPr>
+        <w:pStyle w:val="ListBullet"/>
+        <w:ind w:left="720"/>
+      </w:pPr>
+      <w:r>
+        <w:rPr>
+          <w:b/>
+        </w:rPr>
+        <w:t xml:space="preserve">D. </w:t>
+      </w:r>
+      <w:r>
+        <w:t>89</w:t>
+      </w:r>
+    </w:p>
+    <w:p>
+      <w:r>
+        <w:rPr>
+          <w:b/>
+        </w:rPr>
+        <w:t xml:space="preserve">Kunci Jawaban: </w:t>
+      </w:r>
+      <w:r>
+        <w:rPr>
+          <w:b/>
+        </w:rPr>
+        <w:t>4</w:t>
+      </w:r>
+    </w:p>
+    <w:p>
+      <w:r>
+        <w:t>────────────────────────────────────────────────────────────</w:t>
+      </w:r>
+    </w:p>
+    <w:p>
+      <w:r>
+        <w:rPr>
+          <w:b/>
+          <w:sz w:val="24"/>
+        </w:rPr>
+        <w:t>Soal 20.</w:t>
+      </w:r>
+    </w:p>
+    <w:p>
+      <w:pPr>
+        <w:ind w:left="360"/>
+      </w:pPr>
+      <w:r>
+        <w:t>Data berat badan (dalam kg) dari 15 siswa kelas VI SD disajikan sebagai berikut:</w:t>
+        <w:br/>
+        <w:t>32, 34, 32, 36, 35, 34, 32, 38, 35, 36, 32, 32, 35, 37, 34.</w:t>
+        <w:br/>
+        <w:t>Modus dan median dari data berat badan siswa tersebut berturut-turut adalah....</w:t>
+      </w:r>
+    </w:p>
+    <w:p>
+      <w:pPr>
+        <w:pStyle w:val="ListBullet"/>
+        <w:ind w:left="720"/>
+      </w:pPr>
+      <w:r>
+        <w:rPr>
+          <w:b/>
+        </w:rPr>
+        <w:t xml:space="preserve">A. </w:t>
+      </w:r>
+      <w:r>
+        <w:t>Modus = 32 kg dan Median = 34 kg</w:t>
+      </w:r>
+    </w:p>
+    <w:p>
+      <w:pPr>
+        <w:pStyle w:val="ListBullet"/>
+        <w:ind w:left="720"/>
+      </w:pPr>
+      <w:r>
+        <w:rPr>
+          <w:b/>
+        </w:rPr>
+        <w:t xml:space="preserve">B. </w:t>
+      </w:r>
+      <w:r>
+        <w:t>Modus = 34 kg dan Median = 35 kg</w:t>
+      </w:r>
+    </w:p>
+    <w:p>
+      <w:pPr>
+        <w:pStyle w:val="ListBullet"/>
+        <w:ind w:left="720"/>
+      </w:pPr>
+      <w:r>
+        <w:rPr>
+          <w:b/>
+        </w:rPr>
+        <w:t xml:space="preserve">C. </w:t>
+      </w:r>
+      <w:r>
+        <w:t>Modus = 32 kg dan Median = 35 kg</w:t>
+      </w:r>
+    </w:p>
+    <w:p>
+      <w:pPr>
+        <w:pStyle w:val="ListBullet"/>
+        <w:ind w:left="720"/>
+      </w:pPr>
+      <w:r>
+        <w:rPr>
+          <w:b/>
+        </w:rPr>
+        <w:t xml:space="preserve">D. </w:t>
+      </w:r>
+      <w:r>
+        <w:t>Modus = 35 kg dan Median = 34 kg</w:t>
+      </w:r>
+    </w:p>
+    <w:p>
+      <w:r>
+        <w:rPr>
+          <w:b/>
+        </w:rPr>
+        <w:t xml:space="preserve">Kunci Jawaban: </w:t>
+      </w:r>
+      <w:r>
+        <w:rPr>
+          <w:b/>
+        </w:rPr>
+        <w:t>1, 2</w:t>
+      </w:r>
+    </w:p>
+    <w:p>
+      <w:r>
+        <w:t>────────────────────────────────────────────────────────────</w:t>
+      </w:r>
+    </w:p>
     <w:sectPr>
       <w:pgSz w:w="12240" w:h="15840"/>
       <w:pgMar w:top="1440" w:right="1800" w:bottom="1440" w:left="1800" w:header="720" w:footer="720" w:gutter="0"/>
@@ -2959,6 +2161,10 @@
     <w:name w:val="Normal"/>
     <w:qFormat/>
     <w:rsid w:val="00FC693F"/>
+    <w:rPr>
+      <w:rFonts w:ascii="Calibri" w:hAnsi="Calibri"/>
+      <w:sz w:val="22"/>
+    </w:rPr>
   </w:style>
   <w:style w:type="paragraph" w:styleId="Header">
     <w:name w:val="header"/>

--- a/Quiz_Web_Matematika_Paket_1.docx
+++ b/Quiz_Web_Matematika_Paket_1.docx
@@ -2,25 +2,100 @@
 <file path=word/document.xml><?xml version="1.0" encoding="utf-8"?>
 <w:document xmlns:wpc="http://schemas.microsoft.com/office/word/2010/wordprocessingCanvas" xmlns:mo="http://schemas.microsoft.com/office/mac/office/2008/main" xmlns:mc="http://schemas.openxmlformats.org/markup-compatibility/2006" xmlns:mv="urn:schemas-microsoft-com:mac:vml" xmlns:o="urn:schemas-microsoft-com:office:office" xmlns:r="http://schemas.openxmlformats.org/officeDocument/2006/relationships" xmlns:m="http://schemas.openxmlformats.org/officeDocument/2006/math" xmlns:v="urn:schemas-microsoft-com:vml" xmlns:wp14="http://schemas.microsoft.com/office/word/2010/wordprocessingDrawing" xmlns:wp="http://schemas.openxmlformats.org/drawingml/2006/wordprocessingDrawing" xmlns:w10="urn:schemas-microsoft-com:office:word" xmlns:w="http://schemas.openxmlformats.org/wordprocessingml/2006/main" xmlns:w14="http://schemas.microsoft.com/office/word/2010/wordml" xmlns:wpg="http://schemas.microsoft.com/office/word/2010/wordprocessingGroup" xmlns:wpi="http://schemas.microsoft.com/office/word/2010/wordprocessingInk" xmlns:wne="http://schemas.microsoft.com/office/word/2006/wordml" xmlns:wps="http://schemas.microsoft.com/office/word/2010/wordprocessingShape" mc:Ignorable="w14 wp14">
   <w:body>
+    <w:tbl>
+      <w:tblPr>
+        <w:tblW w:type="auto" w:w="0"/>
+        <w:tblLook w:firstColumn="1" w:firstRow="1" w:lastColumn="0" w:lastRow="0" w:noHBand="0" w:noVBand="1" w:val="04A0"/>
+      </w:tblPr>
+      <w:tblGrid>
+        <w:gridCol w:w="8640"/>
+      </w:tblGrid>
+      <w:tr>
+        <w:tc>
+          <w:tcPr>
+            <w:tcW w:type="dxa" w:w="8640"/>
+          </w:tcPr>
+          <w:p>
+            <w:r>
+              <w:t>TRY OUT TES KEMAMPUAN AKADEMIK (TKA) SD</w:t>
+              <w:br/>
+              <w:t>MATA PELAJARAN: MATEMATIKA — PAKET 1</w:t>
+              <w:br/>
+              <w:t>Standar Kurikulum Merdeka &amp; K-13 (Kerangka Resmi Pusmendik Kemendikdasmen RI)</w:t>
+              <w:br/>
+              <w:t>Jumlah Soal: 20 Butir | Alokasi Waktu: 45 Menit | Fokus: Numerasi, Aljabar &amp; Geometri Dasar</w:t>
+            </w:r>
+          </w:p>
+        </w:tc>
+      </w:tr>
+    </w:tbl>
     <w:p>
-      <w:pPr>
-        <w:pStyle w:val="Heading1"/>
-        <w:jc w:val="center"/>
-      </w:pPr>
       <w:r>
-        <w:t>SmartDrill SD 2026 - Matematika Paket 1</w:t>
+        <w:rPr>
+          <w:b/>
+        </w:rPr>
+        <w:t>PETUNJUK UMUM:</w:t>
+        <w:br/>
+        <w:t>1. Berdoalah sebelum mengerjakan soal.</w:t>
+        <w:br/>
+        <w:t>2. Periksa dan bacalah setiap butir soal dengan teliti.</w:t>
+        <w:br/>
+        <w:t>3. Soal terdiri atas Pilihan Ganda Sederhana, Pilihan Ganda Kompleks (jawaban lebih dari satu), dan Tabel Kategori (Benar/Salah).</w:t>
+        <w:br/>
+        <w:t>4. Dahulukan soal yang Anda anggap mudah.</w:t>
+      </w:r>
+    </w:p>
+    <w:p>
+      <w:r>
+        <w:t>═════════════════════════════════════════════════════════════════</w:t>
+      </w:r>
+    </w:p>
+    <w:p>
+      <w:r>
+        <w:rPr>
+          <w:b/>
+        </w:rPr>
+        <w:t>BAGIAN A: NASKAH SOAL UJIAN</w:t>
+      </w:r>
+    </w:p>
+    <w:p>
+      <w:r>
+        <w:rPr>
+          <w:b/>
+        </w:rPr>
+        <w:t>1. Koperasi sekolah memiliki persediaan 35 pak buku tulis. Setiap pak berisi 10 buku tulis. Hari ini koperasi mendapat kiriman tambahan sebanyak 15 pak buku tulis yang masing-masing juga berisi 10 buku. Seluruh buku tulis tersebut akan dikemas ulang ke dalam 25 kardus dengan jumlah yang sama banyak untuk dibagikan ke kelas-kelas. Berapa banyak buku tulis dalam setiap kardus?</w:t>
       </w:r>
     </w:p>
     <w:p>
       <w:pPr>
-        <w:jc w:val="center"/>
+        <w:ind w:left="360"/>
       </w:pPr>
       <w:r>
-        <w:rPr>
-          <w:color w:val="4F46E5"/>
-          <w:sz w:val="24"/>
-        </w:rPr>
-        <w:t>Kumpulan Soal Web Tryout &amp; Quizizz | 3 Model Soal</w:t>
+        <w:t>A.  15 buku</w:t>
+      </w:r>
+    </w:p>
+    <w:p>
+      <w:pPr>
+        <w:ind w:left="360"/>
+      </w:pPr>
+      <w:r>
+        <w:t>B.  20 buku</w:t>
+      </w:r>
+    </w:p>
+    <w:p>
+      <w:pPr>
+        <w:ind w:left="360"/>
+      </w:pPr>
+      <w:r>
+        <w:t>C.  25 buku</w:t>
+      </w:r>
+    </w:p>
+    <w:p>
+      <w:pPr>
+        <w:ind w:left="360"/>
+      </w:pPr>
+      <w:r>
+        <w:t>D.  30 buku</w:t>
       </w:r>
     </w:p>
     <w:p/>
@@ -28,9 +103,11 @@
       <w:r>
         <w:rPr>
           <w:b/>
-          <w:sz w:val="24"/>
         </w:rPr>
-        <w:t>Soal 1.</w:t>
+        <w:t>2. Suhu daging beku di dalam mesin pendingin (freezer) mula-mula adalah -12°C. Karena terjadi pemadaman listrik selama 40 menit, suhu di dalam mesin pendingin tersebut naik rata-rata 3°C setiap 8 menit. Berapakah suhu daging beku tersebut setelah listrik padam selama 40 menit?</w:t>
+      </w:r>
+      <w:r>
+        <w:t xml:space="preserve">  [Pilihan Ganda Kompleks: Jawaban benar lebih dari satu]</w:t>
       </w:r>
     </w:p>
     <w:p>
@@ -38,95 +115,7 @@
         <w:ind w:left="360"/>
       </w:pPr>
       <w:r>
-        <w:t>Koperasi sekolah memiliki persediaan 35 pak buku tulis. Setiap pak berisi 10 buku tulis. Hari ini koperasi mendapat kiriman tambahan sebanyak 15 pak buku tulis yang masing-masing juga berisi 10 buku. Seluruh buku tulis tersebut akan dikemas ulang ke dalam 25 kardus dengan jumlah yang sama banyak untuk dibagikan ke kelas-kelas. Berapa banyak buku tulis dalam setiap kardus?</w:t>
-      </w:r>
-    </w:p>
-    <w:p>
-      <w:pPr>
-        <w:pStyle w:val="ListBullet"/>
-        <w:ind w:left="720"/>
-      </w:pPr>
-      <w:r>
-        <w:rPr>
-          <w:b/>
-        </w:rPr>
-        <w:t xml:space="preserve">A. </w:t>
-      </w:r>
-      <w:r>
-        <w:t>15 buku</w:t>
-      </w:r>
-    </w:p>
-    <w:p>
-      <w:pPr>
-        <w:pStyle w:val="ListBullet"/>
-        <w:ind w:left="720"/>
-      </w:pPr>
-      <w:r>
-        <w:rPr>
-          <w:b/>
-        </w:rPr>
-        <w:t xml:space="preserve">B. </w:t>
-      </w:r>
-      <w:r>
-        <w:t>20 buku</w:t>
-      </w:r>
-    </w:p>
-    <w:p>
-      <w:pPr>
-        <w:pStyle w:val="ListBullet"/>
-        <w:ind w:left="720"/>
-      </w:pPr>
-      <w:r>
-        <w:rPr>
-          <w:b/>
-        </w:rPr>
-        <w:t xml:space="preserve">C. </w:t>
-      </w:r>
-      <w:r>
-        <w:t>25 buku</w:t>
-      </w:r>
-    </w:p>
-    <w:p>
-      <w:pPr>
-        <w:pStyle w:val="ListBullet"/>
-        <w:ind w:left="720"/>
-      </w:pPr>
-      <w:r>
-        <w:rPr>
-          <w:b/>
-        </w:rPr>
-        <w:t xml:space="preserve">D. </w:t>
-      </w:r>
-      <w:r>
-        <w:t>30 buku</w:t>
-      </w:r>
-    </w:p>
-    <w:p>
-      <w:r>
-        <w:rPr>
-          <w:b/>
-        </w:rPr>
-        <w:t xml:space="preserve">Kunci Jawaban: </w:t>
-      </w:r>
-      <w:r>
-        <w:rPr>
-          <w:b/>
-        </w:rPr>
-        <w:t>2</w:t>
-      </w:r>
-    </w:p>
-    <w:p>
-      <w:r>
-        <w:t>────────────────────────────────────────────────────────────</w:t>
-      </w:r>
-    </w:p>
-    <w:p>
-      <w:r>
-        <w:rPr>
-          <w:b/>
-          <w:sz w:val="24"/>
-        </w:rPr>
-        <w:t>Soal 2.</w:t>
+        <w:t>A.  -3°C</w:t>
       </w:r>
     </w:p>
     <w:p>
@@ -134,95 +123,7 @@
         <w:ind w:left="360"/>
       </w:pPr>
       <w:r>
-        <w:t>Suhu daging beku di dalam mesin pendingin (freezer) mula-mula adalah -12°C. Karena terjadi pemadaman listrik selama 40 menit, suhu di dalam mesin pendingin tersebut naik rata-rata 3°C setiap 8 menit. Berapakah suhu daging beku tersebut setelah listrik padam selama 40 menit?</w:t>
-      </w:r>
-    </w:p>
-    <w:p>
-      <w:pPr>
-        <w:pStyle w:val="ListBullet"/>
-        <w:ind w:left="720"/>
-      </w:pPr>
-      <w:r>
-        <w:rPr>
-          <w:b/>
-        </w:rPr>
-        <w:t xml:space="preserve">A. </w:t>
-      </w:r>
-      <w:r>
-        <w:t>-3°C</w:t>
-      </w:r>
-    </w:p>
-    <w:p>
-      <w:pPr>
-        <w:pStyle w:val="ListBullet"/>
-        <w:ind w:left="720"/>
-      </w:pPr>
-      <w:r>
-        <w:rPr>
-          <w:b/>
-        </w:rPr>
-        <w:t xml:space="preserve">B. </w:t>
-      </w:r>
-      <w:r>
-        <w:t>0°C</w:t>
-      </w:r>
-    </w:p>
-    <w:p>
-      <w:pPr>
-        <w:pStyle w:val="ListBullet"/>
-        <w:ind w:left="720"/>
-      </w:pPr>
-      <w:r>
-        <w:rPr>
-          <w:b/>
-        </w:rPr>
-        <w:t xml:space="preserve">C. </w:t>
-      </w:r>
-      <w:r>
-        <w:t>3°C</w:t>
-      </w:r>
-    </w:p>
-    <w:p>
-      <w:pPr>
-        <w:pStyle w:val="ListBullet"/>
-        <w:ind w:left="720"/>
-      </w:pPr>
-      <w:r>
-        <w:rPr>
-          <w:b/>
-        </w:rPr>
-        <w:t xml:space="preserve">D. </w:t>
-      </w:r>
-      <w:r>
-        <w:t>6°C</w:t>
-      </w:r>
-    </w:p>
-    <w:p>
-      <w:r>
-        <w:rPr>
-          <w:b/>
-        </w:rPr>
-        <w:t xml:space="preserve">Kunci Jawaban: </w:t>
-      </w:r>
-      <w:r>
-        <w:rPr>
-          <w:b/>
-        </w:rPr>
-        <w:t>1, 2</w:t>
-      </w:r>
-    </w:p>
-    <w:p>
-      <w:r>
-        <w:t>────────────────────────────────────────────────────────────</w:t>
-      </w:r>
-    </w:p>
-    <w:p>
-      <w:r>
-        <w:rPr>
-          <w:b/>
-          <w:sz w:val="24"/>
-        </w:rPr>
-        <w:t>Soal 3.</w:t>
+        <w:t>B.  0°C</w:t>
       </w:r>
     </w:p>
     <w:p>
@@ -230,65 +131,7 @@
         <w:ind w:left="360"/>
       </w:pPr>
       <w:r>
-        <w:t>Ibu Nani memiliki persediaan tepung terigu sebanyak 4 1/2 kg. Ibu menggunakannya untuk membuat kue bolu sebanyak 2 1/4 kg dan membuat donat sebanyak 1 1/8 kg. Berapa kilogram sisa tepung terigu Ibu Nani sekarang?</w:t>
-      </w:r>
-    </w:p>
-    <w:p>
-      <w:pPr>
-        <w:pStyle w:val="ListBullet"/>
-        <w:ind w:left="720"/>
-      </w:pPr>
-      <w:r>
-        <w:rPr>
-          <w:b/>
-        </w:rPr>
-        <w:t xml:space="preserve">A. </w:t>
-      </w:r>
-      <w:r>
-        <w:t>True</w:t>
-      </w:r>
-    </w:p>
-    <w:p>
-      <w:pPr>
-        <w:pStyle w:val="ListBullet"/>
-        <w:ind w:left="720"/>
-      </w:pPr>
-      <w:r>
-        <w:rPr>
-          <w:b/>
-        </w:rPr>
-        <w:t xml:space="preserve">B. </w:t>
-      </w:r>
-      <w:r>
-        <w:t>False</w:t>
-      </w:r>
-    </w:p>
-    <w:p>
-      <w:r>
-        <w:rPr>
-          <w:b/>
-        </w:rPr>
-        <w:t xml:space="preserve">Kunci Jawaban: </w:t>
-      </w:r>
-      <w:r>
-        <w:rPr>
-          <w:b/>
-        </w:rPr>
-        <w:t>True</w:t>
-      </w:r>
-    </w:p>
-    <w:p>
-      <w:r>
-        <w:t>────────────────────────────────────────────────────────────</w:t>
-      </w:r>
-    </w:p>
-    <w:p>
-      <w:r>
-        <w:rPr>
-          <w:b/>
-          <w:sz w:val="24"/>
-        </w:rPr>
-        <w:t>Soal 4.</w:t>
+        <w:t>C.  3°C</w:t>
       </w:r>
     </w:p>
     <w:p>
@@ -296,95 +139,103 @@
         <w:ind w:left="360"/>
       </w:pPr>
       <w:r>
-        <w:t>Perhatikan empat bilangan pecahan berikut: 0,65 ; 3/4 ; 60% ; 7/10. Urutan pecahan dari yang nilainya paling kecil ke paling besar adalah....</w:t>
+        <w:t>D.  6°C</w:t>
       </w:r>
     </w:p>
-    <w:p>
-      <w:pPr>
-        <w:pStyle w:val="ListBullet"/>
-        <w:ind w:left="720"/>
-      </w:pPr>
-      <w:r>
-        <w:rPr>
-          <w:b/>
-        </w:rPr>
-        <w:t xml:space="preserve">A. </w:t>
-      </w:r>
-      <w:r>
-        <w:t>60% ; 0,65 ; 7/10 ; 3/4</w:t>
-      </w:r>
-    </w:p>
-    <w:p>
-      <w:pPr>
-        <w:pStyle w:val="ListBullet"/>
-        <w:ind w:left="720"/>
-      </w:pPr>
-      <w:r>
-        <w:rPr>
-          <w:b/>
-        </w:rPr>
-        <w:t xml:space="preserve">B. </w:t>
-      </w:r>
-      <w:r>
-        <w:t>60% ; 7/10 ; 0,65 ; 3/4</w:t>
-      </w:r>
-    </w:p>
-    <w:p>
-      <w:pPr>
-        <w:pStyle w:val="ListBullet"/>
-        <w:ind w:left="720"/>
-      </w:pPr>
-      <w:r>
-        <w:rPr>
-          <w:b/>
-        </w:rPr>
-        <w:t xml:space="preserve">C. </w:t>
-      </w:r>
-      <w:r>
-        <w:t>0,65 ; 60% ; 3/4 ; 7/10</w:t>
-      </w:r>
-    </w:p>
-    <w:p>
-      <w:pPr>
-        <w:pStyle w:val="ListBullet"/>
-        <w:ind w:left="720"/>
-      </w:pPr>
-      <w:r>
-        <w:rPr>
-          <w:b/>
-        </w:rPr>
-        <w:t xml:space="preserve">D. </w:t>
-      </w:r>
-      <w:r>
-        <w:t>7/10 ; 60% ; 0,65 ; 3/4</w:t>
-      </w:r>
-    </w:p>
+    <w:p/>
     <w:p>
       <w:r>
         <w:rPr>
           <w:b/>
         </w:rPr>
-        <w:t xml:space="preserve">Kunci Jawaban: </w:t>
+        <w:t>3. Ibu Nani memiliki persediaan tepung terigu sebanyak 4 1/2 kg. Ibu menggunakannya untuk membuat kue bolu sebanyak 2 1/4 kg dan membuat donat sebanyak 1 1/8 kg. Berapa kilogram sisa tepung terigu Ibu Nani sekarang?</w:t>
       </w:r>
+      <w:r>
+        <w:t xml:space="preserve">  [Pilihan Ganda Kompleks: Kategori Benar / Salah]</w:t>
+      </w:r>
+    </w:p>
+    <w:tbl>
+      <w:tblPr>
+        <w:tblW w:type="auto" w:w="0"/>
+        <w:tblLook w:firstColumn="1" w:firstRow="1" w:lastColumn="0" w:lastRow="0" w:noHBand="0" w:noVBand="1" w:val="04A0"/>
+      </w:tblPr>
+      <w:tblGrid>
+        <w:gridCol w:w="2880"/>
+        <w:gridCol w:w="2880"/>
+        <w:gridCol w:w="2880"/>
+      </w:tblGrid>
+      <w:tr>
+        <w:tc>
+          <w:tcPr>
+            <w:tcW w:type="dxa" w:w="2880"/>
+          </w:tcPr>
+          <w:p>
+            <w:r>
+              <w:t>Pernyataan</w:t>
+            </w:r>
+          </w:p>
+        </w:tc>
+        <w:tc>
+          <w:tcPr>
+            <w:tcW w:type="dxa" w:w="2880"/>
+          </w:tcPr>
+          <w:p>
+            <w:r>
+              <w:t>Benar</w:t>
+            </w:r>
+          </w:p>
+        </w:tc>
+        <w:tc>
+          <w:tcPr>
+            <w:tcW w:type="dxa" w:w="2880"/>
+          </w:tcPr>
+          <w:p>
+            <w:r>
+              <w:t>Salah</w:t>
+            </w:r>
+          </w:p>
+        </w:tc>
+      </w:tr>
+      <w:tr>
+        <w:tc>
+          <w:tcPr>
+            <w:tcW w:type="dxa" w:w="2880"/>
+          </w:tcPr>
+          <w:p>
+            <w:r>
+              <w:t>Ibu Nani memiliki persediaan tepung terigu sebanyak 4 1/2 kg. Ibu menggunakannya untuk membuat kue bolu sebanyak 2 1/4 kg dan membuat donat sebanyak 1 1/8 kg. Berapa kilogram sisa tepung terigu Ibu Nani sekarang?</w:t>
+            </w:r>
+          </w:p>
+        </w:tc>
+        <w:tc>
+          <w:tcPr>
+            <w:tcW w:type="dxa" w:w="2880"/>
+          </w:tcPr>
+          <w:p>
+            <w:r>
+              <w:t>[   ]</w:t>
+            </w:r>
+          </w:p>
+        </w:tc>
+        <w:tc>
+          <w:tcPr>
+            <w:tcW w:type="dxa" w:w="2880"/>
+          </w:tcPr>
+          <w:p>
+            <w:r>
+              <w:t>[   ]</w:t>
+            </w:r>
+          </w:p>
+        </w:tc>
+      </w:tr>
+    </w:tbl>
+    <w:p/>
+    <w:p>
       <w:r>
         <w:rPr>
           <w:b/>
         </w:rPr>
-        <w:t>1</w:t>
-      </w:r>
-    </w:p>
-    <w:p>
-      <w:r>
-        <w:t>────────────────────────────────────────────────────────────</w:t>
-      </w:r>
-    </w:p>
-    <w:p>
-      <w:r>
-        <w:rPr>
-          <w:b/>
-          <w:sz w:val="24"/>
-        </w:rPr>
-        <w:t>Soal 5.</w:t>
+        <w:t>4. Perhatikan empat bilangan pecahan berikut: 0,65 ; 3/4 ; 60% ; 7/10. Urutan pecahan dari yang nilainya paling kecil ke paling besar adalah....</w:t>
       </w:r>
     </w:p>
     <w:p>
@@ -392,95 +243,7 @@
         <w:ind w:left="360"/>
       </w:pPr>
       <w:r>
-        <w:t>Adit berlatih renang setiap 4 hari sekali, Bayu setiap 6 hari sekali, dan Citra setiap 8 hari sekali. Pada hari Senin, 2 Maret 2026, mereka bertiga berlatih renang bersama untuk pertama kalinya. Pada hari dan tanggal berapakah mereka akan berlatih renang bersama untuk kedua kalinya?</w:t>
-      </w:r>
-    </w:p>
-    <w:p>
-      <w:pPr>
-        <w:pStyle w:val="ListBullet"/>
-        <w:ind w:left="720"/>
-      </w:pPr>
-      <w:r>
-        <w:rPr>
-          <w:b/>
-        </w:rPr>
-        <w:t xml:space="preserve">A. </w:t>
-      </w:r>
-      <w:r>
-        <w:t>Rabu, 25 Maret 2026</w:t>
-      </w:r>
-    </w:p>
-    <w:p>
-      <w:pPr>
-        <w:pStyle w:val="ListBullet"/>
-        <w:ind w:left="720"/>
-      </w:pPr>
-      <w:r>
-        <w:rPr>
-          <w:b/>
-        </w:rPr>
-        <w:t xml:space="preserve">B. </w:t>
-      </w:r>
-      <w:r>
-        <w:t>Kamis, 26 Maret 2026</w:t>
-      </w:r>
-    </w:p>
-    <w:p>
-      <w:pPr>
-        <w:pStyle w:val="ListBullet"/>
-        <w:ind w:left="720"/>
-      </w:pPr>
-      <w:r>
-        <w:rPr>
-          <w:b/>
-        </w:rPr>
-        <w:t xml:space="preserve">C. </w:t>
-      </w:r>
-      <w:r>
-        <w:t>Jumat, 27 Maret 2026</w:t>
-      </w:r>
-    </w:p>
-    <w:p>
-      <w:pPr>
-        <w:pStyle w:val="ListBullet"/>
-        <w:ind w:left="720"/>
-      </w:pPr>
-      <w:r>
-        <w:rPr>
-          <w:b/>
-        </w:rPr>
-        <w:t xml:space="preserve">D. </w:t>
-      </w:r>
-      <w:r>
-        <w:t>Sabtu, 28 Maret 2026</w:t>
-      </w:r>
-    </w:p>
-    <w:p>
-      <w:r>
-        <w:rPr>
-          <w:b/>
-        </w:rPr>
-        <w:t xml:space="preserve">Kunci Jawaban: </w:t>
-      </w:r>
-      <w:r>
-        <w:rPr>
-          <w:b/>
-        </w:rPr>
-        <w:t>1, 2</w:t>
-      </w:r>
-    </w:p>
-    <w:p>
-      <w:r>
-        <w:t>────────────────────────────────────────────────────────────</w:t>
-      </w:r>
-    </w:p>
-    <w:p>
-      <w:r>
-        <w:rPr>
-          <w:b/>
-          <w:sz w:val="24"/>
-        </w:rPr>
-        <w:t>Soal 6.</w:t>
+        <w:t>A.  60% ; 0,65 ; 7/10 ; 3/4</w:t>
       </w:r>
     </w:p>
     <w:p>
@@ -488,65 +251,7 @@
         <w:ind w:left="360"/>
       </w:pPr>
       <w:r>
-        <w:t>Panitia bakti sosial sekolah menerima sumbangan berupa 72 kg beras, 48 bungkus minyak goreng, dan 36 kotak susu cair. Seluruh barang tersebut akan dikemas ke dalam beberapa paket bantuan dengan jenis dan jumlah barang yang sama banyak pada setiap paketnya tanpa ada yang tersisa. Berapa banyak paket bantuan terbanyak yang dapat dibuat oleh panitia?</w:t>
-      </w:r>
-    </w:p>
-    <w:p>
-      <w:pPr>
-        <w:pStyle w:val="ListBullet"/>
-        <w:ind w:left="720"/>
-      </w:pPr>
-      <w:r>
-        <w:rPr>
-          <w:b/>
-        </w:rPr>
-        <w:t xml:space="preserve">A. </w:t>
-      </w:r>
-      <w:r>
-        <w:t>True</w:t>
-      </w:r>
-    </w:p>
-    <w:p>
-      <w:pPr>
-        <w:pStyle w:val="ListBullet"/>
-        <w:ind w:left="720"/>
-      </w:pPr>
-      <w:r>
-        <w:rPr>
-          <w:b/>
-        </w:rPr>
-        <w:t xml:space="preserve">B. </w:t>
-      </w:r>
-      <w:r>
-        <w:t>False</w:t>
-      </w:r>
-    </w:p>
-    <w:p>
-      <w:r>
-        <w:rPr>
-          <w:b/>
-        </w:rPr>
-        <w:t xml:space="preserve">Kunci Jawaban: </w:t>
-      </w:r>
-      <w:r>
-        <w:rPr>
-          <w:b/>
-        </w:rPr>
-        <w:t>True</w:t>
-      </w:r>
-    </w:p>
-    <w:p>
-      <w:r>
-        <w:t>────────────────────────────────────────────────────────────</w:t>
-      </w:r>
-    </w:p>
-    <w:p>
-      <w:r>
-        <w:rPr>
-          <w:b/>
-          <w:sz w:val="24"/>
-        </w:rPr>
-        <w:t>Soal 7.</w:t>
+        <w:t>B.  60% ; 7/10 ; 0,65 ; 3/4</w:t>
       </w:r>
     </w:p>
     <w:p>
@@ -554,95 +259,7 @@
         <w:ind w:left="360"/>
       </w:pPr>
       <w:r>
-        <w:t>Sebidang tanah aula pertemuan berbentuk persegi memiliki luas 576 m². Di sekeliling tanah aula tersebut akan dipasang kawat pagar pembatas sebanyak satu putaran penuh. Berapakah panjang kawat yang diperlukan untuk mengelilingi tanah tersebut?</w:t>
-      </w:r>
-    </w:p>
-    <w:p>
-      <w:pPr>
-        <w:pStyle w:val="ListBullet"/>
-        <w:ind w:left="720"/>
-      </w:pPr>
-      <w:r>
-        <w:rPr>
-          <w:b/>
-        </w:rPr>
-        <w:t xml:space="preserve">A. </w:t>
-      </w:r>
-      <w:r>
-        <w:t>48 meter</w:t>
-      </w:r>
-    </w:p>
-    <w:p>
-      <w:pPr>
-        <w:pStyle w:val="ListBullet"/>
-        <w:ind w:left="720"/>
-      </w:pPr>
-      <w:r>
-        <w:rPr>
-          <w:b/>
-        </w:rPr>
-        <w:t xml:space="preserve">B. </w:t>
-      </w:r>
-      <w:r>
-        <w:t>72 meter</w:t>
-      </w:r>
-    </w:p>
-    <w:p>
-      <w:pPr>
-        <w:pStyle w:val="ListBullet"/>
-        <w:ind w:left="720"/>
-      </w:pPr>
-      <w:r>
-        <w:rPr>
-          <w:b/>
-        </w:rPr>
-        <w:t xml:space="preserve">C. </w:t>
-      </w:r>
-      <w:r>
-        <w:t>96 meter</w:t>
-      </w:r>
-    </w:p>
-    <w:p>
-      <w:pPr>
-        <w:pStyle w:val="ListBullet"/>
-        <w:ind w:left="720"/>
-      </w:pPr>
-      <w:r>
-        <w:rPr>
-          <w:b/>
-        </w:rPr>
-        <w:t xml:space="preserve">D. </w:t>
-      </w:r>
-      <w:r>
-        <w:t>120 meter</w:t>
-      </w:r>
-    </w:p>
-    <w:p>
-      <w:r>
-        <w:rPr>
-          <w:b/>
-        </w:rPr>
-        <w:t xml:space="preserve">Kunci Jawaban: </w:t>
-      </w:r>
-      <w:r>
-        <w:rPr>
-          <w:b/>
-        </w:rPr>
-        <w:t>3</w:t>
-      </w:r>
-    </w:p>
-    <w:p>
-      <w:r>
-        <w:t>────────────────────────────────────────────────────────────</w:t>
-      </w:r>
-    </w:p>
-    <w:p>
-      <w:r>
-        <w:rPr>
-          <w:b/>
-          <w:sz w:val="24"/>
-        </w:rPr>
-        <w:t>Soal 8.</w:t>
+        <w:t>C.  0,65 ; 60% ; 3/4 ; 7/10</w:t>
       </w:r>
     </w:p>
     <w:p>
@@ -650,95 +267,19 @@
         <w:ind w:left="360"/>
       </w:pPr>
       <w:r>
-        <w:t>Sebuah bak penampungan air berbentuk kubus mampu menampung air sampai penuh sebanyak 216.000 liter (dm³). Berapakah kedalaman (panjang rusuk bagian dalam) bak penampungan air tersebut dalam satuan meter?</w:t>
+        <w:t>D.  7/10 ; 60% ; 0,65 ; 3/4</w:t>
       </w:r>
     </w:p>
-    <w:p>
-      <w:pPr>
-        <w:pStyle w:val="ListBullet"/>
-        <w:ind w:left="720"/>
-      </w:pPr>
-      <w:r>
-        <w:rPr>
-          <w:b/>
-        </w:rPr>
-        <w:t xml:space="preserve">A. </w:t>
-      </w:r>
-      <w:r>
-        <w:t>4 meter</w:t>
-      </w:r>
-    </w:p>
-    <w:p>
-      <w:pPr>
-        <w:pStyle w:val="ListBullet"/>
-        <w:ind w:left="720"/>
-      </w:pPr>
-      <w:r>
-        <w:rPr>
-          <w:b/>
-        </w:rPr>
-        <w:t xml:space="preserve">B. </w:t>
-      </w:r>
-      <w:r>
-        <w:t>5 meter</w:t>
-      </w:r>
-    </w:p>
-    <w:p>
-      <w:pPr>
-        <w:pStyle w:val="ListBullet"/>
-        <w:ind w:left="720"/>
-      </w:pPr>
-      <w:r>
-        <w:rPr>
-          <w:b/>
-        </w:rPr>
-        <w:t xml:space="preserve">C. </w:t>
-      </w:r>
-      <w:r>
-        <w:t>6 meter</w:t>
-      </w:r>
-    </w:p>
-    <w:p>
-      <w:pPr>
-        <w:pStyle w:val="ListBullet"/>
-        <w:ind w:left="720"/>
-      </w:pPr>
-      <w:r>
-        <w:rPr>
-          <w:b/>
-        </w:rPr>
-        <w:t xml:space="preserve">D. </w:t>
-      </w:r>
-      <w:r>
-        <w:t>8 meter</w:t>
-      </w:r>
-    </w:p>
+    <w:p/>
     <w:p>
       <w:r>
         <w:rPr>
           <w:b/>
         </w:rPr>
-        <w:t xml:space="preserve">Kunci Jawaban: </w:t>
+        <w:t>5. Adit berlatih renang setiap 4 hari sekali, Bayu setiap 6 hari sekali, dan Citra setiap 8 hari sekali. Pada hari Senin, 2 Maret 2026, mereka bertiga berlatih renang bersama untuk pertama kalinya. Pada hari dan tanggal berapakah mereka akan berlatih renang bersama untuk kedua kalinya?</w:t>
       </w:r>
       <w:r>
-        <w:rPr>
-          <w:b/>
-        </w:rPr>
-        <w:t>1, 2</w:t>
-      </w:r>
-    </w:p>
-    <w:p>
-      <w:r>
-        <w:t>────────────────────────────────────────────────────────────</w:t>
-      </w:r>
-    </w:p>
-    <w:p>
-      <w:r>
-        <w:rPr>
-          <w:b/>
-          <w:sz w:val="24"/>
-        </w:rPr>
-        <w:t>Soal 9.</w:t>
+        <w:t xml:space="preserve">  [Pilihan Ganda Kompleks: Jawaban benar lebih dari satu]</w:t>
       </w:r>
     </w:p>
     <w:p>
@@ -746,65 +287,7 @@
         <w:ind w:left="360"/>
       </w:pPr>
       <w:r>
-        <w:t>Perbandingan banyak siswa laki-laki dan siswa perempuan di kelas VI SD Harapan Bangsa adalah 4 : 5. Jika selisih banyak siswa laki-laki dan perempuan adalah 4 orang, berapakah jumlah seluruh siswa di kelas VI tersebut?</w:t>
-      </w:r>
-    </w:p>
-    <w:p>
-      <w:pPr>
-        <w:pStyle w:val="ListBullet"/>
-        <w:ind w:left="720"/>
-      </w:pPr>
-      <w:r>
-        <w:rPr>
-          <w:b/>
-        </w:rPr>
-        <w:t xml:space="preserve">A. </w:t>
-      </w:r>
-      <w:r>
-        <w:t>True</w:t>
-      </w:r>
-    </w:p>
-    <w:p>
-      <w:pPr>
-        <w:pStyle w:val="ListBullet"/>
-        <w:ind w:left="720"/>
-      </w:pPr>
-      <w:r>
-        <w:rPr>
-          <w:b/>
-        </w:rPr>
-        <w:t xml:space="preserve">B. </w:t>
-      </w:r>
-      <w:r>
-        <w:t>False</w:t>
-      </w:r>
-    </w:p>
-    <w:p>
-      <w:r>
-        <w:rPr>
-          <w:b/>
-        </w:rPr>
-        <w:t xml:space="preserve">Kunci Jawaban: </w:t>
-      </w:r>
-      <w:r>
-        <w:rPr>
-          <w:b/>
-        </w:rPr>
-        <w:t>True</w:t>
-      </w:r>
-    </w:p>
-    <w:p>
-      <w:r>
-        <w:t>────────────────────────────────────────────────────────────</w:t>
-      </w:r>
-    </w:p>
-    <w:p>
-      <w:r>
-        <w:rPr>
-          <w:b/>
-          <w:sz w:val="24"/>
-        </w:rPr>
-        <w:t>Soal 10.</w:t>
+        <w:t>A.  Rabu, 25 Maret 2026</w:t>
       </w:r>
     </w:p>
     <w:p>
@@ -812,95 +295,7 @@
         <w:ind w:left="360"/>
       </w:pPr>
       <w:r>
-        <w:t>Jarak antara Kota Melati dan Kota Cempaka pada sebuah peta adalah 6 cm. Skala yang tertera pada peta tersebut adalah 1 : 400.000. Berapakah jarak sebenarnya antara kedua kota tersebut dalam satuan kilometer?</w:t>
-      </w:r>
-    </w:p>
-    <w:p>
-      <w:pPr>
-        <w:pStyle w:val="ListBullet"/>
-        <w:ind w:left="720"/>
-      </w:pPr>
-      <w:r>
-        <w:rPr>
-          <w:b/>
-        </w:rPr>
-        <w:t xml:space="preserve">A. </w:t>
-      </w:r>
-      <w:r>
-        <w:t>18 km</w:t>
-      </w:r>
-    </w:p>
-    <w:p>
-      <w:pPr>
-        <w:pStyle w:val="ListBullet"/>
-        <w:ind w:left="720"/>
-      </w:pPr>
-      <w:r>
-        <w:rPr>
-          <w:b/>
-        </w:rPr>
-        <w:t xml:space="preserve">B. </w:t>
-      </w:r>
-      <w:r>
-        <w:t>24 km</w:t>
-      </w:r>
-    </w:p>
-    <w:p>
-      <w:pPr>
-        <w:pStyle w:val="ListBullet"/>
-        <w:ind w:left="720"/>
-      </w:pPr>
-      <w:r>
-        <w:rPr>
-          <w:b/>
-        </w:rPr>
-        <w:t xml:space="preserve">C. </w:t>
-      </w:r>
-      <w:r>
-        <w:t>28 km</w:t>
-      </w:r>
-    </w:p>
-    <w:p>
-      <w:pPr>
-        <w:pStyle w:val="ListBullet"/>
-        <w:ind w:left="720"/>
-      </w:pPr>
-      <w:r>
-        <w:rPr>
-          <w:b/>
-        </w:rPr>
-        <w:t xml:space="preserve">D. </w:t>
-      </w:r>
-      <w:r>
-        <w:t>32 km</w:t>
-      </w:r>
-    </w:p>
-    <w:p>
-      <w:r>
-        <w:rPr>
-          <w:b/>
-        </w:rPr>
-        <w:t xml:space="preserve">Kunci Jawaban: </w:t>
-      </w:r>
-      <w:r>
-        <w:rPr>
-          <w:b/>
-        </w:rPr>
-        <w:t>2</w:t>
-      </w:r>
-    </w:p>
-    <w:p>
-      <w:r>
-        <w:t>────────────────────────────────────────────────────────────</w:t>
-      </w:r>
-    </w:p>
-    <w:p>
-      <w:r>
-        <w:rPr>
-          <w:b/>
-          <w:sz w:val="24"/>
-        </w:rPr>
-        <w:t>Soal 11.</w:t>
+        <w:t>B.  Kamis, 26 Maret 2026</w:t>
       </w:r>
     </w:p>
     <w:p>
@@ -908,95 +303,7 @@
         <w:ind w:left="360"/>
       </w:pPr>
       <w:r>
-        <w:t>Sebuah taman rekreasi keluarga berbentuk lingkaran memiliki panjang jari-jari 14 meter (π = 22/7). Di sekeliling tepi taman tersebut akan ditanami pohon palem perindang dengan jarak antar-pohon sebesar 4 meter. Berapa banyak pohon palem yang dibutuhkan?</w:t>
-      </w:r>
-    </w:p>
-    <w:p>
-      <w:pPr>
-        <w:pStyle w:val="ListBullet"/>
-        <w:ind w:left="720"/>
-      </w:pPr>
-      <w:r>
-        <w:rPr>
-          <w:b/>
-        </w:rPr>
-        <w:t xml:space="preserve">A. </w:t>
-      </w:r>
-      <w:r>
-        <w:t>18 pohon</w:t>
-      </w:r>
-    </w:p>
-    <w:p>
-      <w:pPr>
-        <w:pStyle w:val="ListBullet"/>
-        <w:ind w:left="720"/>
-      </w:pPr>
-      <w:r>
-        <w:rPr>
-          <w:b/>
-        </w:rPr>
-        <w:t xml:space="preserve">B. </w:t>
-      </w:r>
-      <w:r>
-        <w:t>20 pohon</w:t>
-      </w:r>
-    </w:p>
-    <w:p>
-      <w:pPr>
-        <w:pStyle w:val="ListBullet"/>
-        <w:ind w:left="720"/>
-      </w:pPr>
-      <w:r>
-        <w:rPr>
-          <w:b/>
-        </w:rPr>
-        <w:t xml:space="preserve">C. </w:t>
-      </w:r>
-      <w:r>
-        <w:t>22 pohon</w:t>
-      </w:r>
-    </w:p>
-    <w:p>
-      <w:pPr>
-        <w:pStyle w:val="ListBullet"/>
-        <w:ind w:left="720"/>
-      </w:pPr>
-      <w:r>
-        <w:rPr>
-          <w:b/>
-        </w:rPr>
-        <w:t xml:space="preserve">D. </w:t>
-      </w:r>
-      <w:r>
-        <w:t>24 pohon</w:t>
-      </w:r>
-    </w:p>
-    <w:p>
-      <w:r>
-        <w:rPr>
-          <w:b/>
-        </w:rPr>
-        <w:t xml:space="preserve">Kunci Jawaban: </w:t>
-      </w:r>
-      <w:r>
-        <w:rPr>
-          <w:b/>
-        </w:rPr>
-        <w:t>1, 2</w:t>
-      </w:r>
-    </w:p>
-    <w:p>
-      <w:r>
-        <w:t>────────────────────────────────────────────────────────────</w:t>
-      </w:r>
-    </w:p>
-    <w:p>
-      <w:r>
-        <w:rPr>
-          <w:b/>
-          <w:sz w:val="24"/>
-        </w:rPr>
-        <w:t>Soal 12.</w:t>
+        <w:t>C.  Jumat, 27 Maret 2026</w:t>
       </w:r>
     </w:p>
     <w:p>
@@ -1004,65 +311,103 @@
         <w:ind w:left="360"/>
       </w:pPr>
       <w:r>
-        <w:t>Sebuah bidang hiasan dinding berbentuk gabungan persegi panjang dan segitiga sama kaki. Persegi panjang memiliki panjang 18 cm dan lebar 10 cm. Di atas salah satu sisi panjangnya menempel alas segitiga sama kaki yang berukuran alas 18 cm dan tinggi 8 cm. Berapakah luas total bangun gabungan tersebut?</w:t>
+        <w:t>D.  Sabtu, 28 Maret 2026</w:t>
       </w:r>
     </w:p>
-    <w:p>
-      <w:pPr>
-        <w:pStyle w:val="ListBullet"/>
-        <w:ind w:left="720"/>
-      </w:pPr>
-      <w:r>
-        <w:rPr>
-          <w:b/>
-        </w:rPr>
-        <w:t xml:space="preserve">A. </w:t>
-      </w:r>
-      <w:r>
-        <w:t>True</w:t>
-      </w:r>
-    </w:p>
-    <w:p>
-      <w:pPr>
-        <w:pStyle w:val="ListBullet"/>
-        <w:ind w:left="720"/>
-      </w:pPr>
-      <w:r>
-        <w:rPr>
-          <w:b/>
-        </w:rPr>
-        <w:t xml:space="preserve">B. </w:t>
-      </w:r>
-      <w:r>
-        <w:t>False</w:t>
-      </w:r>
-    </w:p>
+    <w:p/>
     <w:p>
       <w:r>
         <w:rPr>
           <w:b/>
         </w:rPr>
-        <w:t xml:space="preserve">Kunci Jawaban: </w:t>
+        <w:t>6. Panitia bakti sosial sekolah menerima sumbangan berupa 72 kg beras, 48 bungkus minyak goreng, dan 36 kotak susu cair. Seluruh barang tersebut akan dikemas ke dalam beberapa paket bantuan dengan jenis dan jumlah barang yang sama banyak pada setiap paketnya tanpa ada yang tersisa. Berapa banyak paket bantuan terbanyak yang dapat dibuat oleh panitia?</w:t>
       </w:r>
+      <w:r>
+        <w:t xml:space="preserve">  [Pilihan Ganda Kompleks: Kategori Benar / Salah]</w:t>
+      </w:r>
+    </w:p>
+    <w:tbl>
+      <w:tblPr>
+        <w:tblW w:type="auto" w:w="0"/>
+        <w:tblLook w:firstColumn="1" w:firstRow="1" w:lastColumn="0" w:lastRow="0" w:noHBand="0" w:noVBand="1" w:val="04A0"/>
+      </w:tblPr>
+      <w:tblGrid>
+        <w:gridCol w:w="2880"/>
+        <w:gridCol w:w="2880"/>
+        <w:gridCol w:w="2880"/>
+      </w:tblGrid>
+      <w:tr>
+        <w:tc>
+          <w:tcPr>
+            <w:tcW w:type="dxa" w:w="2880"/>
+          </w:tcPr>
+          <w:p>
+            <w:r>
+              <w:t>Pernyataan</w:t>
+            </w:r>
+          </w:p>
+        </w:tc>
+        <w:tc>
+          <w:tcPr>
+            <w:tcW w:type="dxa" w:w="2880"/>
+          </w:tcPr>
+          <w:p>
+            <w:r>
+              <w:t>Benar</w:t>
+            </w:r>
+          </w:p>
+        </w:tc>
+        <w:tc>
+          <w:tcPr>
+            <w:tcW w:type="dxa" w:w="2880"/>
+          </w:tcPr>
+          <w:p>
+            <w:r>
+              <w:t>Salah</w:t>
+            </w:r>
+          </w:p>
+        </w:tc>
+      </w:tr>
+      <w:tr>
+        <w:tc>
+          <w:tcPr>
+            <w:tcW w:type="dxa" w:w="2880"/>
+          </w:tcPr>
+          <w:p>
+            <w:r>
+              <w:t>Panitia bakti sosial sekolah menerima sumbangan berupa 72 kg beras, 48 bungkus minyak goreng, dan 36 kotak susu cair. Seluruh barang tersebut akan dikemas ke dalam beberapa paket bantuan dengan jenis dan jumlah barang yang sama banyak pada setiap paketnya tanpa ada yang tersisa. Berapa banyak paket bantuan terbanyak yang dapat dibuat oleh panitia?</w:t>
+            </w:r>
+          </w:p>
+        </w:tc>
+        <w:tc>
+          <w:tcPr>
+            <w:tcW w:type="dxa" w:w="2880"/>
+          </w:tcPr>
+          <w:p>
+            <w:r>
+              <w:t>[   ]</w:t>
+            </w:r>
+          </w:p>
+        </w:tc>
+        <w:tc>
+          <w:tcPr>
+            <w:tcW w:type="dxa" w:w="2880"/>
+          </w:tcPr>
+          <w:p>
+            <w:r>
+              <w:t>[   ]</w:t>
+            </w:r>
+          </w:p>
+        </w:tc>
+      </w:tr>
+    </w:tbl>
+    <w:p/>
+    <w:p>
       <w:r>
         <w:rPr>
           <w:b/>
         </w:rPr>
-        <w:t>True</w:t>
-      </w:r>
-    </w:p>
-    <w:p>
-      <w:r>
-        <w:t>────────────────────────────────────────────────────────────</w:t>
-      </w:r>
-    </w:p>
-    <w:p>
-      <w:r>
-        <w:rPr>
-          <w:b/>
-          <w:sz w:val="24"/>
-        </w:rPr>
-        <w:t>Soal 13.</w:t>
+        <w:t>7. Sebidang tanah aula pertemuan berbentuk persegi memiliki luas 576 m². Di sekeliling tanah aula tersebut akan dipasang kawat pagar pembatas sebanyak satu putaran penuh. Berapakah panjang kawat yang diperlukan untuk mengelilingi tanah tersebut?</w:t>
       </w:r>
     </w:p>
     <w:p>
@@ -1070,95 +415,7 @@
         <w:ind w:left="360"/>
       </w:pPr>
       <w:r>
-        <w:t>Sebuah bak penampungan air berbentuk balok memiliki ukuran panjang 120 cm, lebar 80 cm, dan tinggi 100 cm. Bak tersebut telah terisi air sebanyak 3/4 bagian. Berapa liter air yang masih harus ditambahkan agar bak penampungan air tersebut terisi penuh?</w:t>
-      </w:r>
-    </w:p>
-    <w:p>
-      <w:pPr>
-        <w:pStyle w:val="ListBullet"/>
-        <w:ind w:left="720"/>
-      </w:pPr>
-      <w:r>
-        <w:rPr>
-          <w:b/>
-        </w:rPr>
-        <w:t xml:space="preserve">A. </w:t>
-      </w:r>
-      <w:r>
-        <w:t>180 liter</w:t>
-      </w:r>
-    </w:p>
-    <w:p>
-      <w:pPr>
-        <w:pStyle w:val="ListBullet"/>
-        <w:ind w:left="720"/>
-      </w:pPr>
-      <w:r>
-        <w:rPr>
-          <w:b/>
-        </w:rPr>
-        <w:t xml:space="preserve">B. </w:t>
-      </w:r>
-      <w:r>
-        <w:t>240 liter</w:t>
-      </w:r>
-    </w:p>
-    <w:p>
-      <w:pPr>
-        <w:pStyle w:val="ListBullet"/>
-        <w:ind w:left="720"/>
-      </w:pPr>
-      <w:r>
-        <w:rPr>
-          <w:b/>
-        </w:rPr>
-        <w:t xml:space="preserve">C. </w:t>
-      </w:r>
-      <w:r>
-        <w:t>320 liter</w:t>
-      </w:r>
-    </w:p>
-    <w:p>
-      <w:pPr>
-        <w:pStyle w:val="ListBullet"/>
-        <w:ind w:left="720"/>
-      </w:pPr>
-      <w:r>
-        <w:rPr>
-          <w:b/>
-        </w:rPr>
-        <w:t xml:space="preserve">D. </w:t>
-      </w:r>
-      <w:r>
-        <w:t>720 liter</w:t>
-      </w:r>
-    </w:p>
-    <w:p>
-      <w:r>
-        <w:rPr>
-          <w:b/>
-        </w:rPr>
-        <w:t xml:space="preserve">Kunci Jawaban: </w:t>
-      </w:r>
-      <w:r>
-        <w:rPr>
-          <w:b/>
-        </w:rPr>
-        <w:t>2</w:t>
-      </w:r>
-    </w:p>
-    <w:p>
-      <w:r>
-        <w:t>────────────────────────────────────────────────────────────</w:t>
-      </w:r>
-    </w:p>
-    <w:p>
-      <w:r>
-        <w:rPr>
-          <w:b/>
-          <w:sz w:val="24"/>
-        </w:rPr>
-        <w:t>Soal 14.</w:t>
+        <w:t>A.  48 meter</w:t>
       </w:r>
     </w:p>
     <w:p>
@@ -1166,7 +423,376 @@
         <w:ind w:left="360"/>
       </w:pPr>
       <w:r>
-        <w:t>Perhatikan ciri-ciri bangun ruang berikut:</w:t>
+        <w:t>B.  72 meter</w:t>
+      </w:r>
+    </w:p>
+    <w:p>
+      <w:pPr>
+        <w:ind w:left="360"/>
+      </w:pPr>
+      <w:r>
+        <w:t>C.  96 meter</w:t>
+      </w:r>
+    </w:p>
+    <w:p>
+      <w:pPr>
+        <w:ind w:left="360"/>
+      </w:pPr>
+      <w:r>
+        <w:t>D.  120 meter</w:t>
+      </w:r>
+    </w:p>
+    <w:p/>
+    <w:p>
+      <w:r>
+        <w:rPr>
+          <w:b/>
+        </w:rPr>
+        <w:t>8. Sebuah bak penampungan air berbentuk kubus mampu menampung air sampai penuh sebanyak 216.000 liter (dm³). Berapakah kedalaman (panjang rusuk bagian dalam) bak penampungan air tersebut dalam satuan meter?</w:t>
+      </w:r>
+      <w:r>
+        <w:t xml:space="preserve">  [Pilihan Ganda Kompleks: Jawaban benar lebih dari satu]</w:t>
+      </w:r>
+    </w:p>
+    <w:p>
+      <w:pPr>
+        <w:ind w:left="360"/>
+      </w:pPr>
+      <w:r>
+        <w:t>A.  4 meter</w:t>
+      </w:r>
+    </w:p>
+    <w:p>
+      <w:pPr>
+        <w:ind w:left="360"/>
+      </w:pPr>
+      <w:r>
+        <w:t>B.  5 meter</w:t>
+      </w:r>
+    </w:p>
+    <w:p>
+      <w:pPr>
+        <w:ind w:left="360"/>
+      </w:pPr>
+      <w:r>
+        <w:t>C.  6 meter</w:t>
+      </w:r>
+    </w:p>
+    <w:p>
+      <w:pPr>
+        <w:ind w:left="360"/>
+      </w:pPr>
+      <w:r>
+        <w:t>D.  8 meter</w:t>
+      </w:r>
+    </w:p>
+    <w:p/>
+    <w:p>
+      <w:r>
+        <w:rPr>
+          <w:b/>
+        </w:rPr>
+        <w:t>9. Perbandingan banyak siswa laki-laki dan siswa perempuan di kelas VI SD Harapan Bangsa adalah 4 : 5. Jika selisih banyak siswa laki-laki dan perempuan adalah 4 orang, berapakah jumlah seluruh siswa di kelas VI tersebut?</w:t>
+      </w:r>
+      <w:r>
+        <w:t xml:space="preserve">  [Pilihan Ganda Kompleks: Kategori Benar / Salah]</w:t>
+      </w:r>
+    </w:p>
+    <w:tbl>
+      <w:tblPr>
+        <w:tblW w:type="auto" w:w="0"/>
+        <w:tblLook w:firstColumn="1" w:firstRow="1" w:lastColumn="0" w:lastRow="0" w:noHBand="0" w:noVBand="1" w:val="04A0"/>
+      </w:tblPr>
+      <w:tblGrid>
+        <w:gridCol w:w="2880"/>
+        <w:gridCol w:w="2880"/>
+        <w:gridCol w:w="2880"/>
+      </w:tblGrid>
+      <w:tr>
+        <w:tc>
+          <w:tcPr>
+            <w:tcW w:type="dxa" w:w="2880"/>
+          </w:tcPr>
+          <w:p>
+            <w:r>
+              <w:t>Pernyataan</w:t>
+            </w:r>
+          </w:p>
+        </w:tc>
+        <w:tc>
+          <w:tcPr>
+            <w:tcW w:type="dxa" w:w="2880"/>
+          </w:tcPr>
+          <w:p>
+            <w:r>
+              <w:t>Benar</w:t>
+            </w:r>
+          </w:p>
+        </w:tc>
+        <w:tc>
+          <w:tcPr>
+            <w:tcW w:type="dxa" w:w="2880"/>
+          </w:tcPr>
+          <w:p>
+            <w:r>
+              <w:t>Salah</w:t>
+            </w:r>
+          </w:p>
+        </w:tc>
+      </w:tr>
+      <w:tr>
+        <w:tc>
+          <w:tcPr>
+            <w:tcW w:type="dxa" w:w="2880"/>
+          </w:tcPr>
+          <w:p>
+            <w:r>
+              <w:t>Perbandingan banyak siswa laki-laki dan siswa perempuan di kelas VI SD Harapan Bangsa adalah 4 : 5. Jika selisih banyak siswa laki-laki dan perempuan adalah 4 orang, berapakah jumlah seluruh siswa di kelas VI tersebut?</w:t>
+            </w:r>
+          </w:p>
+        </w:tc>
+        <w:tc>
+          <w:tcPr>
+            <w:tcW w:type="dxa" w:w="2880"/>
+          </w:tcPr>
+          <w:p>
+            <w:r>
+              <w:t>[   ]</w:t>
+            </w:r>
+          </w:p>
+        </w:tc>
+        <w:tc>
+          <w:tcPr>
+            <w:tcW w:type="dxa" w:w="2880"/>
+          </w:tcPr>
+          <w:p>
+            <w:r>
+              <w:t>[   ]</w:t>
+            </w:r>
+          </w:p>
+        </w:tc>
+      </w:tr>
+    </w:tbl>
+    <w:p/>
+    <w:p>
+      <w:r>
+        <w:rPr>
+          <w:b/>
+        </w:rPr>
+        <w:t>10. Jarak antara Kota Melati dan Kota Cempaka pada sebuah peta adalah 6 cm. Skala yang tertera pada peta tersebut adalah 1 : 400.000. Berapakah jarak sebenarnya antara kedua kota tersebut dalam satuan kilometer?</w:t>
+      </w:r>
+    </w:p>
+    <w:p>
+      <w:pPr>
+        <w:ind w:left="360"/>
+      </w:pPr>
+      <w:r>
+        <w:t>A.  18 km</w:t>
+      </w:r>
+    </w:p>
+    <w:p>
+      <w:pPr>
+        <w:ind w:left="360"/>
+      </w:pPr>
+      <w:r>
+        <w:t>B.  24 km</w:t>
+      </w:r>
+    </w:p>
+    <w:p>
+      <w:pPr>
+        <w:ind w:left="360"/>
+      </w:pPr>
+      <w:r>
+        <w:t>C.  28 km</w:t>
+      </w:r>
+    </w:p>
+    <w:p>
+      <w:pPr>
+        <w:ind w:left="360"/>
+      </w:pPr>
+      <w:r>
+        <w:t>D.  32 km</w:t>
+      </w:r>
+    </w:p>
+    <w:p/>
+    <w:p>
+      <w:r>
+        <w:rPr>
+          <w:b/>
+        </w:rPr>
+        <w:t>11. Sebuah taman rekreasi keluarga berbentuk lingkaran memiliki panjang jari-jari 14 meter (π = 22/7). Di sekeliling tepi taman tersebut akan ditanami pohon palem perindang dengan jarak antar-pohon sebesar 4 meter. Berapa banyak pohon palem yang dibutuhkan?</w:t>
+      </w:r>
+      <w:r>
+        <w:t xml:space="preserve">  [Pilihan Ganda Kompleks: Jawaban benar lebih dari satu]</w:t>
+      </w:r>
+    </w:p>
+    <w:p>
+      <w:pPr>
+        <w:ind w:left="360"/>
+      </w:pPr>
+      <w:r>
+        <w:t>A.  18 pohon</w:t>
+      </w:r>
+    </w:p>
+    <w:p>
+      <w:pPr>
+        <w:ind w:left="360"/>
+      </w:pPr>
+      <w:r>
+        <w:t>B.  20 pohon</w:t>
+      </w:r>
+    </w:p>
+    <w:p>
+      <w:pPr>
+        <w:ind w:left="360"/>
+      </w:pPr>
+      <w:r>
+        <w:t>C.  22 pohon</w:t>
+      </w:r>
+    </w:p>
+    <w:p>
+      <w:pPr>
+        <w:ind w:left="360"/>
+      </w:pPr>
+      <w:r>
+        <w:t>D.  24 pohon</w:t>
+      </w:r>
+    </w:p>
+    <w:p/>
+    <w:p>
+      <w:r>
+        <w:rPr>
+          <w:b/>
+        </w:rPr>
+        <w:t>12. Sebuah bidang hiasan dinding berbentuk gabungan persegi panjang dan segitiga sama kaki. Persegi panjang memiliki panjang 18 cm dan lebar 10 cm. Di atas salah satu sisi panjangnya menempel alas segitiga sama kaki yang berukuran alas 18 cm dan tinggi 8 cm. Berapakah luas total bangun gabungan tersebut?</w:t>
+      </w:r>
+      <w:r>
+        <w:t xml:space="preserve">  [Pilihan Ganda Kompleks: Kategori Benar / Salah]</w:t>
+      </w:r>
+    </w:p>
+    <w:tbl>
+      <w:tblPr>
+        <w:tblW w:type="auto" w:w="0"/>
+        <w:tblLook w:firstColumn="1" w:firstRow="1" w:lastColumn="0" w:lastRow="0" w:noHBand="0" w:noVBand="1" w:val="04A0"/>
+      </w:tblPr>
+      <w:tblGrid>
+        <w:gridCol w:w="2880"/>
+        <w:gridCol w:w="2880"/>
+        <w:gridCol w:w="2880"/>
+      </w:tblGrid>
+      <w:tr>
+        <w:tc>
+          <w:tcPr>
+            <w:tcW w:type="dxa" w:w="2880"/>
+          </w:tcPr>
+          <w:p>
+            <w:r>
+              <w:t>Pernyataan</w:t>
+            </w:r>
+          </w:p>
+        </w:tc>
+        <w:tc>
+          <w:tcPr>
+            <w:tcW w:type="dxa" w:w="2880"/>
+          </w:tcPr>
+          <w:p>
+            <w:r>
+              <w:t>Benar</w:t>
+            </w:r>
+          </w:p>
+        </w:tc>
+        <w:tc>
+          <w:tcPr>
+            <w:tcW w:type="dxa" w:w="2880"/>
+          </w:tcPr>
+          <w:p>
+            <w:r>
+              <w:t>Salah</w:t>
+            </w:r>
+          </w:p>
+        </w:tc>
+      </w:tr>
+      <w:tr>
+        <w:tc>
+          <w:tcPr>
+            <w:tcW w:type="dxa" w:w="2880"/>
+          </w:tcPr>
+          <w:p>
+            <w:r>
+              <w:t>Sebuah bidang hiasan dinding berbentuk gabungan persegi panjang dan segitiga sama kaki. Persegi panjang memiliki panjang 18 cm dan lebar 10 cm. Di atas salah satu sisi panjangnya menempel alas segitiga sama kaki yang berukuran alas 18 cm dan tinggi 8 cm. Berapakah luas total bangun gabungan tersebut?</w:t>
+            </w:r>
+          </w:p>
+        </w:tc>
+        <w:tc>
+          <w:tcPr>
+            <w:tcW w:type="dxa" w:w="2880"/>
+          </w:tcPr>
+          <w:p>
+            <w:r>
+              <w:t>[   ]</w:t>
+            </w:r>
+          </w:p>
+        </w:tc>
+        <w:tc>
+          <w:tcPr>
+            <w:tcW w:type="dxa" w:w="2880"/>
+          </w:tcPr>
+          <w:p>
+            <w:r>
+              <w:t>[   ]</w:t>
+            </w:r>
+          </w:p>
+        </w:tc>
+      </w:tr>
+    </w:tbl>
+    <w:p/>
+    <w:p>
+      <w:r>
+        <w:rPr>
+          <w:b/>
+        </w:rPr>
+        <w:t>13. Sebuah bak penampungan air berbentuk balok memiliki ukuran panjang 120 cm, lebar 80 cm, dan tinggi 100 cm. Bak tersebut telah terisi air sebanyak 3/4 bagian. Berapa liter air yang masih harus ditambahkan agar bak penampungan air tersebut terisi penuh?</w:t>
+      </w:r>
+    </w:p>
+    <w:p>
+      <w:pPr>
+        <w:ind w:left="360"/>
+      </w:pPr>
+      <w:r>
+        <w:t>A.  180 liter</w:t>
+      </w:r>
+    </w:p>
+    <w:p>
+      <w:pPr>
+        <w:ind w:left="360"/>
+      </w:pPr>
+      <w:r>
+        <w:t>B.  240 liter</w:t>
+      </w:r>
+    </w:p>
+    <w:p>
+      <w:pPr>
+        <w:ind w:left="360"/>
+      </w:pPr>
+      <w:r>
+        <w:t>C.  320 liter</w:t>
+      </w:r>
+    </w:p>
+    <w:p>
+      <w:pPr>
+        <w:ind w:left="360"/>
+      </w:pPr>
+      <w:r>
+        <w:t>D.  720 liter</w:t>
+      </w:r>
+    </w:p>
+    <w:p/>
+    <w:p>
+      <w:r>
+        <w:rPr>
+          <w:b/>
+        </w:rPr>
+        <w:t>14. Perhatikan ciri-ciri bangun ruang berikut:</w:t>
         <w:br/>
         <w:t>(1) Memiliki 5 buah sisi (1 sisi alas dan 4 sisi tegak berbentuk segitiga).</w:t>
         <w:br/>
@@ -1176,93 +802,8 @@
         <w:br/>
         <w:t>Bangun ruang yang memiliki karakteristik tersebut adalah....</w:t>
       </w:r>
-    </w:p>
-    <w:p>
-      <w:pPr>
-        <w:pStyle w:val="ListBullet"/>
-        <w:ind w:left="720"/>
-      </w:pPr>
       <w:r>
-        <w:rPr>
-          <w:b/>
-        </w:rPr>
-        <w:t xml:space="preserve">A. </w:t>
-      </w:r>
-      <w:r>
-        <w:t>Prisma segitiga</w:t>
-      </w:r>
-    </w:p>
-    <w:p>
-      <w:pPr>
-        <w:pStyle w:val="ListBullet"/>
-        <w:ind w:left="720"/>
-      </w:pPr>
-      <w:r>
-        <w:rPr>
-          <w:b/>
-        </w:rPr>
-        <w:t xml:space="preserve">B. </w:t>
-      </w:r>
-      <w:r>
-        <w:t>Limas segitiga</w:t>
-      </w:r>
-    </w:p>
-    <w:p>
-      <w:pPr>
-        <w:pStyle w:val="ListBullet"/>
-        <w:ind w:left="720"/>
-      </w:pPr>
-      <w:r>
-        <w:rPr>
-          <w:b/>
-        </w:rPr>
-        <w:t xml:space="preserve">C. </w:t>
-      </w:r>
-      <w:r>
-        <w:t>Limas segi empat</w:t>
-      </w:r>
-    </w:p>
-    <w:p>
-      <w:pPr>
-        <w:pStyle w:val="ListBullet"/>
-        <w:ind w:left="720"/>
-      </w:pPr>
-      <w:r>
-        <w:rPr>
-          <w:b/>
-        </w:rPr>
-        <w:t xml:space="preserve">D. </w:t>
-      </w:r>
-      <w:r>
-        <w:t>Prisma segi empat</w:t>
-      </w:r>
-    </w:p>
-    <w:p>
-      <w:r>
-        <w:rPr>
-          <w:b/>
-        </w:rPr>
-        <w:t xml:space="preserve">Kunci Jawaban: </w:t>
-      </w:r>
-      <w:r>
-        <w:rPr>
-          <w:b/>
-        </w:rPr>
-        <w:t>1, 2</w:t>
-      </w:r>
-    </w:p>
-    <w:p>
-      <w:r>
-        <w:t>────────────────────────────────────────────────────────────</w:t>
-      </w:r>
-    </w:p>
-    <w:p>
-      <w:r>
-        <w:rPr>
-          <w:b/>
-          <w:sz w:val="24"/>
-        </w:rPr>
-        <w:t>Soal 15.</w:t>
+        <w:t xml:space="preserve">  [Pilihan Ganda Kompleks: Jawaban benar lebih dari satu]</w:t>
       </w:r>
     </w:p>
     <w:p>
@@ -1270,65 +811,7 @@
         <w:ind w:left="360"/>
       </w:pPr>
       <w:r>
-        <w:t>Pak Rahmat berangkat dari Bandung menuju Jakarta mengendarai mobil dengan kecepatan rata-rata 75 km/jam. Jarak yang ditempuh adalah 150 km. Jika Pak Rahmat berangkat dari Bandung pada pukul 06.30 WIB dan sempat beristirahat di rest area selama 30 menit di tengah perjalanan, pada pukul berapakah Pak Rahmat tiba di Jakarta?</w:t>
-      </w:r>
-    </w:p>
-    <w:p>
-      <w:pPr>
-        <w:pStyle w:val="ListBullet"/>
-        <w:ind w:left="720"/>
-      </w:pPr>
-      <w:r>
-        <w:rPr>
-          <w:b/>
-        </w:rPr>
-        <w:t xml:space="preserve">A. </w:t>
-      </w:r>
-      <w:r>
-        <w:t>True</w:t>
-      </w:r>
-    </w:p>
-    <w:p>
-      <w:pPr>
-        <w:pStyle w:val="ListBullet"/>
-        <w:ind w:left="720"/>
-      </w:pPr>
-      <w:r>
-        <w:rPr>
-          <w:b/>
-        </w:rPr>
-        <w:t xml:space="preserve">B. </w:t>
-      </w:r>
-      <w:r>
-        <w:t>False</w:t>
-      </w:r>
-    </w:p>
-    <w:p>
-      <w:r>
-        <w:rPr>
-          <w:b/>
-        </w:rPr>
-        <w:t xml:space="preserve">Kunci Jawaban: </w:t>
-      </w:r>
-      <w:r>
-        <w:rPr>
-          <w:b/>
-        </w:rPr>
-        <w:t>True</w:t>
-      </w:r>
-    </w:p>
-    <w:p>
-      <w:r>
-        <w:t>────────────────────────────────────────────────────────────</w:t>
-      </w:r>
-    </w:p>
-    <w:p>
-      <w:r>
-        <w:rPr>
-          <w:b/>
-          <w:sz w:val="24"/>
-        </w:rPr>
-        <w:t>Soal 16.</w:t>
+        <w:t>A.  Prisma segitiga</w:t>
       </w:r>
     </w:p>
     <w:p>
@@ -1336,95 +819,7 @@
         <w:ind w:left="360"/>
       </w:pPr>
       <w:r>
-        <w:t>Sebuah kolam renang anak dengan kapasitas volume air 3.600 liter dikosongkan untuk dibersihkan menggunakan pipa pembuangan. Seluruh air di dalam kolam habis terkuras dalam waktu 30 menit. Berapakah debit aliran air yang keluar melalui pipa pembuangan tersebut dalam satuan liter/detik?</w:t>
-      </w:r>
-    </w:p>
-    <w:p>
-      <w:pPr>
-        <w:pStyle w:val="ListBullet"/>
-        <w:ind w:left="720"/>
-      </w:pPr>
-      <w:r>
-        <w:rPr>
-          <w:b/>
-        </w:rPr>
-        <w:t xml:space="preserve">A. </w:t>
-      </w:r>
-      <w:r>
-        <w:t>1,5 liter/detik</w:t>
-      </w:r>
-    </w:p>
-    <w:p>
-      <w:pPr>
-        <w:pStyle w:val="ListBullet"/>
-        <w:ind w:left="720"/>
-      </w:pPr>
-      <w:r>
-        <w:rPr>
-          <w:b/>
-        </w:rPr>
-        <w:t xml:space="preserve">B. </w:t>
-      </w:r>
-      <w:r>
-        <w:t>2 liter/detik</w:t>
-      </w:r>
-    </w:p>
-    <w:p>
-      <w:pPr>
-        <w:pStyle w:val="ListBullet"/>
-        <w:ind w:left="720"/>
-      </w:pPr>
-      <w:r>
-        <w:rPr>
-          <w:b/>
-        </w:rPr>
-        <w:t xml:space="preserve">C. </w:t>
-      </w:r>
-      <w:r>
-        <w:t>2,5 liter/detik</w:t>
-      </w:r>
-    </w:p>
-    <w:p>
-      <w:pPr>
-        <w:pStyle w:val="ListBullet"/>
-        <w:ind w:left="720"/>
-      </w:pPr>
-      <w:r>
-        <w:rPr>
-          <w:b/>
-        </w:rPr>
-        <w:t xml:space="preserve">D. </w:t>
-      </w:r>
-      <w:r>
-        <w:t>3 liter/detik</w:t>
-      </w:r>
-    </w:p>
-    <w:p>
-      <w:r>
-        <w:rPr>
-          <w:b/>
-        </w:rPr>
-        <w:t xml:space="preserve">Kunci Jawaban: </w:t>
-      </w:r>
-      <w:r>
-        <w:rPr>
-          <w:b/>
-        </w:rPr>
-        <w:t>2</w:t>
-      </w:r>
-    </w:p>
-    <w:p>
-      <w:r>
-        <w:t>────────────────────────────────────────────────────────────</w:t>
-      </w:r>
-    </w:p>
-    <w:p>
-      <w:r>
-        <w:rPr>
-          <w:b/>
-          <w:sz w:val="24"/>
-        </w:rPr>
-        <w:t>Soal 17.</w:t>
+        <w:t>B.  Limas segitiga</w:t>
       </w:r>
     </w:p>
     <w:p>
@@ -1432,7 +827,152 @@
         <w:ind w:left="360"/>
       </w:pPr>
       <w:r>
-        <w:t>Perhatikan tabel hasil panen jagung Desa Makmur berikut:</w:t>
+        <w:t>C.  Limas segi empat</w:t>
+      </w:r>
+    </w:p>
+    <w:p>
+      <w:pPr>
+        <w:ind w:left="360"/>
+      </w:pPr>
+      <w:r>
+        <w:t>D.  Prisma segi empat</w:t>
+      </w:r>
+    </w:p>
+    <w:p/>
+    <w:p>
+      <w:r>
+        <w:rPr>
+          <w:b/>
+        </w:rPr>
+        <w:t>15. Pak Rahmat berangkat dari Bandung menuju Jakarta mengendarai mobil dengan kecepatan rata-rata 75 km/jam. Jarak yang ditempuh adalah 150 km. Jika Pak Rahmat berangkat dari Bandung pada pukul 06.30 WIB dan sempat beristirahat di rest area selama 30 menit di tengah perjalanan, pada pukul berapakah Pak Rahmat tiba di Jakarta?</w:t>
+      </w:r>
+      <w:r>
+        <w:t xml:space="preserve">  [Pilihan Ganda Kompleks: Kategori Benar / Salah]</w:t>
+      </w:r>
+    </w:p>
+    <w:tbl>
+      <w:tblPr>
+        <w:tblW w:type="auto" w:w="0"/>
+        <w:tblLook w:firstColumn="1" w:firstRow="1" w:lastColumn="0" w:lastRow="0" w:noHBand="0" w:noVBand="1" w:val="04A0"/>
+      </w:tblPr>
+      <w:tblGrid>
+        <w:gridCol w:w="2880"/>
+        <w:gridCol w:w="2880"/>
+        <w:gridCol w:w="2880"/>
+      </w:tblGrid>
+      <w:tr>
+        <w:tc>
+          <w:tcPr>
+            <w:tcW w:type="dxa" w:w="2880"/>
+          </w:tcPr>
+          <w:p>
+            <w:r>
+              <w:t>Pernyataan</w:t>
+            </w:r>
+          </w:p>
+        </w:tc>
+        <w:tc>
+          <w:tcPr>
+            <w:tcW w:type="dxa" w:w="2880"/>
+          </w:tcPr>
+          <w:p>
+            <w:r>
+              <w:t>Benar</w:t>
+            </w:r>
+          </w:p>
+        </w:tc>
+        <w:tc>
+          <w:tcPr>
+            <w:tcW w:type="dxa" w:w="2880"/>
+          </w:tcPr>
+          <w:p>
+            <w:r>
+              <w:t>Salah</w:t>
+            </w:r>
+          </w:p>
+        </w:tc>
+      </w:tr>
+      <w:tr>
+        <w:tc>
+          <w:tcPr>
+            <w:tcW w:type="dxa" w:w="2880"/>
+          </w:tcPr>
+          <w:p>
+            <w:r>
+              <w:t>Pak Rahmat berangkat dari Bandung menuju Jakarta mengendarai mobil dengan kecepatan rata-rata 75 km/jam. Jarak yang ditempuh adalah 150 km. Jika Pak Rahmat berangkat dari Bandung pada pukul 06.30 WIB dan sempat beristirahat di rest area selama 30 menit di tengah perjalanan, pada pukul berapakah Pak Rahmat tiba di Jakarta?</w:t>
+            </w:r>
+          </w:p>
+        </w:tc>
+        <w:tc>
+          <w:tcPr>
+            <w:tcW w:type="dxa" w:w="2880"/>
+          </w:tcPr>
+          <w:p>
+            <w:r>
+              <w:t>[   ]</w:t>
+            </w:r>
+          </w:p>
+        </w:tc>
+        <w:tc>
+          <w:tcPr>
+            <w:tcW w:type="dxa" w:w="2880"/>
+          </w:tcPr>
+          <w:p>
+            <w:r>
+              <w:t>[   ]</w:t>
+            </w:r>
+          </w:p>
+        </w:tc>
+      </w:tr>
+    </w:tbl>
+    <w:p/>
+    <w:p>
+      <w:r>
+        <w:rPr>
+          <w:b/>
+        </w:rPr>
+        <w:t>16. Sebuah kolam renang anak dengan kapasitas volume air 3.600 liter dikosongkan untuk dibersihkan menggunakan pipa pembuangan. Seluruh air di dalam kolam habis terkuras dalam waktu 30 menit. Berapakah debit aliran air yang keluar melalui pipa pembuangan tersebut dalam satuan liter/detik?</w:t>
+      </w:r>
+    </w:p>
+    <w:p>
+      <w:pPr>
+        <w:ind w:left="360"/>
+      </w:pPr>
+      <w:r>
+        <w:t>A.  1,5 liter/detik</w:t>
+      </w:r>
+    </w:p>
+    <w:p>
+      <w:pPr>
+        <w:ind w:left="360"/>
+      </w:pPr>
+      <w:r>
+        <w:t>B.  2 liter/detik</w:t>
+      </w:r>
+    </w:p>
+    <w:p>
+      <w:pPr>
+        <w:ind w:left="360"/>
+      </w:pPr>
+      <w:r>
+        <w:t>C.  2,5 liter/detik</w:t>
+      </w:r>
+    </w:p>
+    <w:p>
+      <w:pPr>
+        <w:ind w:left="360"/>
+      </w:pPr>
+      <w:r>
+        <w:t>D.  3 liter/detik</w:t>
+      </w:r>
+    </w:p>
+    <w:p/>
+    <w:p>
+      <w:r>
+        <w:rPr>
+          <w:b/>
+        </w:rPr>
+        <w:t>17. Perhatikan tabel hasil panen jagung Desa Makmur berikut:</w:t>
         <w:br/>
         <w:t>- Tahun 2021: 45 ton</w:t>
         <w:br/>
@@ -1446,65 +986,222 @@
         <w:br/>
         <w:t>Berapakah selisih hasil panen jagung tertinggi dan hasil panen jagung terendah selama periode tersebut?</w:t>
       </w:r>
+      <w:r>
+        <w:t xml:space="preserve">  [Pilihan Ganda Kompleks: Jawaban benar lebih dari satu]</w:t>
+      </w:r>
     </w:p>
     <w:p>
       <w:pPr>
-        <w:pStyle w:val="ListBullet"/>
-        <w:ind w:left="720"/>
+        <w:ind w:left="360"/>
       </w:pPr>
+      <w:r>
+        <w:t>A.  20 ton</w:t>
+      </w:r>
+    </w:p>
+    <w:p>
+      <w:pPr>
+        <w:ind w:left="360"/>
+      </w:pPr>
+      <w:r>
+        <w:t>B.  25 ton</w:t>
+      </w:r>
+    </w:p>
+    <w:p>
+      <w:pPr>
+        <w:ind w:left="360"/>
+      </w:pPr>
+      <w:r>
+        <w:t>C.  30 ton</w:t>
+      </w:r>
+    </w:p>
+    <w:p>
+      <w:pPr>
+        <w:ind w:left="360"/>
+      </w:pPr>
+      <w:r>
+        <w:t>D.  35 ton</w:t>
+      </w:r>
+    </w:p>
+    <w:p/>
+    <w:p>
       <w:r>
         <w:rPr>
           <w:b/>
         </w:rPr>
-        <w:t xml:space="preserve">A. </w:t>
+        <w:t>18. Data penjualan buku ensiklopedia anak di sebuah toko buku selama enam hari berturut-turut tercatat sebagai berikut: Senin 35 buku, Selasa 45 buku, Rabu 40 buku, Kamis 55 buku, Jumat 50 buku, dan Sabtu 75 buku. Berapakah rata-rata penjualan buku per hari selama enam hari tersebut?</w:t>
       </w:r>
       <w:r>
-        <w:t>20 ton</w:t>
+        <w:t xml:space="preserve">  [Pilihan Ganda Kompleks: Kategori Benar / Salah]</w:t>
+      </w:r>
+    </w:p>
+    <w:tbl>
+      <w:tblPr>
+        <w:tblW w:type="auto" w:w="0"/>
+        <w:tblLook w:firstColumn="1" w:firstRow="1" w:lastColumn="0" w:lastRow="0" w:noHBand="0" w:noVBand="1" w:val="04A0"/>
+      </w:tblPr>
+      <w:tblGrid>
+        <w:gridCol w:w="2880"/>
+        <w:gridCol w:w="2880"/>
+        <w:gridCol w:w="2880"/>
+      </w:tblGrid>
+      <w:tr>
+        <w:tc>
+          <w:tcPr>
+            <w:tcW w:type="dxa" w:w="2880"/>
+          </w:tcPr>
+          <w:p>
+            <w:r>
+              <w:t>Pernyataan</w:t>
+            </w:r>
+          </w:p>
+        </w:tc>
+        <w:tc>
+          <w:tcPr>
+            <w:tcW w:type="dxa" w:w="2880"/>
+          </w:tcPr>
+          <w:p>
+            <w:r>
+              <w:t>Benar</w:t>
+            </w:r>
+          </w:p>
+        </w:tc>
+        <w:tc>
+          <w:tcPr>
+            <w:tcW w:type="dxa" w:w="2880"/>
+          </w:tcPr>
+          <w:p>
+            <w:r>
+              <w:t>Salah</w:t>
+            </w:r>
+          </w:p>
+        </w:tc>
+      </w:tr>
+      <w:tr>
+        <w:tc>
+          <w:tcPr>
+            <w:tcW w:type="dxa" w:w="2880"/>
+          </w:tcPr>
+          <w:p>
+            <w:r>
+              <w:t>Data penjualan buku ensiklopedia anak di sebuah toko buku selama enam hari berturut-turut tercatat sebagai berikut: Senin 35 buku, Selasa 45 buku, Rabu 40 buku, Kamis 55 buku, Jumat 50 buku, dan Sabtu 75 buku. Berapakah rata-rata penjualan buku per hari selama enam hari tersebut?</w:t>
+            </w:r>
+          </w:p>
+        </w:tc>
+        <w:tc>
+          <w:tcPr>
+            <w:tcW w:type="dxa" w:w="2880"/>
+          </w:tcPr>
+          <w:p>
+            <w:r>
+              <w:t>[   ]</w:t>
+            </w:r>
+          </w:p>
+        </w:tc>
+        <w:tc>
+          <w:tcPr>
+            <w:tcW w:type="dxa" w:w="2880"/>
+          </w:tcPr>
+          <w:p>
+            <w:r>
+              <w:t>[   ]</w:t>
+            </w:r>
+          </w:p>
+        </w:tc>
+      </w:tr>
+    </w:tbl>
+    <w:p/>
+    <w:p>
+      <w:r>
+        <w:rPr>
+          <w:b/>
+        </w:rPr>
+        <w:t>19. Nilai ulangan matematika dari 8 orang siswa adalah: 75, 80, 85, 70, 90, 85, 75, dan 80. Ketika nilai ulangan milik siswa ke-9 dimasukkan ke dalam kelompok tersebut, nilai rata-rata keseluruhan menjadi 81. Berapakah nilai ulangan matematika siswa ke-9 tersebut?</w:t>
       </w:r>
     </w:p>
     <w:p>
       <w:pPr>
-        <w:pStyle w:val="ListBullet"/>
-        <w:ind w:left="720"/>
+        <w:ind w:left="360"/>
       </w:pPr>
+      <w:r>
+        <w:t>A.  86</w:t>
+      </w:r>
+    </w:p>
+    <w:p>
+      <w:pPr>
+        <w:ind w:left="360"/>
+      </w:pPr>
+      <w:r>
+        <w:t>B.  87</w:t>
+      </w:r>
+    </w:p>
+    <w:p>
+      <w:pPr>
+        <w:ind w:left="360"/>
+      </w:pPr>
+      <w:r>
+        <w:t>C.  88</w:t>
+      </w:r>
+    </w:p>
+    <w:p>
+      <w:pPr>
+        <w:ind w:left="360"/>
+      </w:pPr>
+      <w:r>
+        <w:t>D.  89</w:t>
+      </w:r>
+    </w:p>
+    <w:p/>
+    <w:p>
       <w:r>
         <w:rPr>
           <w:b/>
         </w:rPr>
-        <w:t xml:space="preserve">B. </w:t>
+        <w:t>20. Data berat badan (dalam kg) dari 15 siswa kelas VI SD disajikan sebagai berikut:</w:t>
+        <w:br/>
+        <w:t>32, 34, 32, 36, 35, 34, 32, 38, 35, 36, 32, 32, 35, 37, 34.</w:t>
+        <w:br/>
+        <w:t>Modus dan median dari data berat badan siswa tersebut berturut-turut adalah....</w:t>
       </w:r>
       <w:r>
-        <w:t>25 ton</w:t>
+        <w:t xml:space="preserve">  [Pilihan Ganda Kompleks: Jawaban benar lebih dari satu]</w:t>
       </w:r>
     </w:p>
     <w:p>
       <w:pPr>
-        <w:pStyle w:val="ListBullet"/>
-        <w:ind w:left="720"/>
+        <w:ind w:left="360"/>
       </w:pPr>
       <w:r>
-        <w:rPr>
-          <w:b/>
-        </w:rPr>
-        <w:t xml:space="preserve">C. </w:t>
-      </w:r>
-      <w:r>
-        <w:t>30 ton</w:t>
+        <w:t>A.  Modus = 32 kg dan Median = 34 kg</w:t>
       </w:r>
     </w:p>
     <w:p>
       <w:pPr>
-        <w:pStyle w:val="ListBullet"/>
-        <w:ind w:left="720"/>
+        <w:ind w:left="360"/>
       </w:pPr>
       <w:r>
-        <w:rPr>
-          <w:b/>
-        </w:rPr>
-        <w:t xml:space="preserve">D. </w:t>
+        <w:t>B.  Modus = 34 kg dan Median = 35 kg</w:t>
       </w:r>
+    </w:p>
+    <w:p>
+      <w:pPr>
+        <w:ind w:left="360"/>
+      </w:pPr>
       <w:r>
-        <w:t>35 ton</w:t>
+        <w:t>C.  Modus = 32 kg dan Median = 35 kg</w:t>
+      </w:r>
+    </w:p>
+    <w:p>
+      <w:pPr>
+        <w:ind w:left="360"/>
+      </w:pPr>
+      <w:r>
+        <w:t>D.  Modus = 35 kg dan Median = 34 kg</w:t>
+      </w:r>
+    </w:p>
+    <w:p/>
+    <w:p>
+      <w:r>
+        <w:t>═════════════════════════════════════════════════════════════════</w:t>
       </w:r>
     </w:p>
     <w:p>
@@ -1512,282 +1209,509 @@
         <w:rPr>
           <w:b/>
         </w:rPr>
-        <w:t xml:space="preserve">Kunci Jawaban: </w:t>
-      </w:r>
-      <w:r>
-        <w:rPr>
-          <w:b/>
-        </w:rPr>
-        <w:t>1, 2</w:t>
+        <w:t>BAGIAN B: KUNCI JAWABAN &amp; PEMBAHASAN LENGKAP</w:t>
       </w:r>
     </w:p>
-    <w:p>
-      <w:r>
-        <w:t>────────────────────────────────────────────────────────────</w:t>
-      </w:r>
-    </w:p>
-    <w:p>
-      <w:r>
-        <w:rPr>
-          <w:b/>
-          <w:sz w:val="24"/>
-        </w:rPr>
-        <w:t>Soal 18.</w:t>
-      </w:r>
-    </w:p>
-    <w:p>
-      <w:pPr>
-        <w:ind w:left="360"/>
-      </w:pPr>
-      <w:r>
-        <w:t>Data penjualan buku ensiklopedia anak di sebuah toko buku selama enam hari berturut-turut tercatat sebagai berikut: Senin 35 buku, Selasa 45 buku, Rabu 40 buku, Kamis 55 buku, Jumat 50 buku, dan Sabtu 75 buku. Berapakah rata-rata penjualan buku per hari selama enam hari tersebut?</w:t>
-      </w:r>
-    </w:p>
-    <w:p>
-      <w:pPr>
-        <w:pStyle w:val="ListBullet"/>
-        <w:ind w:left="720"/>
-      </w:pPr>
-      <w:r>
-        <w:rPr>
-          <w:b/>
-        </w:rPr>
-        <w:t xml:space="preserve">A. </w:t>
-      </w:r>
-      <w:r>
-        <w:t>True</w:t>
-      </w:r>
-    </w:p>
-    <w:p>
-      <w:pPr>
-        <w:pStyle w:val="ListBullet"/>
-        <w:ind w:left="720"/>
-      </w:pPr>
-      <w:r>
-        <w:rPr>
-          <w:b/>
-        </w:rPr>
-        <w:t xml:space="preserve">B. </w:t>
-      </w:r>
-      <w:r>
-        <w:t>False</w:t>
-      </w:r>
-    </w:p>
-    <w:p>
-      <w:r>
-        <w:rPr>
-          <w:b/>
-        </w:rPr>
-        <w:t xml:space="preserve">Kunci Jawaban: </w:t>
-      </w:r>
-      <w:r>
-        <w:rPr>
-          <w:b/>
-        </w:rPr>
-        <w:t>True</w:t>
-      </w:r>
-    </w:p>
-    <w:p>
-      <w:r>
-        <w:t>────────────────────────────────────────────────────────────</w:t>
-      </w:r>
-    </w:p>
-    <w:p>
-      <w:r>
-        <w:rPr>
-          <w:b/>
-          <w:sz w:val="24"/>
-        </w:rPr>
-        <w:t>Soal 19.</w:t>
-      </w:r>
-    </w:p>
-    <w:p>
-      <w:pPr>
-        <w:ind w:left="360"/>
-      </w:pPr>
-      <w:r>
-        <w:t>Nilai ulangan matematika dari 8 orang siswa adalah: 75, 80, 85, 70, 90, 85, 75, dan 80. Ketika nilai ulangan milik siswa ke-9 dimasukkan ke dalam kelompok tersebut, nilai rata-rata keseluruhan menjadi 81. Berapakah nilai ulangan matematika siswa ke-9 tersebut?</w:t>
-      </w:r>
-    </w:p>
-    <w:p>
-      <w:pPr>
-        <w:pStyle w:val="ListBullet"/>
-        <w:ind w:left="720"/>
-      </w:pPr>
-      <w:r>
-        <w:rPr>
-          <w:b/>
-        </w:rPr>
-        <w:t xml:space="preserve">A. </w:t>
-      </w:r>
-      <w:r>
-        <w:t>86</w:t>
-      </w:r>
-    </w:p>
-    <w:p>
-      <w:pPr>
-        <w:pStyle w:val="ListBullet"/>
-        <w:ind w:left="720"/>
-      </w:pPr>
-      <w:r>
-        <w:rPr>
-          <w:b/>
-        </w:rPr>
-        <w:t xml:space="preserve">B. </w:t>
-      </w:r>
-      <w:r>
-        <w:t>87</w:t>
-      </w:r>
-    </w:p>
-    <w:p>
-      <w:pPr>
-        <w:pStyle w:val="ListBullet"/>
-        <w:ind w:left="720"/>
-      </w:pPr>
-      <w:r>
-        <w:rPr>
-          <w:b/>
-        </w:rPr>
-        <w:t xml:space="preserve">C. </w:t>
-      </w:r>
-      <w:r>
-        <w:t>88</w:t>
-      </w:r>
-    </w:p>
-    <w:p>
-      <w:pPr>
-        <w:pStyle w:val="ListBullet"/>
-        <w:ind w:left="720"/>
-      </w:pPr>
-      <w:r>
-        <w:rPr>
-          <w:b/>
-        </w:rPr>
-        <w:t xml:space="preserve">D. </w:t>
-      </w:r>
-      <w:r>
-        <w:t>89</w:t>
-      </w:r>
-    </w:p>
-    <w:p>
-      <w:r>
-        <w:rPr>
-          <w:b/>
-        </w:rPr>
-        <w:t xml:space="preserve">Kunci Jawaban: </w:t>
-      </w:r>
-      <w:r>
-        <w:rPr>
-          <w:b/>
-        </w:rPr>
-        <w:t>4</w:t>
-      </w:r>
-    </w:p>
-    <w:p>
-      <w:r>
-        <w:t>────────────────────────────────────────────────────────────</w:t>
-      </w:r>
-    </w:p>
-    <w:p>
-      <w:r>
-        <w:rPr>
-          <w:b/>
-          <w:sz w:val="24"/>
-        </w:rPr>
-        <w:t>Soal 20.</w:t>
-      </w:r>
-    </w:p>
-    <w:p>
-      <w:pPr>
-        <w:ind w:left="360"/>
-      </w:pPr>
-      <w:r>
-        <w:t>Data berat badan (dalam kg) dari 15 siswa kelas VI SD disajikan sebagai berikut:</w:t>
-        <w:br/>
-        <w:t>32, 34, 32, 36, 35, 34, 32, 38, 35, 36, 32, 32, 35, 37, 34.</w:t>
-        <w:br/>
-        <w:t>Modus dan median dari data berat badan siswa tersebut berturut-turut adalah....</w:t>
-      </w:r>
-    </w:p>
-    <w:p>
-      <w:pPr>
-        <w:pStyle w:val="ListBullet"/>
-        <w:ind w:left="720"/>
-      </w:pPr>
-      <w:r>
-        <w:rPr>
-          <w:b/>
-        </w:rPr>
-        <w:t xml:space="preserve">A. </w:t>
-      </w:r>
-      <w:r>
-        <w:t>Modus = 32 kg dan Median = 34 kg</w:t>
-      </w:r>
-    </w:p>
-    <w:p>
-      <w:pPr>
-        <w:pStyle w:val="ListBullet"/>
-        <w:ind w:left="720"/>
-      </w:pPr>
-      <w:r>
-        <w:rPr>
-          <w:b/>
-        </w:rPr>
-        <w:t xml:space="preserve">B. </w:t>
-      </w:r>
-      <w:r>
-        <w:t>Modus = 34 kg dan Median = 35 kg</w:t>
-      </w:r>
-    </w:p>
-    <w:p>
-      <w:pPr>
-        <w:pStyle w:val="ListBullet"/>
-        <w:ind w:left="720"/>
-      </w:pPr>
-      <w:r>
-        <w:rPr>
-          <w:b/>
-        </w:rPr>
-        <w:t xml:space="preserve">C. </w:t>
-      </w:r>
-      <w:r>
-        <w:t>Modus = 32 kg dan Median = 35 kg</w:t>
-      </w:r>
-    </w:p>
-    <w:p>
-      <w:pPr>
-        <w:pStyle w:val="ListBullet"/>
-        <w:ind w:left="720"/>
-      </w:pPr>
-      <w:r>
-        <w:rPr>
-          <w:b/>
-        </w:rPr>
-        <w:t xml:space="preserve">D. </w:t>
-      </w:r>
-      <w:r>
-        <w:t>Modus = 35 kg dan Median = 34 kg</w:t>
-      </w:r>
-    </w:p>
-    <w:p>
-      <w:r>
-        <w:rPr>
-          <w:b/>
-        </w:rPr>
-        <w:t xml:space="preserve">Kunci Jawaban: </w:t>
-      </w:r>
-      <w:r>
-        <w:rPr>
-          <w:b/>
-        </w:rPr>
-        <w:t>1, 2</w:t>
-      </w:r>
-    </w:p>
-    <w:p>
-      <w:r>
-        <w:t>────────────────────────────────────────────────────────────</w:t>
-      </w:r>
-    </w:p>
+    <w:tbl>
+      <w:tblPr>
+        <w:tblW w:type="auto" w:w="0"/>
+        <w:tblLook w:firstColumn="1" w:firstRow="1" w:lastColumn="0" w:lastRow="0" w:noHBand="0" w:noVBand="1" w:val="04A0"/>
+      </w:tblPr>
+      <w:tblGrid>
+        <w:gridCol w:w="8640"/>
+      </w:tblGrid>
+      <w:tr>
+        <w:tc>
+          <w:tcPr>
+            <w:tcW w:type="dxa" w:w="8640"/>
+          </w:tcPr>
+          <w:p>
+            <w:r>
+              <w:t>Soal Nomor 1  |  Kunci Jawaban: 2</w:t>
+              <w:br/>
+              <w:t>Pembahasan &amp; Analisis Jawaban:</w:t>
+              <w:br/>
+            </w:r>
+          </w:p>
+        </w:tc>
+      </w:tr>
+    </w:tbl>
+    <w:p/>
+    <w:tbl>
+      <w:tblPr>
+        <w:tblW w:type="auto" w:w="0"/>
+        <w:tblLook w:firstColumn="1" w:firstRow="1" w:lastColumn="0" w:lastRow="0" w:noHBand="0" w:noVBand="1" w:val="04A0"/>
+      </w:tblPr>
+      <w:tblGrid>
+        <w:gridCol w:w="8640"/>
+      </w:tblGrid>
+      <w:tr>
+        <w:tc>
+          <w:tcPr>
+            <w:tcW w:type="dxa" w:w="8640"/>
+          </w:tcPr>
+          <w:p>
+            <w:r>
+              <w:t>Soal Nomor 2  |  Kunci Jawaban: Option 1, Option 2</w:t>
+              <w:br/>
+              <w:t>Pembahasan &amp; Analisis Jawaban:</w:t>
+              <w:br/>
+            </w:r>
+          </w:p>
+        </w:tc>
+      </w:tr>
+    </w:tbl>
+    <w:p/>
+    <w:tbl>
+      <w:tblPr>
+        <w:tblW w:type="auto" w:w="0"/>
+        <w:tblLook w:firstColumn="1" w:firstRow="1" w:lastColumn="0" w:lastRow="0" w:noHBand="0" w:noVBand="1" w:val="04A0"/>
+      </w:tblPr>
+      <w:tblGrid>
+        <w:gridCol w:w="8640"/>
+      </w:tblGrid>
+      <w:tr>
+        <w:tc>
+          <w:tcPr>
+            <w:tcW w:type="dxa" w:w="8640"/>
+          </w:tcPr>
+          <w:p>
+            <w:r>
+              <w:t>Soal Nomor 3  |  Kunci Jawaban: True</w:t>
+              <w:br/>
+              <w:t>Pembahasan &amp; Analisis Jawaban:</w:t>
+              <w:br/>
+            </w:r>
+          </w:p>
+        </w:tc>
+      </w:tr>
+    </w:tbl>
+    <w:p/>
+    <w:tbl>
+      <w:tblPr>
+        <w:tblW w:type="auto" w:w="0"/>
+        <w:tblLook w:firstColumn="1" w:firstRow="1" w:lastColumn="0" w:lastRow="0" w:noHBand="0" w:noVBand="1" w:val="04A0"/>
+      </w:tblPr>
+      <w:tblGrid>
+        <w:gridCol w:w="8640"/>
+      </w:tblGrid>
+      <w:tr>
+        <w:tc>
+          <w:tcPr>
+            <w:tcW w:type="dxa" w:w="8640"/>
+          </w:tcPr>
+          <w:p>
+            <w:r>
+              <w:t>Soal Nomor 4  |  Kunci Jawaban: 1</w:t>
+              <w:br/>
+              <w:t>Pembahasan &amp; Analisis Jawaban:</w:t>
+              <w:br/>
+            </w:r>
+          </w:p>
+        </w:tc>
+      </w:tr>
+    </w:tbl>
+    <w:p/>
+    <w:tbl>
+      <w:tblPr>
+        <w:tblW w:type="auto" w:w="0"/>
+        <w:tblLook w:firstColumn="1" w:firstRow="1" w:lastColumn="0" w:lastRow="0" w:noHBand="0" w:noVBand="1" w:val="04A0"/>
+      </w:tblPr>
+      <w:tblGrid>
+        <w:gridCol w:w="8640"/>
+      </w:tblGrid>
+      <w:tr>
+        <w:tc>
+          <w:tcPr>
+            <w:tcW w:type="dxa" w:w="8640"/>
+          </w:tcPr>
+          <w:p>
+            <w:r>
+              <w:t>Soal Nomor 5  |  Kunci Jawaban: Option 1, Option 2</w:t>
+              <w:br/>
+              <w:t>Pembahasan &amp; Analisis Jawaban:</w:t>
+              <w:br/>
+            </w:r>
+          </w:p>
+        </w:tc>
+      </w:tr>
+    </w:tbl>
+    <w:p/>
+    <w:tbl>
+      <w:tblPr>
+        <w:tblW w:type="auto" w:w="0"/>
+        <w:tblLook w:firstColumn="1" w:firstRow="1" w:lastColumn="0" w:lastRow="0" w:noHBand="0" w:noVBand="1" w:val="04A0"/>
+      </w:tblPr>
+      <w:tblGrid>
+        <w:gridCol w:w="8640"/>
+      </w:tblGrid>
+      <w:tr>
+        <w:tc>
+          <w:tcPr>
+            <w:tcW w:type="dxa" w:w="8640"/>
+          </w:tcPr>
+          <w:p>
+            <w:r>
+              <w:t>Soal Nomor 6  |  Kunci Jawaban: True</w:t>
+              <w:br/>
+              <w:t>Pembahasan &amp; Analisis Jawaban:</w:t>
+              <w:br/>
+            </w:r>
+          </w:p>
+        </w:tc>
+      </w:tr>
+    </w:tbl>
+    <w:p/>
+    <w:tbl>
+      <w:tblPr>
+        <w:tblW w:type="auto" w:w="0"/>
+        <w:tblLook w:firstColumn="1" w:firstRow="1" w:lastColumn="0" w:lastRow="0" w:noHBand="0" w:noVBand="1" w:val="04A0"/>
+      </w:tblPr>
+      <w:tblGrid>
+        <w:gridCol w:w="8640"/>
+      </w:tblGrid>
+      <w:tr>
+        <w:tc>
+          <w:tcPr>
+            <w:tcW w:type="dxa" w:w="8640"/>
+          </w:tcPr>
+          <w:p>
+            <w:r>
+              <w:t>Soal Nomor 7  |  Kunci Jawaban: 3</w:t>
+              <w:br/>
+              <w:t>Pembahasan &amp; Analisis Jawaban:</w:t>
+              <w:br/>
+            </w:r>
+          </w:p>
+        </w:tc>
+      </w:tr>
+    </w:tbl>
+    <w:p/>
+    <w:tbl>
+      <w:tblPr>
+        <w:tblW w:type="auto" w:w="0"/>
+        <w:tblLook w:firstColumn="1" w:firstRow="1" w:lastColumn="0" w:lastRow="0" w:noHBand="0" w:noVBand="1" w:val="04A0"/>
+      </w:tblPr>
+      <w:tblGrid>
+        <w:gridCol w:w="8640"/>
+      </w:tblGrid>
+      <w:tr>
+        <w:tc>
+          <w:tcPr>
+            <w:tcW w:type="dxa" w:w="8640"/>
+          </w:tcPr>
+          <w:p>
+            <w:r>
+              <w:t>Soal Nomor 8  |  Kunci Jawaban: Option 1, Option 2</w:t>
+              <w:br/>
+              <w:t>Pembahasan &amp; Analisis Jawaban:</w:t>
+              <w:br/>
+            </w:r>
+          </w:p>
+        </w:tc>
+      </w:tr>
+    </w:tbl>
+    <w:p/>
+    <w:tbl>
+      <w:tblPr>
+        <w:tblW w:type="auto" w:w="0"/>
+        <w:tblLook w:firstColumn="1" w:firstRow="1" w:lastColumn="0" w:lastRow="0" w:noHBand="0" w:noVBand="1" w:val="04A0"/>
+      </w:tblPr>
+      <w:tblGrid>
+        <w:gridCol w:w="8640"/>
+      </w:tblGrid>
+      <w:tr>
+        <w:tc>
+          <w:tcPr>
+            <w:tcW w:type="dxa" w:w="8640"/>
+          </w:tcPr>
+          <w:p>
+            <w:r>
+              <w:t>Soal Nomor 9  |  Kunci Jawaban: True</w:t>
+              <w:br/>
+              <w:t>Pembahasan &amp; Analisis Jawaban:</w:t>
+              <w:br/>
+            </w:r>
+          </w:p>
+        </w:tc>
+      </w:tr>
+    </w:tbl>
+    <w:p/>
+    <w:tbl>
+      <w:tblPr>
+        <w:tblW w:type="auto" w:w="0"/>
+        <w:tblLook w:firstColumn="1" w:firstRow="1" w:lastColumn="0" w:lastRow="0" w:noHBand="0" w:noVBand="1" w:val="04A0"/>
+      </w:tblPr>
+      <w:tblGrid>
+        <w:gridCol w:w="8640"/>
+      </w:tblGrid>
+      <w:tr>
+        <w:tc>
+          <w:tcPr>
+            <w:tcW w:type="dxa" w:w="8640"/>
+          </w:tcPr>
+          <w:p>
+            <w:r>
+              <w:t>Soal Nomor 10  |  Kunci Jawaban: 2</w:t>
+              <w:br/>
+              <w:t>Pembahasan &amp; Analisis Jawaban:</w:t>
+              <w:br/>
+            </w:r>
+          </w:p>
+        </w:tc>
+      </w:tr>
+    </w:tbl>
+    <w:p/>
+    <w:tbl>
+      <w:tblPr>
+        <w:tblW w:type="auto" w:w="0"/>
+        <w:tblLook w:firstColumn="1" w:firstRow="1" w:lastColumn="0" w:lastRow="0" w:noHBand="0" w:noVBand="1" w:val="04A0"/>
+      </w:tblPr>
+      <w:tblGrid>
+        <w:gridCol w:w="8640"/>
+      </w:tblGrid>
+      <w:tr>
+        <w:tc>
+          <w:tcPr>
+            <w:tcW w:type="dxa" w:w="8640"/>
+          </w:tcPr>
+          <w:p>
+            <w:r>
+              <w:t>Soal Nomor 11  |  Kunci Jawaban: Option 1, Option 2</w:t>
+              <w:br/>
+              <w:t>Pembahasan &amp; Analisis Jawaban:</w:t>
+              <w:br/>
+            </w:r>
+          </w:p>
+        </w:tc>
+      </w:tr>
+    </w:tbl>
+    <w:p/>
+    <w:tbl>
+      <w:tblPr>
+        <w:tblW w:type="auto" w:w="0"/>
+        <w:tblLook w:firstColumn="1" w:firstRow="1" w:lastColumn="0" w:lastRow="0" w:noHBand="0" w:noVBand="1" w:val="04A0"/>
+      </w:tblPr>
+      <w:tblGrid>
+        <w:gridCol w:w="8640"/>
+      </w:tblGrid>
+      <w:tr>
+        <w:tc>
+          <w:tcPr>
+            <w:tcW w:type="dxa" w:w="8640"/>
+          </w:tcPr>
+          <w:p>
+            <w:r>
+              <w:t>Soal Nomor 12  |  Kunci Jawaban: True</w:t>
+              <w:br/>
+              <w:t>Pembahasan &amp; Analisis Jawaban:</w:t>
+              <w:br/>
+            </w:r>
+          </w:p>
+        </w:tc>
+      </w:tr>
+    </w:tbl>
+    <w:p/>
+    <w:tbl>
+      <w:tblPr>
+        <w:tblW w:type="auto" w:w="0"/>
+        <w:tblLook w:firstColumn="1" w:firstRow="1" w:lastColumn="0" w:lastRow="0" w:noHBand="0" w:noVBand="1" w:val="04A0"/>
+      </w:tblPr>
+      <w:tblGrid>
+        <w:gridCol w:w="8640"/>
+      </w:tblGrid>
+      <w:tr>
+        <w:tc>
+          <w:tcPr>
+            <w:tcW w:type="dxa" w:w="8640"/>
+          </w:tcPr>
+          <w:p>
+            <w:r>
+              <w:t>Soal Nomor 13  |  Kunci Jawaban: 2</w:t>
+              <w:br/>
+              <w:t>Pembahasan &amp; Analisis Jawaban:</w:t>
+              <w:br/>
+            </w:r>
+          </w:p>
+        </w:tc>
+      </w:tr>
+    </w:tbl>
+    <w:p/>
+    <w:tbl>
+      <w:tblPr>
+        <w:tblW w:type="auto" w:w="0"/>
+        <w:tblLook w:firstColumn="1" w:firstRow="1" w:lastColumn="0" w:lastRow="0" w:noHBand="0" w:noVBand="1" w:val="04A0"/>
+      </w:tblPr>
+      <w:tblGrid>
+        <w:gridCol w:w="8640"/>
+      </w:tblGrid>
+      <w:tr>
+        <w:tc>
+          <w:tcPr>
+            <w:tcW w:type="dxa" w:w="8640"/>
+          </w:tcPr>
+          <w:p>
+            <w:r>
+              <w:t>Soal Nomor 14  |  Kunci Jawaban: Option 1, Option 2</w:t>
+              <w:br/>
+              <w:t>Pembahasan &amp; Analisis Jawaban:</w:t>
+              <w:br/>
+            </w:r>
+          </w:p>
+        </w:tc>
+      </w:tr>
+    </w:tbl>
+    <w:p/>
+    <w:tbl>
+      <w:tblPr>
+        <w:tblW w:type="auto" w:w="0"/>
+        <w:tblLook w:firstColumn="1" w:firstRow="1" w:lastColumn="0" w:lastRow="0" w:noHBand="0" w:noVBand="1" w:val="04A0"/>
+      </w:tblPr>
+      <w:tblGrid>
+        <w:gridCol w:w="8640"/>
+      </w:tblGrid>
+      <w:tr>
+        <w:tc>
+          <w:tcPr>
+            <w:tcW w:type="dxa" w:w="8640"/>
+          </w:tcPr>
+          <w:p>
+            <w:r>
+              <w:t>Soal Nomor 15  |  Kunci Jawaban: True</w:t>
+              <w:br/>
+              <w:t>Pembahasan &amp; Analisis Jawaban:</w:t>
+              <w:br/>
+            </w:r>
+          </w:p>
+        </w:tc>
+      </w:tr>
+    </w:tbl>
+    <w:p/>
+    <w:tbl>
+      <w:tblPr>
+        <w:tblW w:type="auto" w:w="0"/>
+        <w:tblLook w:firstColumn="1" w:firstRow="1" w:lastColumn="0" w:lastRow="0" w:noHBand="0" w:noVBand="1" w:val="04A0"/>
+      </w:tblPr>
+      <w:tblGrid>
+        <w:gridCol w:w="8640"/>
+      </w:tblGrid>
+      <w:tr>
+        <w:tc>
+          <w:tcPr>
+            <w:tcW w:type="dxa" w:w="8640"/>
+          </w:tcPr>
+          <w:p>
+            <w:r>
+              <w:t>Soal Nomor 16  |  Kunci Jawaban: 2</w:t>
+              <w:br/>
+              <w:t>Pembahasan &amp; Analisis Jawaban:</w:t>
+              <w:br/>
+            </w:r>
+          </w:p>
+        </w:tc>
+      </w:tr>
+    </w:tbl>
+    <w:p/>
+    <w:tbl>
+      <w:tblPr>
+        <w:tblW w:type="auto" w:w="0"/>
+        <w:tblLook w:firstColumn="1" w:firstRow="1" w:lastColumn="0" w:lastRow="0" w:noHBand="0" w:noVBand="1" w:val="04A0"/>
+      </w:tblPr>
+      <w:tblGrid>
+        <w:gridCol w:w="8640"/>
+      </w:tblGrid>
+      <w:tr>
+        <w:tc>
+          <w:tcPr>
+            <w:tcW w:type="dxa" w:w="8640"/>
+          </w:tcPr>
+          <w:p>
+            <w:r>
+              <w:t>Soal Nomor 17  |  Kunci Jawaban: Option 1, Option 2</w:t>
+              <w:br/>
+              <w:t>Pembahasan &amp; Analisis Jawaban:</w:t>
+              <w:br/>
+            </w:r>
+          </w:p>
+        </w:tc>
+      </w:tr>
+    </w:tbl>
+    <w:p/>
+    <w:tbl>
+      <w:tblPr>
+        <w:tblW w:type="auto" w:w="0"/>
+        <w:tblLook w:firstColumn="1" w:firstRow="1" w:lastColumn="0" w:lastRow="0" w:noHBand="0" w:noVBand="1" w:val="04A0"/>
+      </w:tblPr>
+      <w:tblGrid>
+        <w:gridCol w:w="8640"/>
+      </w:tblGrid>
+      <w:tr>
+        <w:tc>
+          <w:tcPr>
+            <w:tcW w:type="dxa" w:w="8640"/>
+          </w:tcPr>
+          <w:p>
+            <w:r>
+              <w:t>Soal Nomor 18  |  Kunci Jawaban: True</w:t>
+              <w:br/>
+              <w:t>Pembahasan &amp; Analisis Jawaban:</w:t>
+              <w:br/>
+            </w:r>
+          </w:p>
+        </w:tc>
+      </w:tr>
+    </w:tbl>
+    <w:p/>
+    <w:tbl>
+      <w:tblPr>
+        <w:tblW w:type="auto" w:w="0"/>
+        <w:tblLook w:firstColumn="1" w:firstRow="1" w:lastColumn="0" w:lastRow="0" w:noHBand="0" w:noVBand="1" w:val="04A0"/>
+      </w:tblPr>
+      <w:tblGrid>
+        <w:gridCol w:w="8640"/>
+      </w:tblGrid>
+      <w:tr>
+        <w:tc>
+          <w:tcPr>
+            <w:tcW w:type="dxa" w:w="8640"/>
+          </w:tcPr>
+          <w:p>
+            <w:r>
+              <w:t>Soal Nomor 19  |  Kunci Jawaban: 4</w:t>
+              <w:br/>
+              <w:t>Pembahasan &amp; Analisis Jawaban:</w:t>
+              <w:br/>
+            </w:r>
+          </w:p>
+        </w:tc>
+      </w:tr>
+    </w:tbl>
+    <w:p/>
+    <w:tbl>
+      <w:tblPr>
+        <w:tblW w:type="auto" w:w="0"/>
+        <w:tblLook w:firstColumn="1" w:firstRow="1" w:lastColumn="0" w:lastRow="0" w:noHBand="0" w:noVBand="1" w:val="04A0"/>
+      </w:tblPr>
+      <w:tblGrid>
+        <w:gridCol w:w="8640"/>
+      </w:tblGrid>
+      <w:tr>
+        <w:tc>
+          <w:tcPr>
+            <w:tcW w:type="dxa" w:w="8640"/>
+          </w:tcPr>
+          <w:p>
+            <w:r>
+              <w:t>Soal Nomor 20  |  Kunci Jawaban: Option 1, Option 2</w:t>
+              <w:br/>
+              <w:t>Pembahasan &amp; Analisis Jawaban:</w:t>
+              <w:br/>
+            </w:r>
+          </w:p>
+        </w:tc>
+      </w:tr>
+    </w:tbl>
+    <w:p/>
     <w:sectPr>
       <w:pgSz w:w="12240" w:h="15840"/>
       <w:pgMar w:top="1440" w:right="1800" w:bottom="1440" w:left="1800" w:header="720" w:footer="720" w:gutter="0"/>

--- a/Quiz_Web_Matematika_Paket_1.docx
+++ b/Quiz_Web_Matematika_Paket_1.docx
@@ -203,7 +203,71 @@
           </w:tcPr>
           <w:p>
             <w:r>
-              <w:t>Ibu Nani memiliki persediaan tepung terigu sebanyak 4 1/2 kg. Ibu menggunakannya untuk membuat kue bolu sebanyak 2 1/4 kg dan membuat donat sebanyak 1 1/8 kg. Berapa kilogram sisa tepung terigu Ibu Nani sekarang?</w:t>
+              <w:t>Berdasarkan soal, True</w:t>
+            </w:r>
+          </w:p>
+        </w:tc>
+        <w:tc>
+          <w:tcPr>
+            <w:tcW w:type="dxa" w:w="2880"/>
+          </w:tcPr>
+          <w:p>
+            <w:r>
+              <w:t>[   ]</w:t>
+            </w:r>
+          </w:p>
+        </w:tc>
+        <w:tc>
+          <w:tcPr>
+            <w:tcW w:type="dxa" w:w="2880"/>
+          </w:tcPr>
+          <w:p>
+            <w:r>
+              <w:t>[   ]</w:t>
+            </w:r>
+          </w:p>
+        </w:tc>
+      </w:tr>
+      <w:tr>
+        <w:tc>
+          <w:tcPr>
+            <w:tcW w:type="dxa" w:w="2880"/>
+          </w:tcPr>
+          <w:p>
+            <w:r>
+              <w:t>Pernyataan pendukung: False</w:t>
+            </w:r>
+          </w:p>
+        </w:tc>
+        <w:tc>
+          <w:tcPr>
+            <w:tcW w:type="dxa" w:w="2880"/>
+          </w:tcPr>
+          <w:p>
+            <w:r>
+              <w:t>[   ]</w:t>
+            </w:r>
+          </w:p>
+        </w:tc>
+        <w:tc>
+          <w:tcPr>
+            <w:tcW w:type="dxa" w:w="2880"/>
+          </w:tcPr>
+          <w:p>
+            <w:r>
+              <w:t>[   ]</w:t>
+            </w:r>
+          </w:p>
+        </w:tc>
+      </w:tr>
+      <w:tr>
+        <w:tc>
+          <w:tcPr>
+            <w:tcW w:type="dxa" w:w="2880"/>
+          </w:tcPr>
+          <w:p>
+            <w:r>
+              <w:t>Kesimpulan akhir sesuai kunci jawaban.</w:t>
             </w:r>
           </w:p>
         </w:tc>
@@ -375,7 +439,71 @@
           </w:tcPr>
           <w:p>
             <w:r>
-              <w:t>Panitia bakti sosial sekolah menerima sumbangan berupa 72 kg beras, 48 bungkus minyak goreng, dan 36 kotak susu cair. Seluruh barang tersebut akan dikemas ke dalam beberapa paket bantuan dengan jenis dan jumlah barang yang sama banyak pada setiap paketnya tanpa ada yang tersisa. Berapa banyak paket bantuan terbanyak yang dapat dibuat oleh panitia?</w:t>
+              <w:t>Berdasarkan soal, True</w:t>
+            </w:r>
+          </w:p>
+        </w:tc>
+        <w:tc>
+          <w:tcPr>
+            <w:tcW w:type="dxa" w:w="2880"/>
+          </w:tcPr>
+          <w:p>
+            <w:r>
+              <w:t>[   ]</w:t>
+            </w:r>
+          </w:p>
+        </w:tc>
+        <w:tc>
+          <w:tcPr>
+            <w:tcW w:type="dxa" w:w="2880"/>
+          </w:tcPr>
+          <w:p>
+            <w:r>
+              <w:t>[   ]</w:t>
+            </w:r>
+          </w:p>
+        </w:tc>
+      </w:tr>
+      <w:tr>
+        <w:tc>
+          <w:tcPr>
+            <w:tcW w:type="dxa" w:w="2880"/>
+          </w:tcPr>
+          <w:p>
+            <w:r>
+              <w:t>Pernyataan pendukung: False</w:t>
+            </w:r>
+          </w:p>
+        </w:tc>
+        <w:tc>
+          <w:tcPr>
+            <w:tcW w:type="dxa" w:w="2880"/>
+          </w:tcPr>
+          <w:p>
+            <w:r>
+              <w:t>[   ]</w:t>
+            </w:r>
+          </w:p>
+        </w:tc>
+        <w:tc>
+          <w:tcPr>
+            <w:tcW w:type="dxa" w:w="2880"/>
+          </w:tcPr>
+          <w:p>
+            <w:r>
+              <w:t>[   ]</w:t>
+            </w:r>
+          </w:p>
+        </w:tc>
+      </w:tr>
+      <w:tr>
+        <w:tc>
+          <w:tcPr>
+            <w:tcW w:type="dxa" w:w="2880"/>
+          </w:tcPr>
+          <w:p>
+            <w:r>
+              <w:t>Kesimpulan akhir sesuai kunci jawaban.</w:t>
             </w:r>
           </w:p>
         </w:tc>
@@ -547,7 +675,71 @@
           </w:tcPr>
           <w:p>
             <w:r>
-              <w:t>Perbandingan banyak siswa laki-laki dan siswa perempuan di kelas VI SD Harapan Bangsa adalah 4 : 5. Jika selisih banyak siswa laki-laki dan perempuan adalah 4 orang, berapakah jumlah seluruh siswa di kelas VI tersebut?</w:t>
+              <w:t>Berdasarkan soal, True</w:t>
+            </w:r>
+          </w:p>
+        </w:tc>
+        <w:tc>
+          <w:tcPr>
+            <w:tcW w:type="dxa" w:w="2880"/>
+          </w:tcPr>
+          <w:p>
+            <w:r>
+              <w:t>[   ]</w:t>
+            </w:r>
+          </w:p>
+        </w:tc>
+        <w:tc>
+          <w:tcPr>
+            <w:tcW w:type="dxa" w:w="2880"/>
+          </w:tcPr>
+          <w:p>
+            <w:r>
+              <w:t>[   ]</w:t>
+            </w:r>
+          </w:p>
+        </w:tc>
+      </w:tr>
+      <w:tr>
+        <w:tc>
+          <w:tcPr>
+            <w:tcW w:type="dxa" w:w="2880"/>
+          </w:tcPr>
+          <w:p>
+            <w:r>
+              <w:t>Pernyataan pendukung: False</w:t>
+            </w:r>
+          </w:p>
+        </w:tc>
+        <w:tc>
+          <w:tcPr>
+            <w:tcW w:type="dxa" w:w="2880"/>
+          </w:tcPr>
+          <w:p>
+            <w:r>
+              <w:t>[   ]</w:t>
+            </w:r>
+          </w:p>
+        </w:tc>
+        <w:tc>
+          <w:tcPr>
+            <w:tcW w:type="dxa" w:w="2880"/>
+          </w:tcPr>
+          <w:p>
+            <w:r>
+              <w:t>[   ]</w:t>
+            </w:r>
+          </w:p>
+        </w:tc>
+      </w:tr>
+      <w:tr>
+        <w:tc>
+          <w:tcPr>
+            <w:tcW w:type="dxa" w:w="2880"/>
+          </w:tcPr>
+          <w:p>
+            <w:r>
+              <w:t>Kesimpulan akhir sesuai kunci jawaban.</w:t>
             </w:r>
           </w:p>
         </w:tc>
@@ -719,7 +911,71 @@
           </w:tcPr>
           <w:p>
             <w:r>
-              <w:t>Sebuah bidang hiasan dinding berbentuk gabungan persegi panjang dan segitiga sama kaki. Persegi panjang memiliki panjang 18 cm dan lebar 10 cm. Di atas salah satu sisi panjangnya menempel alas segitiga sama kaki yang berukuran alas 18 cm dan tinggi 8 cm. Berapakah luas total bangun gabungan tersebut?</w:t>
+              <w:t>Berdasarkan soal, True</w:t>
+            </w:r>
+          </w:p>
+        </w:tc>
+        <w:tc>
+          <w:tcPr>
+            <w:tcW w:type="dxa" w:w="2880"/>
+          </w:tcPr>
+          <w:p>
+            <w:r>
+              <w:t>[   ]</w:t>
+            </w:r>
+          </w:p>
+        </w:tc>
+        <w:tc>
+          <w:tcPr>
+            <w:tcW w:type="dxa" w:w="2880"/>
+          </w:tcPr>
+          <w:p>
+            <w:r>
+              <w:t>[   ]</w:t>
+            </w:r>
+          </w:p>
+        </w:tc>
+      </w:tr>
+      <w:tr>
+        <w:tc>
+          <w:tcPr>
+            <w:tcW w:type="dxa" w:w="2880"/>
+          </w:tcPr>
+          <w:p>
+            <w:r>
+              <w:t>Pernyataan pendukung: False</w:t>
+            </w:r>
+          </w:p>
+        </w:tc>
+        <w:tc>
+          <w:tcPr>
+            <w:tcW w:type="dxa" w:w="2880"/>
+          </w:tcPr>
+          <w:p>
+            <w:r>
+              <w:t>[   ]</w:t>
+            </w:r>
+          </w:p>
+        </w:tc>
+        <w:tc>
+          <w:tcPr>
+            <w:tcW w:type="dxa" w:w="2880"/>
+          </w:tcPr>
+          <w:p>
+            <w:r>
+              <w:t>[   ]</w:t>
+            </w:r>
+          </w:p>
+        </w:tc>
+      </w:tr>
+      <w:tr>
+        <w:tc>
+          <w:tcPr>
+            <w:tcW w:type="dxa" w:w="2880"/>
+          </w:tcPr>
+          <w:p>
+            <w:r>
+              <w:t>Kesimpulan akhir sesuai kunci jawaban.</w:t>
             </w:r>
           </w:p>
         </w:tc>
@@ -899,7 +1155,71 @@
           </w:tcPr>
           <w:p>
             <w:r>
-              <w:t>Pak Rahmat berangkat dari Bandung menuju Jakarta mengendarai mobil dengan kecepatan rata-rata 75 km/jam. Jarak yang ditempuh adalah 150 km. Jika Pak Rahmat berangkat dari Bandung pada pukul 06.30 WIB dan sempat beristirahat di rest area selama 30 menit di tengah perjalanan, pada pukul berapakah Pak Rahmat tiba di Jakarta?</w:t>
+              <w:t>Berdasarkan soal, True</w:t>
+            </w:r>
+          </w:p>
+        </w:tc>
+        <w:tc>
+          <w:tcPr>
+            <w:tcW w:type="dxa" w:w="2880"/>
+          </w:tcPr>
+          <w:p>
+            <w:r>
+              <w:t>[   ]</w:t>
+            </w:r>
+          </w:p>
+        </w:tc>
+        <w:tc>
+          <w:tcPr>
+            <w:tcW w:type="dxa" w:w="2880"/>
+          </w:tcPr>
+          <w:p>
+            <w:r>
+              <w:t>[   ]</w:t>
+            </w:r>
+          </w:p>
+        </w:tc>
+      </w:tr>
+      <w:tr>
+        <w:tc>
+          <w:tcPr>
+            <w:tcW w:type="dxa" w:w="2880"/>
+          </w:tcPr>
+          <w:p>
+            <w:r>
+              <w:t>Pernyataan pendukung: False</w:t>
+            </w:r>
+          </w:p>
+        </w:tc>
+        <w:tc>
+          <w:tcPr>
+            <w:tcW w:type="dxa" w:w="2880"/>
+          </w:tcPr>
+          <w:p>
+            <w:r>
+              <w:t>[   ]</w:t>
+            </w:r>
+          </w:p>
+        </w:tc>
+        <w:tc>
+          <w:tcPr>
+            <w:tcW w:type="dxa" w:w="2880"/>
+          </w:tcPr>
+          <w:p>
+            <w:r>
+              <w:t>[   ]</w:t>
+            </w:r>
+          </w:p>
+        </w:tc>
+      </w:tr>
+      <w:tr>
+        <w:tc>
+          <w:tcPr>
+            <w:tcW w:type="dxa" w:w="2880"/>
+          </w:tcPr>
+          <w:p>
+            <w:r>
+              <w:t>Kesimpulan akhir sesuai kunci jawaban.</w:t>
             </w:r>
           </w:p>
         </w:tc>
@@ -1083,7 +1403,71 @@
           </w:tcPr>
           <w:p>
             <w:r>
-              <w:t>Data penjualan buku ensiklopedia anak di sebuah toko buku selama enam hari berturut-turut tercatat sebagai berikut: Senin 35 buku, Selasa 45 buku, Rabu 40 buku, Kamis 55 buku, Jumat 50 buku, dan Sabtu 75 buku. Berapakah rata-rata penjualan buku per hari selama enam hari tersebut?</w:t>
+              <w:t>Berdasarkan soal, True</w:t>
+            </w:r>
+          </w:p>
+        </w:tc>
+        <w:tc>
+          <w:tcPr>
+            <w:tcW w:type="dxa" w:w="2880"/>
+          </w:tcPr>
+          <w:p>
+            <w:r>
+              <w:t>[   ]</w:t>
+            </w:r>
+          </w:p>
+        </w:tc>
+        <w:tc>
+          <w:tcPr>
+            <w:tcW w:type="dxa" w:w="2880"/>
+          </w:tcPr>
+          <w:p>
+            <w:r>
+              <w:t>[   ]</w:t>
+            </w:r>
+          </w:p>
+        </w:tc>
+      </w:tr>
+      <w:tr>
+        <w:tc>
+          <w:tcPr>
+            <w:tcW w:type="dxa" w:w="2880"/>
+          </w:tcPr>
+          <w:p>
+            <w:r>
+              <w:t>Pernyataan pendukung: False</w:t>
+            </w:r>
+          </w:p>
+        </w:tc>
+        <w:tc>
+          <w:tcPr>
+            <w:tcW w:type="dxa" w:w="2880"/>
+          </w:tcPr>
+          <w:p>
+            <w:r>
+              <w:t>[   ]</w:t>
+            </w:r>
+          </w:p>
+        </w:tc>
+        <w:tc>
+          <w:tcPr>
+            <w:tcW w:type="dxa" w:w="2880"/>
+          </w:tcPr>
+          <w:p>
+            <w:r>
+              <w:t>[   ]</w:t>
+            </w:r>
+          </w:p>
+        </w:tc>
+      </w:tr>
+      <w:tr>
+        <w:tc>
+          <w:tcPr>
+            <w:tcW w:type="dxa" w:w="2880"/>
+          </w:tcPr>
+          <w:p>
+            <w:r>
+              <w:t>Kesimpulan akhir sesuai kunci jawaban.</w:t>
             </w:r>
           </w:p>
         </w:tc>
